--- a/การเขียนเรียงความขั้นสูง.docx
+++ b/การเขียนเรียงความขั้นสูง.docx
@@ -26,7 +26,7 @@
           <w:szCs w:val="32"/>
         </w:rPr>
         <w:drawing>
-          <wp:inline distT="0" distB="0" distL="0" distR="0" wp14:anchorId="65D3EABE">
+          <wp:inline distT="0" distB="0" distL="0" distR="0" wp14:anchorId="0B9AB148" wp14:editId="488FBC05">
             <wp:extent cx="1057275" cy="1053973"/>
             <wp:effectExtent l="0" t="0" r="0" b="0"/>
             <wp:docPr id="313052347" name="รูปภาพ 2"/>
@@ -201,7 +201,7 @@
         <mc:AlternateContent>
           <mc:Choice Requires="wps">
             <w:drawing>
-              <wp:anchor distT="0" distB="0" distL="114300" distR="114300" simplePos="0" relativeHeight="251659264" behindDoc="0" locked="0" layoutInCell="1" allowOverlap="1">
+              <wp:anchor distT="0" distB="0" distL="114300" distR="114300" simplePos="0" relativeHeight="251659264" behindDoc="0" locked="0" layoutInCell="1" allowOverlap="1" wp14:anchorId="4D2CF3BE" wp14:editId="508F9764">
                 <wp:simplePos x="0" y="0"/>
                 <wp:positionH relativeFrom="margin">
                   <wp:align>center</wp:align>
@@ -2947,270 +2947,246 @@
     </w:p>
     <w:p>
       <w:pPr>
-        <w:jc w:val="thaiDistribute"/>
-        <w:rPr>
-          <w:rFonts w:ascii="TH Sarabun New" w:hAnsi="TH Sarabun New" w:cs="TH Sarabun New"/>
-          <w:b/>
-          <w:bCs/>
-          <w:sz w:val="32"/>
-          <w:szCs w:val="32"/>
-          <w:cs/>
-        </w:rPr>
-      </w:pPr>
-      <w:r>
-        <w:rPr>
-          <w:rFonts w:ascii="TH Sarabun New" w:hAnsi="TH Sarabun New" w:cs="TH Sarabun New"/>
-          <w:b/>
-          <w:bCs/>
-          <w:sz w:val="32"/>
-          <w:szCs w:val="32"/>
-          <w:cs/>
-        </w:rPr>
-        <w:br w:type="page"/>
-      </w:r>
-    </w:p>
-    <w:p>
-      <w:pPr>
-        <w:tabs>
-          <w:tab w:val="left" w:pos="907"/>
-          <w:tab w:val="left" w:pos="1166"/>
-          <w:tab w:val="left" w:pos="1440"/>
-          <w:tab w:val="left" w:pos="1670"/>
-        </w:tabs>
-        <w:spacing w:after="0" w:line="240" w:lineRule="auto"/>
-        <w:jc w:val="thaiDistribute"/>
-        <w:rPr>
-          <w:rFonts w:ascii="TH Sarabun New" w:hAnsi="TH Sarabun New" w:cs="TH Sarabun New"/>
-          <w:b/>
-          <w:bCs/>
-          <w:sz w:val="32"/>
-          <w:szCs w:val="32"/>
-        </w:rPr>
-      </w:pPr>
-      <w:r>
-        <w:rPr>
-          <w:rFonts w:ascii="TH Sarabun New" w:hAnsi="TH Sarabun New" w:cs="TH Sarabun New"/>
-          <w:b/>
-          <w:bCs/>
+        <w:tabs>
+          <w:tab w:val="left" w:pos="907"/>
+          <w:tab w:val="left" w:pos="1166"/>
+          <w:tab w:val="left" w:pos="1440"/>
+          <w:tab w:val="left" w:pos="1670"/>
+        </w:tabs>
+        <w:spacing w:after="0" w:line="240" w:lineRule="auto"/>
+        <w:jc w:val="thaiDistribute"/>
+        <w:rPr>
+          <w:rFonts w:ascii="TH Sarabun New" w:hAnsi="TH Sarabun New" w:cs="TH Sarabun New"/>
+          <w:b/>
+          <w:bCs/>
+          <w:sz w:val="32"/>
+          <w:szCs w:val="32"/>
+        </w:rPr>
+      </w:pPr>
+      <w:r>
+        <w:rPr>
+          <w:rFonts w:ascii="TH Sarabun New" w:hAnsi="TH Sarabun New" w:cs="TH Sarabun New"/>
+          <w:b/>
+          <w:bCs/>
+          <w:sz w:val="32"/>
+          <w:szCs w:val="32"/>
+          <w:cs/>
+        </w:rPr>
+        <w:t>วิธีการดำเนินงาน</w:t>
+      </w:r>
+    </w:p>
+    <w:p>
+      <w:pPr>
+        <w:tabs>
+          <w:tab w:val="left" w:pos="907"/>
+          <w:tab w:val="left" w:pos="1166"/>
+          <w:tab w:val="left" w:pos="1440"/>
+          <w:tab w:val="left" w:pos="1670"/>
+        </w:tabs>
+        <w:spacing w:after="0" w:line="240" w:lineRule="auto"/>
+        <w:jc w:val="thaiDistribute"/>
+        <w:rPr>
+          <w:rFonts w:ascii="TH Sarabun New" w:hAnsi="TH Sarabun New" w:cs="TH Sarabun New"/>
+          <w:sz w:val="32"/>
+          <w:szCs w:val="32"/>
+        </w:rPr>
+      </w:pPr>
+      <w:r>
+        <w:rPr>
+          <w:rFonts w:ascii="TH Sarabun New" w:hAnsi="TH Sarabun New" w:cs="TH Sarabun New"/>
+          <w:sz w:val="32"/>
+          <w:szCs w:val="32"/>
+          <w:cs/>
+        </w:rPr>
+        <w:tab/>
+      </w:r>
+      <w:r>
+        <w:rPr>
+          <w:rFonts w:ascii="TH Sarabun New" w:hAnsi="TH Sarabun New" w:cs="TH Sarabun New"/>
+          <w:sz w:val="32"/>
+          <w:szCs w:val="32"/>
+        </w:rPr>
+        <w:t xml:space="preserve">1. </w:t>
+      </w:r>
+      <w:r>
+        <w:rPr>
+          <w:rFonts w:ascii="TH Sarabun New" w:hAnsi="TH Sarabun New" w:cs="TH Sarabun New"/>
+          <w:sz w:val="32"/>
+          <w:szCs w:val="32"/>
+          <w:cs/>
+        </w:rPr>
+        <w:t>ศึกษาแนวคิดเกี่ยวกับสุขภาพจิตในวัยเรียน รูปแบบเกมวิชวลโนเวล และกลไกการเล่าเรื่องเชิงโต้ตอบที่เกี่ยวข้อง เพื่อเป็นแนวทางในการออกแบบเนื้อหาและระบบเกม</w:t>
+      </w:r>
+    </w:p>
+    <w:p>
+      <w:pPr>
+        <w:tabs>
+          <w:tab w:val="left" w:pos="907"/>
+          <w:tab w:val="left" w:pos="1166"/>
+          <w:tab w:val="left" w:pos="1440"/>
+          <w:tab w:val="left" w:pos="1670"/>
+        </w:tabs>
+        <w:spacing w:after="0" w:line="240" w:lineRule="auto"/>
+        <w:jc w:val="thaiDistribute"/>
+        <w:rPr>
+          <w:rFonts w:ascii="TH Sarabun New" w:hAnsi="TH Sarabun New" w:cs="TH Sarabun New"/>
+          <w:sz w:val="32"/>
+          <w:szCs w:val="32"/>
+        </w:rPr>
+      </w:pPr>
+      <w:r>
+        <w:rPr>
+          <w:rFonts w:ascii="TH Sarabun New" w:hAnsi="TH Sarabun New" w:cs="TH Sarabun New"/>
+          <w:sz w:val="32"/>
+          <w:szCs w:val="32"/>
+          <w:cs/>
+        </w:rPr>
+        <w:tab/>
+      </w:r>
+      <w:r>
+        <w:rPr>
+          <w:rFonts w:ascii="TH Sarabun New" w:hAnsi="TH Sarabun New" w:cs="TH Sarabun New"/>
+          <w:sz w:val="32"/>
+          <w:szCs w:val="32"/>
+        </w:rPr>
+        <w:t xml:space="preserve">2. </w:t>
+      </w:r>
+      <w:r>
+        <w:rPr>
+          <w:rFonts w:ascii="TH Sarabun New" w:hAnsi="TH Sarabun New" w:cs="TH Sarabun New"/>
+          <w:sz w:val="32"/>
+          <w:szCs w:val="32"/>
+          <w:cs/>
+        </w:rPr>
+        <w:t>กำหนดโครงเรื่องหลัก พัฒนาตัวละคร</w:t>
+      </w:r>
+      <w:r>
+        <w:rPr>
+          <w:rFonts w:ascii="TH Sarabun New" w:hAnsi="TH Sarabun New" w:cs="TH Sarabun New"/>
+          <w:sz w:val="32"/>
+          <w:szCs w:val="32"/>
+        </w:rPr>
+        <w:t xml:space="preserve"> </w:t>
+      </w:r>
+      <w:r>
+        <w:rPr>
+          <w:rFonts w:ascii="TH Sarabun New" w:hAnsi="TH Sarabun New" w:cs="TH Sarabun New"/>
+          <w:sz w:val="32"/>
+          <w:szCs w:val="32"/>
+          <w:cs/>
+        </w:rPr>
+        <w:t>และเส้นทางมุมมองของแต่ละตัวละคร พร้อมทั้งเขียนบทสนทนาและเหตุการณ์ในชีวิตประจำวันของนักเรียน</w:t>
+      </w:r>
+    </w:p>
+    <w:p>
+      <w:pPr>
+        <w:tabs>
+          <w:tab w:val="left" w:pos="907"/>
+          <w:tab w:val="left" w:pos="1166"/>
+          <w:tab w:val="left" w:pos="1440"/>
+          <w:tab w:val="left" w:pos="1670"/>
+        </w:tabs>
+        <w:spacing w:after="0" w:line="240" w:lineRule="auto"/>
+        <w:jc w:val="thaiDistribute"/>
+        <w:rPr>
+          <w:rFonts w:ascii="TH Sarabun New" w:hAnsi="TH Sarabun New" w:cs="TH Sarabun New"/>
+          <w:sz w:val="32"/>
+          <w:szCs w:val="32"/>
+        </w:rPr>
+      </w:pPr>
+      <w:r>
+        <w:rPr>
+          <w:rFonts w:ascii="TH Sarabun New" w:hAnsi="TH Sarabun New" w:cs="TH Sarabun New"/>
+          <w:sz w:val="32"/>
+          <w:szCs w:val="32"/>
+          <w:cs/>
+        </w:rPr>
+        <w:tab/>
+      </w:r>
+      <w:r>
+        <w:rPr>
+          <w:rFonts w:ascii="TH Sarabun New" w:hAnsi="TH Sarabun New" w:cs="TH Sarabun New"/>
+          <w:sz w:val="32"/>
+          <w:szCs w:val="32"/>
+        </w:rPr>
+        <w:t>3</w:t>
+      </w:r>
+      <w:r>
+        <w:rPr>
+          <w:rFonts w:ascii="TH Sarabun New" w:hAnsi="TH Sarabun New" w:cs="TH Sarabun New"/>
+          <w:sz w:val="32"/>
+          <w:szCs w:val="32"/>
+        </w:rPr>
+        <w:t xml:space="preserve">. </w:t>
+      </w:r>
+      <w:r>
+        <w:rPr>
+          <w:rFonts w:ascii="TH Sarabun New" w:hAnsi="TH Sarabun New" w:cs="TH Sarabun New"/>
+          <w:sz w:val="32"/>
+          <w:szCs w:val="32"/>
+          <w:cs/>
+        </w:rPr>
+        <w:t xml:space="preserve">พัฒนาโปรแกรมเกม ดำเนินการพัฒนาเกมด้วยโปรแกรม </w:t>
+      </w:r>
+      <w:r>
+        <w:rPr>
+          <w:rFonts w:ascii="TH Sarabun New" w:hAnsi="TH Sarabun New" w:cs="TH Sarabun New"/>
+          <w:sz w:val="32"/>
+          <w:szCs w:val="32"/>
+        </w:rPr>
+        <w:t xml:space="preserve">Godot </w:t>
+      </w:r>
+      <w:r>
+        <w:rPr>
+          <w:rFonts w:ascii="TH Sarabun New" w:hAnsi="TH Sarabun New" w:cs="TH Sarabun New"/>
+          <w:sz w:val="32"/>
+          <w:szCs w:val="32"/>
+          <w:cs/>
+        </w:rPr>
+        <w:t xml:space="preserve">4 โดยเขียนสคริปต์ด้วยภาษา </w:t>
+      </w:r>
+      <w:r>
+        <w:rPr>
+          <w:rFonts w:ascii="TH Sarabun New" w:hAnsi="TH Sarabun New" w:cs="TH Sarabun New"/>
+          <w:sz w:val="32"/>
+          <w:szCs w:val="32"/>
+        </w:rPr>
+        <w:t xml:space="preserve">GDScript </w:t>
+      </w:r>
+      <w:r>
+        <w:rPr>
+          <w:rFonts w:ascii="TH Sarabun New" w:hAnsi="TH Sarabun New" w:cs="TH Sarabun New"/>
+          <w:sz w:val="32"/>
+          <w:szCs w:val="32"/>
+          <w:cs/>
+        </w:rPr>
+        <w:t>สำหรับระบบบทสนทนา ระบบแตกแขนงของเนื้อเรื่อง และระบบบันทึก/ย้อนกลับสถานะ</w:t>
+      </w:r>
+    </w:p>
+    <w:p>
+      <w:pPr>
+        <w:tabs>
+          <w:tab w:val="left" w:pos="907"/>
+          <w:tab w:val="left" w:pos="1166"/>
+          <w:tab w:val="left" w:pos="1440"/>
+          <w:tab w:val="left" w:pos="1670"/>
+        </w:tabs>
+        <w:spacing w:after="0" w:line="240" w:lineRule="auto"/>
+        <w:jc w:val="thaiDistribute"/>
+        <w:rPr>
+          <w:rFonts w:ascii="TH Sarabun New" w:hAnsi="TH Sarabun New" w:cs="TH Sarabun New"/>
+          <w:sz w:val="32"/>
+          <w:szCs w:val="32"/>
+        </w:rPr>
+      </w:pPr>
+      <w:r>
+        <w:rPr>
+          <w:rFonts w:ascii="TH Sarabun New" w:hAnsi="TH Sarabun New" w:cs="TH Sarabun New"/>
           <w:sz w:val="32"/>
           <w:szCs w:val="32"/>
           <w:cs/>
         </w:rPr>
         <w:lastRenderedPageBreak/>
-        <w:t>วิธีการดำเนินงาน</w:t>
-      </w:r>
-    </w:p>
-    <w:p>
-      <w:pPr>
-        <w:tabs>
-          <w:tab w:val="left" w:pos="907"/>
-          <w:tab w:val="left" w:pos="1166"/>
-          <w:tab w:val="left" w:pos="1440"/>
-          <w:tab w:val="left" w:pos="1670"/>
-        </w:tabs>
-        <w:spacing w:after="0" w:line="240" w:lineRule="auto"/>
-        <w:jc w:val="thaiDistribute"/>
-        <w:rPr>
-          <w:rFonts w:ascii="TH Sarabun New" w:hAnsi="TH Sarabun New" w:cs="TH Sarabun New"/>
-          <w:sz w:val="32"/>
-          <w:szCs w:val="32"/>
-        </w:rPr>
-      </w:pPr>
-      <w:r>
-        <w:rPr>
-          <w:rFonts w:ascii="TH Sarabun New" w:hAnsi="TH Sarabun New" w:cs="TH Sarabun New"/>
-          <w:sz w:val="32"/>
-          <w:szCs w:val="32"/>
-          <w:cs/>
-        </w:rPr>
-        <w:tab/>
-      </w:r>
-      <w:r>
-        <w:rPr>
-          <w:rFonts w:ascii="TH Sarabun New" w:hAnsi="TH Sarabun New" w:cs="TH Sarabun New"/>
-          <w:sz w:val="32"/>
-          <w:szCs w:val="32"/>
-        </w:rPr>
-        <w:t xml:space="preserve">1. </w:t>
-      </w:r>
-      <w:r>
-        <w:rPr>
-          <w:rFonts w:ascii="TH Sarabun New" w:hAnsi="TH Sarabun New" w:cs="TH Sarabun New"/>
-          <w:sz w:val="32"/>
-          <w:szCs w:val="32"/>
-          <w:cs/>
-        </w:rPr>
-        <w:t>ศึกษาแนวคิดเกี่ยวกับสุขภาพจิตในวัยเรียน รูปแบบเกมวิชวลโนเวล และกลไกการเล่าเรื่องเชิงโต้ตอบที่เกี่ยวข้อง เพื่อเป็นแนวทางในการออกแบบเนื้อหาและระบบเกม</w:t>
-      </w:r>
-    </w:p>
-    <w:p>
-      <w:pPr>
-        <w:tabs>
-          <w:tab w:val="left" w:pos="907"/>
-          <w:tab w:val="left" w:pos="1166"/>
-          <w:tab w:val="left" w:pos="1440"/>
-          <w:tab w:val="left" w:pos="1670"/>
-        </w:tabs>
-        <w:spacing w:after="0" w:line="240" w:lineRule="auto"/>
-        <w:jc w:val="thaiDistribute"/>
-        <w:rPr>
-          <w:rFonts w:ascii="TH Sarabun New" w:hAnsi="TH Sarabun New" w:cs="TH Sarabun New"/>
-          <w:sz w:val="32"/>
-          <w:szCs w:val="32"/>
-        </w:rPr>
-      </w:pPr>
-      <w:r>
-        <w:rPr>
-          <w:rFonts w:ascii="TH Sarabun New" w:hAnsi="TH Sarabun New" w:cs="TH Sarabun New"/>
-          <w:sz w:val="32"/>
-          <w:szCs w:val="32"/>
-          <w:cs/>
-        </w:rPr>
-        <w:tab/>
-      </w:r>
-      <w:r>
-        <w:rPr>
-          <w:rFonts w:ascii="TH Sarabun New" w:hAnsi="TH Sarabun New" w:cs="TH Sarabun New"/>
-          <w:sz w:val="32"/>
-          <w:szCs w:val="32"/>
-        </w:rPr>
-        <w:t xml:space="preserve">2. </w:t>
-      </w:r>
-      <w:r>
-        <w:rPr>
-          <w:rFonts w:ascii="TH Sarabun New" w:hAnsi="TH Sarabun New" w:cs="TH Sarabun New"/>
-          <w:sz w:val="32"/>
-          <w:szCs w:val="32"/>
-          <w:cs/>
-        </w:rPr>
-        <w:t>กำหนดโครงเรื่องหลัก พัฒนาตัวละคร</w:t>
-      </w:r>
-      <w:r>
-        <w:rPr>
-          <w:rFonts w:ascii="TH Sarabun New" w:hAnsi="TH Sarabun New" w:cs="TH Sarabun New"/>
-          <w:sz w:val="32"/>
-          <w:szCs w:val="32"/>
-        </w:rPr>
-        <w:t xml:space="preserve"> </w:t>
-      </w:r>
-      <w:r>
-        <w:rPr>
-          <w:rFonts w:ascii="TH Sarabun New" w:hAnsi="TH Sarabun New" w:cs="TH Sarabun New"/>
-          <w:sz w:val="32"/>
-          <w:szCs w:val="32"/>
-          <w:cs/>
-        </w:rPr>
-        <w:t>และเส้นทางมุมมองของแต่ละตัวละคร พร้อมทั้งเขียนบทสนทนาและเหตุการณ์ในชีวิตประจำวันของนักเรียน</w:t>
-      </w:r>
-    </w:p>
-    <w:p>
-      <w:pPr>
-        <w:tabs>
-          <w:tab w:val="left" w:pos="907"/>
-          <w:tab w:val="left" w:pos="1166"/>
-          <w:tab w:val="left" w:pos="1440"/>
-          <w:tab w:val="left" w:pos="1670"/>
-        </w:tabs>
-        <w:spacing w:after="0" w:line="240" w:lineRule="auto"/>
-        <w:jc w:val="thaiDistribute"/>
-        <w:rPr>
-          <w:rFonts w:ascii="TH Sarabun New" w:hAnsi="TH Sarabun New" w:cs="TH Sarabun New"/>
-          <w:sz w:val="32"/>
-          <w:szCs w:val="32"/>
-        </w:rPr>
-      </w:pPr>
-      <w:r>
-        <w:rPr>
-          <w:rFonts w:ascii="TH Sarabun New" w:hAnsi="TH Sarabun New" w:cs="TH Sarabun New"/>
-          <w:sz w:val="32"/>
-          <w:szCs w:val="32"/>
-          <w:cs/>
-        </w:rPr>
-        <w:tab/>
-      </w:r>
-      <w:r>
-        <w:rPr>
-          <w:rFonts w:ascii="TH Sarabun New" w:hAnsi="TH Sarabun New" w:cs="TH Sarabun New"/>
-          <w:sz w:val="32"/>
-          <w:szCs w:val="32"/>
-        </w:rPr>
-        <w:t>3</w:t>
-      </w:r>
-      <w:r>
-        <w:rPr>
-          <w:rFonts w:ascii="TH Sarabun New" w:hAnsi="TH Sarabun New" w:cs="TH Sarabun New"/>
-          <w:sz w:val="32"/>
-          <w:szCs w:val="32"/>
-        </w:rPr>
-        <w:t xml:space="preserve">. </w:t>
-      </w:r>
-      <w:r>
-        <w:rPr>
-          <w:rFonts w:ascii="TH Sarabun New" w:hAnsi="TH Sarabun New" w:cs="TH Sarabun New"/>
-          <w:sz w:val="32"/>
-          <w:szCs w:val="32"/>
-          <w:cs/>
-        </w:rPr>
-        <w:t xml:space="preserve">พัฒนาโปรแกรมเกม ดำเนินการพัฒนาเกมด้วยโปรแกรม </w:t>
-      </w:r>
-      <w:r>
-        <w:rPr>
-          <w:rFonts w:ascii="TH Sarabun New" w:hAnsi="TH Sarabun New" w:cs="TH Sarabun New"/>
-          <w:sz w:val="32"/>
-          <w:szCs w:val="32"/>
-        </w:rPr>
-        <w:t xml:space="preserve">Godot </w:t>
-      </w:r>
-      <w:r>
-        <w:rPr>
-          <w:rFonts w:ascii="TH Sarabun New" w:hAnsi="TH Sarabun New" w:cs="TH Sarabun New"/>
-          <w:sz w:val="32"/>
-          <w:szCs w:val="32"/>
-          <w:cs/>
-        </w:rPr>
-        <w:t xml:space="preserve">4 โดยเขียนสคริปต์ด้วยภาษา </w:t>
-      </w:r>
-      <w:r>
-        <w:rPr>
-          <w:rFonts w:ascii="TH Sarabun New" w:hAnsi="TH Sarabun New" w:cs="TH Sarabun New"/>
-          <w:sz w:val="32"/>
-          <w:szCs w:val="32"/>
-        </w:rPr>
-        <w:t xml:space="preserve">GDScript </w:t>
-      </w:r>
-      <w:r>
-        <w:rPr>
-          <w:rFonts w:ascii="TH Sarabun New" w:hAnsi="TH Sarabun New" w:cs="TH Sarabun New"/>
-          <w:sz w:val="32"/>
-          <w:szCs w:val="32"/>
-          <w:cs/>
-        </w:rPr>
-        <w:t>สำหรับระบบบทสนทนา ระบบแตกแขนงของเนื้อเรื่อง และระบบบันทึก/ย้อนกลับสถานะ</w:t>
-      </w:r>
-    </w:p>
-    <w:p>
-      <w:pPr>
-        <w:tabs>
-          <w:tab w:val="left" w:pos="907"/>
-          <w:tab w:val="left" w:pos="1166"/>
-          <w:tab w:val="left" w:pos="1440"/>
-          <w:tab w:val="left" w:pos="1670"/>
-        </w:tabs>
-        <w:spacing w:after="0" w:line="240" w:lineRule="auto"/>
-        <w:jc w:val="thaiDistribute"/>
-        <w:rPr>
-          <w:rFonts w:ascii="TH Sarabun New" w:hAnsi="TH Sarabun New" w:cs="TH Sarabun New"/>
-          <w:sz w:val="32"/>
-          <w:szCs w:val="32"/>
-        </w:rPr>
-      </w:pPr>
-      <w:r>
-        <w:rPr>
-          <w:rFonts w:ascii="TH Sarabun New" w:hAnsi="TH Sarabun New" w:cs="TH Sarabun New"/>
-          <w:sz w:val="32"/>
-          <w:szCs w:val="32"/>
-          <w:cs/>
-        </w:rPr>
         <w:tab/>
       </w:r>
       <w:r>
@@ -5264,162 +5240,790 @@
     </w:p>
     <w:p>
       <w:pPr>
-        <w:ind w:firstLine="720"/>
-        <w:jc w:val="thaiDistribute"/>
-        <w:rPr>
-          <w:rFonts w:ascii="TH Sarabun New" w:hAnsi="TH Sarabun New" w:cs="TH Sarabun New"/>
-          <w:sz w:val="32"/>
-          <w:szCs w:val="32"/>
-        </w:rPr>
-      </w:pPr>
-      <w:r>
-        <w:rPr>
-          <w:rFonts w:ascii="TH Sarabun New" w:hAnsi="TH Sarabun New" w:cs="TH Sarabun New"/>
-          <w:sz w:val="32"/>
-          <w:szCs w:val="32"/>
-        </w:rPr>
-        <w:br w:type="page"/>
-      </w:r>
-      <w:r>
-        <w:rPr>
-          <w:rFonts w:ascii="TH Sarabun New" w:hAnsi="TH Sarabun New" w:cs="TH Sarabun New"/>
-          <w:b/>
-          <w:bCs/>
-          <w:sz w:val="32"/>
-          <w:szCs w:val="32"/>
+        <w:tabs>
+          <w:tab w:val="left" w:pos="907"/>
+          <w:tab w:val="left" w:pos="1166"/>
+          <w:tab w:val="left" w:pos="1440"/>
+          <w:tab w:val="left" w:pos="1670"/>
+        </w:tabs>
+        <w:spacing w:after="0" w:line="240" w:lineRule="auto"/>
+        <w:jc w:val="thaiDistribute"/>
+        <w:rPr>
+          <w:rFonts w:ascii="TH Sarabun New" w:hAnsi="TH Sarabun New" w:cs="TH Sarabun New"/>
+          <w:sz w:val="32"/>
+          <w:szCs w:val="32"/>
+        </w:rPr>
+      </w:pPr>
+    </w:p>
+    <w:p>
+      <w:pPr>
+        <w:jc w:val="thaiDistribute"/>
+        <w:rPr>
+          <w:rFonts w:ascii="TH Sarabun New" w:hAnsi="TH Sarabun New" w:cs="TH Sarabun New"/>
+          <w:sz w:val="32"/>
+          <w:szCs w:val="32"/>
+        </w:rPr>
+      </w:pPr>
+      <w:r>
+        <w:rPr>
+          <w:rFonts w:ascii="TH Sarabun New" w:hAnsi="TH Sarabun New" w:cs="TH Sarabun New"/>
+          <w:b/>
+          <w:bCs/>
+          <w:sz w:val="32"/>
+          <w:szCs w:val="32"/>
+        </w:rPr>
+        <w:t xml:space="preserve">1. </w:t>
+      </w:r>
+      <w:r>
+        <w:rPr>
+          <w:rFonts w:ascii="TH Sarabun New" w:hAnsi="TH Sarabun New" w:cs="TH Sarabun New"/>
+          <w:b/>
+          <w:bCs/>
+          <w:sz w:val="32"/>
+          <w:szCs w:val="32"/>
+          <w:cs/>
+        </w:rPr>
+        <w:t>แนวคิดและคุณสมบัติของเกมเพื่อการส่งเสริมความเข้าใจและการตระหนักรู้ด้านสุขภาพจิต</w:t>
+      </w:r>
+    </w:p>
+    <w:p>
+      <w:pPr>
+        <w:tabs>
+          <w:tab w:val="left" w:pos="907"/>
+          <w:tab w:val="left" w:pos="1166"/>
+          <w:tab w:val="left" w:pos="1440"/>
+          <w:tab w:val="left" w:pos="1670"/>
+        </w:tabs>
+        <w:spacing w:after="0" w:line="240" w:lineRule="auto"/>
+        <w:jc w:val="thaiDistribute"/>
+        <w:rPr>
+          <w:rFonts w:ascii="TH Sarabun New" w:hAnsi="TH Sarabun New" w:cs="TH Sarabun New"/>
+          <w:b/>
+          <w:bCs/>
+          <w:sz w:val="32"/>
+          <w:szCs w:val="32"/>
+        </w:rPr>
+      </w:pPr>
+      <w:r>
+        <w:rPr>
+          <w:rFonts w:ascii="TH Sarabun New" w:hAnsi="TH Sarabun New" w:cs="TH Sarabun New"/>
+          <w:b/>
+          <w:bCs/>
+          <w:sz w:val="32"/>
+          <w:szCs w:val="32"/>
+        </w:rPr>
+        <w:tab/>
+      </w:r>
+      <w:r>
+        <w:rPr>
+          <w:rFonts w:ascii="TH Sarabun New" w:hAnsi="TH Sarabun New" w:cs="TH Sarabun New"/>
+          <w:b/>
+          <w:bCs/>
+          <w:sz w:val="32"/>
+          <w:szCs w:val="32"/>
+        </w:rPr>
+        <w:t xml:space="preserve">1.1 </w:t>
+      </w:r>
+      <w:r>
+        <w:rPr>
+          <w:rFonts w:ascii="TH Sarabun New" w:hAnsi="TH Sarabun New" w:cs="TH Sarabun New"/>
+          <w:b/>
+          <w:bCs/>
+          <w:sz w:val="32"/>
+          <w:szCs w:val="32"/>
+          <w:cs/>
+        </w:rPr>
+        <w:t>ความหมายและลักษณะของเกมเพื่อการเรียนรู้และการตระหนักรู้</w:t>
+      </w:r>
+    </w:p>
+    <w:p>
+      <w:pPr>
+        <w:tabs>
+          <w:tab w:val="left" w:pos="907"/>
+          <w:tab w:val="left" w:pos="1166"/>
+          <w:tab w:val="left" w:pos="1440"/>
+          <w:tab w:val="left" w:pos="1670"/>
+        </w:tabs>
+        <w:spacing w:after="0" w:line="240" w:lineRule="auto"/>
+        <w:jc w:val="thaiDistribute"/>
+        <w:rPr>
+          <w:rFonts w:ascii="TH Sarabun New" w:hAnsi="TH Sarabun New" w:cs="TH Sarabun New"/>
+          <w:sz w:val="32"/>
+          <w:szCs w:val="32"/>
+        </w:rPr>
+      </w:pPr>
+      <w:r>
+        <w:rPr>
+          <w:rFonts w:ascii="TH Sarabun New" w:hAnsi="TH Sarabun New" w:cs="TH Sarabun New"/>
+          <w:sz w:val="32"/>
+          <w:szCs w:val="32"/>
+          <w:cs/>
+        </w:rPr>
+        <w:tab/>
+      </w:r>
+      <w:r>
+        <w:rPr>
+          <w:rFonts w:ascii="TH Sarabun New" w:hAnsi="TH Sarabun New" w:cs="TH Sarabun New"/>
+          <w:sz w:val="32"/>
+          <w:szCs w:val="32"/>
+          <w:cs/>
+        </w:rPr>
+        <w:tab/>
+      </w:r>
+      <w:r>
+        <w:rPr>
+          <w:rFonts w:ascii="TH Sarabun New" w:hAnsi="TH Sarabun New" w:cs="TH Sarabun New"/>
+          <w:sz w:val="32"/>
+          <w:szCs w:val="32"/>
+          <w:cs/>
+        </w:rPr>
+        <w:t>เกมที่ถูกพัฒนาขึ้นโดยมีเป้าหมายนอกเหนือจากความบันเทิงมักถูกเรียกว่า "เกมจริงจัง" (</w:t>
+      </w:r>
+      <w:r>
+        <w:rPr>
+          <w:rFonts w:ascii="TH Sarabun New" w:hAnsi="TH Sarabun New" w:cs="TH Sarabun New"/>
+          <w:sz w:val="32"/>
+          <w:szCs w:val="32"/>
+        </w:rPr>
+        <w:t xml:space="preserve">serious games) </w:t>
+      </w:r>
+      <w:r>
+        <w:rPr>
+          <w:rFonts w:ascii="TH Sarabun New" w:hAnsi="TH Sarabun New" w:cs="TH Sarabun New"/>
+          <w:sz w:val="32"/>
+          <w:szCs w:val="32"/>
+          <w:cs/>
+        </w:rPr>
+        <w:t xml:space="preserve">อย่างไรก็ตาม </w:t>
+      </w:r>
+      <w:r>
+        <w:rPr>
+          <w:rFonts w:ascii="TH Sarabun New" w:hAnsi="TH Sarabun New" w:cs="TH Sarabun New"/>
+          <w:sz w:val="32"/>
+          <w:szCs w:val="32"/>
+        </w:rPr>
+        <w:t xml:space="preserve">Warsinsky, Schmidt-Kraepelin, Rank, Thiebes </w:t>
+      </w:r>
+      <w:r>
+        <w:rPr>
+          <w:rFonts w:ascii="TH Sarabun New" w:hAnsi="TH Sarabun New" w:cs="TH Sarabun New"/>
+          <w:sz w:val="32"/>
+          <w:szCs w:val="32"/>
+          <w:cs/>
+        </w:rPr>
+        <w:t xml:space="preserve">และ </w:t>
+      </w:r>
+      <w:r>
+        <w:rPr>
+          <w:rFonts w:ascii="TH Sarabun New" w:hAnsi="TH Sarabun New" w:cs="TH Sarabun New"/>
+          <w:sz w:val="32"/>
+          <w:szCs w:val="32"/>
+        </w:rPr>
+        <w:t>Sunyaev (</w:t>
+      </w:r>
+      <w:r>
+        <w:rPr>
+          <w:rFonts w:ascii="TH Sarabun New" w:hAnsi="TH Sarabun New" w:cs="TH Sarabun New"/>
+          <w:sz w:val="32"/>
+          <w:szCs w:val="32"/>
+          <w:cs/>
+        </w:rPr>
+        <w:t xml:space="preserve">2021) ได้ทบทวนงานวิจัยด้านสุขภาพจำนวน 206 เรื่อง และพบว่าคำนิยามของ </w:t>
+      </w:r>
+      <w:r>
+        <w:rPr>
+          <w:rFonts w:ascii="TH Sarabun New" w:hAnsi="TH Sarabun New" w:cs="TH Sarabun New"/>
+          <w:sz w:val="32"/>
+          <w:szCs w:val="32"/>
+        </w:rPr>
+        <w:t xml:space="preserve">serious games </w:t>
+      </w:r>
+      <w:r>
+        <w:rPr>
+          <w:rFonts w:ascii="TH Sarabun New" w:hAnsi="TH Sarabun New" w:cs="TH Sarabun New"/>
+          <w:sz w:val="32"/>
+          <w:szCs w:val="32"/>
+          <w:cs/>
+        </w:rPr>
+        <w:t xml:space="preserve">ที่ใช้ในวงการวิจัยมีความหลากหลายสูงมาก อีกทั้งยังมักถูกใช้สลับกับคำว่า </w:t>
+      </w:r>
+      <w:r>
+        <w:rPr>
+          <w:rFonts w:ascii="TH Sarabun New" w:hAnsi="TH Sarabun New" w:cs="TH Sarabun New"/>
+          <w:sz w:val="32"/>
+          <w:szCs w:val="32"/>
+        </w:rPr>
+        <w:t xml:space="preserve">gamification </w:t>
+      </w:r>
+      <w:r>
+        <w:rPr>
+          <w:rFonts w:ascii="TH Sarabun New" w:hAnsi="TH Sarabun New" w:cs="TH Sarabun New"/>
+          <w:sz w:val="32"/>
+          <w:szCs w:val="32"/>
+          <w:cs/>
+        </w:rPr>
+        <w:t xml:space="preserve">ทั้งที่ทั้งสองแนวคิดมีความแตกต่างกันในเชิงโครงสร้าง กล่าวคือ </w:t>
+      </w:r>
+      <w:r>
+        <w:rPr>
+          <w:rFonts w:ascii="TH Sarabun New" w:hAnsi="TH Sarabun New" w:cs="TH Sarabun New"/>
+          <w:sz w:val="32"/>
+          <w:szCs w:val="32"/>
+        </w:rPr>
+        <w:t xml:space="preserve">gamification </w:t>
+      </w:r>
+      <w:r>
+        <w:rPr>
+          <w:rFonts w:ascii="TH Sarabun New" w:hAnsi="TH Sarabun New" w:cs="TH Sarabun New"/>
+          <w:sz w:val="32"/>
+          <w:szCs w:val="32"/>
+          <w:cs/>
+        </w:rPr>
+        <w:t xml:space="preserve">หมายถึงการเติมองค์ประกอบของเกมเข้าไปในกิจกรรมที่ไม่ใช่เกม ขณะที่ </w:t>
+      </w:r>
+      <w:r>
+        <w:rPr>
+          <w:rFonts w:ascii="TH Sarabun New" w:hAnsi="TH Sarabun New" w:cs="TH Sarabun New"/>
+          <w:sz w:val="32"/>
+          <w:szCs w:val="32"/>
+        </w:rPr>
+        <w:t xml:space="preserve">serious games </w:t>
+      </w:r>
+      <w:r>
+        <w:rPr>
+          <w:rFonts w:ascii="TH Sarabun New" w:hAnsi="TH Sarabun New" w:cs="TH Sarabun New"/>
+          <w:sz w:val="32"/>
+          <w:szCs w:val="32"/>
+          <w:cs/>
+        </w:rPr>
+        <w:t>หมายถึงเกมที่สมบูรณ์ในตัวเองแต่ถูกออกแบบเพื่อวัตถุประสงค์อื่นนอกเหนือจากความบันเทิงล้วน ๆ</w:t>
+      </w:r>
+    </w:p>
+    <w:p>
+      <w:pPr>
+        <w:tabs>
+          <w:tab w:val="left" w:pos="907"/>
+          <w:tab w:val="left" w:pos="1166"/>
+          <w:tab w:val="left" w:pos="1440"/>
+          <w:tab w:val="left" w:pos="1670"/>
+        </w:tabs>
+        <w:spacing w:after="0" w:line="240" w:lineRule="auto"/>
+        <w:jc w:val="thaiDistribute"/>
+        <w:rPr>
+          <w:rFonts w:ascii="TH Sarabun New" w:hAnsi="TH Sarabun New" w:cs="TH Sarabun New"/>
+          <w:sz w:val="32"/>
+          <w:szCs w:val="32"/>
+        </w:rPr>
+      </w:pPr>
+      <w:r>
+        <w:rPr>
+          <w:rFonts w:ascii="TH Sarabun New" w:hAnsi="TH Sarabun New" w:cs="TH Sarabun New"/>
+          <w:sz w:val="32"/>
+          <w:szCs w:val="32"/>
+          <w:cs/>
+        </w:rPr>
+        <w:tab/>
+      </w:r>
+      <w:r>
+        <w:rPr>
+          <w:rFonts w:ascii="TH Sarabun New" w:hAnsi="TH Sarabun New" w:cs="TH Sarabun New"/>
+          <w:sz w:val="32"/>
+          <w:szCs w:val="32"/>
+          <w:cs/>
+        </w:rPr>
+        <w:t xml:space="preserve">ความคลุมเครือดังกล่าวมีความสำคัญต่อโครงงานนี้ เพราะหมายความว่าการอ้างว่าผลงานเป็น "เกมเพื่อการศึกษา" เพียงอย่างเดียวยังไม่เพียงพอ ผู้พัฒนาจำเป็นต้องระบุให้ชัดเจนว่าเกมมีเป้าหมายอะไร ใช้กลไกใด และคาดหวังผลลัพธ์ในระดับใด </w:t>
+      </w:r>
+      <w:r>
+        <w:rPr>
+          <w:rFonts w:ascii="TH Sarabun New" w:hAnsi="TH Sarabun New" w:cs="TH Sarabun New"/>
+          <w:sz w:val="32"/>
+          <w:szCs w:val="32"/>
+        </w:rPr>
+        <w:t xml:space="preserve">Warsinsky </w:t>
+      </w:r>
+      <w:r>
+        <w:rPr>
+          <w:rFonts w:ascii="TH Sarabun New" w:hAnsi="TH Sarabun New" w:cs="TH Sarabun New"/>
+          <w:sz w:val="32"/>
+          <w:szCs w:val="32"/>
+          <w:cs/>
+        </w:rPr>
+        <w:t xml:space="preserve">และคณะ (2021) จึงเสนอแนวทางการรายงานที่เรียกว่า </w:t>
+      </w:r>
+      <w:r>
+        <w:rPr>
+          <w:rFonts w:ascii="TH Sarabun New" w:hAnsi="TH Sarabun New" w:cs="TH Sarabun New"/>
+          <w:sz w:val="32"/>
+          <w:szCs w:val="32"/>
+        </w:rPr>
+        <w:t xml:space="preserve">GAMING </w:t>
+      </w:r>
+      <w:r>
+        <w:rPr>
+          <w:rFonts w:ascii="TH Sarabun New" w:hAnsi="TH Sarabun New" w:cs="TH Sarabun New"/>
+          <w:sz w:val="32"/>
+          <w:szCs w:val="32"/>
+          <w:cs/>
+        </w:rPr>
+        <w:t>เพื่อให้ผู้วิจัยระบุลักษณะของสิ่งที่ตนพัฒนาอย่างชัดเจน</w:t>
+      </w:r>
+    </w:p>
+    <w:p>
+      <w:pPr>
+        <w:tabs>
+          <w:tab w:val="left" w:pos="907"/>
+          <w:tab w:val="left" w:pos="1166"/>
+          <w:tab w:val="left" w:pos="1440"/>
+          <w:tab w:val="left" w:pos="1670"/>
+        </w:tabs>
+        <w:spacing w:after="0" w:line="240" w:lineRule="auto"/>
+        <w:jc w:val="thaiDistribute"/>
+        <w:rPr>
+          <w:rFonts w:ascii="TH Sarabun New" w:hAnsi="TH Sarabun New" w:cs="TH Sarabun New"/>
+          <w:sz w:val="32"/>
+          <w:szCs w:val="32"/>
+          <w:u w:val="single"/>
+        </w:rPr>
+      </w:pPr>
+      <w:r>
+        <w:rPr>
+          <w:rFonts w:ascii="TH Sarabun New" w:hAnsi="TH Sarabun New" w:cs="TH Sarabun New"/>
+          <w:sz w:val="32"/>
+          <w:szCs w:val="32"/>
+          <w:cs/>
+        </w:rPr>
+        <w:tab/>
+      </w:r>
+      <w:r>
+        <w:rPr>
+          <w:rFonts w:ascii="TH Sarabun New" w:hAnsi="TH Sarabun New" w:cs="TH Sarabun New"/>
+          <w:sz w:val="32"/>
+          <w:szCs w:val="32"/>
+          <w:cs/>
+        </w:rPr>
+        <w:t xml:space="preserve">ตามกรอบดังกล่าว </w:t>
+      </w:r>
+      <w:r>
+        <w:rPr>
+          <w:rFonts w:ascii="TH Sarabun New" w:hAnsi="TH Sarabun New" w:cs="TH Sarabun New"/>
+          <w:sz w:val="32"/>
+          <w:szCs w:val="32"/>
+        </w:rPr>
+        <w:t xml:space="preserve">Untitled Illness </w:t>
+      </w:r>
+      <w:r>
+        <w:rPr>
+          <w:rFonts w:ascii="TH Sarabun New" w:hAnsi="TH Sarabun New" w:cs="TH Sarabun New"/>
+          <w:sz w:val="32"/>
+          <w:szCs w:val="32"/>
+          <w:cs/>
+        </w:rPr>
+        <w:t xml:space="preserve">จัดเป็น </w:t>
+      </w:r>
+      <w:r>
+        <w:rPr>
+          <w:rFonts w:ascii="TH Sarabun New" w:hAnsi="TH Sarabun New" w:cs="TH Sarabun New"/>
+          <w:sz w:val="32"/>
+          <w:szCs w:val="32"/>
+        </w:rPr>
+        <w:t xml:space="preserve">serious game </w:t>
+      </w:r>
+      <w:r>
+        <w:rPr>
+          <w:rFonts w:ascii="TH Sarabun New" w:hAnsi="TH Sarabun New" w:cs="TH Sarabun New"/>
+          <w:sz w:val="32"/>
+          <w:szCs w:val="32"/>
+          <w:cs/>
+        </w:rPr>
+        <w:t>เนื่องจากเป็นเกมที่สมบูรณ์ในตัวเอง มิใช่การเติมองค์ประกอบเกมลงในกิจกรรมอื่น และ</w:t>
+      </w:r>
+      <w:r>
+        <w:rPr>
+          <w:rFonts w:ascii="TH Sarabun New" w:hAnsi="TH Sarabun New" w:cs="TH Sarabun New"/>
+          <w:sz w:val="32"/>
+          <w:szCs w:val="32"/>
+          <w:u w:val="single"/>
+          <w:cs/>
+        </w:rPr>
+        <w:t>มีวัตถุประสงค์เพื่อสร้างความตระหนักรู้ มิใช่เพื่อการบำบัดหรือการวินิจฉัย</w:t>
+      </w:r>
+    </w:p>
+    <w:p>
+      <w:pPr>
+        <w:tabs>
+          <w:tab w:val="left" w:pos="907"/>
+          <w:tab w:val="left" w:pos="1166"/>
+          <w:tab w:val="left" w:pos="1440"/>
+          <w:tab w:val="left" w:pos="1670"/>
+        </w:tabs>
+        <w:spacing w:after="0" w:line="240" w:lineRule="auto"/>
+        <w:jc w:val="thaiDistribute"/>
+        <w:rPr>
+          <w:rFonts w:ascii="TH Sarabun New" w:hAnsi="TH Sarabun New" w:cs="TH Sarabun New"/>
+          <w:sz w:val="32"/>
+          <w:szCs w:val="32"/>
+          <w:u w:val="single"/>
+        </w:rPr>
+      </w:pPr>
+    </w:p>
+    <w:p>
+      <w:pPr>
+        <w:tabs>
+          <w:tab w:val="left" w:pos="907"/>
+          <w:tab w:val="left" w:pos="1166"/>
+          <w:tab w:val="left" w:pos="1440"/>
+          <w:tab w:val="left" w:pos="1670"/>
+        </w:tabs>
+        <w:spacing w:after="0" w:line="240" w:lineRule="auto"/>
+        <w:jc w:val="thaiDistribute"/>
+        <w:rPr>
+          <w:rFonts w:ascii="TH Sarabun New" w:hAnsi="TH Sarabun New" w:cs="TH Sarabun New"/>
+          <w:b/>
+          <w:bCs/>
+          <w:sz w:val="32"/>
+          <w:szCs w:val="32"/>
+        </w:rPr>
+      </w:pPr>
+      <w:r>
+        <w:rPr>
+          <w:rFonts w:ascii="TH Sarabun New" w:hAnsi="TH Sarabun New" w:cs="TH Sarabun New"/>
+          <w:b/>
+          <w:bCs/>
+          <w:sz w:val="32"/>
+          <w:szCs w:val="32"/>
+        </w:rPr>
+        <w:tab/>
+      </w:r>
+      <w:r>
+        <w:rPr>
+          <w:rFonts w:ascii="TH Sarabun New" w:hAnsi="TH Sarabun New" w:cs="TH Sarabun New"/>
+          <w:b/>
+          <w:bCs/>
+          <w:sz w:val="32"/>
+          <w:szCs w:val="32"/>
+        </w:rPr>
+        <w:t xml:space="preserve">1.2 </w:t>
+      </w:r>
+      <w:r>
+        <w:rPr>
+          <w:rFonts w:ascii="TH Sarabun New" w:hAnsi="TH Sarabun New" w:cs="TH Sarabun New"/>
+          <w:b/>
+          <w:bCs/>
+          <w:sz w:val="32"/>
+          <w:szCs w:val="32"/>
+          <w:cs/>
+        </w:rPr>
+        <w:t xml:space="preserve">เกมแนว </w:t>
+      </w:r>
+      <w:r>
+        <w:rPr>
+          <w:rFonts w:ascii="TH Sarabun New" w:hAnsi="TH Sarabun New" w:cs="TH Sarabun New"/>
+          <w:b/>
+          <w:bCs/>
+          <w:sz w:val="32"/>
+          <w:szCs w:val="32"/>
+        </w:rPr>
+        <w:t>Visual Novel</w:t>
+      </w:r>
+    </w:p>
+    <w:p>
+      <w:pPr>
+        <w:tabs>
+          <w:tab w:val="left" w:pos="907"/>
+          <w:tab w:val="left" w:pos="1166"/>
+          <w:tab w:val="left" w:pos="1440"/>
+          <w:tab w:val="left" w:pos="1670"/>
+        </w:tabs>
+        <w:spacing w:after="0" w:line="240" w:lineRule="auto"/>
+        <w:jc w:val="thaiDistribute"/>
+        <w:rPr>
+          <w:rFonts w:ascii="TH Sarabun New" w:hAnsi="TH Sarabun New" w:cs="TH Sarabun New"/>
+          <w:sz w:val="32"/>
+          <w:szCs w:val="32"/>
+        </w:rPr>
+      </w:pPr>
+      <w:r>
+        <w:rPr>
+          <w:rFonts w:ascii="TH Sarabun New" w:hAnsi="TH Sarabun New" w:cs="TH Sarabun New"/>
+          <w:sz w:val="32"/>
+          <w:szCs w:val="32"/>
+          <w:cs/>
+        </w:rPr>
+        <w:tab/>
+      </w:r>
+      <w:r>
+        <w:rPr>
+          <w:rFonts w:ascii="TH Sarabun New" w:hAnsi="TH Sarabun New" w:cs="TH Sarabun New"/>
+          <w:sz w:val="32"/>
+          <w:szCs w:val="32"/>
+          <w:cs/>
+        </w:rPr>
+        <w:tab/>
+      </w:r>
+      <w:r>
+        <w:rPr>
+          <w:rFonts w:ascii="TH Sarabun New" w:hAnsi="TH Sarabun New" w:cs="TH Sarabun New"/>
+          <w:sz w:val="32"/>
+          <w:szCs w:val="32"/>
+          <w:cs/>
+        </w:rPr>
+        <w:t xml:space="preserve">คำนิยามของวิชวลโนเวลในแวดวงวิชาการเคยมีความหลากหลายอย่างมาก ตั้งแต่การเรียกว่า "ตำราเรียนเชิงโต้ตอบ" ไปจนถึง "เกมผจญภัยที่มีหลายตอนจบ" </w:t>
+      </w:r>
+      <w:r>
+        <w:rPr>
+          <w:rFonts w:ascii="TH Sarabun New" w:hAnsi="TH Sarabun New" w:cs="TH Sarabun New"/>
+          <w:sz w:val="32"/>
+          <w:szCs w:val="32"/>
+        </w:rPr>
+        <w:t xml:space="preserve">Camingue, Carstensdóttir </w:t>
+      </w:r>
+      <w:r>
+        <w:rPr>
+          <w:rFonts w:ascii="TH Sarabun New" w:hAnsi="TH Sarabun New" w:cs="TH Sarabun New"/>
+          <w:sz w:val="32"/>
+          <w:szCs w:val="32"/>
+          <w:cs/>
+        </w:rPr>
+        <w:t xml:space="preserve">และ </w:t>
+      </w:r>
+      <w:r>
+        <w:rPr>
+          <w:rFonts w:ascii="TH Sarabun New" w:hAnsi="TH Sarabun New" w:cs="TH Sarabun New"/>
+          <w:sz w:val="32"/>
+          <w:szCs w:val="32"/>
+        </w:rPr>
+        <w:t>Melcer (</w:t>
+      </w:r>
+      <w:r>
+        <w:rPr>
+          <w:rFonts w:ascii="TH Sarabun New" w:hAnsi="TH Sarabun New" w:cs="TH Sarabun New"/>
+          <w:sz w:val="32"/>
+          <w:szCs w:val="32"/>
+          <w:cs/>
+        </w:rPr>
+        <w:t>2021) จึงได้วิเคราะห์คำนิยามทางวิชาการ 30 คำนิยาม ร่วมกับการวิเคราะห์เกมวิชวลโนเวลจริง 54 เกม และพบว่าคำนิยามเดิมส่วนใหญ่ครอบคลุมองค์ประกอบของแนวเกมเพียงบางส่วนเท่านั้น</w:t>
+      </w:r>
+    </w:p>
+    <w:p>
+      <w:pPr>
+        <w:tabs>
+          <w:tab w:val="left" w:pos="907"/>
+          <w:tab w:val="left" w:pos="1166"/>
+          <w:tab w:val="left" w:pos="1440"/>
+          <w:tab w:val="left" w:pos="1670"/>
+        </w:tabs>
+        <w:spacing w:after="0" w:line="240" w:lineRule="auto"/>
+        <w:jc w:val="thaiDistribute"/>
+        <w:rPr>
+          <w:rFonts w:ascii="TH Sarabun New" w:hAnsi="TH Sarabun New" w:cs="TH Sarabun New"/>
+          <w:sz w:val="32"/>
+          <w:szCs w:val="32"/>
+        </w:rPr>
+      </w:pPr>
+      <w:r>
+        <w:rPr>
+          <w:rFonts w:ascii="TH Sarabun New" w:hAnsi="TH Sarabun New" w:cs="TH Sarabun New"/>
+          <w:sz w:val="32"/>
+          <w:szCs w:val="32"/>
+          <w:cs/>
         </w:rPr>
         <w:lastRenderedPageBreak/>
-        <w:t xml:space="preserve">1. </w:t>
-      </w:r>
-      <w:r>
-        <w:rPr>
-          <w:rFonts w:ascii="TH Sarabun New" w:hAnsi="TH Sarabun New" w:cs="TH Sarabun New"/>
-          <w:b/>
-          <w:bCs/>
-          <w:sz w:val="32"/>
-          <w:szCs w:val="32"/>
-          <w:cs/>
-        </w:rPr>
-        <w:t>แนวคิดและคุณสมบัติของเกมเพื่อการส่งเสริมความเข้าใจและการตระหนักรู้ด้านสุขภาพจิต</w:t>
-      </w:r>
-    </w:p>
-    <w:p>
-      <w:pPr>
-        <w:tabs>
-          <w:tab w:val="left" w:pos="907"/>
-          <w:tab w:val="left" w:pos="1166"/>
-          <w:tab w:val="left" w:pos="1440"/>
-          <w:tab w:val="left" w:pos="1670"/>
-        </w:tabs>
-        <w:spacing w:after="0" w:line="240" w:lineRule="auto"/>
-        <w:jc w:val="thaiDistribute"/>
-        <w:rPr>
-          <w:rFonts w:ascii="TH Sarabun New" w:hAnsi="TH Sarabun New" w:cs="TH Sarabun New"/>
-          <w:b/>
-          <w:bCs/>
-          <w:sz w:val="32"/>
-          <w:szCs w:val="32"/>
-        </w:rPr>
-      </w:pPr>
-      <w:r>
-        <w:rPr>
-          <w:rFonts w:ascii="TH Sarabun New" w:hAnsi="TH Sarabun New" w:cs="TH Sarabun New"/>
-          <w:b/>
-          <w:bCs/>
-          <w:sz w:val="32"/>
-          <w:szCs w:val="32"/>
-        </w:rPr>
-        <w:tab/>
-      </w:r>
-      <w:r>
-        <w:rPr>
-          <w:rFonts w:ascii="TH Sarabun New" w:hAnsi="TH Sarabun New" w:cs="TH Sarabun New"/>
-          <w:b/>
-          <w:bCs/>
-          <w:sz w:val="32"/>
-          <w:szCs w:val="32"/>
-        </w:rPr>
-        <w:t xml:space="preserve">1.1 </w:t>
-      </w:r>
-      <w:r>
-        <w:rPr>
-          <w:rFonts w:ascii="TH Sarabun New" w:hAnsi="TH Sarabun New" w:cs="TH Sarabun New"/>
-          <w:b/>
-          <w:bCs/>
-          <w:sz w:val="32"/>
-          <w:szCs w:val="32"/>
-          <w:cs/>
-        </w:rPr>
-        <w:t>ความหมายและลักษณะของเกมเพื่อการเรียนรู้และการตระหนักรู้</w:t>
-      </w:r>
-    </w:p>
-    <w:p>
-      <w:pPr>
-        <w:tabs>
-          <w:tab w:val="left" w:pos="907"/>
-          <w:tab w:val="left" w:pos="1166"/>
-          <w:tab w:val="left" w:pos="1440"/>
-          <w:tab w:val="left" w:pos="1670"/>
-        </w:tabs>
-        <w:spacing w:after="0" w:line="240" w:lineRule="auto"/>
-        <w:jc w:val="thaiDistribute"/>
-        <w:rPr>
-          <w:rFonts w:ascii="TH Sarabun New" w:hAnsi="TH Sarabun New" w:cs="TH Sarabun New"/>
-          <w:sz w:val="32"/>
-          <w:szCs w:val="32"/>
-        </w:rPr>
-      </w:pPr>
-      <w:r>
-        <w:rPr>
-          <w:rFonts w:ascii="TH Sarabun New" w:hAnsi="TH Sarabun New" w:cs="TH Sarabun New"/>
-          <w:sz w:val="32"/>
-          <w:szCs w:val="32"/>
-          <w:cs/>
-        </w:rPr>
-        <w:tab/>
-      </w:r>
-      <w:r>
-        <w:rPr>
-          <w:rFonts w:ascii="TH Sarabun New" w:hAnsi="TH Sarabun New" w:cs="TH Sarabun New"/>
-          <w:sz w:val="32"/>
-          <w:szCs w:val="32"/>
-          <w:cs/>
-        </w:rPr>
-        <w:tab/>
-      </w:r>
-      <w:r>
-        <w:rPr>
-          <w:rFonts w:ascii="TH Sarabun New" w:hAnsi="TH Sarabun New" w:cs="TH Sarabun New"/>
-          <w:sz w:val="32"/>
-          <w:szCs w:val="32"/>
-          <w:cs/>
-        </w:rPr>
-        <w:t>เกมที่ถูกพัฒนาขึ้นโดยมีเป้าหมายนอกเหนือจากความบันเทิงมักถูกเรียกว่า "เกมจริงจัง" (</w:t>
-      </w:r>
-      <w:r>
-        <w:rPr>
-          <w:rFonts w:ascii="TH Sarabun New" w:hAnsi="TH Sarabun New" w:cs="TH Sarabun New"/>
-          <w:sz w:val="32"/>
-          <w:szCs w:val="32"/>
-        </w:rPr>
-        <w:t xml:space="preserve">serious games) </w:t>
-      </w:r>
-      <w:r>
-        <w:rPr>
-          <w:rFonts w:ascii="TH Sarabun New" w:hAnsi="TH Sarabun New" w:cs="TH Sarabun New"/>
-          <w:sz w:val="32"/>
-          <w:szCs w:val="32"/>
-          <w:cs/>
-        </w:rPr>
-        <w:t xml:space="preserve">อย่างไรก็ตาม </w:t>
-      </w:r>
-      <w:r>
-        <w:rPr>
-          <w:rFonts w:ascii="TH Sarabun New" w:hAnsi="TH Sarabun New" w:cs="TH Sarabun New"/>
-          <w:sz w:val="32"/>
-          <w:szCs w:val="32"/>
-        </w:rPr>
-        <w:t xml:space="preserve">Warsinsky, Schmidt-Kraepelin, Rank, Thiebes </w:t>
+        <w:tab/>
+      </w:r>
+      <w:r>
+        <w:rPr>
+          <w:rFonts w:ascii="TH Sarabun New" w:hAnsi="TH Sarabun New" w:cs="TH Sarabun New"/>
+          <w:sz w:val="32"/>
+          <w:szCs w:val="32"/>
+          <w:cs/>
+        </w:rPr>
+        <w:t>จากการวิเคราะห์ดังกล่าว คณะผู้วิจัยได้เสนอคำนิยามที่รวมองค์ประกอบสำคัญเข้าด้วยกัน ได้แก่ การเล่าเรื่องที่อาศัยข้อความเป็นหลัก การใช้ภาพนิ่งหรือสไปรต์ตัวละครประกอบ โครงเรื่องแบบแตกแขนง และตัวเลือกที่ส่งผลต่อทิศทางและตอนจบของเรื่อง นอกจากนี้ยังเน้นว่าองค์ประกอบด้านการโต้ตอบเป็นส่วนหนึ่งของนิยามแนวเกม มิใช่เพียงส่วนเสริม</w:t>
+      </w:r>
+    </w:p>
+    <w:p>
+      <w:pPr>
+        <w:tabs>
+          <w:tab w:val="left" w:pos="907"/>
+          <w:tab w:val="left" w:pos="1166"/>
+          <w:tab w:val="left" w:pos="1440"/>
+          <w:tab w:val="left" w:pos="1670"/>
+        </w:tabs>
+        <w:spacing w:after="0" w:line="240" w:lineRule="auto"/>
+        <w:jc w:val="thaiDistribute"/>
+        <w:rPr>
+          <w:rFonts w:ascii="TH Sarabun New" w:hAnsi="TH Sarabun New" w:cs="TH Sarabun New"/>
+          <w:sz w:val="32"/>
+          <w:szCs w:val="32"/>
+        </w:rPr>
+      </w:pPr>
+    </w:p>
+    <w:p>
+      <w:pPr>
+        <w:tabs>
+          <w:tab w:val="left" w:pos="907"/>
+          <w:tab w:val="left" w:pos="1166"/>
+          <w:tab w:val="left" w:pos="1440"/>
+          <w:tab w:val="left" w:pos="1670"/>
+        </w:tabs>
+        <w:spacing w:after="0" w:line="240" w:lineRule="auto"/>
+        <w:jc w:val="thaiDistribute"/>
+        <w:rPr>
+          <w:rFonts w:ascii="TH Sarabun New" w:hAnsi="TH Sarabun New" w:cs="TH Sarabun New"/>
+          <w:sz w:val="32"/>
+          <w:szCs w:val="32"/>
+        </w:rPr>
+      </w:pPr>
+      <w:r>
+        <w:rPr>
+          <w:rFonts w:ascii="TH Sarabun New" w:hAnsi="TH Sarabun New" w:cs="TH Sarabun New"/>
+          <w:sz w:val="32"/>
+          <w:szCs w:val="32"/>
+          <w:cs/>
+        </w:rPr>
+        <w:tab/>
+      </w:r>
+      <w:r>
+        <w:rPr>
+          <w:rFonts w:ascii="TH Sarabun New" w:hAnsi="TH Sarabun New" w:cs="TH Sarabun New"/>
+          <w:sz w:val="32"/>
+          <w:szCs w:val="32"/>
+          <w:cs/>
+        </w:rPr>
+        <w:t>คุณสมบัติเหล่านี้ทำให้วิชวลโนเวลเหมาะสมกับโครงงานที่ต้องการสื่อสารประเด็นทางอารมณ์ เนื่องจากเปิดพื้นที่ให้กับความคิดภายในของตัวละครได้มาก ใช้ทรัพยากรการผลิตน้อยกว่าเกมแนวอื่น และเอื้อต่อการสร้างเส้นทางเรื่องหลายเส้นภายในโครงงานขนาดเล็ก</w:t>
+      </w:r>
+    </w:p>
+    <w:p>
+      <w:pPr>
+        <w:tabs>
+          <w:tab w:val="left" w:pos="907"/>
+          <w:tab w:val="left" w:pos="1166"/>
+          <w:tab w:val="left" w:pos="1440"/>
+          <w:tab w:val="left" w:pos="1670"/>
+        </w:tabs>
+        <w:spacing w:after="0" w:line="240" w:lineRule="auto"/>
+        <w:jc w:val="thaiDistribute"/>
+        <w:rPr>
+          <w:rFonts w:ascii="TH Sarabun New" w:hAnsi="TH Sarabun New" w:cs="TH Sarabun New"/>
+          <w:sz w:val="32"/>
+          <w:szCs w:val="32"/>
+        </w:rPr>
+      </w:pPr>
+    </w:p>
+    <w:p>
+      <w:pPr>
+        <w:tabs>
+          <w:tab w:val="left" w:pos="907"/>
+          <w:tab w:val="left" w:pos="1166"/>
+          <w:tab w:val="left" w:pos="1440"/>
+          <w:tab w:val="left" w:pos="1670"/>
+        </w:tabs>
+        <w:spacing w:after="0" w:line="240" w:lineRule="auto"/>
+        <w:jc w:val="thaiDistribute"/>
+        <w:rPr>
+          <w:rFonts w:ascii="TH Sarabun New" w:hAnsi="TH Sarabun New" w:cs="TH Sarabun New"/>
+          <w:b/>
+          <w:bCs/>
+          <w:sz w:val="32"/>
+          <w:szCs w:val="32"/>
+        </w:rPr>
+      </w:pPr>
+      <w:r>
+        <w:rPr>
+          <w:rFonts w:ascii="TH Sarabun New" w:hAnsi="TH Sarabun New" w:cs="TH Sarabun New"/>
+          <w:b/>
+          <w:bCs/>
+          <w:sz w:val="32"/>
+          <w:szCs w:val="32"/>
+        </w:rPr>
+        <w:tab/>
+      </w:r>
+      <w:r>
+        <w:rPr>
+          <w:rFonts w:ascii="TH Sarabun New" w:hAnsi="TH Sarabun New" w:cs="TH Sarabun New"/>
+          <w:b/>
+          <w:bCs/>
+          <w:sz w:val="32"/>
+          <w:szCs w:val="32"/>
+        </w:rPr>
+        <w:t xml:space="preserve">1.3 </w:t>
+      </w:r>
+      <w:r>
+        <w:rPr>
+          <w:rFonts w:ascii="TH Sarabun New" w:hAnsi="TH Sarabun New" w:cs="TH Sarabun New"/>
+          <w:b/>
+          <w:bCs/>
+          <w:sz w:val="32"/>
+          <w:szCs w:val="32"/>
+          <w:cs/>
+        </w:rPr>
+        <w:t>การเล่าเรื่องผ่านเกมและมุมมองของตัวละคร</w:t>
+      </w:r>
+    </w:p>
+    <w:p>
+      <w:pPr>
+        <w:tabs>
+          <w:tab w:val="left" w:pos="907"/>
+          <w:tab w:val="left" w:pos="1166"/>
+          <w:tab w:val="left" w:pos="1440"/>
+          <w:tab w:val="left" w:pos="1670"/>
+        </w:tabs>
+        <w:spacing w:after="0" w:line="240" w:lineRule="auto"/>
+        <w:jc w:val="thaiDistribute"/>
+        <w:rPr>
+          <w:rFonts w:ascii="TH Sarabun New" w:hAnsi="TH Sarabun New" w:cs="TH Sarabun New"/>
+          <w:sz w:val="32"/>
+          <w:szCs w:val="32"/>
+        </w:rPr>
+      </w:pPr>
+      <w:r>
+        <w:rPr>
+          <w:rFonts w:ascii="TH Sarabun New" w:hAnsi="TH Sarabun New" w:cs="TH Sarabun New"/>
+          <w:sz w:val="32"/>
+          <w:szCs w:val="32"/>
+        </w:rPr>
+        <w:tab/>
+      </w:r>
+      <w:r>
+        <w:rPr>
+          <w:rFonts w:ascii="TH Sarabun New" w:hAnsi="TH Sarabun New" w:cs="TH Sarabun New"/>
+          <w:sz w:val="32"/>
+          <w:szCs w:val="32"/>
+        </w:rPr>
+        <w:tab/>
+      </w:r>
+      <w:r>
+        <w:rPr>
+          <w:rFonts w:ascii="TH Sarabun New" w:hAnsi="TH Sarabun New" w:cs="TH Sarabun New"/>
+          <w:sz w:val="32"/>
+          <w:szCs w:val="32"/>
+          <w:cs/>
+        </w:rPr>
+        <w:t>แนวคิดสำคัญของการเล่าเรื่องผ่านเกมคือ ความรู้สึกมีส่วนร่วม (</w:t>
+      </w:r>
+      <w:r>
+        <w:rPr>
+          <w:rFonts w:ascii="TH Sarabun New" w:hAnsi="TH Sarabun New" w:cs="TH Sarabun New"/>
+          <w:sz w:val="32"/>
+          <w:szCs w:val="32"/>
+        </w:rPr>
+        <w:t xml:space="preserve">player agency) </w:t>
+      </w:r>
+      <w:r>
+        <w:rPr>
+          <w:rFonts w:ascii="TH Sarabun New" w:hAnsi="TH Sarabun New" w:cs="TH Sarabun New"/>
+          <w:sz w:val="32"/>
+          <w:szCs w:val="32"/>
+          <w:cs/>
+        </w:rPr>
+        <w:t xml:space="preserve">ซึ่ง </w:t>
+      </w:r>
+      <w:r>
+        <w:rPr>
+          <w:rFonts w:ascii="TH Sarabun New" w:hAnsi="TH Sarabun New" w:cs="TH Sarabun New"/>
+          <w:sz w:val="32"/>
+          <w:szCs w:val="32"/>
+        </w:rPr>
+        <w:t xml:space="preserve">Carstensdóttir, Kleinman, Williams </w:t>
       </w:r>
       <w:r>
         <w:rPr>
@@ -5436,189 +6040,86 @@
           <w:sz w:val="32"/>
           <w:szCs w:val="32"/>
         </w:rPr>
-        <w:t>Sunyaev (</w:t>
-      </w:r>
-      <w:r>
-        <w:rPr>
-          <w:rFonts w:ascii="TH Sarabun New" w:hAnsi="TH Sarabun New" w:cs="TH Sarabun New"/>
-          <w:sz w:val="32"/>
-          <w:szCs w:val="32"/>
-          <w:cs/>
-        </w:rPr>
-        <w:t xml:space="preserve">2021) ได้ทบทวนงานวิจัยด้านสุขภาพจำนวน 206 เรื่อง และพบว่าคำนิยามของ </w:t>
-      </w:r>
-      <w:r>
-        <w:rPr>
-          <w:rFonts w:ascii="TH Sarabun New" w:hAnsi="TH Sarabun New" w:cs="TH Sarabun New"/>
-          <w:sz w:val="32"/>
-          <w:szCs w:val="32"/>
-        </w:rPr>
-        <w:t xml:space="preserve">serious games </w:t>
-      </w:r>
-      <w:r>
-        <w:rPr>
-          <w:rFonts w:ascii="TH Sarabun New" w:hAnsi="TH Sarabun New" w:cs="TH Sarabun New"/>
-          <w:sz w:val="32"/>
-          <w:szCs w:val="32"/>
-          <w:cs/>
-        </w:rPr>
-        <w:t xml:space="preserve">ที่ใช้ในวงการวิจัยมีความหลากหลายสูงมาก อีกทั้งยังมักถูกใช้สลับกับคำว่า </w:t>
-      </w:r>
-      <w:r>
-        <w:rPr>
-          <w:rFonts w:ascii="TH Sarabun New" w:hAnsi="TH Sarabun New" w:cs="TH Sarabun New"/>
-          <w:sz w:val="32"/>
-          <w:szCs w:val="32"/>
-        </w:rPr>
-        <w:t xml:space="preserve">gamification </w:t>
-      </w:r>
-      <w:r>
-        <w:rPr>
-          <w:rFonts w:ascii="TH Sarabun New" w:hAnsi="TH Sarabun New" w:cs="TH Sarabun New"/>
-          <w:sz w:val="32"/>
-          <w:szCs w:val="32"/>
-          <w:cs/>
-        </w:rPr>
-        <w:t xml:space="preserve">ทั้งที่ทั้งสองแนวคิดมีความแตกต่างกันในเชิงโครงสร้าง กล่าวคือ </w:t>
-      </w:r>
-      <w:r>
-        <w:rPr>
-          <w:rFonts w:ascii="TH Sarabun New" w:hAnsi="TH Sarabun New" w:cs="TH Sarabun New"/>
-          <w:sz w:val="32"/>
-          <w:szCs w:val="32"/>
-        </w:rPr>
-        <w:t xml:space="preserve">gamification </w:t>
-      </w:r>
-      <w:r>
-        <w:rPr>
-          <w:rFonts w:ascii="TH Sarabun New" w:hAnsi="TH Sarabun New" w:cs="TH Sarabun New"/>
-          <w:sz w:val="32"/>
-          <w:szCs w:val="32"/>
-          <w:cs/>
-        </w:rPr>
-        <w:t xml:space="preserve">หมายถึงการเติมองค์ประกอบของเกมเข้าไปในกิจกรรมที่ไม่ใช่เกม ขณะที่ </w:t>
-      </w:r>
-      <w:r>
-        <w:rPr>
-          <w:rFonts w:ascii="TH Sarabun New" w:hAnsi="TH Sarabun New" w:cs="TH Sarabun New"/>
-          <w:sz w:val="32"/>
-          <w:szCs w:val="32"/>
-        </w:rPr>
-        <w:t xml:space="preserve">serious games </w:t>
-      </w:r>
-      <w:r>
-        <w:rPr>
-          <w:rFonts w:ascii="TH Sarabun New" w:hAnsi="TH Sarabun New" w:cs="TH Sarabun New"/>
-          <w:sz w:val="32"/>
-          <w:szCs w:val="32"/>
-          <w:cs/>
-        </w:rPr>
-        <w:t>หมายถึงเกมที่สมบูรณ์ในตัวเองแต่ถูกออกแบบเพื่อวัตถุประสงค์อื่นนอกเหนือจากความบันเทิงล้วน ๆ</w:t>
-      </w:r>
-    </w:p>
-    <w:p>
-      <w:pPr>
-        <w:tabs>
-          <w:tab w:val="left" w:pos="907"/>
-          <w:tab w:val="left" w:pos="1166"/>
-          <w:tab w:val="left" w:pos="1440"/>
-          <w:tab w:val="left" w:pos="1670"/>
-        </w:tabs>
-        <w:spacing w:after="0" w:line="240" w:lineRule="auto"/>
-        <w:jc w:val="thaiDistribute"/>
-        <w:rPr>
-          <w:rFonts w:ascii="TH Sarabun New" w:hAnsi="TH Sarabun New" w:cs="TH Sarabun New"/>
-          <w:sz w:val="32"/>
-          <w:szCs w:val="32"/>
-        </w:rPr>
-      </w:pPr>
-      <w:r>
-        <w:rPr>
-          <w:rFonts w:ascii="TH Sarabun New" w:hAnsi="TH Sarabun New" w:cs="TH Sarabun New"/>
-          <w:sz w:val="32"/>
-          <w:szCs w:val="32"/>
-          <w:cs/>
-        </w:rPr>
-        <w:tab/>
-      </w:r>
-      <w:r>
-        <w:rPr>
-          <w:rFonts w:ascii="TH Sarabun New" w:hAnsi="TH Sarabun New" w:cs="TH Sarabun New"/>
-          <w:sz w:val="32"/>
-          <w:szCs w:val="32"/>
-          <w:cs/>
-        </w:rPr>
-        <w:t xml:space="preserve">ความคลุมเครือดังกล่าวมีความสำคัญต่อโครงงานนี้ เพราะหมายความว่าการอ้างว่าผลงานเป็น "เกมเพื่อการศึกษา" เพียงอย่างเดียวยังไม่เพียงพอ ผู้พัฒนาจำเป็นต้องระบุให้ชัดเจนว่าเกมมีเป้าหมายอะไร ใช้กลไกใด และคาดหวังผลลัพธ์ในระดับใด </w:t>
-      </w:r>
-      <w:r>
-        <w:rPr>
-          <w:rFonts w:ascii="TH Sarabun New" w:hAnsi="TH Sarabun New" w:cs="TH Sarabun New"/>
-          <w:sz w:val="32"/>
-          <w:szCs w:val="32"/>
-        </w:rPr>
-        <w:t xml:space="preserve">Warsinsky </w:t>
-      </w:r>
-      <w:r>
-        <w:rPr>
-          <w:rFonts w:ascii="TH Sarabun New" w:hAnsi="TH Sarabun New" w:cs="TH Sarabun New"/>
-          <w:sz w:val="32"/>
-          <w:szCs w:val="32"/>
-          <w:cs/>
-        </w:rPr>
-        <w:t xml:space="preserve">และคณะ (2021) จึงเสนอแนวทางการรายงานที่เรียกว่า </w:t>
-      </w:r>
-      <w:r>
-        <w:rPr>
-          <w:rFonts w:ascii="TH Sarabun New" w:hAnsi="TH Sarabun New" w:cs="TH Sarabun New"/>
-          <w:sz w:val="32"/>
-          <w:szCs w:val="32"/>
-        </w:rPr>
-        <w:t xml:space="preserve">GAMING </w:t>
-      </w:r>
-      <w:r>
-        <w:rPr>
-          <w:rFonts w:ascii="TH Sarabun New" w:hAnsi="TH Sarabun New" w:cs="TH Sarabun New"/>
-          <w:sz w:val="32"/>
-          <w:szCs w:val="32"/>
-          <w:cs/>
-        </w:rPr>
-        <w:t>เพื่อให้ผู้วิจัยระบุลักษณะของสิ่งที่ตนพัฒนาอย่างชัดเจน</w:t>
-      </w:r>
-    </w:p>
-    <w:p>
-      <w:pPr>
-        <w:tabs>
-          <w:tab w:val="left" w:pos="907"/>
-          <w:tab w:val="left" w:pos="1166"/>
-          <w:tab w:val="left" w:pos="1440"/>
-          <w:tab w:val="left" w:pos="1670"/>
-        </w:tabs>
-        <w:spacing w:after="0" w:line="240" w:lineRule="auto"/>
-        <w:jc w:val="thaiDistribute"/>
-        <w:rPr>
-          <w:rFonts w:ascii="TH Sarabun New" w:hAnsi="TH Sarabun New" w:cs="TH Sarabun New"/>
-          <w:sz w:val="32"/>
-          <w:szCs w:val="32"/>
-          <w:u w:val="single"/>
-        </w:rPr>
-      </w:pPr>
-      <w:r>
-        <w:rPr>
-          <w:rFonts w:ascii="TH Sarabun New" w:hAnsi="TH Sarabun New" w:cs="TH Sarabun New"/>
-          <w:sz w:val="32"/>
-          <w:szCs w:val="32"/>
-          <w:cs/>
-        </w:rPr>
-        <w:tab/>
-      </w:r>
-      <w:r>
-        <w:rPr>
-          <w:rFonts w:ascii="TH Sarabun New" w:hAnsi="TH Sarabun New" w:cs="TH Sarabun New"/>
-          <w:sz w:val="32"/>
-          <w:szCs w:val="32"/>
-          <w:cs/>
-        </w:rPr>
-        <w:t xml:space="preserve">ตามกรอบดังกล่าว </w:t>
+        <w:t xml:space="preserve">Seif El-Nasr (2021) </w:t>
+      </w:r>
+      <w:r>
+        <w:rPr>
+          <w:rFonts w:ascii="TH Sarabun New" w:hAnsi="TH Sarabun New" w:cs="TH Sarabun New"/>
+          <w:sz w:val="32"/>
+          <w:szCs w:val="32"/>
+          <w:cs/>
+        </w:rPr>
+        <w:t>นิยามในภาพกว้างว่า เป็นปรากฏการณ์ที่ผู้เล่นรู้สึกว่าการกระทำที่เกมเสนอให้มีความหมาย และการเลือกของตนส่งผลต่อสถานการณ์ที่ตนกำลังมีส่วนร่วมอยู่จริง</w:t>
+      </w:r>
+    </w:p>
+    <w:p>
+      <w:pPr>
+        <w:tabs>
+          <w:tab w:val="left" w:pos="907"/>
+          <w:tab w:val="left" w:pos="1166"/>
+          <w:tab w:val="left" w:pos="1440"/>
+          <w:tab w:val="left" w:pos="1670"/>
+        </w:tabs>
+        <w:spacing w:after="0" w:line="240" w:lineRule="auto"/>
+        <w:jc w:val="thaiDistribute"/>
+        <w:rPr>
+          <w:rFonts w:ascii="TH Sarabun New" w:hAnsi="TH Sarabun New" w:cs="TH Sarabun New"/>
+          <w:sz w:val="32"/>
+          <w:szCs w:val="32"/>
+        </w:rPr>
+      </w:pPr>
+      <w:r>
+        <w:rPr>
+          <w:rFonts w:ascii="TH Sarabun New" w:hAnsi="TH Sarabun New" w:cs="TH Sarabun New"/>
+          <w:sz w:val="32"/>
+          <w:szCs w:val="32"/>
+          <w:cs/>
+        </w:rPr>
+        <w:tab/>
+      </w:r>
+      <w:r>
+        <w:rPr>
+          <w:rFonts w:ascii="TH Sarabun New" w:hAnsi="TH Sarabun New" w:cs="TH Sarabun New"/>
+          <w:sz w:val="32"/>
+          <w:szCs w:val="32"/>
+          <w:cs/>
+        </w:rPr>
+        <w:t>งานชิ้นนี้มีความสำคัญเพราะเป็นการศึกษาเชิงประจักษ์ในพื้นที่ที่เดิมมีแต่การถกเถียงเชิงทฤษฎี คณะผู้วิจัยได้สัมภาษณ์ผู้เล่นให้ประเมินประสบการณ์ความรู้สึกมีส่วนร่วมในเกมแนวเล่าเรื่อง และพบข้อค้นพบที่สำคัญสองประการ ประการแรก การรับรู้ความรู้สึกมีส่วนร่วมมีความแตกต่างระหว่างบุคคลสูงมาก ประการที่สอง ไม่มีปัจจัยใดเพียงปัจจัยเดียวที่กำหนดประสบการณ์นี้ได้อย่างเบ็ดเสร็จ แม้บางปัจจัยจะมีน้ำหนักมากกว่าปัจจัยอื่น</w:t>
+      </w:r>
+    </w:p>
+    <w:p>
+      <w:pPr>
+        <w:tabs>
+          <w:tab w:val="left" w:pos="907"/>
+          <w:tab w:val="left" w:pos="1166"/>
+          <w:tab w:val="left" w:pos="1440"/>
+          <w:tab w:val="left" w:pos="1670"/>
+        </w:tabs>
+        <w:spacing w:after="0" w:line="240" w:lineRule="auto"/>
+        <w:jc w:val="thaiDistribute"/>
+        <w:rPr>
+          <w:rFonts w:ascii="TH Sarabun New" w:hAnsi="TH Sarabun New" w:cs="TH Sarabun New"/>
+          <w:sz w:val="32"/>
+          <w:szCs w:val="32"/>
+        </w:rPr>
+      </w:pPr>
+      <w:r>
+        <w:rPr>
+          <w:rFonts w:ascii="TH Sarabun New" w:hAnsi="TH Sarabun New" w:cs="TH Sarabun New"/>
+          <w:sz w:val="32"/>
+          <w:szCs w:val="32"/>
+          <w:cs/>
+        </w:rPr>
+        <w:tab/>
+      </w:r>
+      <w:r>
+        <w:rPr>
+          <w:rFonts w:ascii="TH Sarabun New" w:hAnsi="TH Sarabun New" w:cs="TH Sarabun New"/>
+          <w:sz w:val="32"/>
+          <w:szCs w:val="32"/>
+          <w:cs/>
+        </w:rPr>
+        <w:t xml:space="preserve">ข้อค้นพบนี้เป็นข้อเตือนใจสำหรับการออกแบบ </w:t>
       </w:r>
       <w:r>
         <w:rPr>
@@ -5635,164 +6136,49 @@
           <w:szCs w:val="32"/>
           <w:cs/>
         </w:rPr>
-        <w:t xml:space="preserve">จัดเป็น </w:t>
-      </w:r>
-      <w:r>
-        <w:rPr>
-          <w:rFonts w:ascii="TH Sarabun New" w:hAnsi="TH Sarabun New" w:cs="TH Sarabun New"/>
-          <w:sz w:val="32"/>
-          <w:szCs w:val="32"/>
-        </w:rPr>
-        <w:t xml:space="preserve">serious game </w:t>
-      </w:r>
-      <w:r>
-        <w:rPr>
-          <w:rFonts w:ascii="TH Sarabun New" w:hAnsi="TH Sarabun New" w:cs="TH Sarabun New"/>
-          <w:sz w:val="32"/>
-          <w:szCs w:val="32"/>
-          <w:cs/>
-        </w:rPr>
-        <w:t>เนื่องจากเป็นเกมที่สมบูรณ์ในตัวเอง มิใช่การเติมองค์ประกอบเกมลงในกิจกรรมอื่น และ</w:t>
-      </w:r>
-      <w:r>
-        <w:rPr>
-          <w:rFonts w:ascii="TH Sarabun New" w:hAnsi="TH Sarabun New" w:cs="TH Sarabun New"/>
-          <w:sz w:val="32"/>
-          <w:szCs w:val="32"/>
-          <w:u w:val="single"/>
-          <w:cs/>
-        </w:rPr>
-        <w:t>มีวัตถุประสงค์เพื่อสร้างความตระหนักรู้ มิใช่เพื่อการบำบัดหรือการวินิจฉัย</w:t>
-      </w:r>
-    </w:p>
-    <w:p>
-      <w:pPr>
-        <w:tabs>
-          <w:tab w:val="left" w:pos="907"/>
-          <w:tab w:val="left" w:pos="1166"/>
-          <w:tab w:val="left" w:pos="1440"/>
-          <w:tab w:val="left" w:pos="1670"/>
-        </w:tabs>
-        <w:spacing w:after="0" w:line="240" w:lineRule="auto"/>
-        <w:jc w:val="thaiDistribute"/>
-        <w:rPr>
-          <w:rFonts w:ascii="TH Sarabun New" w:hAnsi="TH Sarabun New" w:cs="TH Sarabun New"/>
-          <w:sz w:val="32"/>
-          <w:szCs w:val="32"/>
-          <w:u w:val="single"/>
-        </w:rPr>
-      </w:pPr>
-    </w:p>
-    <w:p>
-      <w:pPr>
-        <w:tabs>
-          <w:tab w:val="left" w:pos="907"/>
-          <w:tab w:val="left" w:pos="1166"/>
-          <w:tab w:val="left" w:pos="1440"/>
-          <w:tab w:val="left" w:pos="1670"/>
-        </w:tabs>
-        <w:spacing w:after="0" w:line="240" w:lineRule="auto"/>
-        <w:jc w:val="thaiDistribute"/>
-        <w:rPr>
-          <w:rFonts w:ascii="TH Sarabun New" w:hAnsi="TH Sarabun New" w:cs="TH Sarabun New"/>
-          <w:b/>
-          <w:bCs/>
-          <w:sz w:val="32"/>
-          <w:szCs w:val="32"/>
-        </w:rPr>
-      </w:pPr>
-      <w:r>
-        <w:rPr>
-          <w:rFonts w:ascii="TH Sarabun New" w:hAnsi="TH Sarabun New" w:cs="TH Sarabun New"/>
-          <w:b/>
-          <w:bCs/>
-          <w:sz w:val="32"/>
-          <w:szCs w:val="32"/>
-        </w:rPr>
-        <w:tab/>
-      </w:r>
-      <w:r>
-        <w:rPr>
-          <w:rFonts w:ascii="TH Sarabun New" w:hAnsi="TH Sarabun New" w:cs="TH Sarabun New"/>
-          <w:b/>
-          <w:bCs/>
-          <w:sz w:val="32"/>
-          <w:szCs w:val="32"/>
-        </w:rPr>
-        <w:t xml:space="preserve">1.2 </w:t>
-      </w:r>
-      <w:r>
-        <w:rPr>
-          <w:rFonts w:ascii="TH Sarabun New" w:hAnsi="TH Sarabun New" w:cs="TH Sarabun New"/>
-          <w:b/>
-          <w:bCs/>
-          <w:sz w:val="32"/>
-          <w:szCs w:val="32"/>
-          <w:cs/>
-        </w:rPr>
-        <w:t xml:space="preserve">เกมแนว </w:t>
-      </w:r>
-      <w:r>
-        <w:rPr>
-          <w:rFonts w:ascii="TH Sarabun New" w:hAnsi="TH Sarabun New" w:cs="TH Sarabun New"/>
-          <w:b/>
-          <w:bCs/>
-          <w:sz w:val="32"/>
-          <w:szCs w:val="32"/>
-        </w:rPr>
-        <w:t>Visual Novel</w:t>
-      </w:r>
-    </w:p>
-    <w:p>
-      <w:pPr>
-        <w:tabs>
-          <w:tab w:val="left" w:pos="907"/>
-          <w:tab w:val="left" w:pos="1166"/>
-          <w:tab w:val="left" w:pos="1440"/>
-          <w:tab w:val="left" w:pos="1670"/>
-        </w:tabs>
-        <w:spacing w:after="0" w:line="240" w:lineRule="auto"/>
-        <w:jc w:val="thaiDistribute"/>
-        <w:rPr>
-          <w:rFonts w:ascii="TH Sarabun New" w:hAnsi="TH Sarabun New" w:cs="TH Sarabun New" w:hint="cs"/>
-          <w:sz w:val="32"/>
-          <w:szCs w:val="32"/>
-        </w:rPr>
-      </w:pPr>
-      <w:r>
-        <w:rPr>
-          <w:rFonts w:ascii="TH Sarabun New" w:hAnsi="TH Sarabun New" w:cs="TH Sarabun New"/>
-          <w:sz w:val="32"/>
-          <w:szCs w:val="32"/>
-          <w:cs/>
-        </w:rPr>
-        <w:tab/>
-      </w:r>
-      <w:r>
-        <w:rPr>
-          <w:rFonts w:ascii="TH Sarabun New" w:hAnsi="TH Sarabun New" w:cs="TH Sarabun New"/>
-          <w:sz w:val="32"/>
-          <w:szCs w:val="32"/>
-          <w:cs/>
-        </w:rPr>
-        <w:tab/>
-      </w:r>
-      <w:r>
-        <w:rPr>
-          <w:rFonts w:ascii="TH Sarabun New" w:hAnsi="TH Sarabun New" w:cs="TH Sarabun New"/>
-          <w:sz w:val="32"/>
-          <w:szCs w:val="32"/>
-          <w:cs/>
-        </w:rPr>
-        <w:t xml:space="preserve">คำนิยามของวิชวลโนเวลในแวดวงวิชาการเคยมีความหลากหลายอย่างมาก ตั้งแต่การเรียกว่า "ตำราเรียนเชิงโต้ตอบ" ไปจนถึง "เกมผจญภัยที่มีหลายตอนจบ" </w:t>
-      </w:r>
-      <w:r>
-        <w:rPr>
-          <w:rFonts w:ascii="TH Sarabun New" w:hAnsi="TH Sarabun New" w:cs="TH Sarabun New"/>
-          <w:sz w:val="32"/>
-          <w:szCs w:val="32"/>
-        </w:rPr>
-        <w:t xml:space="preserve">Camingue, Carstensdóttir </w:t>
+        <w:t>ว่า การเพิ่มจำนวนตัวเลือกไม่ได้รับประกันว่าผู้เล่นจะรู้สึกว่าตนมีบทบาทต่อเรื่องมากขึ้น สิ่งที่สำคัญกว่าคือความสัมพันธ์ระหว่างตัวเลือกกับผลลัพธ์ที่ผู้เล่นสังเกตเห็นได้</w:t>
+      </w:r>
+    </w:p>
+    <w:p>
+      <w:pPr>
+        <w:tabs>
+          <w:tab w:val="left" w:pos="907"/>
+          <w:tab w:val="left" w:pos="1166"/>
+          <w:tab w:val="left" w:pos="1440"/>
+          <w:tab w:val="left" w:pos="1670"/>
+        </w:tabs>
+        <w:spacing w:after="0" w:line="240" w:lineRule="auto"/>
+        <w:jc w:val="thaiDistribute"/>
+        <w:rPr>
+          <w:rFonts w:ascii="TH Sarabun New" w:hAnsi="TH Sarabun New" w:cs="TH Sarabun New"/>
+          <w:sz w:val="32"/>
+          <w:szCs w:val="32"/>
+        </w:rPr>
+      </w:pPr>
+      <w:r>
+        <w:rPr>
+          <w:rFonts w:ascii="TH Sarabun New" w:hAnsi="TH Sarabun New" w:cs="TH Sarabun New"/>
+          <w:sz w:val="32"/>
+          <w:szCs w:val="32"/>
+        </w:rPr>
+        <w:tab/>
+      </w:r>
+      <w:r>
+        <w:rPr>
+          <w:rFonts w:ascii="TH Sarabun New" w:hAnsi="TH Sarabun New" w:cs="TH Sarabun New"/>
+          <w:sz w:val="32"/>
+          <w:szCs w:val="32"/>
+          <w:cs/>
+        </w:rPr>
+        <w:t xml:space="preserve">การให้ผู้เล่นเข้าไปอยู่ในมุมมองของตัวละครเป็นกลไกที่มีหลักฐานเชิงประจักษ์รองรับ </w:t>
+      </w:r>
+      <w:r>
+        <w:rPr>
+          <w:rFonts w:ascii="TH Sarabun New" w:hAnsi="TH Sarabun New" w:cs="TH Sarabun New"/>
+          <w:sz w:val="32"/>
+          <w:szCs w:val="32"/>
+        </w:rPr>
+        <w:t xml:space="preserve">Li </w:t>
       </w:r>
       <w:r>
         <w:rPr>
@@ -5809,69 +6195,103 @@
           <w:sz w:val="32"/>
           <w:szCs w:val="32"/>
         </w:rPr>
-        <w:t>Melcer (</w:t>
-      </w:r>
-      <w:r>
-        <w:rPr>
-          <w:rFonts w:ascii="TH Sarabun New" w:hAnsi="TH Sarabun New" w:cs="TH Sarabun New"/>
-          <w:sz w:val="32"/>
-          <w:szCs w:val="32"/>
-          <w:cs/>
-        </w:rPr>
-        <w:t>2021) จึงได้วิเคราะห์คำนิยามทางวิชาการ 30 คำนิยาม ร่วมกับการวิเคราะห์เกมวิชวลโนเวลจริง 54 เกม และพบว่าคำนิยามเดิมส่วนใหญ่ครอบคลุมองค์ประกอบของแนวเกมเพียงบางส่วนเท่านั้น</w:t>
-      </w:r>
-    </w:p>
-    <w:p>
-      <w:pPr>
-        <w:tabs>
-          <w:tab w:val="left" w:pos="907"/>
-          <w:tab w:val="left" w:pos="1166"/>
-          <w:tab w:val="left" w:pos="1440"/>
-          <w:tab w:val="left" w:pos="1670"/>
-        </w:tabs>
-        <w:spacing w:after="0" w:line="240" w:lineRule="auto"/>
-        <w:jc w:val="thaiDistribute"/>
-        <w:rPr>
-          <w:rFonts w:ascii="TH Sarabun New" w:hAnsi="TH Sarabun New" w:cs="TH Sarabun New"/>
-          <w:sz w:val="32"/>
-          <w:szCs w:val="32"/>
-        </w:rPr>
-      </w:pPr>
-      <w:r>
-        <w:rPr>
-          <w:rFonts w:ascii="TH Sarabun New" w:hAnsi="TH Sarabun New" w:cs="TH Sarabun New"/>
-          <w:sz w:val="32"/>
-          <w:szCs w:val="32"/>
-          <w:cs/>
-        </w:rPr>
-        <w:tab/>
-      </w:r>
-      <w:r>
-        <w:rPr>
-          <w:rFonts w:ascii="TH Sarabun New" w:hAnsi="TH Sarabun New" w:cs="TH Sarabun New"/>
-          <w:sz w:val="32"/>
-          <w:szCs w:val="32"/>
-          <w:cs/>
-        </w:rPr>
-        <w:t>จากการวิเคราะห์ดังกล่าว คณะผู้วิจัยได้เสนอคำนิยามที่รวมองค์ประกอบสำคัญเข้าด้วยกัน ได้แก่ การเล่าเรื่องที่อาศัยข้อความเป็นหลัก การใช้ภาพนิ่งหรือสไปรต์ตัวละครประกอบ โครงเรื่องแบบแตกแขนง และตัวเลือกที่ส่งผลต่อทิศทางและตอนจบของเรื่อง นอกจากนี้ยังเน้นว่าองค์ประกอบด้านการโต้ตอบเป็นส่วนหนึ่งของนิยามแนวเกม มิใช่เพียงส่วนเสริม</w:t>
-      </w:r>
-    </w:p>
-    <w:p>
-      <w:pPr>
-        <w:tabs>
-          <w:tab w:val="left" w:pos="907"/>
-          <w:tab w:val="left" w:pos="1166"/>
-          <w:tab w:val="left" w:pos="1440"/>
-          <w:tab w:val="left" w:pos="1670"/>
-        </w:tabs>
-        <w:spacing w:after="0" w:line="240" w:lineRule="auto"/>
-        <w:jc w:val="thaiDistribute"/>
-        <w:rPr>
-          <w:rFonts w:ascii="TH Sarabun New" w:hAnsi="TH Sarabun New" w:cs="TH Sarabun New"/>
-          <w:sz w:val="32"/>
-          <w:szCs w:val="32"/>
-        </w:rPr>
-      </w:pPr>
+        <w:t xml:space="preserve">van Berlo (2025) </w:t>
+      </w:r>
+      <w:r>
+        <w:rPr>
+          <w:rFonts w:ascii="TH Sarabun New" w:hAnsi="TH Sarabun New" w:cs="TH Sarabun New"/>
+          <w:sz w:val="32"/>
+          <w:szCs w:val="32"/>
+          <w:cs/>
+        </w:rPr>
+        <w:t xml:space="preserve">ได้ทำการทดลองในห้องปฏิบัติการกับผู้เข้าร่วม </w:t>
+      </w:r>
+      <w:r>
+        <w:rPr>
+          <w:rFonts w:ascii="TH Sarabun New" w:hAnsi="TH Sarabun New" w:cs="TH Sarabun New"/>
+          <w:sz w:val="32"/>
+          <w:szCs w:val="32"/>
+        </w:rPr>
+        <w:t>166</w:t>
+      </w:r>
+      <w:r>
+        <w:rPr>
+          <w:rFonts w:ascii="TH Sarabun New" w:hAnsi="TH Sarabun New" w:cs="TH Sarabun New"/>
+          <w:sz w:val="32"/>
+          <w:szCs w:val="32"/>
+          <w:cs/>
+        </w:rPr>
+        <w:t xml:space="preserve"> คน เพื่อศึกษาผลของการสวมมุมมองตัวละครที่เป็นผู้ประสบความรุนแรง ผลการศึกษาพบเส้นทางความสัมพันธ์ที่น่าสนใจ คือ การสวมมุมมองไม่ได้เพิ่มความเห็นอกเห็นใจโดยตรง แต่เพิ่มความรู้สึกเป็นหนึ่งเดียวกับร่างกายของตัวละคร (</w:t>
+      </w:r>
+      <w:r>
+        <w:rPr>
+          <w:rFonts w:ascii="TH Sarabun New" w:hAnsi="TH Sarabun New" w:cs="TH Sarabun New"/>
+          <w:sz w:val="32"/>
+          <w:szCs w:val="32"/>
+        </w:rPr>
+        <w:t xml:space="preserve">embodiment) </w:t>
+      </w:r>
+      <w:r>
+        <w:rPr>
+          <w:rFonts w:ascii="TH Sarabun New" w:hAnsi="TH Sarabun New" w:cs="TH Sarabun New"/>
+          <w:sz w:val="32"/>
+          <w:szCs w:val="32"/>
+          <w:cs/>
+        </w:rPr>
+        <w:t>ก่อน แล้วความรู้สึกดังกล่าวจึงส่งผลต่อความเห็นอกเห็นใจเชิงปัญญาอีกทอดหนึ่ง</w:t>
+      </w:r>
+    </w:p>
+    <w:p>
+      <w:pPr>
+        <w:tabs>
+          <w:tab w:val="left" w:pos="907"/>
+          <w:tab w:val="left" w:pos="1166"/>
+          <w:tab w:val="left" w:pos="1440"/>
+          <w:tab w:val="left" w:pos="1670"/>
+        </w:tabs>
+        <w:spacing w:after="0" w:line="240" w:lineRule="auto"/>
+        <w:jc w:val="thaiDistribute"/>
+        <w:rPr>
+          <w:rFonts w:ascii="TH Sarabun New" w:hAnsi="TH Sarabun New" w:cs="TH Sarabun New"/>
+          <w:sz w:val="32"/>
+          <w:szCs w:val="32"/>
+        </w:rPr>
+      </w:pPr>
+      <w:r>
+        <w:rPr>
+          <w:rFonts w:ascii="TH Sarabun New" w:hAnsi="TH Sarabun New" w:cs="TH Sarabun New"/>
+          <w:sz w:val="32"/>
+          <w:szCs w:val="32"/>
+          <w:cs/>
+        </w:rPr>
+        <w:tab/>
+      </w:r>
+      <w:r>
+        <w:rPr>
+          <w:rFonts w:ascii="TH Sarabun New" w:hAnsi="TH Sarabun New" w:cs="TH Sarabun New"/>
+          <w:sz w:val="32"/>
+          <w:szCs w:val="32"/>
+          <w:cs/>
+        </w:rPr>
+        <w:t xml:space="preserve">ข้อค้นพบนี้ชี้ว่าการออกแบบต้องให้ความสำคัญกับ "คุณภาพ" ของการสวมบทบาท มิใช่เพียงการประกาศว่าผู้เล่นกำลังเล่นเป็นใคร ใน </w:t>
+      </w:r>
+      <w:r>
+        <w:rPr>
+          <w:rFonts w:ascii="TH Sarabun New" w:hAnsi="TH Sarabun New" w:cs="TH Sarabun New"/>
+          <w:sz w:val="32"/>
+          <w:szCs w:val="32"/>
+        </w:rPr>
+        <w:t xml:space="preserve">Untitled Illness </w:t>
+      </w:r>
+      <w:r>
+        <w:rPr>
+          <w:rFonts w:ascii="TH Sarabun New" w:hAnsi="TH Sarabun New" w:cs="TH Sarabun New"/>
+          <w:sz w:val="32"/>
+          <w:szCs w:val="32"/>
+          <w:cs/>
+        </w:rPr>
+        <w:t>กลไกที่ทำหน้าที่นี้คือการเปิดเผยความคิดภายในของตัวละครและการให้ผู้เล่นตัดสินใจแทนตัวละครในสถานการณ์ประจำวัน</w:t>
+      </w:r>
     </w:p>
     <w:p>
       <w:pPr>
@@ -5906,141 +6326,145 @@
           <w:szCs w:val="32"/>
           <w:cs/>
         </w:rPr>
-        <w:t>คุณสมบัติเหล่านี้ทำให้วิชวลโนเวลเหมาะสมกับโครงงานที่ต้องการสื่อสารประเด็นทางอารมณ์ เนื่องจากเปิดพื้นที่ให้กับความคิดภายในของตัวละครได้มาก ใช้ทรัพยากรการผลิตน้อยกว่าเกมแนวอื่น และเอื้อต่อการสร้างเส้นทางเรื่องหลายเส้นภายในโครงงานขนาดเล็ก</w:t>
-      </w:r>
-    </w:p>
-    <w:p>
-      <w:pPr>
-        <w:tabs>
-          <w:tab w:val="left" w:pos="907"/>
-          <w:tab w:val="left" w:pos="1166"/>
-          <w:tab w:val="left" w:pos="1440"/>
-          <w:tab w:val="left" w:pos="1670"/>
-        </w:tabs>
-        <w:spacing w:after="0" w:line="240" w:lineRule="auto"/>
-        <w:jc w:val="thaiDistribute"/>
-        <w:rPr>
-          <w:rFonts w:ascii="TH Sarabun New" w:hAnsi="TH Sarabun New" w:cs="TH Sarabun New"/>
-          <w:sz w:val="32"/>
-          <w:szCs w:val="32"/>
-        </w:rPr>
-      </w:pPr>
-    </w:p>
-    <w:p>
-      <w:pPr>
-        <w:tabs>
-          <w:tab w:val="left" w:pos="907"/>
-          <w:tab w:val="left" w:pos="1166"/>
-          <w:tab w:val="left" w:pos="1440"/>
-          <w:tab w:val="left" w:pos="1670"/>
-        </w:tabs>
-        <w:spacing w:after="0" w:line="240" w:lineRule="auto"/>
-        <w:jc w:val="thaiDistribute"/>
-        <w:rPr>
-          <w:rFonts w:ascii="TH Sarabun New" w:hAnsi="TH Sarabun New" w:cs="TH Sarabun New"/>
-          <w:b/>
-          <w:bCs/>
-          <w:sz w:val="32"/>
-          <w:szCs w:val="32"/>
-        </w:rPr>
-      </w:pPr>
-      <w:r>
-        <w:rPr>
-          <w:rFonts w:ascii="TH Sarabun New" w:hAnsi="TH Sarabun New" w:cs="TH Sarabun New"/>
-          <w:b/>
-          <w:bCs/>
-          <w:sz w:val="32"/>
-          <w:szCs w:val="32"/>
-        </w:rPr>
-        <w:tab/>
-      </w:r>
-      <w:r>
-        <w:rPr>
-          <w:rFonts w:ascii="TH Sarabun New" w:hAnsi="TH Sarabun New" w:cs="TH Sarabun New"/>
-          <w:b/>
-          <w:bCs/>
-          <w:sz w:val="32"/>
-          <w:szCs w:val="32"/>
-        </w:rPr>
-        <w:t xml:space="preserve">1.3 </w:t>
-      </w:r>
-      <w:r>
-        <w:rPr>
-          <w:rFonts w:ascii="TH Sarabun New" w:hAnsi="TH Sarabun New" w:cs="TH Sarabun New"/>
-          <w:b/>
-          <w:bCs/>
-          <w:sz w:val="32"/>
-          <w:szCs w:val="32"/>
-          <w:cs/>
-        </w:rPr>
-        <w:t>การเล่าเรื่องผ่านเกมและมุมมองของตัวละคร</w:t>
-      </w:r>
-    </w:p>
-    <w:p>
-      <w:pPr>
-        <w:tabs>
-          <w:tab w:val="left" w:pos="907"/>
-          <w:tab w:val="left" w:pos="1166"/>
-          <w:tab w:val="left" w:pos="1440"/>
-          <w:tab w:val="left" w:pos="1670"/>
-        </w:tabs>
-        <w:spacing w:after="0" w:line="240" w:lineRule="auto"/>
-        <w:jc w:val="thaiDistribute"/>
-        <w:rPr>
-          <w:rFonts w:ascii="TH Sarabun New" w:hAnsi="TH Sarabun New" w:cs="TH Sarabun New" w:hint="cs"/>
-          <w:sz w:val="32"/>
-          <w:szCs w:val="32"/>
-        </w:rPr>
-      </w:pPr>
-      <w:r>
-        <w:rPr>
-          <w:rFonts w:ascii="TH Sarabun New" w:hAnsi="TH Sarabun New" w:cs="TH Sarabun New"/>
-          <w:sz w:val="32"/>
-          <w:szCs w:val="32"/>
-        </w:rPr>
-        <w:tab/>
-      </w:r>
-      <w:r>
-        <w:rPr>
-          <w:rFonts w:ascii="TH Sarabun New" w:hAnsi="TH Sarabun New" w:cs="TH Sarabun New"/>
-          <w:sz w:val="32"/>
-          <w:szCs w:val="32"/>
-        </w:rPr>
-        <w:tab/>
-      </w:r>
-      <w:r>
-        <w:rPr>
-          <w:rFonts w:ascii="TH Sarabun New" w:hAnsi="TH Sarabun New" w:cs="TH Sarabun New"/>
-          <w:sz w:val="32"/>
-          <w:szCs w:val="32"/>
-          <w:cs/>
-        </w:rPr>
-        <w:t>แนวคิดสำคัญของการเล่าเรื่องผ่านเกมคือ ความรู้สึกมีส่วนร่วม (</w:t>
-      </w:r>
-      <w:r>
-        <w:rPr>
-          <w:rFonts w:ascii="TH Sarabun New" w:hAnsi="TH Sarabun New" w:cs="TH Sarabun New"/>
-          <w:sz w:val="32"/>
-          <w:szCs w:val="32"/>
-        </w:rPr>
-        <w:t xml:space="preserve">player agency) </w:t>
-      </w:r>
-      <w:r>
-        <w:rPr>
-          <w:rFonts w:ascii="TH Sarabun New" w:hAnsi="TH Sarabun New" w:cs="TH Sarabun New"/>
-          <w:sz w:val="32"/>
-          <w:szCs w:val="32"/>
-          <w:cs/>
-        </w:rPr>
-        <w:t xml:space="preserve">ซึ่ง </w:t>
-      </w:r>
-      <w:r>
-        <w:rPr>
-          <w:rFonts w:ascii="TH Sarabun New" w:hAnsi="TH Sarabun New" w:cs="TH Sarabun New"/>
-          <w:sz w:val="32"/>
-          <w:szCs w:val="32"/>
-        </w:rPr>
-        <w:t xml:space="preserve">Carstensdóttir, Kleinman, Williams </w:t>
+        <w:t>นอกจากนี้ การเล่าเรื่องแบบหลายมุมมองยังสร้าง "ช่องว่างของข้อมูล" ระหว่างสิ่งที่ผู้เล่นรู้กับสิ่งที่ตัวละครในเรื่องรู้เกี่ยวกับกันและกัน ซึ่งเป็นกลไกหลักในการสื่อสารว่าพฤติกรรมภายนอกอาจไม่สะท้อนสภาวะภายใน</w:t>
+      </w:r>
+    </w:p>
+    <w:p>
+      <w:pPr>
+        <w:tabs>
+          <w:tab w:val="left" w:pos="907"/>
+          <w:tab w:val="left" w:pos="1166"/>
+          <w:tab w:val="left" w:pos="1440"/>
+          <w:tab w:val="left" w:pos="1670"/>
+        </w:tabs>
+        <w:spacing w:after="0" w:line="240" w:lineRule="auto"/>
+        <w:jc w:val="thaiDistribute"/>
+        <w:rPr>
+          <w:rFonts w:ascii="TH Sarabun New" w:hAnsi="TH Sarabun New" w:cs="TH Sarabun New"/>
+          <w:sz w:val="32"/>
+          <w:szCs w:val="32"/>
+        </w:rPr>
+      </w:pPr>
+    </w:p>
+    <w:p>
+      <w:pPr>
+        <w:tabs>
+          <w:tab w:val="left" w:pos="907"/>
+          <w:tab w:val="left" w:pos="1166"/>
+          <w:tab w:val="left" w:pos="1440"/>
+          <w:tab w:val="left" w:pos="1670"/>
+        </w:tabs>
+        <w:spacing w:after="0" w:line="240" w:lineRule="auto"/>
+        <w:jc w:val="thaiDistribute"/>
+        <w:rPr>
+          <w:rFonts w:ascii="TH Sarabun New" w:hAnsi="TH Sarabun New" w:cs="TH Sarabun New"/>
+          <w:b/>
+          <w:bCs/>
+          <w:sz w:val="32"/>
+          <w:szCs w:val="32"/>
+        </w:rPr>
+      </w:pPr>
+      <w:r>
+        <w:rPr>
+          <w:rFonts w:ascii="TH Sarabun New" w:hAnsi="TH Sarabun New" w:cs="TH Sarabun New"/>
+          <w:b/>
+          <w:bCs/>
+          <w:sz w:val="32"/>
+          <w:szCs w:val="32"/>
+        </w:rPr>
+        <w:tab/>
+      </w:r>
+      <w:r>
+        <w:rPr>
+          <w:rFonts w:ascii="TH Sarabun New" w:hAnsi="TH Sarabun New" w:cs="TH Sarabun New"/>
+          <w:b/>
+          <w:bCs/>
+          <w:sz w:val="32"/>
+          <w:szCs w:val="32"/>
+        </w:rPr>
+        <w:t>1.</w:t>
+      </w:r>
+      <w:r>
+        <w:rPr>
+          <w:rFonts w:ascii="TH Sarabun New" w:hAnsi="TH Sarabun New" w:cs="TH Sarabun New"/>
+          <w:b/>
+          <w:bCs/>
+          <w:sz w:val="32"/>
+          <w:szCs w:val="32"/>
+        </w:rPr>
+        <w:t>4</w:t>
+      </w:r>
+      <w:r>
+        <w:rPr>
+          <w:rFonts w:ascii="TH Sarabun New" w:hAnsi="TH Sarabun New" w:cs="TH Sarabun New"/>
+          <w:b/>
+          <w:bCs/>
+          <w:sz w:val="32"/>
+          <w:szCs w:val="32"/>
+        </w:rPr>
+        <w:t xml:space="preserve"> </w:t>
+      </w:r>
+      <w:r>
+        <w:rPr>
+          <w:rFonts w:ascii="TH Sarabun New" w:hAnsi="TH Sarabun New" w:cs="TH Sarabun New"/>
+          <w:b/>
+          <w:bCs/>
+          <w:sz w:val="32"/>
+          <w:szCs w:val="32"/>
+          <w:cs/>
+        </w:rPr>
+        <w:t>การใช้เกมเป็นสื่อเพื่อส่งเสริมความเข้าใจและความเห็นอกเห็นใจ (</w:t>
+      </w:r>
+      <w:r>
+        <w:rPr>
+          <w:rFonts w:ascii="TH Sarabun New" w:hAnsi="TH Sarabun New" w:cs="TH Sarabun New"/>
+          <w:b/>
+          <w:bCs/>
+          <w:sz w:val="32"/>
+          <w:szCs w:val="32"/>
+        </w:rPr>
+        <w:t>Empathy)</w:t>
+      </w:r>
+    </w:p>
+    <w:p>
+      <w:pPr>
+        <w:tabs>
+          <w:tab w:val="left" w:pos="907"/>
+          <w:tab w:val="left" w:pos="1166"/>
+          <w:tab w:val="left" w:pos="1440"/>
+          <w:tab w:val="left" w:pos="1670"/>
+        </w:tabs>
+        <w:spacing w:after="0" w:line="240" w:lineRule="auto"/>
+        <w:jc w:val="thaiDistribute"/>
+        <w:rPr>
+          <w:rFonts w:ascii="TH Sarabun New" w:hAnsi="TH Sarabun New" w:cs="TH Sarabun New"/>
+          <w:sz w:val="32"/>
+          <w:szCs w:val="32"/>
+        </w:rPr>
+      </w:pPr>
+      <w:r>
+        <w:rPr>
+          <w:rFonts w:ascii="TH Sarabun New" w:hAnsi="TH Sarabun New" w:cs="TH Sarabun New"/>
+          <w:sz w:val="32"/>
+          <w:szCs w:val="32"/>
+        </w:rPr>
+        <w:tab/>
+      </w:r>
+      <w:r>
+        <w:rPr>
+          <w:rFonts w:ascii="TH Sarabun New" w:hAnsi="TH Sarabun New" w:cs="TH Sarabun New"/>
+          <w:sz w:val="32"/>
+          <w:szCs w:val="32"/>
+        </w:rPr>
+        <w:tab/>
+      </w:r>
+      <w:r>
+        <w:rPr>
+          <w:rFonts w:ascii="TH Sarabun New" w:hAnsi="TH Sarabun New" w:cs="TH Sarabun New"/>
+          <w:sz w:val="32"/>
+          <w:szCs w:val="32"/>
+        </w:rPr>
+        <w:t xml:space="preserve">Schrier </w:t>
       </w:r>
       <w:r>
         <w:rPr>
@@ -6057,86 +6481,374 @@
           <w:sz w:val="32"/>
           <w:szCs w:val="32"/>
         </w:rPr>
-        <w:t xml:space="preserve">Seif El-Nasr (2021) </w:t>
-      </w:r>
-      <w:r>
-        <w:rPr>
-          <w:rFonts w:ascii="TH Sarabun New" w:hAnsi="TH Sarabun New" w:cs="TH Sarabun New"/>
-          <w:sz w:val="32"/>
-          <w:szCs w:val="32"/>
-          <w:cs/>
-        </w:rPr>
-        <w:t>นิยามในภาพกว้างว่า เป็นปรากฏการณ์ที่ผู้เล่นรู้สึกว่าการกระทำที่เกมเสนอให้มีความหมาย และการเลือกของตนส่งผลต่อสถานการณ์ที่ตนกำลังมีส่วนร่วมอยู่จริง</w:t>
-      </w:r>
-    </w:p>
-    <w:p>
-      <w:pPr>
-        <w:tabs>
-          <w:tab w:val="left" w:pos="907"/>
-          <w:tab w:val="left" w:pos="1166"/>
-          <w:tab w:val="left" w:pos="1440"/>
-          <w:tab w:val="left" w:pos="1670"/>
-        </w:tabs>
-        <w:spacing w:after="0" w:line="240" w:lineRule="auto"/>
-        <w:jc w:val="thaiDistribute"/>
-        <w:rPr>
-          <w:rFonts w:ascii="TH Sarabun New" w:hAnsi="TH Sarabun New" w:cs="TH Sarabun New" w:hint="cs"/>
-          <w:sz w:val="32"/>
-          <w:szCs w:val="32"/>
-        </w:rPr>
-      </w:pPr>
-      <w:r>
-        <w:rPr>
-          <w:rFonts w:ascii="TH Sarabun New" w:hAnsi="TH Sarabun New" w:cs="TH Sarabun New"/>
-          <w:sz w:val="32"/>
-          <w:szCs w:val="32"/>
-          <w:cs/>
-        </w:rPr>
-        <w:tab/>
-      </w:r>
-      <w:r>
-        <w:rPr>
-          <w:rFonts w:ascii="TH Sarabun New" w:hAnsi="TH Sarabun New" w:cs="TH Sarabun New"/>
-          <w:sz w:val="32"/>
-          <w:szCs w:val="32"/>
-          <w:cs/>
-        </w:rPr>
-        <w:t>งานชิ้นนี้มีความสำคัญเพราะเป็นการศึกษาเชิงประจักษ์ในพื้นที่ที่เดิมมีแต่การถกเถียงเชิงทฤษฎี คณะผู้วิจัยได้สัมภาษณ์ผู้เล่นให้ประเมินประสบการณ์ความรู้สึกมีส่วนร่วมในเกมแนวเล่าเรื่อง และพบข้อค้นพบที่สำคัญสองประการ ประการแรก การรับรู้ความรู้สึกมีส่วนร่วมมีความแตกต่างระหว่างบุคคลสูงมาก ประการที่สอง ไม่มีปัจจัยใดเพียงปัจจัยเดียวที่กำหนดประสบการณ์นี้ได้อย่างเบ็ดเสร็จ แม้บางปัจจัยจะมีน้ำหนักมากกว่าปัจจัยอื่น</w:t>
-      </w:r>
-    </w:p>
-    <w:p>
-      <w:pPr>
-        <w:tabs>
-          <w:tab w:val="left" w:pos="907"/>
-          <w:tab w:val="left" w:pos="1166"/>
-          <w:tab w:val="left" w:pos="1440"/>
-          <w:tab w:val="left" w:pos="1670"/>
-        </w:tabs>
-        <w:spacing w:after="0" w:line="240" w:lineRule="auto"/>
-        <w:jc w:val="thaiDistribute"/>
-        <w:rPr>
-          <w:rFonts w:ascii="TH Sarabun New" w:hAnsi="TH Sarabun New" w:cs="TH Sarabun New"/>
-          <w:sz w:val="32"/>
-          <w:szCs w:val="32"/>
-        </w:rPr>
-      </w:pPr>
-      <w:r>
-        <w:rPr>
-          <w:rFonts w:ascii="TH Sarabun New" w:hAnsi="TH Sarabun New" w:cs="TH Sarabun New"/>
-          <w:sz w:val="32"/>
-          <w:szCs w:val="32"/>
-          <w:cs/>
-        </w:rPr>
-        <w:tab/>
-      </w:r>
-      <w:r>
-        <w:rPr>
-          <w:rFonts w:ascii="TH Sarabun New" w:hAnsi="TH Sarabun New" w:cs="TH Sarabun New"/>
-          <w:sz w:val="32"/>
-          <w:szCs w:val="32"/>
-          <w:cs/>
-        </w:rPr>
-        <w:t xml:space="preserve">ข้อค้นพบนี้เป็นข้อเตือนใจสำหรับการออกแบบ </w:t>
+        <w:t xml:space="preserve">Farber (2021) </w:t>
+      </w:r>
+      <w:r>
+        <w:rPr>
+          <w:rFonts w:ascii="TH Sarabun New" w:hAnsi="TH Sarabun New" w:cs="TH Sarabun New"/>
+          <w:sz w:val="32"/>
+          <w:szCs w:val="32"/>
+          <w:cs/>
+        </w:rPr>
+        <w:t xml:space="preserve">ได้ทบทวนวรรณกรรมอย่างเป็นระบบเกี่ยวกับความเห็นอกเห็นใจและเกม โดยสืบค้นจากฐานข้อมูล </w:t>
+      </w:r>
+      <w:r>
+        <w:rPr>
+          <w:rFonts w:ascii="TH Sarabun New" w:hAnsi="TH Sarabun New" w:cs="TH Sarabun New"/>
+          <w:sz w:val="32"/>
+          <w:szCs w:val="32"/>
+        </w:rPr>
+        <w:t>6</w:t>
+      </w:r>
+      <w:r>
+        <w:rPr>
+          <w:rFonts w:ascii="TH Sarabun New" w:hAnsi="TH Sarabun New" w:cs="TH Sarabun New"/>
+          <w:sz w:val="32"/>
+          <w:szCs w:val="32"/>
+          <w:cs/>
+        </w:rPr>
+        <w:t xml:space="preserve"> แห่งและวิเคราะห์บทความ </w:t>
+      </w:r>
+      <w:r>
+        <w:rPr>
+          <w:rFonts w:ascii="TH Sarabun New" w:hAnsi="TH Sarabun New" w:cs="TH Sarabun New"/>
+          <w:sz w:val="32"/>
+          <w:szCs w:val="32"/>
+        </w:rPr>
+        <w:t>49</w:t>
+      </w:r>
+      <w:r>
+        <w:rPr>
+          <w:rFonts w:ascii="TH Sarabun New" w:hAnsi="TH Sarabun New" w:cs="TH Sarabun New"/>
+          <w:sz w:val="32"/>
+          <w:szCs w:val="32"/>
+          <w:cs/>
+        </w:rPr>
+        <w:t xml:space="preserve"> เรื่อง ผลการทบทวนพบว่างานวิจัยในพื้นที่นี้กระจายอยู่ใน </w:t>
+      </w:r>
+      <w:r>
+        <w:rPr>
+          <w:rFonts w:ascii="TH Sarabun New" w:hAnsi="TH Sarabun New" w:cs="TH Sarabun New"/>
+          <w:sz w:val="32"/>
+          <w:szCs w:val="32"/>
+        </w:rPr>
+        <w:t>12</w:t>
+      </w:r>
+      <w:r>
+        <w:rPr>
+          <w:rFonts w:ascii="TH Sarabun New" w:hAnsi="TH Sarabun New" w:cs="TH Sarabun New"/>
+          <w:sz w:val="32"/>
+          <w:szCs w:val="32"/>
+          <w:cs/>
+        </w:rPr>
+        <w:t xml:space="preserve"> สาขาวิชา และมีการกล่าวถึงความเห็นอกเห็นใจมากกว่า </w:t>
+      </w:r>
+      <w:r>
+        <w:rPr>
+          <w:rFonts w:ascii="TH Sarabun New" w:hAnsi="TH Sarabun New" w:cs="TH Sarabun New"/>
+          <w:sz w:val="32"/>
+          <w:szCs w:val="32"/>
+        </w:rPr>
+        <w:t>13</w:t>
+      </w:r>
+      <w:r>
+        <w:rPr>
+          <w:rFonts w:ascii="TH Sarabun New" w:hAnsi="TH Sarabun New" w:cs="TH Sarabun New"/>
+          <w:sz w:val="32"/>
+          <w:szCs w:val="32"/>
+          <w:cs/>
+        </w:rPr>
+        <w:t xml:space="preserve"> ประเภทที่แตกต่างกัน</w:t>
+      </w:r>
+    </w:p>
+    <w:p>
+      <w:pPr>
+        <w:tabs>
+          <w:tab w:val="left" w:pos="907"/>
+          <w:tab w:val="left" w:pos="1166"/>
+          <w:tab w:val="left" w:pos="1440"/>
+          <w:tab w:val="left" w:pos="1670"/>
+        </w:tabs>
+        <w:spacing w:after="0" w:line="240" w:lineRule="auto"/>
+        <w:jc w:val="thaiDistribute"/>
+        <w:rPr>
+          <w:rFonts w:ascii="TH Sarabun New" w:hAnsi="TH Sarabun New" w:cs="TH Sarabun New"/>
+          <w:sz w:val="32"/>
+          <w:szCs w:val="32"/>
+        </w:rPr>
+      </w:pPr>
+      <w:r>
+        <w:rPr>
+          <w:rFonts w:ascii="TH Sarabun New" w:hAnsi="TH Sarabun New" w:cs="TH Sarabun New"/>
+          <w:sz w:val="32"/>
+          <w:szCs w:val="32"/>
+          <w:cs/>
+        </w:rPr>
+        <w:tab/>
+      </w:r>
+      <w:r>
+        <w:rPr>
+          <w:rFonts w:ascii="TH Sarabun New" w:hAnsi="TH Sarabun New" w:cs="TH Sarabun New"/>
+          <w:sz w:val="32"/>
+          <w:szCs w:val="32"/>
+          <w:cs/>
+        </w:rPr>
+        <w:t>ข้อสรุปสำคัญคือ พื้นที่การวิจัยด้านเกมกับความเห็นอกเห็นใจยังขาดการนิยามที่ชัดเจนและเป็นเอกภาพ ซึ่งทำให้การเปรียบเทียบผลระหว่างงานวิจัยเป็นไปได้ยาก คณะผู้วิจัยจึงเสนอว่าผู้ที่ศึกษาในพื้นที่นี้ควรระบุให้ชัดเจนว่าตนหมายถึงความเห็นอกเห็นใจประเภทใด</w:t>
+      </w:r>
+    </w:p>
+    <w:p>
+      <w:pPr>
+        <w:tabs>
+          <w:tab w:val="left" w:pos="907"/>
+          <w:tab w:val="left" w:pos="1166"/>
+          <w:tab w:val="left" w:pos="1440"/>
+          <w:tab w:val="left" w:pos="1670"/>
+        </w:tabs>
+        <w:spacing w:after="0" w:line="240" w:lineRule="auto"/>
+        <w:jc w:val="thaiDistribute"/>
+        <w:rPr>
+          <w:rFonts w:ascii="TH Sarabun New" w:hAnsi="TH Sarabun New" w:cs="TH Sarabun New"/>
+          <w:sz w:val="32"/>
+          <w:szCs w:val="32"/>
+        </w:rPr>
+      </w:pPr>
+      <w:r>
+        <w:rPr>
+          <w:rFonts w:ascii="TH Sarabun New" w:hAnsi="TH Sarabun New" w:cs="TH Sarabun New"/>
+          <w:sz w:val="32"/>
+          <w:szCs w:val="32"/>
+          <w:cs/>
+        </w:rPr>
+        <w:tab/>
+      </w:r>
+      <w:r>
+        <w:rPr>
+          <w:rFonts w:ascii="TH Sarabun New" w:hAnsi="TH Sarabun New" w:cs="TH Sarabun New"/>
+          <w:sz w:val="32"/>
+          <w:szCs w:val="32"/>
+          <w:cs/>
+        </w:rPr>
+        <w:t>โครงงานนี้จึงกำหนดขอบเขตให้ชัดเจนตั้งแต่ต้นว่า มุ่งเป้าไปที่ ความเห็นอกเห็นใจเชิงปัญญา ในความหมายของการเข้าใจว่าเหตุใดคนคนหนึ่งจึงแสดงออกอย่างที่เห็น และ การรับรู้มุมมองของผู้อื่น (</w:t>
+      </w:r>
+      <w:r>
+        <w:rPr>
+          <w:rFonts w:ascii="TH Sarabun New" w:hAnsi="TH Sarabun New" w:cs="TH Sarabun New"/>
+          <w:sz w:val="32"/>
+          <w:szCs w:val="32"/>
+        </w:rPr>
+        <w:t xml:space="preserve">perspective-taking) </w:t>
+      </w:r>
+      <w:r>
+        <w:rPr>
+          <w:rFonts w:ascii="TH Sarabun New" w:hAnsi="TH Sarabun New" w:cs="TH Sarabun New"/>
+          <w:sz w:val="32"/>
+          <w:szCs w:val="32"/>
+          <w:cs/>
+        </w:rPr>
+        <w:t>มิได้มุ่งวัดความเห็นอกเห็นใจในทุกความหมาย</w:t>
+      </w:r>
+    </w:p>
+    <w:p>
+      <w:pPr>
+        <w:tabs>
+          <w:tab w:val="left" w:pos="907"/>
+          <w:tab w:val="left" w:pos="1166"/>
+          <w:tab w:val="left" w:pos="1440"/>
+          <w:tab w:val="left" w:pos="1670"/>
+        </w:tabs>
+        <w:spacing w:after="0" w:line="240" w:lineRule="auto"/>
+        <w:jc w:val="thaiDistribute"/>
+        <w:rPr>
+          <w:rFonts w:ascii="TH Sarabun New" w:hAnsi="TH Sarabun New" w:cs="TH Sarabun New"/>
+          <w:sz w:val="32"/>
+          <w:szCs w:val="32"/>
+        </w:rPr>
+      </w:pPr>
+    </w:p>
+    <w:p>
+      <w:pPr>
+        <w:tabs>
+          <w:tab w:val="left" w:pos="907"/>
+          <w:tab w:val="left" w:pos="1166"/>
+          <w:tab w:val="left" w:pos="1440"/>
+          <w:tab w:val="left" w:pos="1670"/>
+        </w:tabs>
+        <w:spacing w:after="0" w:line="240" w:lineRule="auto"/>
+        <w:jc w:val="thaiDistribute"/>
+        <w:rPr>
+          <w:rFonts w:ascii="TH Sarabun New" w:hAnsi="TH Sarabun New" w:cs="TH Sarabun New"/>
+          <w:b/>
+          <w:bCs/>
+          <w:sz w:val="32"/>
+          <w:szCs w:val="32"/>
+        </w:rPr>
+      </w:pPr>
+      <w:r>
+        <w:rPr>
+          <w:rFonts w:ascii="TH Sarabun New" w:hAnsi="TH Sarabun New" w:cs="TH Sarabun New"/>
+          <w:b/>
+          <w:bCs/>
+          <w:sz w:val="32"/>
+          <w:szCs w:val="32"/>
+        </w:rPr>
+        <w:t xml:space="preserve">2. </w:t>
+      </w:r>
+      <w:r>
+        <w:rPr>
+          <w:rFonts w:ascii="TH Sarabun New" w:hAnsi="TH Sarabun New" w:cs="TH Sarabun New"/>
+          <w:b/>
+          <w:bCs/>
+          <w:sz w:val="32"/>
+          <w:szCs w:val="32"/>
+          <w:cs/>
+        </w:rPr>
+        <w:t>แนวคิดเกี่ยวกับสุขภาพจิตและประสบการณ์ทางอารมณ์ของวัยรุ่น</w:t>
+      </w:r>
+    </w:p>
+    <w:p>
+      <w:pPr>
+        <w:tabs>
+          <w:tab w:val="left" w:pos="907"/>
+          <w:tab w:val="left" w:pos="1166"/>
+          <w:tab w:val="left" w:pos="1440"/>
+          <w:tab w:val="left" w:pos="1670"/>
+        </w:tabs>
+        <w:spacing w:after="0" w:line="240" w:lineRule="auto"/>
+        <w:jc w:val="thaiDistribute"/>
+        <w:rPr>
+          <w:rFonts w:ascii="TH Sarabun New" w:hAnsi="TH Sarabun New" w:cs="TH Sarabun New"/>
+          <w:b/>
+          <w:bCs/>
+          <w:sz w:val="32"/>
+          <w:szCs w:val="32"/>
+        </w:rPr>
+      </w:pPr>
+      <w:r>
+        <w:rPr>
+          <w:rFonts w:ascii="TH Sarabun New" w:hAnsi="TH Sarabun New" w:cs="TH Sarabun New"/>
+          <w:b/>
+          <w:bCs/>
+          <w:sz w:val="32"/>
+          <w:szCs w:val="32"/>
+        </w:rPr>
+        <w:tab/>
+      </w:r>
+      <w:r>
+        <w:rPr>
+          <w:rFonts w:ascii="TH Sarabun New" w:hAnsi="TH Sarabun New" w:cs="TH Sarabun New"/>
+          <w:b/>
+          <w:bCs/>
+          <w:sz w:val="32"/>
+          <w:szCs w:val="32"/>
+        </w:rPr>
+        <w:t xml:space="preserve">2.1 </w:t>
+      </w:r>
+      <w:r>
+        <w:rPr>
+          <w:rFonts w:ascii="TH Sarabun New" w:hAnsi="TH Sarabun New" w:cs="TH Sarabun New"/>
+          <w:b/>
+          <w:bCs/>
+          <w:sz w:val="32"/>
+          <w:szCs w:val="32"/>
+          <w:cs/>
+        </w:rPr>
+        <w:t>ความหมายของสุขภาพจิต</w:t>
+      </w:r>
+    </w:p>
+    <w:p>
+      <w:pPr>
+        <w:tabs>
+          <w:tab w:val="left" w:pos="907"/>
+          <w:tab w:val="left" w:pos="1166"/>
+          <w:tab w:val="left" w:pos="1440"/>
+          <w:tab w:val="left" w:pos="1670"/>
+        </w:tabs>
+        <w:spacing w:after="0" w:line="240" w:lineRule="auto"/>
+        <w:jc w:val="thaiDistribute"/>
+        <w:rPr>
+          <w:rFonts w:ascii="TH Sarabun New" w:hAnsi="TH Sarabun New" w:cs="TH Sarabun New"/>
+          <w:sz w:val="32"/>
+          <w:szCs w:val="32"/>
+        </w:rPr>
+      </w:pPr>
+      <w:r>
+        <w:rPr>
+          <w:rFonts w:ascii="TH Sarabun New" w:hAnsi="TH Sarabun New" w:cs="TH Sarabun New"/>
+          <w:sz w:val="32"/>
+          <w:szCs w:val="32"/>
+          <w:cs/>
+        </w:rPr>
+        <w:tab/>
+      </w:r>
+      <w:r>
+        <w:rPr>
+          <w:rFonts w:ascii="TH Sarabun New" w:hAnsi="TH Sarabun New" w:cs="TH Sarabun New"/>
+          <w:sz w:val="32"/>
+          <w:szCs w:val="32"/>
+          <w:cs/>
+        </w:rPr>
+        <w:tab/>
+      </w:r>
+      <w:r>
+        <w:rPr>
+          <w:rFonts w:ascii="TH Sarabun New" w:hAnsi="TH Sarabun New" w:cs="TH Sarabun New"/>
+          <w:sz w:val="32"/>
+          <w:szCs w:val="32"/>
+          <w:cs/>
+        </w:rPr>
+        <w:t>องค์การอนามัยโลกอธิบายว่า ช่วงวัยรุ่นเป็นช่วงเวลาสำคัญของการพัฒนานิสัยทางสังคมและอารมณ์ที่เป็นพื้นฐานของสุขภาวะทางจิต ซึ่งรวมถึงการมีรูปแบบการนอนที่ดี การออกกำลังกายสม่ำเสมอ การพัฒนาทักษะการรับมือปัญหา ทักษะการแก้ปัญหา ทักษะระหว่างบุคคล และการเรียนรู้ที่จะจัดการอารมณ์ของตนเอง (</w:t>
+      </w:r>
+      <w:r>
+        <w:rPr>
+          <w:rFonts w:ascii="TH Sarabun New" w:hAnsi="TH Sarabun New" w:cs="TH Sarabun New"/>
+          <w:sz w:val="32"/>
+          <w:szCs w:val="32"/>
+        </w:rPr>
+        <w:t xml:space="preserve">World Health Organization, </w:t>
+      </w:r>
+      <w:r>
+        <w:rPr>
+          <w:rFonts w:ascii="TH Sarabun New" w:hAnsi="TH Sarabun New" w:cs="TH Sarabun New"/>
+          <w:sz w:val="32"/>
+          <w:szCs w:val="32"/>
+          <w:cs/>
+        </w:rPr>
+        <w:t>2024)</w:t>
+      </w:r>
+    </w:p>
+    <w:p>
+      <w:pPr>
+        <w:tabs>
+          <w:tab w:val="left" w:pos="907"/>
+          <w:tab w:val="left" w:pos="1166"/>
+          <w:tab w:val="left" w:pos="1440"/>
+          <w:tab w:val="left" w:pos="1670"/>
+        </w:tabs>
+        <w:spacing w:after="0" w:line="240" w:lineRule="auto"/>
+        <w:jc w:val="thaiDistribute"/>
+        <w:rPr>
+          <w:rFonts w:ascii="TH Sarabun New" w:hAnsi="TH Sarabun New" w:cs="TH Sarabun New"/>
+          <w:sz w:val="32"/>
+          <w:szCs w:val="32"/>
+        </w:rPr>
+      </w:pPr>
+      <w:r>
+        <w:rPr>
+          <w:rFonts w:ascii="TH Sarabun New" w:hAnsi="TH Sarabun New" w:cs="TH Sarabun New"/>
+          <w:sz w:val="32"/>
+          <w:szCs w:val="32"/>
+          <w:cs/>
+        </w:rPr>
+        <w:tab/>
+      </w:r>
+      <w:r>
+        <w:rPr>
+          <w:rFonts w:ascii="TH Sarabun New" w:hAnsi="TH Sarabun New" w:cs="TH Sarabun New"/>
+          <w:sz w:val="32"/>
+          <w:szCs w:val="32"/>
+          <w:cs/>
+        </w:rPr>
+        <w:t xml:space="preserve">นิยามในลักษณะนี้ชี้ให้เห็นว่าสุขภาพจิตไม่ใช่เพียงการ "ไม่มีโรค" แต่เป็นเรื่องของทักษะและความสามารถในการดำเนินชีวิตประจำวัน ซึ่งเป็นกรอบที่เกม </w:t>
       </w:r>
       <w:r>
         <w:rPr>
@@ -6153,49 +6865,464 @@
           <w:szCs w:val="32"/>
           <w:cs/>
         </w:rPr>
-        <w:t>ว่า การเพิ่มจำนวนตัวเลือกไม่ได้รับประกันว่าผู้เล่นจะรู้สึกว่าตนมีบทบาทต่อเรื่องมากขึ้น สิ่งที่สำคัญกว่าคือความสัมพันธ์ระหว่างตัวเลือกกับผลลัพธ์ที่ผู้เล่นสังเกตเห็นได้</w:t>
-      </w:r>
-    </w:p>
-    <w:p>
-      <w:pPr>
-        <w:tabs>
-          <w:tab w:val="left" w:pos="907"/>
-          <w:tab w:val="left" w:pos="1166"/>
-          <w:tab w:val="left" w:pos="1440"/>
-          <w:tab w:val="left" w:pos="1670"/>
-        </w:tabs>
-        <w:spacing w:after="0" w:line="240" w:lineRule="auto"/>
-        <w:jc w:val="thaiDistribute"/>
-        <w:rPr>
-          <w:rFonts w:ascii="TH Sarabun New" w:hAnsi="TH Sarabun New" w:cs="TH Sarabun New"/>
-          <w:sz w:val="32"/>
-          <w:szCs w:val="32"/>
-        </w:rPr>
-      </w:pPr>
-      <w:r>
-        <w:rPr>
-          <w:rFonts w:ascii="TH Sarabun New" w:hAnsi="TH Sarabun New" w:cs="TH Sarabun New"/>
-          <w:sz w:val="32"/>
-          <w:szCs w:val="32"/>
-        </w:rPr>
-        <w:tab/>
-      </w:r>
-      <w:r>
-        <w:rPr>
-          <w:rFonts w:ascii="TH Sarabun New" w:hAnsi="TH Sarabun New" w:cs="TH Sarabun New"/>
-          <w:sz w:val="32"/>
-          <w:szCs w:val="32"/>
-          <w:cs/>
-        </w:rPr>
-        <w:t xml:space="preserve">การให้ผู้เล่นเข้าไปอยู่ในมุมมองของตัวละครเป็นกลไกที่มีหลักฐานเชิงประจักษ์รองรับ </w:t>
-      </w:r>
-      <w:r>
-        <w:rPr>
-          <w:rFonts w:ascii="TH Sarabun New" w:hAnsi="TH Sarabun New" w:cs="TH Sarabun New"/>
-          <w:sz w:val="32"/>
-          <w:szCs w:val="32"/>
-        </w:rPr>
-        <w:t xml:space="preserve">Li </w:t>
+        <w:t>ใช้ในการนำเสนอเรื่องราว กล่าวคือ เกมมิได้นำเสนอตัวละครในฐานะ "ผู้ป่วย" แต่นำเสนอในฐานะนักเรียนที่กำลังฝึกจัดการกับอารมณ์และความกดดันด้วยวิธีที่แตกต่างกัน โดยบางวิธีได้ผลดีกว่าวิธีอื่น</w:t>
+      </w:r>
+    </w:p>
+    <w:p>
+      <w:pPr>
+        <w:tabs>
+          <w:tab w:val="left" w:pos="907"/>
+          <w:tab w:val="left" w:pos="1166"/>
+          <w:tab w:val="left" w:pos="1440"/>
+          <w:tab w:val="left" w:pos="1670"/>
+        </w:tabs>
+        <w:spacing w:after="0" w:line="240" w:lineRule="auto"/>
+        <w:jc w:val="thaiDistribute"/>
+        <w:rPr>
+          <w:rFonts w:ascii="TH Sarabun New" w:hAnsi="TH Sarabun New" w:cs="TH Sarabun New"/>
+          <w:sz w:val="32"/>
+          <w:szCs w:val="32"/>
+        </w:rPr>
+      </w:pPr>
+    </w:p>
+    <w:p>
+      <w:pPr>
+        <w:tabs>
+          <w:tab w:val="left" w:pos="907"/>
+          <w:tab w:val="left" w:pos="1166"/>
+          <w:tab w:val="left" w:pos="1440"/>
+          <w:tab w:val="left" w:pos="1670"/>
+        </w:tabs>
+        <w:spacing w:after="0" w:line="240" w:lineRule="auto"/>
+        <w:jc w:val="thaiDistribute"/>
+        <w:rPr>
+          <w:rFonts w:ascii="TH Sarabun New" w:hAnsi="TH Sarabun New" w:cs="TH Sarabun New"/>
+          <w:b/>
+          <w:bCs/>
+          <w:sz w:val="32"/>
+          <w:szCs w:val="32"/>
+        </w:rPr>
+      </w:pPr>
+      <w:r>
+        <w:rPr>
+          <w:rFonts w:ascii="TH Sarabun New" w:hAnsi="TH Sarabun New" w:cs="TH Sarabun New"/>
+          <w:b/>
+          <w:bCs/>
+          <w:sz w:val="32"/>
+          <w:szCs w:val="32"/>
+        </w:rPr>
+        <w:tab/>
+      </w:r>
+      <w:r>
+        <w:rPr>
+          <w:rFonts w:ascii="TH Sarabun New" w:hAnsi="TH Sarabun New" w:cs="TH Sarabun New"/>
+          <w:b/>
+          <w:bCs/>
+          <w:sz w:val="32"/>
+          <w:szCs w:val="32"/>
+        </w:rPr>
+        <w:t xml:space="preserve">2.2 </w:t>
+      </w:r>
+      <w:r>
+        <w:rPr>
+          <w:rFonts w:ascii="TH Sarabun New" w:hAnsi="TH Sarabun New" w:cs="TH Sarabun New"/>
+          <w:b/>
+          <w:bCs/>
+          <w:sz w:val="32"/>
+          <w:szCs w:val="32"/>
+          <w:cs/>
+        </w:rPr>
+        <w:t>สุขภาพจิตและความเครียดในวัยรุ่น</w:t>
+      </w:r>
+    </w:p>
+    <w:p>
+      <w:pPr>
+        <w:tabs>
+          <w:tab w:val="left" w:pos="907"/>
+          <w:tab w:val="left" w:pos="1166"/>
+          <w:tab w:val="left" w:pos="1440"/>
+          <w:tab w:val="left" w:pos="1670"/>
+        </w:tabs>
+        <w:spacing w:after="0" w:line="240" w:lineRule="auto"/>
+        <w:jc w:val="thaiDistribute"/>
+        <w:rPr>
+          <w:rFonts w:ascii="TH Sarabun New" w:hAnsi="TH Sarabun New" w:cs="TH Sarabun New"/>
+          <w:sz w:val="32"/>
+          <w:szCs w:val="32"/>
+        </w:rPr>
+      </w:pPr>
+      <w:r>
+        <w:rPr>
+          <w:rFonts w:ascii="TH Sarabun New" w:hAnsi="TH Sarabun New" w:cs="TH Sarabun New"/>
+          <w:sz w:val="32"/>
+          <w:szCs w:val="32"/>
+          <w:cs/>
+        </w:rPr>
+        <w:tab/>
+      </w:r>
+      <w:r>
+        <w:rPr>
+          <w:rFonts w:ascii="TH Sarabun New" w:hAnsi="TH Sarabun New" w:cs="TH Sarabun New"/>
+          <w:sz w:val="32"/>
+          <w:szCs w:val="32"/>
+          <w:cs/>
+        </w:rPr>
+        <w:tab/>
+      </w:r>
+      <w:r>
+        <w:rPr>
+          <w:rFonts w:ascii="TH Sarabun New" w:hAnsi="TH Sarabun New" w:cs="TH Sarabun New"/>
+          <w:sz w:val="32"/>
+          <w:szCs w:val="32"/>
+          <w:cs/>
+        </w:rPr>
+        <w:t>องค์การอนามัยโลกประมาณการว่าวัยรุ่นอายุ 10–19 ปีทั่วโลกประมาณ 1 ใน 7 คน หรือราวร้อยละ 14.3 กำลังเผชิญภาวะทางสุขภาพจิตบางประการ คิดเป็นร้อยละ 15 ของภาระโรคทั้งหมดในกลุ่มอายุนี้ โดยภาวะซึมเศร้า ความวิตกกังวล และปัญหาด้านพฤติกรรม เป็นสาเหตุหลัก</w:t>
+      </w:r>
+      <w:r>
+        <w:rPr>
+          <w:rFonts w:ascii="TH Sarabun New" w:hAnsi="TH Sarabun New" w:cs="TH Sarabun New"/>
+          <w:sz w:val="32"/>
+          <w:szCs w:val="32"/>
+          <w:cs/>
+        </w:rPr>
+        <w:lastRenderedPageBreak/>
+        <w:t>ของความเจ็บป่วยและความบกพร่องในวัยรุ่น ประเด็นสำคัญคือภาวะเหล่านี้ส่วนใหญ่ยังคงไม่ถูกรับรู้และไม่ได้รับการดูแล (</w:t>
+      </w:r>
+      <w:r>
+        <w:rPr>
+          <w:rFonts w:ascii="TH Sarabun New" w:hAnsi="TH Sarabun New" w:cs="TH Sarabun New"/>
+          <w:sz w:val="32"/>
+          <w:szCs w:val="32"/>
+        </w:rPr>
+        <w:t xml:space="preserve">World Health Organization, </w:t>
+      </w:r>
+      <w:r>
+        <w:rPr>
+          <w:rFonts w:ascii="TH Sarabun New" w:hAnsi="TH Sarabun New" w:cs="TH Sarabun New"/>
+          <w:sz w:val="32"/>
+          <w:szCs w:val="32"/>
+          <w:cs/>
+        </w:rPr>
+        <w:t>2024)</w:t>
+      </w:r>
+    </w:p>
+    <w:p>
+      <w:pPr>
+        <w:tabs>
+          <w:tab w:val="left" w:pos="907"/>
+          <w:tab w:val="left" w:pos="1166"/>
+          <w:tab w:val="left" w:pos="1440"/>
+          <w:tab w:val="left" w:pos="1670"/>
+        </w:tabs>
+        <w:spacing w:after="0" w:line="240" w:lineRule="auto"/>
+        <w:jc w:val="thaiDistribute"/>
+        <w:rPr>
+          <w:rFonts w:ascii="TH Sarabun New" w:hAnsi="TH Sarabun New" w:cs="TH Sarabun New"/>
+          <w:sz w:val="32"/>
+          <w:szCs w:val="32"/>
+        </w:rPr>
+      </w:pPr>
+      <w:r>
+        <w:rPr>
+          <w:rFonts w:ascii="TH Sarabun New" w:hAnsi="TH Sarabun New" w:cs="TH Sarabun New"/>
+          <w:sz w:val="32"/>
+          <w:szCs w:val="32"/>
+          <w:cs/>
+        </w:rPr>
+        <w:tab/>
+      </w:r>
+      <w:r>
+        <w:rPr>
+          <w:rFonts w:ascii="TH Sarabun New" w:hAnsi="TH Sarabun New" w:cs="TH Sarabun New"/>
+          <w:sz w:val="32"/>
+          <w:szCs w:val="32"/>
+          <w:cs/>
+        </w:rPr>
+        <w:t xml:space="preserve">สำหรับประเทศไทย ข้อมูลจากการประเมินสุขภาพจิตตนเองผ่านระบบ </w:t>
+      </w:r>
+      <w:r>
+        <w:rPr>
+          <w:rFonts w:ascii="TH Sarabun New" w:hAnsi="TH Sarabun New" w:cs="TH Sarabun New"/>
+          <w:sz w:val="32"/>
+          <w:szCs w:val="32"/>
+        </w:rPr>
+        <w:t xml:space="preserve">Mental Health Check In </w:t>
+      </w:r>
+      <w:r>
+        <w:rPr>
+          <w:rFonts w:ascii="TH Sarabun New" w:hAnsi="TH Sarabun New" w:cs="TH Sarabun New"/>
+          <w:sz w:val="32"/>
+          <w:szCs w:val="32"/>
+          <w:cs/>
+        </w:rPr>
+        <w:t>ของกรมสุขภาพจิต ซึ่งถูกนำมาเรียบเรียงในรายงานภาวะสังคมไทย ระบุว่าในปี 2566 เยาวชนที่เข้ารับการประเมินร้อยละ 18.0 มีความเครียดสูง ร้อยละ 26.0 เสี่ยงต่อภาวะซึมเศร้า และร้อยละ 12.5 เสี่ยงต่อการฆ่าตัวตาย ขณะที่ผลการประเมินในไตรมาสแรกของปี 2567 แสดงแนวโน้มที่สูงขึ้นอีก (สำนักงานสภาพัฒนาการเศรษฐกิจและสังคมแห่งชาติ</w:t>
+      </w:r>
+      <w:r>
+        <w:rPr>
+          <w:rFonts w:ascii="TH Sarabun New" w:hAnsi="TH Sarabun New" w:cs="TH Sarabun New"/>
+          <w:sz w:val="32"/>
+          <w:szCs w:val="32"/>
+        </w:rPr>
+        <w:t xml:space="preserve">, </w:t>
+      </w:r>
+      <w:r>
+        <w:rPr>
+          <w:rFonts w:ascii="TH Sarabun New" w:hAnsi="TH Sarabun New" w:cs="TH Sarabun New"/>
+          <w:sz w:val="32"/>
+          <w:szCs w:val="32"/>
+          <w:cs/>
+        </w:rPr>
+        <w:t>2567)</w:t>
+      </w:r>
+    </w:p>
+    <w:p>
+      <w:pPr>
+        <w:tabs>
+          <w:tab w:val="left" w:pos="907"/>
+          <w:tab w:val="left" w:pos="1166"/>
+          <w:tab w:val="left" w:pos="1440"/>
+          <w:tab w:val="left" w:pos="1670"/>
+        </w:tabs>
+        <w:spacing w:after="0" w:line="240" w:lineRule="auto"/>
+        <w:jc w:val="thaiDistribute"/>
+        <w:rPr>
+          <w:rFonts w:ascii="TH Sarabun New" w:hAnsi="TH Sarabun New" w:cs="TH Sarabun New"/>
+          <w:sz w:val="32"/>
+          <w:szCs w:val="32"/>
+        </w:rPr>
+      </w:pPr>
+      <w:r>
+        <w:rPr>
+          <w:rFonts w:ascii="TH Sarabun New" w:hAnsi="TH Sarabun New" w:cs="TH Sarabun New"/>
+          <w:sz w:val="32"/>
+          <w:szCs w:val="32"/>
+          <w:cs/>
+        </w:rPr>
+        <w:tab/>
+      </w:r>
+      <w:r>
+        <w:rPr>
+          <w:rFonts w:ascii="TH Sarabun New" w:hAnsi="TH Sarabun New" w:cs="TH Sarabun New"/>
+          <w:sz w:val="32"/>
+          <w:szCs w:val="32"/>
+          <w:cs/>
+        </w:rPr>
+        <w:t>เมื่อพิจารณาข้อมูลสะสมระหว่างปี 2563–2567 พบว่าเยาวชนไทยอายุต่ำกว่า 20 ปี มีความเครียดสูงร้อยละ 24.83 เสี่ยงซึมเศร้าร้อยละ 29.51 และเสี่ยงฆ่าตัวตายร้อยละ 20.35 ซึ่งสูงกว่าค่าเฉลี่ยของประชากรไทยทุกช่วงวัยอย่างชัดเจน โดยประชากรไทยโดยรวมในช่วงเวลาเดียวกันมีความเครียดสูงร้อยละ 8.04 เสี่ยงซึมเศร้าร้อยละ 9.47 และเสี่ยงฆ่าตัวตายร้อยละ 5.39 (องค์การกระจายเสียงและแพร่ภาพสาธารณะแห่งประเทศไทย</w:t>
+      </w:r>
+      <w:r>
+        <w:rPr>
+          <w:rFonts w:ascii="TH Sarabun New" w:hAnsi="TH Sarabun New" w:cs="TH Sarabun New"/>
+          <w:sz w:val="32"/>
+          <w:szCs w:val="32"/>
+        </w:rPr>
+        <w:t xml:space="preserve">, </w:t>
+      </w:r>
+      <w:r>
+        <w:rPr>
+          <w:rFonts w:ascii="TH Sarabun New" w:hAnsi="TH Sarabun New" w:cs="TH Sarabun New"/>
+          <w:sz w:val="32"/>
+          <w:szCs w:val="32"/>
+          <w:cs/>
+        </w:rPr>
+        <w:t>2567)</w:t>
+      </w:r>
+    </w:p>
+    <w:p>
+      <w:pPr>
+        <w:tabs>
+          <w:tab w:val="left" w:pos="907"/>
+          <w:tab w:val="left" w:pos="1166"/>
+          <w:tab w:val="left" w:pos="1440"/>
+          <w:tab w:val="left" w:pos="1670"/>
+        </w:tabs>
+        <w:spacing w:after="0" w:line="240" w:lineRule="auto"/>
+        <w:jc w:val="thaiDistribute"/>
+        <w:rPr>
+          <w:rFonts w:ascii="TH Sarabun New" w:hAnsi="TH Sarabun New" w:cs="TH Sarabun New"/>
+          <w:sz w:val="32"/>
+          <w:szCs w:val="32"/>
+        </w:rPr>
+      </w:pPr>
+      <w:r>
+        <w:rPr>
+          <w:rFonts w:ascii="TH Sarabun New" w:hAnsi="TH Sarabun New" w:cs="TH Sarabun New"/>
+          <w:sz w:val="32"/>
+          <w:szCs w:val="32"/>
+          <w:cs/>
+        </w:rPr>
+        <w:tab/>
+      </w:r>
+      <w:r>
+        <w:rPr>
+          <w:rFonts w:ascii="TH Sarabun New" w:hAnsi="TH Sarabun New" w:cs="TH Sarabun New"/>
+          <w:sz w:val="32"/>
+          <w:szCs w:val="32"/>
+          <w:cs/>
+        </w:rPr>
+        <w:t>ตัวเลขเหล่านี้สะท้อนว่าความยากลำบากทางอารมณ์ในวัยเรียนไม่ใช่กรณียกเว้น แต่เป็นประสบการณ์ที่พบได้ทั่วไปในระดับที่ควรได้รับความสนใจ</w:t>
+      </w:r>
+    </w:p>
+    <w:p>
+      <w:pPr>
+        <w:tabs>
+          <w:tab w:val="left" w:pos="907"/>
+          <w:tab w:val="left" w:pos="1166"/>
+          <w:tab w:val="left" w:pos="1440"/>
+          <w:tab w:val="left" w:pos="1670"/>
+        </w:tabs>
+        <w:spacing w:after="0" w:line="240" w:lineRule="auto"/>
+        <w:jc w:val="thaiDistribute"/>
+        <w:rPr>
+          <w:rFonts w:ascii="TH Sarabun New" w:hAnsi="TH Sarabun New" w:cs="TH Sarabun New"/>
+          <w:sz w:val="32"/>
+          <w:szCs w:val="32"/>
+        </w:rPr>
+      </w:pPr>
+      <w:r>
+        <w:rPr>
+          <w:rFonts w:ascii="TH Sarabun New" w:hAnsi="TH Sarabun New" w:cs="TH Sarabun New"/>
+          <w:sz w:val="32"/>
+          <w:szCs w:val="32"/>
+          <w:cs/>
+        </w:rPr>
+        <w:tab/>
+      </w:r>
+      <w:r>
+        <w:rPr>
+          <w:rFonts w:ascii="TH Sarabun New" w:hAnsi="TH Sarabun New" w:cs="TH Sarabun New"/>
+          <w:sz w:val="32"/>
+          <w:szCs w:val="32"/>
+          <w:cs/>
+        </w:rPr>
+        <w:t>องค์การอนามัยโลกชี้ว่าปัจจัยเสี่ยงต่อสุขภาพจิตของวัยรุ่นมีลักษณะสะสม กล่าวคือ ยิ่งวัยรุ่นเผชิญปัจจัยเสี่ยงหลายอย่างพร้อมกัน ผลกระทบต่อสุขภาพจิตก็ยิ่งมากขึ้น ในทางกลับกัน สภาพแวดล้อมที่เอื้ออาทรและให้การสนับสนุน ทั้งในครอบครัว โรงเรียน และชุมชน ทำหน้าที่เป็นปัจจัยปกป้องที่สำคัญ (</w:t>
+      </w:r>
+      <w:r>
+        <w:rPr>
+          <w:rFonts w:ascii="TH Sarabun New" w:hAnsi="TH Sarabun New" w:cs="TH Sarabun New"/>
+          <w:sz w:val="32"/>
+          <w:szCs w:val="32"/>
+        </w:rPr>
+        <w:t>World Health Organization, 2024)</w:t>
+      </w:r>
+    </w:p>
+    <w:p>
+      <w:pPr>
+        <w:tabs>
+          <w:tab w:val="left" w:pos="907"/>
+          <w:tab w:val="left" w:pos="1166"/>
+          <w:tab w:val="left" w:pos="1440"/>
+          <w:tab w:val="left" w:pos="1670"/>
+        </w:tabs>
+        <w:spacing w:after="0" w:line="240" w:lineRule="auto"/>
+        <w:jc w:val="thaiDistribute"/>
+        <w:rPr>
+          <w:rFonts w:ascii="TH Sarabun New" w:hAnsi="TH Sarabun New" w:cs="TH Sarabun New"/>
+          <w:sz w:val="32"/>
+          <w:szCs w:val="32"/>
+        </w:rPr>
+      </w:pPr>
+      <w:r>
+        <w:rPr>
+          <w:rFonts w:ascii="TH Sarabun New" w:hAnsi="TH Sarabun New" w:cs="TH Sarabun New"/>
+          <w:sz w:val="32"/>
+          <w:szCs w:val="32"/>
+          <w:cs/>
+        </w:rPr>
+        <w:tab/>
+      </w:r>
+      <w:r>
+        <w:rPr>
+          <w:rFonts w:ascii="TH Sarabun New" w:hAnsi="TH Sarabun New" w:cs="TH Sarabun New"/>
+          <w:sz w:val="32"/>
+          <w:szCs w:val="32"/>
+          <w:cs/>
+        </w:rPr>
+        <w:t xml:space="preserve">ในบริบทของไทย รายงานของกรมสุขภาพจิตที่จัดทำร่วมกับองค์การยูนิเซฟ ซึ่งเก็บข้อมูลจากเด็กและวัยรุ่นอายุต่ำกว่า </w:t>
+      </w:r>
+      <w:r>
+        <w:rPr>
+          <w:rFonts w:ascii="TH Sarabun New" w:hAnsi="TH Sarabun New" w:cs="TH Sarabun New"/>
+          <w:sz w:val="32"/>
+          <w:szCs w:val="32"/>
+        </w:rPr>
+        <w:t>20</w:t>
+      </w:r>
+      <w:r>
+        <w:rPr>
+          <w:rFonts w:ascii="TH Sarabun New" w:hAnsi="TH Sarabun New" w:cs="TH Sarabun New"/>
+          <w:sz w:val="32"/>
+          <w:szCs w:val="32"/>
+          <w:cs/>
+        </w:rPr>
+        <w:t xml:space="preserve"> ปี จำนวน </w:t>
+      </w:r>
+      <w:r>
+        <w:rPr>
+          <w:rFonts w:ascii="TH Sarabun New" w:hAnsi="TH Sarabun New" w:cs="TH Sarabun New"/>
+          <w:sz w:val="32"/>
+          <w:szCs w:val="32"/>
+        </w:rPr>
+        <w:t>183,974</w:t>
+      </w:r>
+      <w:r>
+        <w:rPr>
+          <w:rFonts w:ascii="TH Sarabun New" w:hAnsi="TH Sarabun New" w:cs="TH Sarabun New"/>
+          <w:sz w:val="32"/>
+          <w:szCs w:val="32"/>
+          <w:cs/>
+        </w:rPr>
+        <w:t xml:space="preserve"> คน ได้ชี้ให้เห็นว่าสภาวะอารมณ์ของวัยรุ่นซึ่งไม่คงที่อยู่แล้วโดยธรรมชาติ ยิ่งได้รับผลกระทบมากขึ้นจากสถานการณ์ภายนอก (กรมสุขภาพจิต</w:t>
+      </w:r>
+      <w:r>
+        <w:rPr>
+          <w:rFonts w:ascii="TH Sarabun New" w:hAnsi="TH Sarabun New" w:cs="TH Sarabun New"/>
+          <w:sz w:val="32"/>
+          <w:szCs w:val="32"/>
+        </w:rPr>
+        <w:t>, 2565)</w:t>
+      </w:r>
+    </w:p>
+    <w:p>
+      <w:pPr>
+        <w:tabs>
+          <w:tab w:val="left" w:pos="907"/>
+          <w:tab w:val="left" w:pos="1166"/>
+          <w:tab w:val="left" w:pos="1440"/>
+          <w:tab w:val="left" w:pos="1670"/>
+        </w:tabs>
+        <w:spacing w:after="0" w:line="240" w:lineRule="auto"/>
+        <w:jc w:val="thaiDistribute"/>
+        <w:rPr>
+          <w:rFonts w:ascii="TH Sarabun New" w:hAnsi="TH Sarabun New" w:cs="TH Sarabun New"/>
+          <w:sz w:val="32"/>
+          <w:szCs w:val="32"/>
+        </w:rPr>
+      </w:pPr>
+      <w:r>
+        <w:rPr>
+          <w:rFonts w:ascii="TH Sarabun New" w:hAnsi="TH Sarabun New" w:cs="TH Sarabun New"/>
+          <w:sz w:val="32"/>
+          <w:szCs w:val="32"/>
+          <w:cs/>
+        </w:rPr>
+        <w:tab/>
+      </w:r>
+      <w:r>
+        <w:rPr>
+          <w:rFonts w:ascii="TH Sarabun New" w:hAnsi="TH Sarabun New" w:cs="TH Sarabun New"/>
+          <w:sz w:val="32"/>
+          <w:szCs w:val="32"/>
+          <w:cs/>
+        </w:rPr>
+        <w:t xml:space="preserve">ในเชิงกลไก งานวิจัยล่าสุดชี้ให้เห็นบทบาทเฉพาะของกลุ่มเพื่อนอย่างชัดเจน </w:t>
+      </w:r>
+      <w:r>
+        <w:rPr>
+          <w:rFonts w:ascii="TH Sarabun New" w:hAnsi="TH Sarabun New" w:cs="TH Sarabun New"/>
+          <w:sz w:val="32"/>
+          <w:szCs w:val="32"/>
+        </w:rPr>
+        <w:t xml:space="preserve">Wylie, De France </w:t>
       </w:r>
       <w:r>
         <w:rPr>
@@ -6212,85 +7339,268 @@
           <w:sz w:val="32"/>
           <w:szCs w:val="32"/>
         </w:rPr>
-        <w:t xml:space="preserve">van Berlo (2025) </w:t>
-      </w:r>
-      <w:r>
-        <w:rPr>
-          <w:rFonts w:ascii="TH Sarabun New" w:hAnsi="TH Sarabun New" w:cs="TH Sarabun New"/>
-          <w:sz w:val="32"/>
-          <w:szCs w:val="32"/>
-          <w:cs/>
-        </w:rPr>
-        <w:t xml:space="preserve">ได้ทำการทดลองในห้องปฏิบัติการกับผู้เข้าร่วม </w:t>
-      </w:r>
-      <w:r>
-        <w:rPr>
-          <w:rFonts w:ascii="TH Sarabun New" w:hAnsi="TH Sarabun New" w:cs="TH Sarabun New"/>
-          <w:sz w:val="32"/>
-          <w:szCs w:val="32"/>
-        </w:rPr>
-        <w:t>166</w:t>
-      </w:r>
-      <w:r>
-        <w:rPr>
-          <w:rFonts w:ascii="TH Sarabun New" w:hAnsi="TH Sarabun New" w:cs="TH Sarabun New"/>
-          <w:sz w:val="32"/>
-          <w:szCs w:val="32"/>
-          <w:cs/>
-        </w:rPr>
-        <w:t xml:space="preserve"> คน เพื่อศึกษาผลของการสวมมุมมองตัวละครที่เป็นผู้ประสบความรุนแรง ผลการศึกษาพบเส้นทางความสัมพันธ์ที่น่าสนใจ คือ การสวมมุมมองไม่ได้เพิ่มความเห็นอกเห็นใจโดยตรง แต่เพิ่มความรู้สึกเป็นหนึ่งเดียวกับร่างกายของตัวละคร (</w:t>
-      </w:r>
-      <w:r>
-        <w:rPr>
-          <w:rFonts w:ascii="TH Sarabun New" w:hAnsi="TH Sarabun New" w:cs="TH Sarabun New"/>
-          <w:sz w:val="32"/>
-          <w:szCs w:val="32"/>
-        </w:rPr>
-        <w:t xml:space="preserve">embodiment) </w:t>
-      </w:r>
-      <w:r>
-        <w:rPr>
-          <w:rFonts w:ascii="TH Sarabun New" w:hAnsi="TH Sarabun New" w:cs="TH Sarabun New"/>
-          <w:sz w:val="32"/>
-          <w:szCs w:val="32"/>
-          <w:cs/>
-        </w:rPr>
-        <w:t>ก่อน แล้วความรู้สึกดังกล่าวจึงส่งผลต่อความเห็นอกเห็นใจเชิงปัญญาอีกทอดหนึ่ง</w:t>
-      </w:r>
-    </w:p>
-    <w:p>
-      <w:pPr>
-        <w:tabs>
-          <w:tab w:val="left" w:pos="907"/>
-          <w:tab w:val="left" w:pos="1166"/>
-          <w:tab w:val="left" w:pos="1440"/>
-          <w:tab w:val="left" w:pos="1670"/>
-        </w:tabs>
-        <w:spacing w:after="0" w:line="240" w:lineRule="auto"/>
-        <w:jc w:val="thaiDistribute"/>
-        <w:rPr>
-          <w:rFonts w:ascii="TH Sarabun New" w:hAnsi="TH Sarabun New" w:cs="TH Sarabun New" w:hint="cs"/>
-          <w:sz w:val="32"/>
-          <w:szCs w:val="32"/>
-        </w:rPr>
-      </w:pPr>
-      <w:r>
-        <w:rPr>
-          <w:rFonts w:ascii="TH Sarabun New" w:hAnsi="TH Sarabun New" w:cs="TH Sarabun New"/>
-          <w:sz w:val="32"/>
-          <w:szCs w:val="32"/>
-          <w:cs/>
-        </w:rPr>
-        <w:tab/>
-      </w:r>
-      <w:r>
-        <w:rPr>
-          <w:rFonts w:ascii="TH Sarabun New" w:hAnsi="TH Sarabun New" w:cs="TH Sarabun New"/>
-          <w:sz w:val="32"/>
-          <w:szCs w:val="32"/>
-          <w:cs/>
-        </w:rPr>
-        <w:t xml:space="preserve">ข้อค้นพบนี้ชี้ว่าการออกแบบต้องให้ความสำคัญกับ "คุณภาพ" ของการสวมบทบาท มิใช่เพียงการประกาศว่าผู้เล่นกำลังเล่นเป็นใคร ใน </w:t>
+        <w:t xml:space="preserve">Hollenstein (2023) </w:t>
+      </w:r>
+      <w:r>
+        <w:rPr>
+          <w:rFonts w:ascii="TH Sarabun New" w:hAnsi="TH Sarabun New" w:cs="TH Sarabun New"/>
+          <w:sz w:val="32"/>
+          <w:szCs w:val="32"/>
+          <w:cs/>
+        </w:rPr>
+        <w:t xml:space="preserve">ได้เก็บข้อมูลจากวัยรุ่น </w:t>
+      </w:r>
+      <w:r>
+        <w:rPr>
+          <w:rFonts w:ascii="TH Sarabun New" w:hAnsi="TH Sarabun New" w:cs="TH Sarabun New"/>
+          <w:sz w:val="32"/>
+          <w:szCs w:val="32"/>
+        </w:rPr>
+        <w:t>179</w:t>
+      </w:r>
+      <w:r>
+        <w:rPr>
+          <w:rFonts w:ascii="TH Sarabun New" w:hAnsi="TH Sarabun New" w:cs="TH Sarabun New"/>
+          <w:sz w:val="32"/>
+          <w:szCs w:val="32"/>
+          <w:cs/>
+        </w:rPr>
+        <w:t xml:space="preserve"> คน (อายุเฉลี่ย </w:t>
+      </w:r>
+      <w:r>
+        <w:rPr>
+          <w:rFonts w:ascii="TH Sarabun New" w:hAnsi="TH Sarabun New" w:cs="TH Sarabun New"/>
+          <w:sz w:val="32"/>
+          <w:szCs w:val="32"/>
+        </w:rPr>
+        <w:t>13.94</w:t>
+      </w:r>
+      <w:r>
+        <w:rPr>
+          <w:rFonts w:ascii="TH Sarabun New" w:hAnsi="TH Sarabun New" w:cs="TH Sarabun New"/>
+          <w:sz w:val="32"/>
+          <w:szCs w:val="32"/>
+          <w:cs/>
+        </w:rPr>
+        <w:t xml:space="preserve"> ปี) ด้วยวิธีเก็บข้อมูลตามประสบการณ์จริง (</w:t>
+      </w:r>
+      <w:r>
+        <w:rPr>
+          <w:rFonts w:ascii="TH Sarabun New" w:hAnsi="TH Sarabun New" w:cs="TH Sarabun New"/>
+          <w:sz w:val="32"/>
+          <w:szCs w:val="32"/>
+        </w:rPr>
+        <w:t xml:space="preserve">experience sampling) </w:t>
+      </w:r>
+      <w:r>
+        <w:rPr>
+          <w:rFonts w:ascii="TH Sarabun New" w:hAnsi="TH Sarabun New" w:cs="TH Sarabun New"/>
+          <w:sz w:val="32"/>
+          <w:szCs w:val="32"/>
+          <w:cs/>
+        </w:rPr>
+        <w:t xml:space="preserve">ผ่านแอปพลิเคชันบนสมาร์ตโฟนเป็นเวลา </w:t>
+      </w:r>
+      <w:r>
+        <w:rPr>
+          <w:rFonts w:ascii="TH Sarabun New" w:hAnsi="TH Sarabun New" w:cs="TH Sarabun New"/>
+          <w:sz w:val="32"/>
+          <w:szCs w:val="32"/>
+        </w:rPr>
+        <w:t>14</w:t>
+      </w:r>
+      <w:r>
+        <w:rPr>
+          <w:rFonts w:ascii="TH Sarabun New" w:hAnsi="TH Sarabun New" w:cs="TH Sarabun New"/>
+          <w:sz w:val="32"/>
+          <w:szCs w:val="32"/>
+          <w:cs/>
+        </w:rPr>
+        <w:t xml:space="preserve"> วัน ผลการวิเคราะห์แบบพหุระดับพบว่า วัยรุ่นเก็บกดการแสดงออกทางอารมณ์น้อยที่สุดเมื่ออยู่คนเดียว และเก็บกดมากที่สุดเมื่ออยู่กับกลุ่มเพื่อนเมื่อเทียบกับเมื่ออยู่กับครอบครัว</w:t>
+      </w:r>
+    </w:p>
+    <w:p>
+      <w:pPr>
+        <w:tabs>
+          <w:tab w:val="left" w:pos="907"/>
+          <w:tab w:val="left" w:pos="1166"/>
+          <w:tab w:val="left" w:pos="1440"/>
+          <w:tab w:val="left" w:pos="1670"/>
+        </w:tabs>
+        <w:spacing w:after="0" w:line="240" w:lineRule="auto"/>
+        <w:jc w:val="thaiDistribute"/>
+        <w:rPr>
+          <w:rFonts w:ascii="TH Sarabun New" w:hAnsi="TH Sarabun New" w:cs="TH Sarabun New"/>
+          <w:sz w:val="32"/>
+          <w:szCs w:val="32"/>
+        </w:rPr>
+      </w:pPr>
+      <w:r>
+        <w:rPr>
+          <w:rFonts w:ascii="TH Sarabun New" w:hAnsi="TH Sarabun New" w:cs="TH Sarabun New"/>
+          <w:sz w:val="32"/>
+          <w:szCs w:val="32"/>
+          <w:cs/>
+        </w:rPr>
+        <w:tab/>
+      </w:r>
+      <w:r>
+        <w:rPr>
+          <w:rFonts w:ascii="TH Sarabun New" w:hAnsi="TH Sarabun New" w:cs="TH Sarabun New"/>
+          <w:sz w:val="32"/>
+          <w:szCs w:val="32"/>
+          <w:cs/>
+        </w:rPr>
+        <w:t>ข้อค้นพบนี้มีความสำคัญอย่างยิ่งต่อโครงงาน เพราะให้เหตุผลเชิงประจักษ์ว่าเหตุใดฉากในโรงเรียนจึงเป็นฉากที่เหมาะสมที่สุดสำหรับเรื่องราวเกี่ยวกับการปกปิดความรู้สึก นั่นคือ โรงเรียนเป็นพื้นที่ที่วัยรุ่นเก็บกดอารมณ์มากที่สุดโดยธรรมชาติ</w:t>
+      </w:r>
+    </w:p>
+    <w:p>
+      <w:pPr>
+        <w:tabs>
+          <w:tab w:val="left" w:pos="907"/>
+          <w:tab w:val="left" w:pos="1166"/>
+          <w:tab w:val="left" w:pos="1440"/>
+          <w:tab w:val="left" w:pos="1670"/>
+        </w:tabs>
+        <w:spacing w:after="0" w:line="240" w:lineRule="auto"/>
+        <w:jc w:val="thaiDistribute"/>
+        <w:rPr>
+          <w:rFonts w:ascii="TH Sarabun New" w:hAnsi="TH Sarabun New" w:cs="TH Sarabun New"/>
+          <w:sz w:val="32"/>
+          <w:szCs w:val="32"/>
+        </w:rPr>
+      </w:pPr>
+    </w:p>
+    <w:p>
+      <w:pPr>
+        <w:tabs>
+          <w:tab w:val="left" w:pos="907"/>
+          <w:tab w:val="left" w:pos="1166"/>
+          <w:tab w:val="left" w:pos="1440"/>
+          <w:tab w:val="left" w:pos="1670"/>
+        </w:tabs>
+        <w:spacing w:after="0" w:line="240" w:lineRule="auto"/>
+        <w:jc w:val="thaiDistribute"/>
+        <w:rPr>
+          <w:rFonts w:ascii="TH Sarabun New" w:hAnsi="TH Sarabun New" w:cs="TH Sarabun New"/>
+          <w:sz w:val="32"/>
+          <w:szCs w:val="32"/>
+        </w:rPr>
+      </w:pPr>
+    </w:p>
+    <w:p>
+      <w:pPr>
+        <w:tabs>
+          <w:tab w:val="left" w:pos="907"/>
+          <w:tab w:val="left" w:pos="1166"/>
+          <w:tab w:val="left" w:pos="1440"/>
+          <w:tab w:val="left" w:pos="1670"/>
+        </w:tabs>
+        <w:spacing w:after="0" w:line="240" w:lineRule="auto"/>
+        <w:jc w:val="thaiDistribute"/>
+        <w:rPr>
+          <w:rFonts w:ascii="TH Sarabun New" w:hAnsi="TH Sarabun New" w:cs="TH Sarabun New"/>
+          <w:b/>
+          <w:bCs/>
+          <w:sz w:val="32"/>
+          <w:szCs w:val="32"/>
+        </w:rPr>
+      </w:pPr>
+      <w:r>
+        <w:rPr>
+          <w:rFonts w:ascii="TH Sarabun New" w:hAnsi="TH Sarabun New" w:cs="TH Sarabun New"/>
+          <w:b/>
+          <w:bCs/>
+          <w:sz w:val="32"/>
+          <w:szCs w:val="32"/>
+        </w:rPr>
+        <w:lastRenderedPageBreak/>
+        <w:tab/>
+      </w:r>
+      <w:r>
+        <w:rPr>
+          <w:rFonts w:ascii="TH Sarabun New" w:hAnsi="TH Sarabun New" w:cs="TH Sarabun New"/>
+          <w:b/>
+          <w:bCs/>
+          <w:sz w:val="32"/>
+          <w:szCs w:val="32"/>
+        </w:rPr>
+        <w:t>2.</w:t>
+      </w:r>
+      <w:r>
+        <w:rPr>
+          <w:rFonts w:ascii="TH Sarabun New" w:hAnsi="TH Sarabun New" w:cs="TH Sarabun New"/>
+          <w:b/>
+          <w:bCs/>
+          <w:sz w:val="32"/>
+          <w:szCs w:val="32"/>
+        </w:rPr>
+        <w:t>3</w:t>
+      </w:r>
+      <w:r>
+        <w:rPr>
+          <w:rFonts w:ascii="TH Sarabun New" w:hAnsi="TH Sarabun New" w:cs="TH Sarabun New"/>
+          <w:b/>
+          <w:bCs/>
+          <w:sz w:val="32"/>
+          <w:szCs w:val="32"/>
+        </w:rPr>
+        <w:t xml:space="preserve"> </w:t>
+      </w:r>
+      <w:r>
+        <w:rPr>
+          <w:rFonts w:ascii="TH Sarabun New" w:hAnsi="TH Sarabun New" w:cs="TH Sarabun New"/>
+          <w:b/>
+          <w:bCs/>
+          <w:sz w:val="32"/>
+          <w:szCs w:val="32"/>
+          <w:cs/>
+        </w:rPr>
+        <w:t>การเก็บกดและการไม่แสดงออกทางอารมณ์</w:t>
+      </w:r>
+    </w:p>
+    <w:p>
+      <w:pPr>
+        <w:tabs>
+          <w:tab w:val="left" w:pos="907"/>
+          <w:tab w:val="left" w:pos="1166"/>
+          <w:tab w:val="left" w:pos="1440"/>
+          <w:tab w:val="left" w:pos="1670"/>
+        </w:tabs>
+        <w:spacing w:after="0" w:line="240" w:lineRule="auto"/>
+        <w:jc w:val="thaiDistribute"/>
+        <w:rPr>
+          <w:rFonts w:ascii="TH Sarabun New" w:hAnsi="TH Sarabun New" w:cs="TH Sarabun New"/>
+          <w:sz w:val="32"/>
+          <w:szCs w:val="32"/>
+        </w:rPr>
+      </w:pPr>
+      <w:r>
+        <w:rPr>
+          <w:rFonts w:ascii="TH Sarabun New" w:hAnsi="TH Sarabun New" w:cs="TH Sarabun New"/>
+          <w:sz w:val="32"/>
+          <w:szCs w:val="32"/>
+          <w:cs/>
+        </w:rPr>
+        <w:tab/>
+      </w:r>
+      <w:r>
+        <w:rPr>
+          <w:rFonts w:ascii="TH Sarabun New" w:hAnsi="TH Sarabun New" w:cs="TH Sarabun New"/>
+          <w:sz w:val="32"/>
+          <w:szCs w:val="32"/>
+          <w:cs/>
+        </w:rPr>
+        <w:tab/>
+      </w:r>
+      <w:r>
+        <w:rPr>
+          <w:rFonts w:ascii="TH Sarabun New" w:hAnsi="TH Sarabun New" w:cs="TH Sarabun New"/>
+          <w:sz w:val="32"/>
+          <w:szCs w:val="32"/>
+          <w:cs/>
+        </w:rPr>
+        <w:t xml:space="preserve">หัวใจของเนื้อเรื่องใน </w:t>
       </w:r>
       <w:r>
         <w:rPr>
@@ -6307,98 +7617,331 @@
           <w:szCs w:val="32"/>
           <w:cs/>
         </w:rPr>
-        <w:t>กลไกที่ทำหน้าที่นี้คือการเปิดเผยความคิดภายในของตัวละครและการให้ผู้เล่นตัดสินใจแทนตัวละครในสถานการณ์ประจำวัน</w:t>
-      </w:r>
-    </w:p>
-    <w:p>
-      <w:pPr>
-        <w:tabs>
-          <w:tab w:val="left" w:pos="907"/>
-          <w:tab w:val="left" w:pos="1166"/>
-          <w:tab w:val="left" w:pos="1440"/>
-          <w:tab w:val="left" w:pos="1670"/>
-        </w:tabs>
-        <w:spacing w:after="0" w:line="240" w:lineRule="auto"/>
-        <w:jc w:val="thaiDistribute"/>
-        <w:rPr>
-          <w:rFonts w:ascii="TH Sarabun New" w:hAnsi="TH Sarabun New" w:cs="TH Sarabun New"/>
-          <w:sz w:val="32"/>
-          <w:szCs w:val="32"/>
-        </w:rPr>
-      </w:pPr>
-      <w:r>
-        <w:rPr>
-          <w:rFonts w:ascii="TH Sarabun New" w:hAnsi="TH Sarabun New" w:cs="TH Sarabun New"/>
-          <w:sz w:val="32"/>
-          <w:szCs w:val="32"/>
-          <w:cs/>
-        </w:rPr>
-        <w:tab/>
-      </w:r>
-      <w:r>
-        <w:rPr>
-          <w:rFonts w:ascii="TH Sarabun New" w:hAnsi="TH Sarabun New" w:cs="TH Sarabun New"/>
-          <w:sz w:val="32"/>
-          <w:szCs w:val="32"/>
-          <w:cs/>
-        </w:rPr>
-        <w:t>นอกจากนี้ การเล่าเรื่องแบบหลายมุมมองยังสร้าง "ช่องว่างของข้อมูล" ระหว่างสิ่งที่ผู้เล่นรู้กับสิ่งที่ตัวละครในเรื่องรู้เกี่ยวกับกันและกัน ซึ่งเป็นกลไกหลักในการสื่อสารว่าพฤติกรรมภายนอกอาจไม่สะท้อนสภาวะภายใน</w:t>
-      </w:r>
-    </w:p>
-    <w:p>
-      <w:pPr>
-        <w:tabs>
-          <w:tab w:val="left" w:pos="907"/>
-          <w:tab w:val="left" w:pos="1166"/>
-          <w:tab w:val="left" w:pos="1440"/>
-          <w:tab w:val="left" w:pos="1670"/>
-        </w:tabs>
-        <w:spacing w:after="0" w:line="240" w:lineRule="auto"/>
-        <w:jc w:val="thaiDistribute"/>
-        <w:rPr>
-          <w:rFonts w:ascii="TH Sarabun New" w:hAnsi="TH Sarabun New" w:cs="TH Sarabun New"/>
-          <w:sz w:val="32"/>
-          <w:szCs w:val="32"/>
-        </w:rPr>
-      </w:pPr>
-    </w:p>
-    <w:p>
-      <w:pPr>
-        <w:tabs>
-          <w:tab w:val="left" w:pos="907"/>
-          <w:tab w:val="left" w:pos="1166"/>
-          <w:tab w:val="left" w:pos="1440"/>
-          <w:tab w:val="left" w:pos="1670"/>
-        </w:tabs>
-        <w:spacing w:after="0" w:line="240" w:lineRule="auto"/>
-        <w:jc w:val="thaiDistribute"/>
-        <w:rPr>
-          <w:rFonts w:ascii="TH Sarabun New" w:hAnsi="TH Sarabun New" w:cs="TH Sarabun New"/>
-          <w:b/>
-          <w:bCs/>
-          <w:sz w:val="32"/>
-          <w:szCs w:val="32"/>
-        </w:rPr>
-      </w:pPr>
-      <w:r>
-        <w:rPr>
-          <w:rFonts w:ascii="TH Sarabun New" w:hAnsi="TH Sarabun New" w:cs="TH Sarabun New"/>
-          <w:b/>
-          <w:bCs/>
-          <w:sz w:val="32"/>
-          <w:szCs w:val="32"/>
-        </w:rPr>
-        <w:tab/>
-      </w:r>
-      <w:r>
-        <w:rPr>
-          <w:rFonts w:ascii="TH Sarabun New" w:hAnsi="TH Sarabun New" w:cs="TH Sarabun New"/>
-          <w:b/>
-          <w:bCs/>
-          <w:sz w:val="32"/>
-          <w:szCs w:val="32"/>
-        </w:rPr>
-        <w:t>1.</w:t>
+        <w:t>คือช่องว่างระหว่างสิ่งที่ตัวละครแสดงออกกับสิ่งที่ตัวละครรู้สึกจริง ซึ่งตรงกับแนวคิดเรื่อง</w:t>
+      </w:r>
+      <w:r>
+        <w:rPr>
+          <w:rFonts w:ascii="TH Sarabun New" w:hAnsi="TH Sarabun New" w:cs="TH Sarabun New"/>
+          <w:sz w:val="32"/>
+          <w:szCs w:val="32"/>
+        </w:rPr>
+        <w:t xml:space="preserve"> </w:t>
+      </w:r>
+      <w:r>
+        <w:rPr>
+          <w:rFonts w:ascii="TH Sarabun New" w:hAnsi="TH Sarabun New" w:cs="TH Sarabun New"/>
+          <w:b/>
+          <w:bCs/>
+          <w:sz w:val="32"/>
+          <w:szCs w:val="32"/>
+          <w:cs/>
+        </w:rPr>
+        <w:t>การเก็บกดการแสดงออก (</w:t>
+      </w:r>
+      <w:r>
+        <w:rPr>
+          <w:rFonts w:ascii="TH Sarabun New" w:hAnsi="TH Sarabun New" w:cs="TH Sarabun New"/>
+          <w:b/>
+          <w:bCs/>
+          <w:sz w:val="32"/>
+          <w:szCs w:val="32"/>
+        </w:rPr>
+        <w:t>expressive suppression)</w:t>
+      </w:r>
+      <w:r>
+        <w:rPr>
+          <w:rFonts w:ascii="TH Sarabun New" w:hAnsi="TH Sarabun New" w:cs="TH Sarabun New"/>
+          <w:sz w:val="32"/>
+          <w:szCs w:val="32"/>
+        </w:rPr>
+        <w:t xml:space="preserve"> </w:t>
+      </w:r>
+      <w:r>
+        <w:rPr>
+          <w:rFonts w:ascii="TH Sarabun New" w:hAnsi="TH Sarabun New" w:cs="TH Sarabun New"/>
+          <w:sz w:val="32"/>
+          <w:szCs w:val="32"/>
+          <w:cs/>
+        </w:rPr>
+        <w:t>อันเป็นกลยุทธ์การกำกับอารมณ์ที่บุคคลพยายามยับยั้งหรือปกปิดการแสดงออกทางอารมณ์ขณะที่อารมณ์นั้นกำลังเกิดขึ้น</w:t>
+      </w:r>
+    </w:p>
+    <w:p>
+      <w:pPr>
+        <w:tabs>
+          <w:tab w:val="left" w:pos="907"/>
+          <w:tab w:val="left" w:pos="1166"/>
+          <w:tab w:val="left" w:pos="1440"/>
+          <w:tab w:val="left" w:pos="1670"/>
+        </w:tabs>
+        <w:spacing w:after="0" w:line="240" w:lineRule="auto"/>
+        <w:jc w:val="thaiDistribute"/>
+        <w:rPr>
+          <w:rFonts w:ascii="TH Sarabun New" w:hAnsi="TH Sarabun New" w:cs="TH Sarabun New"/>
+          <w:sz w:val="32"/>
+          <w:szCs w:val="32"/>
+        </w:rPr>
+      </w:pPr>
+      <w:r>
+        <w:rPr>
+          <w:rFonts w:ascii="TH Sarabun New" w:hAnsi="TH Sarabun New" w:cs="TH Sarabun New"/>
+          <w:sz w:val="32"/>
+          <w:szCs w:val="32"/>
+        </w:rPr>
+        <w:tab/>
+      </w:r>
+      <w:r>
+        <w:rPr>
+          <w:rFonts w:ascii="TH Sarabun New" w:hAnsi="TH Sarabun New" w:cs="TH Sarabun New"/>
+          <w:sz w:val="32"/>
+          <w:szCs w:val="32"/>
+        </w:rPr>
+        <w:t xml:space="preserve">Fombouchet, Pineau, Perchec, Lucenet </w:t>
+      </w:r>
+      <w:r>
+        <w:rPr>
+          <w:rFonts w:ascii="TH Sarabun New" w:hAnsi="TH Sarabun New" w:cs="TH Sarabun New"/>
+          <w:sz w:val="32"/>
+          <w:szCs w:val="32"/>
+          <w:cs/>
+        </w:rPr>
+        <w:t xml:space="preserve">และ </w:t>
+      </w:r>
+      <w:r>
+        <w:rPr>
+          <w:rFonts w:ascii="TH Sarabun New" w:hAnsi="TH Sarabun New" w:cs="TH Sarabun New"/>
+          <w:sz w:val="32"/>
+          <w:szCs w:val="32"/>
+        </w:rPr>
+        <w:t xml:space="preserve">Lannegrand (2023) </w:t>
+      </w:r>
+      <w:r>
+        <w:rPr>
+          <w:rFonts w:ascii="TH Sarabun New" w:hAnsi="TH Sarabun New" w:cs="TH Sarabun New"/>
+          <w:sz w:val="32"/>
+          <w:szCs w:val="32"/>
+          <w:cs/>
+        </w:rPr>
+        <w:t>ได้ทบทวนพัฒนาการของการกำกับอารมณ์ในวัยรุ่น และเสนอข้อสังเกตเชิงทฤษฎีที่สำคัญว่า ผลเชิงลบที่งานวิจัยพบเกี่ยวกับกลยุทธ์เฉพาะอย่างเช่นการเก็บกดนั้น อาจไม่ได้เกิดจากตัวกลยุทธ์เองโดยตรง แต่อาจเกิดจากการมี "คลังกลยุทธ์" ที่จำกัด กล่าวคือ การพึ่งพากลยุทธ์ใดกลยุทธ์หนึ่งมากเกินไปจนไม่มีทางเลือกอื่น หรือการใช้ร่วมกับกลยุทธ์ที่ไม่ช่วยลดอารมณ์ทางลบ เช่น การคิดวนซ้ำ</w:t>
+      </w:r>
+    </w:p>
+    <w:p>
+      <w:pPr>
+        <w:tabs>
+          <w:tab w:val="left" w:pos="907"/>
+          <w:tab w:val="left" w:pos="1166"/>
+          <w:tab w:val="left" w:pos="1440"/>
+          <w:tab w:val="left" w:pos="1670"/>
+        </w:tabs>
+        <w:spacing w:after="0" w:line="240" w:lineRule="auto"/>
+        <w:jc w:val="thaiDistribute"/>
+        <w:rPr>
+          <w:rFonts w:ascii="TH Sarabun New" w:hAnsi="TH Sarabun New" w:cs="TH Sarabun New"/>
+          <w:sz w:val="32"/>
+          <w:szCs w:val="32"/>
+        </w:rPr>
+      </w:pPr>
+      <w:r>
+        <w:rPr>
+          <w:rFonts w:ascii="TH Sarabun New" w:hAnsi="TH Sarabun New" w:cs="TH Sarabun New"/>
+          <w:sz w:val="32"/>
+          <w:szCs w:val="32"/>
+          <w:cs/>
+        </w:rPr>
+        <w:tab/>
+      </w:r>
+      <w:r>
+        <w:rPr>
+          <w:rFonts w:ascii="TH Sarabun New" w:hAnsi="TH Sarabun New" w:cs="TH Sarabun New"/>
+          <w:sz w:val="32"/>
+          <w:szCs w:val="32"/>
+          <w:cs/>
+        </w:rPr>
+        <w:t xml:space="preserve">มุมมองนี้เปลี่ยนวิธีคิดเกี่ยวกับการออกแบบเกมอย่างมีนัยสำคัญ ปัญหาของตัวละครอย่าง </w:t>
+      </w:r>
+      <w:r>
+        <w:rPr>
+          <w:rFonts w:ascii="TH Sarabun New" w:hAnsi="TH Sarabun New" w:cs="TH Sarabun New"/>
+          <w:sz w:val="32"/>
+          <w:szCs w:val="32"/>
+        </w:rPr>
+        <w:t xml:space="preserve">Kay </w:t>
+      </w:r>
+      <w:r>
+        <w:rPr>
+          <w:rFonts w:ascii="TH Sarabun New" w:hAnsi="TH Sarabun New" w:cs="TH Sarabun New"/>
+          <w:sz w:val="32"/>
+          <w:szCs w:val="32"/>
+          <w:cs/>
+        </w:rPr>
+        <w:t xml:space="preserve">จึงไม่ใช่ "การเก็บกดเป็นสิ่งเลวร้าย" แต่คือการที่เขามีวิธีรับมือเหลืออยู่เพียงวิธีเดียว ซึ่งสอดคล้องกับข้อค้นพบของ </w:t>
+      </w:r>
+      <w:r>
+        <w:rPr>
+          <w:rFonts w:ascii="TH Sarabun New" w:hAnsi="TH Sarabun New" w:cs="TH Sarabun New"/>
+          <w:sz w:val="32"/>
+          <w:szCs w:val="32"/>
+        </w:rPr>
+        <w:t xml:space="preserve">Wylie, Colasante, De France, Lin </w:t>
+      </w:r>
+      <w:r>
+        <w:rPr>
+          <w:rFonts w:ascii="TH Sarabun New" w:hAnsi="TH Sarabun New" w:cs="TH Sarabun New"/>
+          <w:sz w:val="32"/>
+          <w:szCs w:val="32"/>
+          <w:cs/>
+        </w:rPr>
+        <w:t xml:space="preserve">และ </w:t>
+      </w:r>
+      <w:r>
+        <w:rPr>
+          <w:rFonts w:ascii="TH Sarabun New" w:hAnsi="TH Sarabun New" w:cs="TH Sarabun New"/>
+          <w:sz w:val="32"/>
+          <w:szCs w:val="32"/>
+        </w:rPr>
+        <w:t xml:space="preserve">Hollenstein (2023) </w:t>
+      </w:r>
+      <w:r>
+        <w:rPr>
+          <w:rFonts w:ascii="TH Sarabun New" w:hAnsi="TH Sarabun New" w:cs="TH Sarabun New"/>
+          <w:sz w:val="32"/>
+          <w:szCs w:val="32"/>
+          <w:cs/>
+        </w:rPr>
+        <w:t>ที่ศึกษาการใช้กลยุทธ์กำกับอารมณ์ในชีวิตจริงและความสำเร็จของกลยุทธ์นั้น โดยพบว่าความสำเร็จของแต่ละกลยุทธ์ขึ้นอยู่กับความเข้มของอารมณ์และความเคยชินในการใช้กลยุทธ์ของแต่ละบุคคล</w:t>
+      </w:r>
+    </w:p>
+    <w:p>
+      <w:pPr>
+        <w:tabs>
+          <w:tab w:val="left" w:pos="907"/>
+          <w:tab w:val="left" w:pos="1166"/>
+          <w:tab w:val="left" w:pos="1440"/>
+          <w:tab w:val="left" w:pos="1670"/>
+        </w:tabs>
+        <w:spacing w:after="0" w:line="240" w:lineRule="auto"/>
+        <w:jc w:val="thaiDistribute"/>
+        <w:rPr>
+          <w:rFonts w:ascii="TH Sarabun New" w:hAnsi="TH Sarabun New" w:cs="TH Sarabun New"/>
+          <w:sz w:val="32"/>
+          <w:szCs w:val="32"/>
+        </w:rPr>
+      </w:pPr>
+      <w:r>
+        <w:rPr>
+          <w:rFonts w:ascii="TH Sarabun New" w:hAnsi="TH Sarabun New" w:cs="TH Sarabun New"/>
+          <w:sz w:val="32"/>
+          <w:szCs w:val="32"/>
+          <w:cs/>
+        </w:rPr>
+        <w:tab/>
+      </w:r>
+      <w:r>
+        <w:rPr>
+          <w:rFonts w:ascii="TH Sarabun New" w:hAnsi="TH Sarabun New" w:cs="TH Sarabun New"/>
+          <w:sz w:val="32"/>
+          <w:szCs w:val="32"/>
+          <w:cs/>
+        </w:rPr>
+        <w:t xml:space="preserve">ข้อค้นพบเหล่านี้ถูกนำมาใช้เป็นฐานของระบบ </w:t>
+      </w:r>
+      <w:r>
+        <w:rPr>
+          <w:rFonts w:ascii="TH Sarabun New" w:hAnsi="TH Sarabun New" w:cs="TH Sarabun New"/>
+          <w:sz w:val="32"/>
+          <w:szCs w:val="32"/>
+        </w:rPr>
+        <w:t xml:space="preserve">Emotional Weight </w:t>
+      </w:r>
+      <w:r>
+        <w:rPr>
+          <w:rFonts w:ascii="TH Sarabun New" w:hAnsi="TH Sarabun New" w:cs="TH Sarabun New"/>
+          <w:sz w:val="32"/>
+          <w:szCs w:val="32"/>
+          <w:cs/>
+        </w:rPr>
+        <w:t xml:space="preserve">โดยตรง กล่าวคือ ระบบมิได้ลงโทษการเก็บกดในทุกสถานการณ์ แต่จะสะสมน้ำหนักทางอารมณ์เมื่อผู้เล่นเลือกใช้การเก็บกดซ้ำ ๆ จนกลายเป็นวิธีเดียวที่ตัวละครใช้ได้ ซึ่งสะท้อนแนวคิดเรื่องคลังกลยุทธ์ที่จำกัดของ </w:t>
+      </w:r>
+      <w:r>
+        <w:rPr>
+          <w:rFonts w:ascii="TH Sarabun New" w:hAnsi="TH Sarabun New" w:cs="TH Sarabun New"/>
+          <w:sz w:val="32"/>
+          <w:szCs w:val="32"/>
+        </w:rPr>
+        <w:t xml:space="preserve">Fombouchet </w:t>
+      </w:r>
+      <w:r>
+        <w:rPr>
+          <w:rFonts w:ascii="TH Sarabun New" w:hAnsi="TH Sarabun New" w:cs="TH Sarabun New"/>
+          <w:sz w:val="32"/>
+          <w:szCs w:val="32"/>
+          <w:cs/>
+        </w:rPr>
+        <w:t>และคณะ (</w:t>
+      </w:r>
+      <w:r>
+        <w:rPr>
+          <w:rFonts w:ascii="TH Sarabun New" w:hAnsi="TH Sarabun New" w:cs="TH Sarabun New"/>
+          <w:sz w:val="32"/>
+          <w:szCs w:val="32"/>
+        </w:rPr>
+        <w:t>2023)</w:t>
+      </w:r>
+    </w:p>
+    <w:p>
+      <w:pPr>
+        <w:tabs>
+          <w:tab w:val="left" w:pos="907"/>
+          <w:tab w:val="left" w:pos="1166"/>
+          <w:tab w:val="left" w:pos="1440"/>
+          <w:tab w:val="left" w:pos="1670"/>
+        </w:tabs>
+        <w:spacing w:after="0" w:line="240" w:lineRule="auto"/>
+        <w:jc w:val="thaiDistribute"/>
+        <w:rPr>
+          <w:rFonts w:ascii="TH Sarabun New" w:hAnsi="TH Sarabun New" w:cs="TH Sarabun New"/>
+          <w:sz w:val="32"/>
+          <w:szCs w:val="32"/>
+        </w:rPr>
+      </w:pPr>
+    </w:p>
+    <w:p>
+      <w:pPr>
+        <w:tabs>
+          <w:tab w:val="left" w:pos="907"/>
+          <w:tab w:val="left" w:pos="1166"/>
+          <w:tab w:val="left" w:pos="1440"/>
+          <w:tab w:val="left" w:pos="1670"/>
+        </w:tabs>
+        <w:spacing w:after="0" w:line="240" w:lineRule="auto"/>
+        <w:jc w:val="thaiDistribute"/>
+        <w:rPr>
+          <w:rFonts w:ascii="TH Sarabun New" w:hAnsi="TH Sarabun New" w:cs="TH Sarabun New"/>
+          <w:b/>
+          <w:bCs/>
+          <w:sz w:val="32"/>
+          <w:szCs w:val="32"/>
+        </w:rPr>
+      </w:pPr>
+      <w:r>
+        <w:rPr>
+          <w:rFonts w:ascii="TH Sarabun New" w:hAnsi="TH Sarabun New" w:cs="TH Sarabun New"/>
+          <w:b/>
+          <w:bCs/>
+          <w:sz w:val="32"/>
+          <w:szCs w:val="32"/>
+        </w:rPr>
+        <w:tab/>
+      </w:r>
+      <w:r>
+        <w:rPr>
+          <w:rFonts w:ascii="TH Sarabun New" w:hAnsi="TH Sarabun New" w:cs="TH Sarabun New"/>
+          <w:b/>
+          <w:bCs/>
+          <w:sz w:val="32"/>
+          <w:szCs w:val="32"/>
+        </w:rPr>
+        <w:t>2.</w:t>
       </w:r>
       <w:r>
         <w:rPr>
@@ -6429,40 +7972,335 @@
           <w:szCs w:val="32"/>
           <w:cs/>
         </w:rPr>
-        <w:t>การใช้เกมเป็นสื่อเพื่อส่งเสริมความเข้าใจและความเห็นอกเห็นใจ (</w:t>
-      </w:r>
-      <w:r>
-        <w:rPr>
-          <w:rFonts w:ascii="TH Sarabun New" w:hAnsi="TH Sarabun New" w:cs="TH Sarabun New"/>
-          <w:b/>
-          <w:bCs/>
-          <w:sz w:val="32"/>
-          <w:szCs w:val="32"/>
-        </w:rPr>
-        <w:t>Empathy)</w:t>
-      </w:r>
-    </w:p>
-    <w:p>
-      <w:pPr>
-        <w:tabs>
-          <w:tab w:val="left" w:pos="907"/>
-          <w:tab w:val="left" w:pos="1166"/>
-          <w:tab w:val="left" w:pos="1440"/>
-          <w:tab w:val="left" w:pos="1670"/>
-        </w:tabs>
-        <w:spacing w:after="0" w:line="240" w:lineRule="auto"/>
-        <w:jc w:val="thaiDistribute"/>
-        <w:rPr>
-          <w:rFonts w:ascii="TH Sarabun New" w:hAnsi="TH Sarabun New" w:cs="TH Sarabun New" w:hint="cs"/>
-          <w:sz w:val="32"/>
-          <w:szCs w:val="32"/>
-        </w:rPr>
-      </w:pPr>
-      <w:r>
-        <w:rPr>
-          <w:rFonts w:ascii="TH Sarabun New" w:hAnsi="TH Sarabun New" w:cs="TH Sarabun New"/>
-          <w:sz w:val="32"/>
-          <w:szCs w:val="32"/>
+        <w:t>ความสำคัญของการสื่อสารและการสนับสนุนทางอารมณ์</w:t>
+      </w:r>
+    </w:p>
+    <w:p>
+      <w:pPr>
+        <w:tabs>
+          <w:tab w:val="left" w:pos="907"/>
+          <w:tab w:val="left" w:pos="1166"/>
+          <w:tab w:val="left" w:pos="1440"/>
+          <w:tab w:val="left" w:pos="1670"/>
+        </w:tabs>
+        <w:spacing w:after="0" w:line="240" w:lineRule="auto"/>
+        <w:jc w:val="thaiDistribute"/>
+        <w:rPr>
+          <w:rFonts w:ascii="TH Sarabun New" w:hAnsi="TH Sarabun New" w:cs="TH Sarabun New"/>
+          <w:sz w:val="32"/>
+          <w:szCs w:val="32"/>
+        </w:rPr>
+      </w:pPr>
+      <w:r>
+        <w:rPr>
+          <w:rFonts w:ascii="TH Sarabun New" w:hAnsi="TH Sarabun New" w:cs="TH Sarabun New"/>
+          <w:sz w:val="32"/>
+          <w:szCs w:val="32"/>
+          <w:cs/>
+        </w:rPr>
+        <w:tab/>
+      </w:r>
+      <w:r>
+        <w:rPr>
+          <w:rFonts w:ascii="TH Sarabun New" w:hAnsi="TH Sarabun New" w:cs="TH Sarabun New"/>
+          <w:sz w:val="32"/>
+          <w:szCs w:val="32"/>
+          <w:cs/>
+        </w:rPr>
+        <w:tab/>
+      </w:r>
+      <w:r>
+        <w:rPr>
+          <w:rFonts w:ascii="TH Sarabun New" w:hAnsi="TH Sarabun New" w:cs="TH Sarabun New"/>
+          <w:sz w:val="32"/>
+          <w:szCs w:val="32"/>
+          <w:cs/>
+        </w:rPr>
+        <w:t xml:space="preserve">แม้วัยรุ่นจะเผชิญปัญหาทางอารมณ์ในสัดส่วนสูง แต่กลับมีแนวโน้มไม่ขอความช่วยเหลือ </w:t>
+      </w:r>
+      <w:r>
+        <w:rPr>
+          <w:rFonts w:ascii="TH Sarabun New" w:hAnsi="TH Sarabun New" w:cs="TH Sarabun New"/>
+          <w:sz w:val="32"/>
+          <w:szCs w:val="32"/>
+        </w:rPr>
+        <w:t xml:space="preserve">Barrow </w:t>
+      </w:r>
+      <w:r>
+        <w:rPr>
+          <w:rFonts w:ascii="TH Sarabun New" w:hAnsi="TH Sarabun New" w:cs="TH Sarabun New"/>
+          <w:sz w:val="32"/>
+          <w:szCs w:val="32"/>
+          <w:cs/>
+        </w:rPr>
+        <w:t xml:space="preserve">และ </w:t>
+      </w:r>
+      <w:r>
+        <w:rPr>
+          <w:rFonts w:ascii="TH Sarabun New" w:hAnsi="TH Sarabun New" w:cs="TH Sarabun New"/>
+          <w:sz w:val="32"/>
+          <w:szCs w:val="32"/>
+        </w:rPr>
+        <w:t xml:space="preserve">Thomas (2022) </w:t>
+      </w:r>
+      <w:r>
+        <w:rPr>
+          <w:rFonts w:ascii="TH Sarabun New" w:hAnsi="TH Sarabun New" w:cs="TH Sarabun New"/>
+          <w:sz w:val="32"/>
+          <w:szCs w:val="32"/>
+          <w:cs/>
+        </w:rPr>
+        <w:t xml:space="preserve">ได้ทบทวนวรรณกรรมอย่างเป็นระบบจากงานวิจัย </w:t>
+      </w:r>
+      <w:r>
+        <w:rPr>
+          <w:rFonts w:ascii="TH Sarabun New" w:hAnsi="TH Sarabun New" w:cs="TH Sarabun New"/>
+          <w:sz w:val="32"/>
+          <w:szCs w:val="32"/>
+        </w:rPr>
+        <w:t xml:space="preserve">12 </w:t>
+      </w:r>
+      <w:r>
+        <w:rPr>
+          <w:rFonts w:ascii="TH Sarabun New" w:hAnsi="TH Sarabun New" w:cs="TH Sarabun New"/>
+          <w:sz w:val="32"/>
+          <w:szCs w:val="32"/>
+          <w:cs/>
+        </w:rPr>
+        <w:t xml:space="preserve">เรื่อง และสรุปอุปสรรคต่อการขอความช่วยเหลือของวัยรุ่นออกเป็น </w:t>
+      </w:r>
+      <w:r>
+        <w:rPr>
+          <w:rFonts w:ascii="TH Sarabun New" w:hAnsi="TH Sarabun New" w:cs="TH Sarabun New"/>
+          <w:sz w:val="32"/>
+          <w:szCs w:val="32"/>
+        </w:rPr>
+        <w:t xml:space="preserve">4 </w:t>
+      </w:r>
+      <w:r>
+        <w:rPr>
+          <w:rFonts w:ascii="TH Sarabun New" w:hAnsi="TH Sarabun New" w:cs="TH Sarabun New"/>
+          <w:sz w:val="32"/>
+          <w:szCs w:val="32"/>
+          <w:cs/>
+        </w:rPr>
+        <w:t xml:space="preserve">กลุ่ม ได้แก่ การตีตรา อุปสรรคเชิงปฏิบัติ ทัศนคติและการรับรู้เชิงลบ และอุปสรรคด้านความรู้ความเข้าใจ ส่วนปัจจัยที่ช่วยส่งเสริมการขอความช่วยเหลือมี </w:t>
+      </w:r>
+      <w:r>
+        <w:rPr>
+          <w:rFonts w:ascii="TH Sarabun New" w:hAnsi="TH Sarabun New" w:cs="TH Sarabun New"/>
+          <w:sz w:val="32"/>
+          <w:szCs w:val="32"/>
+        </w:rPr>
+        <w:t xml:space="preserve">2 </w:t>
+      </w:r>
+      <w:r>
+        <w:rPr>
+          <w:rFonts w:ascii="TH Sarabun New" w:hAnsi="TH Sarabun New" w:cs="TH Sarabun New"/>
+          <w:sz w:val="32"/>
+          <w:szCs w:val="32"/>
+          <w:cs/>
+        </w:rPr>
+        <w:t>กลุ่ม คือ ความรอบรู้ด้านสุขภาพจิต และปัจจัยด้านสุขภาวะและชุมชน</w:t>
+      </w:r>
+    </w:p>
+    <w:p>
+      <w:pPr>
+        <w:tabs>
+          <w:tab w:val="left" w:pos="907"/>
+          <w:tab w:val="left" w:pos="1166"/>
+          <w:tab w:val="left" w:pos="1440"/>
+          <w:tab w:val="left" w:pos="1670"/>
+        </w:tabs>
+        <w:spacing w:after="0" w:line="240" w:lineRule="auto"/>
+        <w:jc w:val="thaiDistribute"/>
+        <w:rPr>
+          <w:rFonts w:ascii="TH Sarabun New" w:hAnsi="TH Sarabun New" w:cs="TH Sarabun New"/>
+          <w:sz w:val="32"/>
+          <w:szCs w:val="32"/>
+        </w:rPr>
+      </w:pPr>
+      <w:r>
+        <w:rPr>
+          <w:rFonts w:ascii="TH Sarabun New" w:hAnsi="TH Sarabun New" w:cs="TH Sarabun New"/>
+          <w:sz w:val="32"/>
+          <w:szCs w:val="32"/>
+        </w:rPr>
+        <w:tab/>
+      </w:r>
+      <w:r>
+        <w:rPr>
+          <w:rFonts w:ascii="TH Sarabun New" w:hAnsi="TH Sarabun New" w:cs="TH Sarabun New"/>
+          <w:sz w:val="32"/>
+          <w:szCs w:val="32"/>
+        </w:rPr>
+        <w:t xml:space="preserve">Beukema, de Winter, Korevaar, Hofstra </w:t>
+      </w:r>
+      <w:r>
+        <w:rPr>
+          <w:rFonts w:ascii="TH Sarabun New" w:hAnsi="TH Sarabun New" w:cs="TH Sarabun New"/>
+          <w:sz w:val="32"/>
+          <w:szCs w:val="32"/>
+          <w:cs/>
+        </w:rPr>
+        <w:t xml:space="preserve">และ </w:t>
+      </w:r>
+      <w:r>
+        <w:rPr>
+          <w:rFonts w:ascii="TH Sarabun New" w:hAnsi="TH Sarabun New" w:cs="TH Sarabun New"/>
+          <w:sz w:val="32"/>
+          <w:szCs w:val="32"/>
+        </w:rPr>
+        <w:t xml:space="preserve">Reijneveld (2024) </w:t>
+      </w:r>
+      <w:r>
+        <w:rPr>
+          <w:rFonts w:ascii="TH Sarabun New" w:hAnsi="TH Sarabun New" w:cs="TH Sarabun New"/>
+          <w:sz w:val="32"/>
+          <w:szCs w:val="32"/>
+          <w:cs/>
+        </w:rPr>
+        <w:t xml:space="preserve">ได้ศึกษาประเด็นนี้ในบริบทของโรงเรียนโดยเฉพาะ ด้วยข้อมูลจากการศึกษาระยะยาวของวัยรุ่นชาวดัตช์อายุ </w:t>
+      </w:r>
+      <w:r>
+        <w:rPr>
+          <w:rFonts w:ascii="TH Sarabun New" w:hAnsi="TH Sarabun New" w:cs="TH Sarabun New"/>
+          <w:sz w:val="32"/>
+          <w:szCs w:val="32"/>
+        </w:rPr>
+        <w:t xml:space="preserve">12–16 </w:t>
+      </w:r>
+      <w:r>
+        <w:rPr>
+          <w:rFonts w:ascii="TH Sarabun New" w:hAnsi="TH Sarabun New" w:cs="TH Sarabun New"/>
+          <w:sz w:val="32"/>
+          <w:szCs w:val="32"/>
+          <w:cs/>
+        </w:rPr>
+        <w:t xml:space="preserve">ปี จำนวน </w:t>
+      </w:r>
+      <w:r>
+        <w:rPr>
+          <w:rFonts w:ascii="TH Sarabun New" w:hAnsi="TH Sarabun New" w:cs="TH Sarabun New"/>
+          <w:sz w:val="32"/>
+          <w:szCs w:val="32"/>
+        </w:rPr>
+        <w:t xml:space="preserve">956 </w:t>
+      </w:r>
+      <w:r>
+        <w:rPr>
+          <w:rFonts w:ascii="TH Sarabun New" w:hAnsi="TH Sarabun New" w:cs="TH Sarabun New"/>
+          <w:sz w:val="32"/>
+          <w:szCs w:val="32"/>
+          <w:cs/>
+        </w:rPr>
+        <w:t>คน ผลการศึกษาชี้ให้เห็นบทบาทของ</w:t>
+      </w:r>
+      <w:r>
+        <w:rPr>
+          <w:rFonts w:ascii="TH Sarabun New" w:hAnsi="TH Sarabun New" w:cs="TH Sarabun New"/>
+          <w:sz w:val="32"/>
+          <w:szCs w:val="32"/>
+        </w:rPr>
+        <w:t xml:space="preserve"> </w:t>
+      </w:r>
+      <w:r>
+        <w:rPr>
+          <w:rFonts w:ascii="TH Sarabun New" w:hAnsi="TH Sarabun New" w:cs="TH Sarabun New"/>
+          <w:b/>
+          <w:bCs/>
+          <w:sz w:val="32"/>
+          <w:szCs w:val="32"/>
+          <w:cs/>
+        </w:rPr>
+        <w:t>ความต้องการพึ่งพาตนเอง (</w:t>
+      </w:r>
+      <w:r>
+        <w:rPr>
+          <w:rFonts w:ascii="TH Sarabun New" w:hAnsi="TH Sarabun New" w:cs="TH Sarabun New"/>
+          <w:b/>
+          <w:bCs/>
+          <w:sz w:val="32"/>
+          <w:szCs w:val="32"/>
+        </w:rPr>
+        <w:t>self-reliance)</w:t>
+      </w:r>
+      <w:r>
+        <w:rPr>
+          <w:rFonts w:ascii="TH Sarabun New" w:hAnsi="TH Sarabun New" w:cs="TH Sarabun New"/>
+          <w:sz w:val="32"/>
+          <w:szCs w:val="32"/>
+        </w:rPr>
+        <w:t xml:space="preserve"> </w:t>
+      </w:r>
+      <w:r>
+        <w:rPr>
+          <w:rFonts w:ascii="TH Sarabun New" w:hAnsi="TH Sarabun New" w:cs="TH Sarabun New"/>
+          <w:sz w:val="32"/>
+          <w:szCs w:val="32"/>
+          <w:cs/>
+        </w:rPr>
+        <w:t>และ</w:t>
+      </w:r>
+      <w:r>
+        <w:rPr>
+          <w:rFonts w:ascii="TH Sarabun New" w:hAnsi="TH Sarabun New" w:cs="TH Sarabun New"/>
+          <w:sz w:val="32"/>
+          <w:szCs w:val="32"/>
+        </w:rPr>
+        <w:t xml:space="preserve"> </w:t>
+      </w:r>
+      <w:r>
+        <w:rPr>
+          <w:rFonts w:ascii="TH Sarabun New" w:hAnsi="TH Sarabun New" w:cs="TH Sarabun New"/>
+          <w:b/>
+          <w:bCs/>
+          <w:sz w:val="32"/>
+          <w:szCs w:val="32"/>
+          <w:cs/>
+        </w:rPr>
+        <w:t>การตีตราต่อการขอความช่วยเหลือ</w:t>
+      </w:r>
+      <w:r>
+        <w:rPr>
+          <w:rFonts w:ascii="TH Sarabun New" w:hAnsi="TH Sarabun New" w:cs="TH Sarabun New"/>
+          <w:sz w:val="32"/>
+          <w:szCs w:val="32"/>
+        </w:rPr>
+        <w:t xml:space="preserve"> </w:t>
+      </w:r>
+      <w:r>
+        <w:rPr>
+          <w:rFonts w:ascii="TH Sarabun New" w:hAnsi="TH Sarabun New" w:cs="TH Sarabun New"/>
+          <w:sz w:val="32"/>
+          <w:szCs w:val="32"/>
+          <w:cs/>
+        </w:rPr>
+        <w:t>ในฐานะอุปสรรคต่อการเข้าถึงการสนับสนุนในโรงเรียน</w:t>
+      </w:r>
+    </w:p>
+    <w:p>
+      <w:pPr>
+        <w:tabs>
+          <w:tab w:val="left" w:pos="907"/>
+          <w:tab w:val="left" w:pos="1166"/>
+          <w:tab w:val="left" w:pos="1440"/>
+          <w:tab w:val="left" w:pos="1670"/>
+        </w:tabs>
+        <w:spacing w:after="0" w:line="240" w:lineRule="auto"/>
+        <w:jc w:val="thaiDistribute"/>
+        <w:rPr>
+          <w:rFonts w:ascii="TH Sarabun New" w:hAnsi="TH Sarabun New" w:cs="TH Sarabun New"/>
+          <w:sz w:val="32"/>
+          <w:szCs w:val="32"/>
+        </w:rPr>
+      </w:pPr>
+      <w:r>
+        <w:rPr>
+          <w:rFonts w:ascii="TH Sarabun New" w:hAnsi="TH Sarabun New" w:cs="TH Sarabun New"/>
+          <w:sz w:val="32"/>
+          <w:szCs w:val="32"/>
+          <w:cs/>
         </w:rPr>
         <w:lastRenderedPageBreak/>
         <w:tab/>
@@ -6472,1292 +8310,9 @@
           <w:rFonts w:ascii="TH Sarabun New" w:hAnsi="TH Sarabun New" w:cs="TH Sarabun New"/>
           <w:sz w:val="32"/>
           <w:szCs w:val="32"/>
-        </w:rPr>
-        <w:tab/>
-      </w:r>
-      <w:r>
-        <w:rPr>
-          <w:rFonts w:ascii="TH Sarabun New" w:hAnsi="TH Sarabun New" w:cs="TH Sarabun New"/>
-          <w:sz w:val="32"/>
-          <w:szCs w:val="32"/>
-        </w:rPr>
-        <w:t xml:space="preserve">Schrier </w:t>
-      </w:r>
-      <w:r>
-        <w:rPr>
-          <w:rFonts w:ascii="TH Sarabun New" w:hAnsi="TH Sarabun New" w:cs="TH Sarabun New"/>
-          <w:sz w:val="32"/>
-          <w:szCs w:val="32"/>
-          <w:cs/>
-        </w:rPr>
-        <w:t xml:space="preserve">และ </w:t>
-      </w:r>
-      <w:r>
-        <w:rPr>
-          <w:rFonts w:ascii="TH Sarabun New" w:hAnsi="TH Sarabun New" w:cs="TH Sarabun New"/>
-          <w:sz w:val="32"/>
-          <w:szCs w:val="32"/>
-        </w:rPr>
-        <w:t xml:space="preserve">Farber (2021) </w:t>
-      </w:r>
-      <w:r>
-        <w:rPr>
-          <w:rFonts w:ascii="TH Sarabun New" w:hAnsi="TH Sarabun New" w:cs="TH Sarabun New"/>
-          <w:sz w:val="32"/>
-          <w:szCs w:val="32"/>
-          <w:cs/>
-        </w:rPr>
-        <w:t xml:space="preserve">ได้ทบทวนวรรณกรรมอย่างเป็นระบบเกี่ยวกับความเห็นอกเห็นใจและเกม โดยสืบค้นจากฐานข้อมูล </w:t>
-      </w:r>
-      <w:r>
-        <w:rPr>
-          <w:rFonts w:ascii="TH Sarabun New" w:hAnsi="TH Sarabun New" w:cs="TH Sarabun New"/>
-          <w:sz w:val="32"/>
-          <w:szCs w:val="32"/>
-        </w:rPr>
-        <w:t>6</w:t>
-      </w:r>
-      <w:r>
-        <w:rPr>
-          <w:rFonts w:ascii="TH Sarabun New" w:hAnsi="TH Sarabun New" w:cs="TH Sarabun New"/>
-          <w:sz w:val="32"/>
-          <w:szCs w:val="32"/>
-          <w:cs/>
-        </w:rPr>
-        <w:t xml:space="preserve"> แห่งและวิเคราะห์บทความ </w:t>
-      </w:r>
-      <w:r>
-        <w:rPr>
-          <w:rFonts w:ascii="TH Sarabun New" w:hAnsi="TH Sarabun New" w:cs="TH Sarabun New"/>
-          <w:sz w:val="32"/>
-          <w:szCs w:val="32"/>
-        </w:rPr>
-        <w:t>49</w:t>
-      </w:r>
-      <w:r>
-        <w:rPr>
-          <w:rFonts w:ascii="TH Sarabun New" w:hAnsi="TH Sarabun New" w:cs="TH Sarabun New"/>
-          <w:sz w:val="32"/>
-          <w:szCs w:val="32"/>
-          <w:cs/>
-        </w:rPr>
-        <w:t xml:space="preserve"> เรื่อง ผลการทบทวนพบว่างานวิจัยในพื้นที่นี้กระจายอยู่ใน </w:t>
-      </w:r>
-      <w:r>
-        <w:rPr>
-          <w:rFonts w:ascii="TH Sarabun New" w:hAnsi="TH Sarabun New" w:cs="TH Sarabun New"/>
-          <w:sz w:val="32"/>
-          <w:szCs w:val="32"/>
-        </w:rPr>
-        <w:t>12</w:t>
-      </w:r>
-      <w:r>
-        <w:rPr>
-          <w:rFonts w:ascii="TH Sarabun New" w:hAnsi="TH Sarabun New" w:cs="TH Sarabun New"/>
-          <w:sz w:val="32"/>
-          <w:szCs w:val="32"/>
-          <w:cs/>
-        </w:rPr>
-        <w:t xml:space="preserve"> สาขาวิชา และมีการกล่าวถึงความเห็นอกเห็นใจมากกว่า </w:t>
-      </w:r>
-      <w:r>
-        <w:rPr>
-          <w:rFonts w:ascii="TH Sarabun New" w:hAnsi="TH Sarabun New" w:cs="TH Sarabun New"/>
-          <w:sz w:val="32"/>
-          <w:szCs w:val="32"/>
-        </w:rPr>
-        <w:t>13</w:t>
-      </w:r>
-      <w:r>
-        <w:rPr>
-          <w:rFonts w:ascii="TH Sarabun New" w:hAnsi="TH Sarabun New" w:cs="TH Sarabun New"/>
-          <w:sz w:val="32"/>
-          <w:szCs w:val="32"/>
-          <w:cs/>
-        </w:rPr>
-        <w:t xml:space="preserve"> ประเภทที่แตกต่างกัน</w:t>
-      </w:r>
-    </w:p>
-    <w:p>
-      <w:pPr>
-        <w:tabs>
-          <w:tab w:val="left" w:pos="907"/>
-          <w:tab w:val="left" w:pos="1166"/>
-          <w:tab w:val="left" w:pos="1440"/>
-          <w:tab w:val="left" w:pos="1670"/>
-        </w:tabs>
-        <w:spacing w:after="0" w:line="240" w:lineRule="auto"/>
-        <w:jc w:val="thaiDistribute"/>
-        <w:rPr>
-          <w:rFonts w:ascii="TH Sarabun New" w:hAnsi="TH Sarabun New" w:cs="TH Sarabun New" w:hint="cs"/>
-          <w:sz w:val="32"/>
-          <w:szCs w:val="32"/>
-        </w:rPr>
-      </w:pPr>
-      <w:r>
-        <w:rPr>
-          <w:rFonts w:ascii="TH Sarabun New" w:hAnsi="TH Sarabun New" w:cs="TH Sarabun New"/>
-          <w:sz w:val="32"/>
-          <w:szCs w:val="32"/>
-          <w:cs/>
-        </w:rPr>
-        <w:tab/>
-      </w:r>
-      <w:r>
-        <w:rPr>
-          <w:rFonts w:ascii="TH Sarabun New" w:hAnsi="TH Sarabun New" w:cs="TH Sarabun New"/>
-          <w:sz w:val="32"/>
-          <w:szCs w:val="32"/>
-          <w:cs/>
-        </w:rPr>
-        <w:t>ข้อสรุปสำคัญคือ พื้นที่การวิจัยด้านเกมกับความเห็นอกเห็นใจยังขาดการนิยามที่ชัดเจนและเป็นเอกภาพ ซึ่งทำให้การเปรียบเทียบผลระหว่างงานวิจัยเป็นไปได้ยาก คณะผู้วิจัยจึงเสนอว่าผู้ที่ศึกษาในพื้นที่นี้ควรระบุให้ชัดเจนว่าตนหมายถึงความเห็นอกเห็นใจประเภทใด</w:t>
-      </w:r>
-    </w:p>
-    <w:p>
-      <w:pPr>
-        <w:tabs>
-          <w:tab w:val="left" w:pos="907"/>
-          <w:tab w:val="left" w:pos="1166"/>
-          <w:tab w:val="left" w:pos="1440"/>
-          <w:tab w:val="left" w:pos="1670"/>
-        </w:tabs>
-        <w:spacing w:after="0" w:line="240" w:lineRule="auto"/>
-        <w:jc w:val="thaiDistribute"/>
-        <w:rPr>
-          <w:rFonts w:ascii="TH Sarabun New" w:hAnsi="TH Sarabun New" w:cs="TH Sarabun New"/>
-          <w:sz w:val="32"/>
-          <w:szCs w:val="32"/>
-        </w:rPr>
-      </w:pPr>
-      <w:r>
-        <w:rPr>
-          <w:rFonts w:ascii="TH Sarabun New" w:hAnsi="TH Sarabun New" w:cs="TH Sarabun New"/>
-          <w:sz w:val="32"/>
-          <w:szCs w:val="32"/>
-          <w:cs/>
-        </w:rPr>
-        <w:tab/>
-      </w:r>
-      <w:r>
-        <w:rPr>
-          <w:rFonts w:ascii="TH Sarabun New" w:hAnsi="TH Sarabun New" w:cs="TH Sarabun New"/>
-          <w:sz w:val="32"/>
-          <w:szCs w:val="32"/>
-          <w:cs/>
-        </w:rPr>
-        <w:t>โครงงานนี้จึงกำหนดขอบเขตให้ชัดเจนตั้งแต่ต้นว่า มุ่งเป้าไปที่ ความเห็นอกเห็นใจเชิงปัญญา ในความหมายของการเข้าใจว่าเหตุใดคนคนหนึ่งจึงแสดงออกอย่างที่เห็น และ การรับรู้มุมมองของผู้อื่น (</w:t>
-      </w:r>
-      <w:r>
-        <w:rPr>
-          <w:rFonts w:ascii="TH Sarabun New" w:hAnsi="TH Sarabun New" w:cs="TH Sarabun New"/>
-          <w:sz w:val="32"/>
-          <w:szCs w:val="32"/>
-        </w:rPr>
-        <w:t xml:space="preserve">perspective-taking) </w:t>
-      </w:r>
-      <w:r>
-        <w:rPr>
-          <w:rFonts w:ascii="TH Sarabun New" w:hAnsi="TH Sarabun New" w:cs="TH Sarabun New"/>
-          <w:sz w:val="32"/>
-          <w:szCs w:val="32"/>
-          <w:cs/>
-        </w:rPr>
-        <w:t>มิได้มุ่งวัดความเห็นอกเห็นใจในทุกความหมาย</w:t>
-      </w:r>
-    </w:p>
-    <w:p>
-      <w:pPr>
-        <w:tabs>
-          <w:tab w:val="left" w:pos="907"/>
-          <w:tab w:val="left" w:pos="1166"/>
-          <w:tab w:val="left" w:pos="1440"/>
-          <w:tab w:val="left" w:pos="1670"/>
-        </w:tabs>
-        <w:spacing w:after="0" w:line="240" w:lineRule="auto"/>
-        <w:jc w:val="thaiDistribute"/>
-        <w:rPr>
-          <w:rFonts w:ascii="TH Sarabun New" w:hAnsi="TH Sarabun New" w:cs="TH Sarabun New"/>
-          <w:sz w:val="32"/>
-          <w:szCs w:val="32"/>
-        </w:rPr>
-      </w:pPr>
-    </w:p>
-    <w:p>
-      <w:pPr>
-        <w:tabs>
-          <w:tab w:val="left" w:pos="907"/>
-          <w:tab w:val="left" w:pos="1166"/>
-          <w:tab w:val="left" w:pos="1440"/>
-          <w:tab w:val="left" w:pos="1670"/>
-        </w:tabs>
-        <w:spacing w:after="0" w:line="240" w:lineRule="auto"/>
-        <w:jc w:val="thaiDistribute"/>
-        <w:rPr>
-          <w:rFonts w:ascii="TH Sarabun New" w:hAnsi="TH Sarabun New" w:cs="TH Sarabun New"/>
-          <w:b/>
-          <w:bCs/>
-          <w:sz w:val="32"/>
-          <w:szCs w:val="32"/>
-        </w:rPr>
-      </w:pPr>
-      <w:r>
-        <w:rPr>
-          <w:rFonts w:ascii="TH Sarabun New" w:hAnsi="TH Sarabun New" w:cs="TH Sarabun New"/>
-          <w:b/>
-          <w:bCs/>
-          <w:sz w:val="32"/>
-          <w:szCs w:val="32"/>
-        </w:rPr>
-        <w:t xml:space="preserve">2. </w:t>
-      </w:r>
-      <w:r>
-        <w:rPr>
-          <w:rFonts w:ascii="TH Sarabun New" w:hAnsi="TH Sarabun New" w:cs="TH Sarabun New"/>
-          <w:b/>
-          <w:bCs/>
-          <w:sz w:val="32"/>
-          <w:szCs w:val="32"/>
-          <w:cs/>
-        </w:rPr>
-        <w:t>แนวคิดเกี่ยวกับสุขภาพจิตและประสบการณ์ทางอารมณ์ของวัยรุ่น</w:t>
-      </w:r>
-    </w:p>
-    <w:p>
-      <w:pPr>
-        <w:tabs>
-          <w:tab w:val="left" w:pos="907"/>
-          <w:tab w:val="left" w:pos="1166"/>
-          <w:tab w:val="left" w:pos="1440"/>
-          <w:tab w:val="left" w:pos="1670"/>
-        </w:tabs>
-        <w:spacing w:after="0" w:line="240" w:lineRule="auto"/>
-        <w:jc w:val="thaiDistribute"/>
-        <w:rPr>
-          <w:rFonts w:ascii="TH Sarabun New" w:hAnsi="TH Sarabun New" w:cs="TH Sarabun New"/>
-          <w:b/>
-          <w:bCs/>
-          <w:sz w:val="32"/>
-          <w:szCs w:val="32"/>
-        </w:rPr>
-      </w:pPr>
-      <w:r>
-        <w:rPr>
-          <w:rFonts w:ascii="TH Sarabun New" w:hAnsi="TH Sarabun New" w:cs="TH Sarabun New"/>
-          <w:b/>
-          <w:bCs/>
-          <w:sz w:val="32"/>
-          <w:szCs w:val="32"/>
-        </w:rPr>
-        <w:tab/>
-      </w:r>
-      <w:r>
-        <w:rPr>
-          <w:rFonts w:ascii="TH Sarabun New" w:hAnsi="TH Sarabun New" w:cs="TH Sarabun New"/>
-          <w:b/>
-          <w:bCs/>
-          <w:sz w:val="32"/>
-          <w:szCs w:val="32"/>
-        </w:rPr>
-        <w:t xml:space="preserve">2.1 </w:t>
-      </w:r>
-      <w:r>
-        <w:rPr>
-          <w:rFonts w:ascii="TH Sarabun New" w:hAnsi="TH Sarabun New" w:cs="TH Sarabun New"/>
-          <w:b/>
-          <w:bCs/>
-          <w:sz w:val="32"/>
-          <w:szCs w:val="32"/>
-          <w:cs/>
-        </w:rPr>
-        <w:t>ความหมายของสุขภาพจิต</w:t>
-      </w:r>
-    </w:p>
-    <w:p>
-      <w:pPr>
-        <w:tabs>
-          <w:tab w:val="left" w:pos="907"/>
-          <w:tab w:val="left" w:pos="1166"/>
-          <w:tab w:val="left" w:pos="1440"/>
-          <w:tab w:val="left" w:pos="1670"/>
-        </w:tabs>
-        <w:spacing w:after="0" w:line="240" w:lineRule="auto"/>
-        <w:jc w:val="thaiDistribute"/>
-        <w:rPr>
-          <w:rFonts w:ascii="TH Sarabun New" w:hAnsi="TH Sarabun New" w:cs="TH Sarabun New"/>
-          <w:sz w:val="32"/>
-          <w:szCs w:val="32"/>
-        </w:rPr>
-      </w:pPr>
-      <w:r>
-        <w:rPr>
-          <w:rFonts w:ascii="TH Sarabun New" w:hAnsi="TH Sarabun New" w:cs="TH Sarabun New"/>
-          <w:sz w:val="32"/>
-          <w:szCs w:val="32"/>
-          <w:cs/>
-        </w:rPr>
-        <w:tab/>
-      </w:r>
-      <w:r>
-        <w:rPr>
-          <w:rFonts w:ascii="TH Sarabun New" w:hAnsi="TH Sarabun New" w:cs="TH Sarabun New"/>
-          <w:sz w:val="32"/>
-          <w:szCs w:val="32"/>
-          <w:cs/>
-        </w:rPr>
-        <w:tab/>
-      </w:r>
-      <w:r>
-        <w:rPr>
-          <w:rFonts w:ascii="TH Sarabun New" w:hAnsi="TH Sarabun New" w:cs="TH Sarabun New"/>
-          <w:sz w:val="32"/>
-          <w:szCs w:val="32"/>
-          <w:cs/>
-        </w:rPr>
-        <w:t>องค์การอนามัยโลกอธิบายว่า ช่วงวัยรุ่นเป็นช่วงเวลาสำคัญของการพัฒนานิสัยทางสังคมและอารมณ์ที่เป็นพื้นฐานของสุขภาวะทางจิต ซึ่งรวมถึงการมีรูปแบบการนอนที่ดี การออกกำลังกายสม่ำเสมอ การพัฒนาทักษะการรับมือปัญหา ทักษะการแก้ปัญหา ทักษะระหว่างบุคคล และการเรียนรู้ที่จะจัดการอารมณ์ของตนเอง (</w:t>
-      </w:r>
-      <w:r>
-        <w:rPr>
-          <w:rFonts w:ascii="TH Sarabun New" w:hAnsi="TH Sarabun New" w:cs="TH Sarabun New"/>
-          <w:sz w:val="32"/>
-          <w:szCs w:val="32"/>
-        </w:rPr>
-        <w:t xml:space="preserve">World Health Organization, </w:t>
-      </w:r>
-      <w:r>
-        <w:rPr>
-          <w:rFonts w:ascii="TH Sarabun New" w:hAnsi="TH Sarabun New" w:cs="TH Sarabun New"/>
-          <w:sz w:val="32"/>
-          <w:szCs w:val="32"/>
-          <w:cs/>
-        </w:rPr>
-        <w:t>2024)</w:t>
-      </w:r>
-    </w:p>
-    <w:p>
-      <w:pPr>
-        <w:tabs>
-          <w:tab w:val="left" w:pos="907"/>
-          <w:tab w:val="left" w:pos="1166"/>
-          <w:tab w:val="left" w:pos="1440"/>
-          <w:tab w:val="left" w:pos="1670"/>
-        </w:tabs>
-        <w:spacing w:after="0" w:line="240" w:lineRule="auto"/>
-        <w:jc w:val="thaiDistribute"/>
-        <w:rPr>
-          <w:rFonts w:ascii="TH Sarabun New" w:hAnsi="TH Sarabun New" w:cs="TH Sarabun New"/>
-          <w:sz w:val="32"/>
-          <w:szCs w:val="32"/>
-        </w:rPr>
-      </w:pPr>
-      <w:r>
-        <w:rPr>
-          <w:rFonts w:ascii="TH Sarabun New" w:hAnsi="TH Sarabun New" w:cs="TH Sarabun New"/>
-          <w:sz w:val="32"/>
-          <w:szCs w:val="32"/>
-          <w:cs/>
-        </w:rPr>
-        <w:tab/>
-      </w:r>
-      <w:r>
-        <w:rPr>
-          <w:rFonts w:ascii="TH Sarabun New" w:hAnsi="TH Sarabun New" w:cs="TH Sarabun New"/>
-          <w:sz w:val="32"/>
-          <w:szCs w:val="32"/>
-          <w:cs/>
-        </w:rPr>
-        <w:t xml:space="preserve">นิยามในลักษณะนี้ชี้ให้เห็นว่าสุขภาพจิตไม่ใช่เพียงการ "ไม่มีโรค" แต่เป็นเรื่องของทักษะและความสามารถในการดำเนินชีวิตประจำวัน ซึ่งเป็นกรอบที่เกม </w:t>
-      </w:r>
-      <w:r>
-        <w:rPr>
-          <w:rFonts w:ascii="TH Sarabun New" w:hAnsi="TH Sarabun New" w:cs="TH Sarabun New"/>
-          <w:sz w:val="32"/>
-          <w:szCs w:val="32"/>
-        </w:rPr>
-        <w:t xml:space="preserve">Untitled Illness </w:t>
-      </w:r>
-      <w:r>
-        <w:rPr>
-          <w:rFonts w:ascii="TH Sarabun New" w:hAnsi="TH Sarabun New" w:cs="TH Sarabun New"/>
-          <w:sz w:val="32"/>
-          <w:szCs w:val="32"/>
-          <w:cs/>
-        </w:rPr>
-        <w:t>ใช้ในการนำเสนอเรื่องราว กล่าวคือ เกมมิได้นำเสนอตัวละครในฐานะ "ผู้ป่วย" แต่นำเสนอในฐานะนักเรียนที่กำลังฝึกจัดการกับอารมณ์และความกดดันด้วยวิธีที่แตกต่างกัน โดยบางวิธีได้ผลดีกว่าวิธีอื่น</w:t>
-      </w:r>
-    </w:p>
-    <w:p>
-      <w:pPr>
-        <w:tabs>
-          <w:tab w:val="left" w:pos="907"/>
-          <w:tab w:val="left" w:pos="1166"/>
-          <w:tab w:val="left" w:pos="1440"/>
-          <w:tab w:val="left" w:pos="1670"/>
-        </w:tabs>
-        <w:spacing w:after="0" w:line="240" w:lineRule="auto"/>
-        <w:jc w:val="thaiDistribute"/>
-        <w:rPr>
-          <w:rFonts w:ascii="TH Sarabun New" w:hAnsi="TH Sarabun New" w:cs="TH Sarabun New"/>
-          <w:sz w:val="32"/>
-          <w:szCs w:val="32"/>
-        </w:rPr>
-      </w:pPr>
-    </w:p>
-    <w:p>
-      <w:pPr>
-        <w:tabs>
-          <w:tab w:val="left" w:pos="907"/>
-          <w:tab w:val="left" w:pos="1166"/>
-          <w:tab w:val="left" w:pos="1440"/>
-          <w:tab w:val="left" w:pos="1670"/>
-        </w:tabs>
-        <w:spacing w:after="0" w:line="240" w:lineRule="auto"/>
-        <w:jc w:val="thaiDistribute"/>
-        <w:rPr>
-          <w:rFonts w:ascii="TH Sarabun New" w:hAnsi="TH Sarabun New" w:cs="TH Sarabun New"/>
-          <w:b/>
-          <w:bCs/>
-          <w:sz w:val="32"/>
-          <w:szCs w:val="32"/>
-        </w:rPr>
-      </w:pPr>
-      <w:r>
-        <w:rPr>
-          <w:rFonts w:ascii="TH Sarabun New" w:hAnsi="TH Sarabun New" w:cs="TH Sarabun New"/>
-          <w:b/>
-          <w:bCs/>
-          <w:sz w:val="32"/>
-          <w:szCs w:val="32"/>
-        </w:rPr>
-        <w:tab/>
-      </w:r>
-      <w:r>
-        <w:rPr>
-          <w:rFonts w:ascii="TH Sarabun New" w:hAnsi="TH Sarabun New" w:cs="TH Sarabun New"/>
-          <w:b/>
-          <w:bCs/>
-          <w:sz w:val="32"/>
-          <w:szCs w:val="32"/>
-        </w:rPr>
-        <w:t xml:space="preserve">2.2 </w:t>
-      </w:r>
-      <w:r>
-        <w:rPr>
-          <w:rFonts w:ascii="TH Sarabun New" w:hAnsi="TH Sarabun New" w:cs="TH Sarabun New"/>
-          <w:b/>
-          <w:bCs/>
-          <w:sz w:val="32"/>
-          <w:szCs w:val="32"/>
-          <w:cs/>
-        </w:rPr>
-        <w:t>สุขภาพจิตและความเครียดในวัยรุ่น</w:t>
-      </w:r>
-    </w:p>
-    <w:p>
-      <w:pPr>
-        <w:tabs>
-          <w:tab w:val="left" w:pos="907"/>
-          <w:tab w:val="left" w:pos="1166"/>
-          <w:tab w:val="left" w:pos="1440"/>
-          <w:tab w:val="left" w:pos="1670"/>
-        </w:tabs>
-        <w:spacing w:after="0" w:line="240" w:lineRule="auto"/>
-        <w:jc w:val="thaiDistribute"/>
-        <w:rPr>
-          <w:rFonts w:ascii="TH Sarabun New" w:hAnsi="TH Sarabun New" w:cs="TH Sarabun New" w:hint="cs"/>
-          <w:sz w:val="32"/>
-          <w:szCs w:val="32"/>
-        </w:rPr>
-      </w:pPr>
-      <w:r>
-        <w:rPr>
-          <w:rFonts w:ascii="TH Sarabun New" w:hAnsi="TH Sarabun New" w:cs="TH Sarabun New"/>
-          <w:sz w:val="32"/>
-          <w:szCs w:val="32"/>
-          <w:cs/>
-        </w:rPr>
-        <w:tab/>
-      </w:r>
-      <w:r>
-        <w:rPr>
-          <w:rFonts w:ascii="TH Sarabun New" w:hAnsi="TH Sarabun New" w:cs="TH Sarabun New"/>
-          <w:sz w:val="32"/>
-          <w:szCs w:val="32"/>
-          <w:cs/>
-        </w:rPr>
-        <w:tab/>
-      </w:r>
-      <w:r>
-        <w:rPr>
-          <w:rFonts w:ascii="TH Sarabun New" w:hAnsi="TH Sarabun New" w:cs="TH Sarabun New"/>
-          <w:sz w:val="32"/>
-          <w:szCs w:val="32"/>
-          <w:cs/>
-        </w:rPr>
-        <w:t>องค์การอนามัยโลกประมาณการว่าวัยรุ่นอายุ 10–19 ปีทั่วโลกประมาณ 1 ใน 7 คน หรือราวร้อยละ 14.3 กำลังเผชิญภาวะทางสุขภาพจิตบางประการ คิดเป็นร้อยละ 15 ของภาระโรคทั้งหมดในกลุ่มอายุนี้ โดยภาวะซึมเศร้า ความวิตกกังวล และปัญหาด้านพฤติกรรม เป็นสาเหตุหลักของความเจ็บป่วยและความบกพร่องในวัยรุ่น ประเด็นสำคัญคือภาวะเหล่านี้ส่วนใหญ่ยังคงไม่ถูกรับรู้และไม่ได้รับการดูแล (</w:t>
-      </w:r>
-      <w:r>
-        <w:rPr>
-          <w:rFonts w:ascii="TH Sarabun New" w:hAnsi="TH Sarabun New" w:cs="TH Sarabun New"/>
-          <w:sz w:val="32"/>
-          <w:szCs w:val="32"/>
-        </w:rPr>
-        <w:t xml:space="preserve">World Health Organization, </w:t>
-      </w:r>
-      <w:r>
-        <w:rPr>
-          <w:rFonts w:ascii="TH Sarabun New" w:hAnsi="TH Sarabun New" w:cs="TH Sarabun New"/>
-          <w:sz w:val="32"/>
-          <w:szCs w:val="32"/>
-          <w:cs/>
-        </w:rPr>
-        <w:t>2024)</w:t>
-      </w:r>
-    </w:p>
-    <w:p>
-      <w:pPr>
-        <w:tabs>
-          <w:tab w:val="left" w:pos="907"/>
-          <w:tab w:val="left" w:pos="1166"/>
-          <w:tab w:val="left" w:pos="1440"/>
-          <w:tab w:val="left" w:pos="1670"/>
-        </w:tabs>
-        <w:spacing w:after="0" w:line="240" w:lineRule="auto"/>
-        <w:jc w:val="thaiDistribute"/>
-        <w:rPr>
-          <w:rFonts w:ascii="TH Sarabun New" w:hAnsi="TH Sarabun New" w:cs="TH Sarabun New" w:hint="cs"/>
-          <w:sz w:val="32"/>
-          <w:szCs w:val="32"/>
-        </w:rPr>
-      </w:pPr>
-      <w:r>
-        <w:rPr>
-          <w:rFonts w:ascii="TH Sarabun New" w:hAnsi="TH Sarabun New" w:cs="TH Sarabun New"/>
-          <w:sz w:val="32"/>
-          <w:szCs w:val="32"/>
-          <w:cs/>
-        </w:rPr>
-        <w:tab/>
-      </w:r>
-      <w:r>
-        <w:rPr>
-          <w:rFonts w:ascii="TH Sarabun New" w:hAnsi="TH Sarabun New" w:cs="TH Sarabun New"/>
-          <w:sz w:val="32"/>
-          <w:szCs w:val="32"/>
-          <w:cs/>
-        </w:rPr>
-        <w:t xml:space="preserve">สำหรับประเทศไทย ข้อมูลจากการประเมินสุขภาพจิตตนเองผ่านระบบ </w:t>
-      </w:r>
-      <w:r>
-        <w:rPr>
-          <w:rFonts w:ascii="TH Sarabun New" w:hAnsi="TH Sarabun New" w:cs="TH Sarabun New"/>
-          <w:sz w:val="32"/>
-          <w:szCs w:val="32"/>
-        </w:rPr>
-        <w:t xml:space="preserve">Mental Health Check In </w:t>
-      </w:r>
-      <w:r>
-        <w:rPr>
-          <w:rFonts w:ascii="TH Sarabun New" w:hAnsi="TH Sarabun New" w:cs="TH Sarabun New"/>
-          <w:sz w:val="32"/>
-          <w:szCs w:val="32"/>
-          <w:cs/>
-        </w:rPr>
-        <w:t>ของกรมสุขภาพจิต ซึ่งถูกนำมาเรียบเรียงในรายงานภาวะสังคมไทย ระบุว่าในปี 2566 เยาวชนที่เข้ารับการประเมินร้อยละ 18.0 มีความเครียดสูง ร้อยละ 26.0 เสี่ยงต่อภาวะซึมเศร้า และ</w:t>
-      </w:r>
-      <w:r>
-        <w:rPr>
-          <w:rFonts w:ascii="TH Sarabun New" w:hAnsi="TH Sarabun New" w:cs="TH Sarabun New"/>
-          <w:sz w:val="32"/>
-          <w:szCs w:val="32"/>
-          <w:cs/>
-        </w:rPr>
-        <w:lastRenderedPageBreak/>
-        <w:t>ร้อยละ 12.5 เสี่ยงต่อการฆ่าตัวตาย ขณะที่ผลการประเมินในไตรมาสแรกของปี 2567 แสดงแนวโน้มที่สูงขึ้นอีก (สำนักงานสภาพัฒนาการเศรษฐกิจและสังคมแห่งชาติ</w:t>
-      </w:r>
-      <w:r>
-        <w:rPr>
-          <w:rFonts w:ascii="TH Sarabun New" w:hAnsi="TH Sarabun New" w:cs="TH Sarabun New"/>
-          <w:sz w:val="32"/>
-          <w:szCs w:val="32"/>
-        </w:rPr>
-        <w:t xml:space="preserve">, </w:t>
-      </w:r>
-      <w:r>
-        <w:rPr>
-          <w:rFonts w:ascii="TH Sarabun New" w:hAnsi="TH Sarabun New" w:cs="TH Sarabun New"/>
-          <w:sz w:val="32"/>
-          <w:szCs w:val="32"/>
-          <w:cs/>
-        </w:rPr>
-        <w:t>2567)</w:t>
-      </w:r>
-    </w:p>
-    <w:p>
-      <w:pPr>
-        <w:tabs>
-          <w:tab w:val="left" w:pos="907"/>
-          <w:tab w:val="left" w:pos="1166"/>
-          <w:tab w:val="left" w:pos="1440"/>
-          <w:tab w:val="left" w:pos="1670"/>
-        </w:tabs>
-        <w:spacing w:after="0" w:line="240" w:lineRule="auto"/>
-        <w:jc w:val="thaiDistribute"/>
-        <w:rPr>
-          <w:rFonts w:ascii="TH Sarabun New" w:hAnsi="TH Sarabun New" w:cs="TH Sarabun New"/>
-          <w:sz w:val="32"/>
-          <w:szCs w:val="32"/>
-        </w:rPr>
-      </w:pPr>
-      <w:r>
-        <w:rPr>
-          <w:rFonts w:ascii="TH Sarabun New" w:hAnsi="TH Sarabun New" w:cs="TH Sarabun New"/>
-          <w:sz w:val="32"/>
-          <w:szCs w:val="32"/>
-          <w:cs/>
-        </w:rPr>
-        <w:tab/>
-      </w:r>
-      <w:r>
-        <w:rPr>
-          <w:rFonts w:ascii="TH Sarabun New" w:hAnsi="TH Sarabun New" w:cs="TH Sarabun New"/>
-          <w:sz w:val="32"/>
-          <w:szCs w:val="32"/>
-          <w:cs/>
-        </w:rPr>
-        <w:t>เมื่อพิจารณาข้อมูลสะสมระหว่างปี 2563–2567 พบว่าเยาวชนไทยอายุต่ำกว่า 20 ปี มีความเครียดสูงร้อยละ 24.83 เสี่ยงซึมเศร้าร้อยละ 29.51 และเสี่ยงฆ่าตัวตายร้อยละ 20.35 ซึ่งสูงกว่าค่าเฉลี่ยของประชากรไทยทุกช่วงวัยอย่างชัดเจน โดยประชากรไทยโดยรวมในช่วงเวลาเดียวกันมีความเครียดสูงร้อยละ 8.04 เสี่ยงซึมเศร้าร้อยละ 9.47 และเสี่ยงฆ่าตัวตายร้อยละ 5.39 (องค์การกระจายเสียงและแพร่ภาพสาธารณะแห่งประเทศไทย</w:t>
-      </w:r>
-      <w:r>
-        <w:rPr>
-          <w:rFonts w:ascii="TH Sarabun New" w:hAnsi="TH Sarabun New" w:cs="TH Sarabun New"/>
-          <w:sz w:val="32"/>
-          <w:szCs w:val="32"/>
-        </w:rPr>
-        <w:t xml:space="preserve">, </w:t>
-      </w:r>
-      <w:r>
-        <w:rPr>
-          <w:rFonts w:ascii="TH Sarabun New" w:hAnsi="TH Sarabun New" w:cs="TH Sarabun New"/>
-          <w:sz w:val="32"/>
-          <w:szCs w:val="32"/>
-          <w:cs/>
-        </w:rPr>
-        <w:t>2567)</w:t>
-      </w:r>
-    </w:p>
-    <w:p>
-      <w:pPr>
-        <w:tabs>
-          <w:tab w:val="left" w:pos="907"/>
-          <w:tab w:val="left" w:pos="1166"/>
-          <w:tab w:val="left" w:pos="1440"/>
-          <w:tab w:val="left" w:pos="1670"/>
-        </w:tabs>
-        <w:spacing w:after="0" w:line="240" w:lineRule="auto"/>
-        <w:jc w:val="thaiDistribute"/>
-        <w:rPr>
-          <w:rFonts w:ascii="TH Sarabun New" w:hAnsi="TH Sarabun New" w:cs="TH Sarabun New"/>
-          <w:sz w:val="32"/>
-          <w:szCs w:val="32"/>
-        </w:rPr>
-      </w:pPr>
-      <w:r>
-        <w:rPr>
-          <w:rFonts w:ascii="TH Sarabun New" w:hAnsi="TH Sarabun New" w:cs="TH Sarabun New"/>
-          <w:sz w:val="32"/>
-          <w:szCs w:val="32"/>
-          <w:cs/>
-        </w:rPr>
-        <w:tab/>
-      </w:r>
-      <w:r>
-        <w:rPr>
-          <w:rFonts w:ascii="TH Sarabun New" w:hAnsi="TH Sarabun New" w:cs="TH Sarabun New"/>
-          <w:sz w:val="32"/>
-          <w:szCs w:val="32"/>
-          <w:cs/>
-        </w:rPr>
-        <w:t>ตัวเลขเหล่านี้สะท้อนว่าความยากลำบากทางอารมณ์ในวัยเรียนไม่ใช่กรณียกเว้น แต่เป็นประสบการณ์ที่พบได้ทั่วไปในระดับที่ควรได้รับความสนใจ</w:t>
-      </w:r>
-    </w:p>
-    <w:p>
-      <w:pPr>
-        <w:tabs>
-          <w:tab w:val="left" w:pos="907"/>
-          <w:tab w:val="left" w:pos="1166"/>
-          <w:tab w:val="left" w:pos="1440"/>
-          <w:tab w:val="left" w:pos="1670"/>
-        </w:tabs>
-        <w:spacing w:after="0" w:line="240" w:lineRule="auto"/>
-        <w:jc w:val="thaiDistribute"/>
-        <w:rPr>
-          <w:rFonts w:ascii="TH Sarabun New" w:hAnsi="TH Sarabun New" w:cs="TH Sarabun New" w:hint="cs"/>
-          <w:sz w:val="32"/>
-          <w:szCs w:val="32"/>
-        </w:rPr>
-      </w:pPr>
-      <w:r>
-        <w:rPr>
-          <w:rFonts w:ascii="TH Sarabun New" w:hAnsi="TH Sarabun New" w:cs="TH Sarabun New"/>
-          <w:sz w:val="32"/>
-          <w:szCs w:val="32"/>
-          <w:cs/>
-        </w:rPr>
-        <w:tab/>
-      </w:r>
-      <w:r>
-        <w:rPr>
-          <w:rFonts w:ascii="TH Sarabun New" w:hAnsi="TH Sarabun New" w:cs="TH Sarabun New"/>
-          <w:sz w:val="32"/>
-          <w:szCs w:val="32"/>
-          <w:cs/>
-        </w:rPr>
-        <w:t>องค์การอนามัยโลกชี้ว่าปัจจัยเสี่ยงต่อสุขภาพจิตของวัยรุ่นมีลักษณะสะสม กล่าวคือ ยิ่งวัยรุ่นเผชิญปัจจัยเสี่ยงหลายอย่างพร้อมกัน ผลกระทบต่อสุขภาพจิตก็ยิ่งมากขึ้น ในทางกลับกัน สภาพแวดล้อมที่เอื้ออาทรและให้การสนับสนุน ทั้งในครอบครัว โรงเรียน และชุมชน ทำหน้าที่เป็นปัจจัยปกป้องที่สำคัญ (</w:t>
-      </w:r>
-      <w:r>
-        <w:rPr>
-          <w:rFonts w:ascii="TH Sarabun New" w:hAnsi="TH Sarabun New" w:cs="TH Sarabun New"/>
-          <w:sz w:val="32"/>
-          <w:szCs w:val="32"/>
-        </w:rPr>
-        <w:t>World Health Organization, 2024)</w:t>
-      </w:r>
-    </w:p>
-    <w:p>
-      <w:pPr>
-        <w:tabs>
-          <w:tab w:val="left" w:pos="907"/>
-          <w:tab w:val="left" w:pos="1166"/>
-          <w:tab w:val="left" w:pos="1440"/>
-          <w:tab w:val="left" w:pos="1670"/>
-        </w:tabs>
-        <w:spacing w:after="0" w:line="240" w:lineRule="auto"/>
-        <w:jc w:val="thaiDistribute"/>
-        <w:rPr>
-          <w:rFonts w:ascii="TH Sarabun New" w:hAnsi="TH Sarabun New" w:cs="TH Sarabun New" w:hint="cs"/>
-          <w:sz w:val="32"/>
-          <w:szCs w:val="32"/>
-        </w:rPr>
-      </w:pPr>
-      <w:r>
-        <w:rPr>
-          <w:rFonts w:ascii="TH Sarabun New" w:hAnsi="TH Sarabun New" w:cs="TH Sarabun New"/>
-          <w:sz w:val="32"/>
-          <w:szCs w:val="32"/>
-          <w:cs/>
-        </w:rPr>
-        <w:tab/>
-      </w:r>
-      <w:r>
-        <w:rPr>
-          <w:rFonts w:ascii="TH Sarabun New" w:hAnsi="TH Sarabun New" w:cs="TH Sarabun New"/>
-          <w:sz w:val="32"/>
-          <w:szCs w:val="32"/>
-          <w:cs/>
-        </w:rPr>
-        <w:t xml:space="preserve">ในบริบทของไทย รายงานของกรมสุขภาพจิตที่จัดทำร่วมกับองค์การยูนิเซฟ ซึ่งเก็บข้อมูลจากเด็กและวัยรุ่นอายุต่ำกว่า </w:t>
-      </w:r>
-      <w:r>
-        <w:rPr>
-          <w:rFonts w:ascii="TH Sarabun New" w:hAnsi="TH Sarabun New" w:cs="TH Sarabun New"/>
-          <w:sz w:val="32"/>
-          <w:szCs w:val="32"/>
-        </w:rPr>
-        <w:t>20</w:t>
-      </w:r>
-      <w:r>
-        <w:rPr>
-          <w:rFonts w:ascii="TH Sarabun New" w:hAnsi="TH Sarabun New" w:cs="TH Sarabun New"/>
-          <w:sz w:val="32"/>
-          <w:szCs w:val="32"/>
-          <w:cs/>
-        </w:rPr>
-        <w:t xml:space="preserve"> ปี จำนวน </w:t>
-      </w:r>
-      <w:r>
-        <w:rPr>
-          <w:rFonts w:ascii="TH Sarabun New" w:hAnsi="TH Sarabun New" w:cs="TH Sarabun New"/>
-          <w:sz w:val="32"/>
-          <w:szCs w:val="32"/>
-        </w:rPr>
-        <w:t>183,974</w:t>
-      </w:r>
-      <w:r>
-        <w:rPr>
-          <w:rFonts w:ascii="TH Sarabun New" w:hAnsi="TH Sarabun New" w:cs="TH Sarabun New"/>
-          <w:sz w:val="32"/>
-          <w:szCs w:val="32"/>
-          <w:cs/>
-        </w:rPr>
-        <w:t xml:space="preserve"> คน ได้ชี้ให้เห็นว่าสภาวะอารมณ์ของวัยรุ่นซึ่งไม่คงที่อยู่แล้วโดยธรรมชาติ ยิ่งได้รับผลกระทบมากขึ้นจากสถานการณ์ภายนอก (กรมสุขภาพจิต</w:t>
-      </w:r>
-      <w:r>
-        <w:rPr>
-          <w:rFonts w:ascii="TH Sarabun New" w:hAnsi="TH Sarabun New" w:cs="TH Sarabun New"/>
-          <w:sz w:val="32"/>
-          <w:szCs w:val="32"/>
-        </w:rPr>
-        <w:t>, 2565)</w:t>
-      </w:r>
-    </w:p>
-    <w:p>
-      <w:pPr>
-        <w:tabs>
-          <w:tab w:val="left" w:pos="907"/>
-          <w:tab w:val="left" w:pos="1166"/>
-          <w:tab w:val="left" w:pos="1440"/>
-          <w:tab w:val="left" w:pos="1670"/>
-        </w:tabs>
-        <w:spacing w:after="0" w:line="240" w:lineRule="auto"/>
-        <w:jc w:val="thaiDistribute"/>
-        <w:rPr>
-          <w:rFonts w:ascii="TH Sarabun New" w:hAnsi="TH Sarabun New" w:cs="TH Sarabun New" w:hint="cs"/>
-          <w:sz w:val="32"/>
-          <w:szCs w:val="32"/>
-        </w:rPr>
-      </w:pPr>
-      <w:r>
-        <w:rPr>
-          <w:rFonts w:ascii="TH Sarabun New" w:hAnsi="TH Sarabun New" w:cs="TH Sarabun New"/>
-          <w:sz w:val="32"/>
-          <w:szCs w:val="32"/>
-          <w:cs/>
-        </w:rPr>
-        <w:tab/>
-      </w:r>
-      <w:r>
-        <w:rPr>
-          <w:rFonts w:ascii="TH Sarabun New" w:hAnsi="TH Sarabun New" w:cs="TH Sarabun New"/>
-          <w:sz w:val="32"/>
-          <w:szCs w:val="32"/>
-          <w:cs/>
-        </w:rPr>
-        <w:t xml:space="preserve">ในเชิงกลไก งานวิจัยล่าสุดชี้ให้เห็นบทบาทเฉพาะของกลุ่มเพื่อนอย่างชัดเจน </w:t>
-      </w:r>
-      <w:r>
-        <w:rPr>
-          <w:rFonts w:ascii="TH Sarabun New" w:hAnsi="TH Sarabun New" w:cs="TH Sarabun New"/>
-          <w:sz w:val="32"/>
-          <w:szCs w:val="32"/>
-        </w:rPr>
-        <w:t xml:space="preserve">Wylie, De France </w:t>
-      </w:r>
-      <w:r>
-        <w:rPr>
-          <w:rFonts w:ascii="TH Sarabun New" w:hAnsi="TH Sarabun New" w:cs="TH Sarabun New"/>
-          <w:sz w:val="32"/>
-          <w:szCs w:val="32"/>
-          <w:cs/>
-        </w:rPr>
-        <w:t xml:space="preserve">และ </w:t>
-      </w:r>
-      <w:r>
-        <w:rPr>
-          <w:rFonts w:ascii="TH Sarabun New" w:hAnsi="TH Sarabun New" w:cs="TH Sarabun New"/>
-          <w:sz w:val="32"/>
-          <w:szCs w:val="32"/>
-        </w:rPr>
-        <w:t xml:space="preserve">Hollenstein (2023) </w:t>
-      </w:r>
-      <w:r>
-        <w:rPr>
-          <w:rFonts w:ascii="TH Sarabun New" w:hAnsi="TH Sarabun New" w:cs="TH Sarabun New"/>
-          <w:sz w:val="32"/>
-          <w:szCs w:val="32"/>
-          <w:cs/>
-        </w:rPr>
-        <w:t xml:space="preserve">ได้เก็บข้อมูลจากวัยรุ่น </w:t>
-      </w:r>
-      <w:r>
-        <w:rPr>
-          <w:rFonts w:ascii="TH Sarabun New" w:hAnsi="TH Sarabun New" w:cs="TH Sarabun New"/>
-          <w:sz w:val="32"/>
-          <w:szCs w:val="32"/>
-        </w:rPr>
-        <w:t>179</w:t>
-      </w:r>
-      <w:r>
-        <w:rPr>
-          <w:rFonts w:ascii="TH Sarabun New" w:hAnsi="TH Sarabun New" w:cs="TH Sarabun New"/>
-          <w:sz w:val="32"/>
-          <w:szCs w:val="32"/>
-          <w:cs/>
-        </w:rPr>
-        <w:t xml:space="preserve"> คน (อายุเฉลี่ย </w:t>
-      </w:r>
-      <w:r>
-        <w:rPr>
-          <w:rFonts w:ascii="TH Sarabun New" w:hAnsi="TH Sarabun New" w:cs="TH Sarabun New"/>
-          <w:sz w:val="32"/>
-          <w:szCs w:val="32"/>
-        </w:rPr>
-        <w:t>13.94</w:t>
-      </w:r>
-      <w:r>
-        <w:rPr>
-          <w:rFonts w:ascii="TH Sarabun New" w:hAnsi="TH Sarabun New" w:cs="TH Sarabun New"/>
-          <w:sz w:val="32"/>
-          <w:szCs w:val="32"/>
-          <w:cs/>
-        </w:rPr>
-        <w:t xml:space="preserve"> ปี) ด้วยวิธีเก็บข้อมูลตามประสบการณ์จริง (</w:t>
-      </w:r>
-      <w:r>
-        <w:rPr>
-          <w:rFonts w:ascii="TH Sarabun New" w:hAnsi="TH Sarabun New" w:cs="TH Sarabun New"/>
-          <w:sz w:val="32"/>
-          <w:szCs w:val="32"/>
-        </w:rPr>
-        <w:t xml:space="preserve">experience sampling) </w:t>
-      </w:r>
-      <w:r>
-        <w:rPr>
-          <w:rFonts w:ascii="TH Sarabun New" w:hAnsi="TH Sarabun New" w:cs="TH Sarabun New"/>
-          <w:sz w:val="32"/>
-          <w:szCs w:val="32"/>
-          <w:cs/>
-        </w:rPr>
-        <w:t xml:space="preserve">ผ่านแอปพลิเคชันบนสมาร์ตโฟนเป็นเวลา </w:t>
-      </w:r>
-      <w:r>
-        <w:rPr>
-          <w:rFonts w:ascii="TH Sarabun New" w:hAnsi="TH Sarabun New" w:cs="TH Sarabun New"/>
-          <w:sz w:val="32"/>
-          <w:szCs w:val="32"/>
-        </w:rPr>
-        <w:t>14</w:t>
-      </w:r>
-      <w:r>
-        <w:rPr>
-          <w:rFonts w:ascii="TH Sarabun New" w:hAnsi="TH Sarabun New" w:cs="TH Sarabun New"/>
-          <w:sz w:val="32"/>
-          <w:szCs w:val="32"/>
-          <w:cs/>
-        </w:rPr>
-        <w:t xml:space="preserve"> วัน ผลการวิเคราะห์แบบพหุระดับพบว่า วัยรุ่นเก็บกดการแสดงออกทางอารมณ์น้อยที่สุดเมื่ออยู่คนเดียว และเก็บกดมากที่สุดเมื่ออยู่กับกลุ่มเพื่อนเมื่อเทียบกับเมื่ออยู่กับครอบครัว</w:t>
-      </w:r>
-    </w:p>
-    <w:p>
-      <w:pPr>
-        <w:tabs>
-          <w:tab w:val="left" w:pos="907"/>
-          <w:tab w:val="left" w:pos="1166"/>
-          <w:tab w:val="left" w:pos="1440"/>
-          <w:tab w:val="left" w:pos="1670"/>
-        </w:tabs>
-        <w:spacing w:after="0" w:line="240" w:lineRule="auto"/>
-        <w:jc w:val="thaiDistribute"/>
-        <w:rPr>
-          <w:rFonts w:ascii="TH Sarabun New" w:hAnsi="TH Sarabun New" w:cs="TH Sarabun New"/>
-          <w:sz w:val="32"/>
-          <w:szCs w:val="32"/>
-        </w:rPr>
-      </w:pPr>
-      <w:r>
-        <w:rPr>
-          <w:rFonts w:ascii="TH Sarabun New" w:hAnsi="TH Sarabun New" w:cs="TH Sarabun New"/>
-          <w:sz w:val="32"/>
-          <w:szCs w:val="32"/>
-          <w:cs/>
-        </w:rPr>
-        <w:tab/>
-      </w:r>
-      <w:r>
-        <w:rPr>
-          <w:rFonts w:ascii="TH Sarabun New" w:hAnsi="TH Sarabun New" w:cs="TH Sarabun New"/>
-          <w:sz w:val="32"/>
-          <w:szCs w:val="32"/>
-          <w:cs/>
-        </w:rPr>
-        <w:t>ข้อค้นพบนี้มีความสำคัญอย่างยิ่งต่อโครงงาน เพราะให้เหตุผลเชิงประจักษ์ว่าเหตุใดฉากในโรงเรียนจึงเป็นฉากที่เหมาะสมที่สุดสำหรับเรื่องราวเกี่ยวกับการปกปิดความรู้สึก นั่นคือ โรงเรียนเป็นพื้นที่ที่วัยรุ่นเก็บกดอารมณ์มากที่สุดโดยธรรมชาติ</w:t>
-      </w:r>
-    </w:p>
-    <w:p>
-      <w:pPr>
-        <w:tabs>
-          <w:tab w:val="left" w:pos="907"/>
-          <w:tab w:val="left" w:pos="1166"/>
-          <w:tab w:val="left" w:pos="1440"/>
-          <w:tab w:val="left" w:pos="1670"/>
-        </w:tabs>
-        <w:spacing w:after="0" w:line="240" w:lineRule="auto"/>
-        <w:jc w:val="thaiDistribute"/>
-        <w:rPr>
-          <w:rFonts w:ascii="TH Sarabun New" w:hAnsi="TH Sarabun New" w:cs="TH Sarabun New" w:hint="cs"/>
-          <w:sz w:val="32"/>
-          <w:szCs w:val="32"/>
-        </w:rPr>
-      </w:pPr>
-    </w:p>
-    <w:p>
-      <w:pPr>
-        <w:tabs>
-          <w:tab w:val="left" w:pos="907"/>
-          <w:tab w:val="left" w:pos="1166"/>
-          <w:tab w:val="left" w:pos="1440"/>
-          <w:tab w:val="left" w:pos="1670"/>
-        </w:tabs>
-        <w:spacing w:after="0" w:line="240" w:lineRule="auto"/>
-        <w:jc w:val="thaiDistribute"/>
-        <w:rPr>
-          <w:rFonts w:ascii="TH Sarabun New" w:hAnsi="TH Sarabun New" w:cs="TH Sarabun New"/>
-          <w:b/>
-          <w:bCs/>
-          <w:sz w:val="32"/>
-          <w:szCs w:val="32"/>
-        </w:rPr>
-      </w:pPr>
-      <w:r>
-        <w:rPr>
-          <w:rFonts w:ascii="TH Sarabun New" w:hAnsi="TH Sarabun New" w:cs="TH Sarabun New"/>
-          <w:b/>
-          <w:bCs/>
-          <w:sz w:val="32"/>
-          <w:szCs w:val="32"/>
-        </w:rPr>
-        <w:tab/>
-      </w:r>
-      <w:r>
-        <w:rPr>
-          <w:rFonts w:ascii="TH Sarabun New" w:hAnsi="TH Sarabun New" w:cs="TH Sarabun New"/>
-          <w:b/>
-          <w:bCs/>
-          <w:sz w:val="32"/>
-          <w:szCs w:val="32"/>
-        </w:rPr>
-        <w:t>2.</w:t>
-      </w:r>
-      <w:r>
-        <w:rPr>
-          <w:rFonts w:ascii="TH Sarabun New" w:hAnsi="TH Sarabun New" w:cs="TH Sarabun New"/>
-          <w:b/>
-          <w:bCs/>
-          <w:sz w:val="32"/>
-          <w:szCs w:val="32"/>
-        </w:rPr>
-        <w:t>3</w:t>
-      </w:r>
-      <w:r>
-        <w:rPr>
-          <w:rFonts w:ascii="TH Sarabun New" w:hAnsi="TH Sarabun New" w:cs="TH Sarabun New"/>
-          <w:b/>
-          <w:bCs/>
-          <w:sz w:val="32"/>
-          <w:szCs w:val="32"/>
-        </w:rPr>
-        <w:t xml:space="preserve"> </w:t>
-      </w:r>
-      <w:r>
-        <w:rPr>
-          <w:rFonts w:ascii="TH Sarabun New" w:hAnsi="TH Sarabun New" w:cs="TH Sarabun New"/>
-          <w:b/>
-          <w:bCs/>
-          <w:sz w:val="32"/>
-          <w:szCs w:val="32"/>
-          <w:cs/>
-        </w:rPr>
-        <w:t>การเก็บกดและการไม่แสดงออกทางอารมณ์</w:t>
-      </w:r>
-    </w:p>
-    <w:p>
-      <w:pPr>
-        <w:tabs>
-          <w:tab w:val="left" w:pos="907"/>
-          <w:tab w:val="left" w:pos="1166"/>
-          <w:tab w:val="left" w:pos="1440"/>
-          <w:tab w:val="left" w:pos="1670"/>
-        </w:tabs>
-        <w:spacing w:after="0" w:line="240" w:lineRule="auto"/>
-        <w:jc w:val="thaiDistribute"/>
-        <w:rPr>
-          <w:rFonts w:ascii="TH Sarabun New" w:hAnsi="TH Sarabun New" w:cs="TH Sarabun New"/>
-          <w:sz w:val="32"/>
-          <w:szCs w:val="32"/>
-        </w:rPr>
-      </w:pPr>
-      <w:r>
-        <w:rPr>
-          <w:rFonts w:ascii="TH Sarabun New" w:hAnsi="TH Sarabun New" w:cs="TH Sarabun New"/>
-          <w:sz w:val="32"/>
-          <w:szCs w:val="32"/>
-          <w:cs/>
-        </w:rPr>
-        <w:tab/>
-      </w:r>
-      <w:r>
-        <w:rPr>
-          <w:rFonts w:ascii="TH Sarabun New" w:hAnsi="TH Sarabun New" w:cs="TH Sarabun New"/>
-          <w:sz w:val="32"/>
-          <w:szCs w:val="32"/>
-          <w:cs/>
-        </w:rPr>
-        <w:tab/>
-      </w:r>
-      <w:r>
-        <w:rPr>
-          <w:rFonts w:ascii="TH Sarabun New" w:hAnsi="TH Sarabun New" w:cs="TH Sarabun New"/>
-          <w:sz w:val="32"/>
-          <w:szCs w:val="32"/>
-          <w:cs/>
-        </w:rPr>
-        <w:t xml:space="preserve">หัวใจของเนื้อเรื่องใน </w:t>
-      </w:r>
-      <w:r>
-        <w:rPr>
-          <w:rFonts w:ascii="TH Sarabun New" w:hAnsi="TH Sarabun New" w:cs="TH Sarabun New"/>
-          <w:sz w:val="32"/>
-          <w:szCs w:val="32"/>
-        </w:rPr>
-        <w:t xml:space="preserve">Untitled Illness </w:t>
-      </w:r>
-      <w:r>
-        <w:rPr>
-          <w:rFonts w:ascii="TH Sarabun New" w:hAnsi="TH Sarabun New" w:cs="TH Sarabun New"/>
-          <w:sz w:val="32"/>
-          <w:szCs w:val="32"/>
-          <w:cs/>
-        </w:rPr>
-        <w:t>คือช่องว่างระหว่างสิ่งที่ตัวละครแสดงออกกับสิ่งที่ตัวละครรู้สึกจริง ซึ่งตรงกับแนวคิดเรื่อง</w:t>
-      </w:r>
-      <w:r>
-        <w:rPr>
-          <w:rFonts w:ascii="TH Sarabun New" w:hAnsi="TH Sarabun New" w:cs="TH Sarabun New"/>
-          <w:sz w:val="32"/>
-          <w:szCs w:val="32"/>
-        </w:rPr>
-        <w:t xml:space="preserve"> </w:t>
-      </w:r>
-      <w:r>
-        <w:rPr>
-          <w:rFonts w:ascii="TH Sarabun New" w:hAnsi="TH Sarabun New" w:cs="TH Sarabun New"/>
-          <w:b/>
-          <w:bCs/>
-          <w:sz w:val="32"/>
-          <w:szCs w:val="32"/>
-          <w:cs/>
-        </w:rPr>
-        <w:t>การเก็บกดการแสดงออก (</w:t>
-      </w:r>
-      <w:r>
-        <w:rPr>
-          <w:rFonts w:ascii="TH Sarabun New" w:hAnsi="TH Sarabun New" w:cs="TH Sarabun New"/>
-          <w:b/>
-          <w:bCs/>
-          <w:sz w:val="32"/>
-          <w:szCs w:val="32"/>
-        </w:rPr>
-        <w:t>expressive suppression)</w:t>
-      </w:r>
-      <w:r>
-        <w:rPr>
-          <w:rFonts w:ascii="TH Sarabun New" w:hAnsi="TH Sarabun New" w:cs="TH Sarabun New"/>
-          <w:sz w:val="32"/>
-          <w:szCs w:val="32"/>
-        </w:rPr>
-        <w:t xml:space="preserve"> </w:t>
-      </w:r>
-      <w:r>
-        <w:rPr>
-          <w:rFonts w:ascii="TH Sarabun New" w:hAnsi="TH Sarabun New" w:cs="TH Sarabun New"/>
-          <w:sz w:val="32"/>
-          <w:szCs w:val="32"/>
-          <w:cs/>
-        </w:rPr>
-        <w:t>อันเป็นกลยุทธ์การกำกับอารมณ์ที่บุคคลพยายามยับยั้งหรือปกปิดการแสดงออกทางอารมณ์ขณะที่อารมณ์นั้นกำลังเกิดขึ้น</w:t>
-      </w:r>
-    </w:p>
-    <w:p>
-      <w:pPr>
-        <w:tabs>
-          <w:tab w:val="left" w:pos="907"/>
-          <w:tab w:val="left" w:pos="1166"/>
-          <w:tab w:val="left" w:pos="1440"/>
-          <w:tab w:val="left" w:pos="1670"/>
-        </w:tabs>
-        <w:spacing w:after="0" w:line="240" w:lineRule="auto"/>
-        <w:jc w:val="thaiDistribute"/>
-        <w:rPr>
-          <w:rFonts w:ascii="TH Sarabun New" w:hAnsi="TH Sarabun New" w:cs="TH Sarabun New"/>
-          <w:sz w:val="32"/>
-          <w:szCs w:val="32"/>
-        </w:rPr>
-      </w:pPr>
-      <w:r>
-        <w:rPr>
-          <w:rFonts w:ascii="TH Sarabun New" w:hAnsi="TH Sarabun New" w:cs="TH Sarabun New"/>
-          <w:sz w:val="32"/>
-          <w:szCs w:val="32"/>
-        </w:rPr>
-        <w:lastRenderedPageBreak/>
-        <w:tab/>
-      </w:r>
-      <w:r>
-        <w:rPr>
-          <w:rFonts w:ascii="TH Sarabun New" w:hAnsi="TH Sarabun New" w:cs="TH Sarabun New"/>
-          <w:sz w:val="32"/>
-          <w:szCs w:val="32"/>
-        </w:rPr>
-        <w:t xml:space="preserve">Fombouchet, Pineau, Perchec, Lucenet </w:t>
-      </w:r>
-      <w:r>
-        <w:rPr>
-          <w:rFonts w:ascii="TH Sarabun New" w:hAnsi="TH Sarabun New" w:cs="TH Sarabun New"/>
-          <w:sz w:val="32"/>
-          <w:szCs w:val="32"/>
-          <w:cs/>
-        </w:rPr>
-        <w:t xml:space="preserve">และ </w:t>
-      </w:r>
-      <w:r>
-        <w:rPr>
-          <w:rFonts w:ascii="TH Sarabun New" w:hAnsi="TH Sarabun New" w:cs="TH Sarabun New"/>
-          <w:sz w:val="32"/>
-          <w:szCs w:val="32"/>
-        </w:rPr>
-        <w:t xml:space="preserve">Lannegrand (2023) </w:t>
-      </w:r>
-      <w:r>
-        <w:rPr>
-          <w:rFonts w:ascii="TH Sarabun New" w:hAnsi="TH Sarabun New" w:cs="TH Sarabun New"/>
-          <w:sz w:val="32"/>
-          <w:szCs w:val="32"/>
-          <w:cs/>
-        </w:rPr>
-        <w:t>ได้ทบทวนพัฒนาการของการกำกับอารมณ์ในวัยรุ่น และเสนอข้อสังเกตเชิงทฤษฎีที่สำคัญว่า ผลเชิงลบที่งานวิจัยพบเกี่ยวกับกลยุทธ์เฉพาะอย่างเช่นการเก็บกดนั้น อาจไม่ได้เกิดจากตัวกลยุทธ์เองโดยตรง แต่อาจเกิดจากการมี "คลังกลยุทธ์" ที่จำกัด กล่าวคือ การพึ่งพากลยุทธ์ใดกลยุทธ์หนึ่งมากเกินไปจนไม่มีทางเลือกอื่น หรือการใช้ร่วมกับกลยุทธ์ที่ไม่ช่วยลดอารมณ์ทางลบ เช่น การคิดวนซ้ำ</w:t>
-      </w:r>
-    </w:p>
-    <w:p>
-      <w:pPr>
-        <w:tabs>
-          <w:tab w:val="left" w:pos="907"/>
-          <w:tab w:val="left" w:pos="1166"/>
-          <w:tab w:val="left" w:pos="1440"/>
-          <w:tab w:val="left" w:pos="1670"/>
-        </w:tabs>
-        <w:spacing w:after="0" w:line="240" w:lineRule="auto"/>
-        <w:jc w:val="thaiDistribute"/>
-        <w:rPr>
-          <w:rFonts w:ascii="TH Sarabun New" w:hAnsi="TH Sarabun New" w:cs="TH Sarabun New"/>
-          <w:sz w:val="32"/>
-          <w:szCs w:val="32"/>
-        </w:rPr>
-      </w:pPr>
-      <w:r>
-        <w:rPr>
-          <w:rFonts w:ascii="TH Sarabun New" w:hAnsi="TH Sarabun New" w:cs="TH Sarabun New"/>
-          <w:sz w:val="32"/>
-          <w:szCs w:val="32"/>
-          <w:cs/>
-        </w:rPr>
-        <w:tab/>
-      </w:r>
-      <w:r>
-        <w:rPr>
-          <w:rFonts w:ascii="TH Sarabun New" w:hAnsi="TH Sarabun New" w:cs="TH Sarabun New"/>
-          <w:sz w:val="32"/>
-          <w:szCs w:val="32"/>
-          <w:cs/>
-        </w:rPr>
-        <w:t xml:space="preserve">มุมมองนี้เปลี่ยนวิธีคิดเกี่ยวกับการออกแบบเกมอย่างมีนัยสำคัญ ปัญหาของตัวละครอย่าง </w:t>
+          <w:cs/>
+        </w:rPr>
+        <w:t xml:space="preserve">ข้อค้นพบเหล่านี้อธิบายพฤติกรรมของตัวละคร </w:t>
       </w:r>
       <w:r>
         <w:rPr>
@@ -7774,560 +8329,6 @@
           <w:szCs w:val="32"/>
           <w:cs/>
         </w:rPr>
-        <w:t xml:space="preserve">จึงไม่ใช่ "การเก็บกดเป็นสิ่งเลวร้าย" แต่คือการที่เขามีวิธีรับมือเหลืออยู่เพียงวิธีเดียว ซึ่งสอดคล้องกับข้อค้นพบของ </w:t>
-      </w:r>
-      <w:r>
-        <w:rPr>
-          <w:rFonts w:ascii="TH Sarabun New" w:hAnsi="TH Sarabun New" w:cs="TH Sarabun New"/>
-          <w:sz w:val="32"/>
-          <w:szCs w:val="32"/>
-        </w:rPr>
-        <w:t xml:space="preserve">Wylie, Colasante, De France, Lin </w:t>
-      </w:r>
-      <w:r>
-        <w:rPr>
-          <w:rFonts w:ascii="TH Sarabun New" w:hAnsi="TH Sarabun New" w:cs="TH Sarabun New"/>
-          <w:sz w:val="32"/>
-          <w:szCs w:val="32"/>
-          <w:cs/>
-        </w:rPr>
-        <w:t xml:space="preserve">และ </w:t>
-      </w:r>
-      <w:r>
-        <w:rPr>
-          <w:rFonts w:ascii="TH Sarabun New" w:hAnsi="TH Sarabun New" w:cs="TH Sarabun New"/>
-          <w:sz w:val="32"/>
-          <w:szCs w:val="32"/>
-        </w:rPr>
-        <w:t xml:space="preserve">Hollenstein (2023) </w:t>
-      </w:r>
-      <w:r>
-        <w:rPr>
-          <w:rFonts w:ascii="TH Sarabun New" w:hAnsi="TH Sarabun New" w:cs="TH Sarabun New"/>
-          <w:sz w:val="32"/>
-          <w:szCs w:val="32"/>
-          <w:cs/>
-        </w:rPr>
-        <w:t>ที่ศึกษาการใช้กลยุทธ์กำกับอารมณ์ในชีวิตจริงและความสำเร็จของกลยุทธ์นั้น โดยพบว่าความสำเร็จของแต่ละกลยุทธ์ขึ้นอยู่กับความเข้มของอารมณ์และความเคยชินในการใช้กลยุทธ์ของแต่ละบุคคล</w:t>
-      </w:r>
-    </w:p>
-    <w:p>
-      <w:pPr>
-        <w:tabs>
-          <w:tab w:val="left" w:pos="907"/>
-          <w:tab w:val="left" w:pos="1166"/>
-          <w:tab w:val="left" w:pos="1440"/>
-          <w:tab w:val="left" w:pos="1670"/>
-        </w:tabs>
-        <w:spacing w:after="0" w:line="240" w:lineRule="auto"/>
-        <w:jc w:val="thaiDistribute"/>
-        <w:rPr>
-          <w:rFonts w:ascii="TH Sarabun New" w:hAnsi="TH Sarabun New" w:cs="TH Sarabun New"/>
-          <w:sz w:val="32"/>
-          <w:szCs w:val="32"/>
-        </w:rPr>
-      </w:pPr>
-      <w:r>
-        <w:rPr>
-          <w:rFonts w:ascii="TH Sarabun New" w:hAnsi="TH Sarabun New" w:cs="TH Sarabun New"/>
-          <w:sz w:val="32"/>
-          <w:szCs w:val="32"/>
-          <w:cs/>
-        </w:rPr>
-        <w:tab/>
-      </w:r>
-      <w:r>
-        <w:rPr>
-          <w:rFonts w:ascii="TH Sarabun New" w:hAnsi="TH Sarabun New" w:cs="TH Sarabun New"/>
-          <w:sz w:val="32"/>
-          <w:szCs w:val="32"/>
-          <w:cs/>
-        </w:rPr>
-        <w:t xml:space="preserve">ข้อค้นพบเหล่านี้ถูกนำมาใช้เป็นฐานของระบบ </w:t>
-      </w:r>
-      <w:r>
-        <w:rPr>
-          <w:rFonts w:ascii="TH Sarabun New" w:hAnsi="TH Sarabun New" w:cs="TH Sarabun New"/>
-          <w:sz w:val="32"/>
-          <w:szCs w:val="32"/>
-        </w:rPr>
-        <w:t xml:space="preserve">Emotional Weight </w:t>
-      </w:r>
-      <w:r>
-        <w:rPr>
-          <w:rFonts w:ascii="TH Sarabun New" w:hAnsi="TH Sarabun New" w:cs="TH Sarabun New"/>
-          <w:sz w:val="32"/>
-          <w:szCs w:val="32"/>
-          <w:cs/>
-        </w:rPr>
-        <w:t xml:space="preserve">โดยตรง กล่าวคือ ระบบมิได้ลงโทษการเก็บกดในทุกสถานการณ์ แต่จะสะสมน้ำหนักทางอารมณ์เมื่อผู้เล่นเลือกใช้การเก็บกดซ้ำ ๆ จนกลายเป็นวิธีเดียวที่ตัวละครใช้ได้ ซึ่งสะท้อนแนวคิดเรื่องคลังกลยุทธ์ที่จำกัดของ </w:t>
-      </w:r>
-      <w:r>
-        <w:rPr>
-          <w:rFonts w:ascii="TH Sarabun New" w:hAnsi="TH Sarabun New" w:cs="TH Sarabun New"/>
-          <w:sz w:val="32"/>
-          <w:szCs w:val="32"/>
-        </w:rPr>
-        <w:t xml:space="preserve">Fombouchet </w:t>
-      </w:r>
-      <w:r>
-        <w:rPr>
-          <w:rFonts w:ascii="TH Sarabun New" w:hAnsi="TH Sarabun New" w:cs="TH Sarabun New"/>
-          <w:sz w:val="32"/>
-          <w:szCs w:val="32"/>
-          <w:cs/>
-        </w:rPr>
-        <w:t>และคณะ (</w:t>
-      </w:r>
-      <w:r>
-        <w:rPr>
-          <w:rFonts w:ascii="TH Sarabun New" w:hAnsi="TH Sarabun New" w:cs="TH Sarabun New"/>
-          <w:sz w:val="32"/>
-          <w:szCs w:val="32"/>
-        </w:rPr>
-        <w:t>2023)</w:t>
-      </w:r>
-    </w:p>
-    <w:p>
-      <w:pPr>
-        <w:tabs>
-          <w:tab w:val="left" w:pos="907"/>
-          <w:tab w:val="left" w:pos="1166"/>
-          <w:tab w:val="left" w:pos="1440"/>
-          <w:tab w:val="left" w:pos="1670"/>
-        </w:tabs>
-        <w:spacing w:after="0" w:line="240" w:lineRule="auto"/>
-        <w:jc w:val="thaiDistribute"/>
-        <w:rPr>
-          <w:rFonts w:ascii="TH Sarabun New" w:hAnsi="TH Sarabun New" w:cs="TH Sarabun New"/>
-          <w:sz w:val="32"/>
-          <w:szCs w:val="32"/>
-        </w:rPr>
-      </w:pPr>
-    </w:p>
-    <w:p>
-      <w:pPr>
-        <w:tabs>
-          <w:tab w:val="left" w:pos="907"/>
-          <w:tab w:val="left" w:pos="1166"/>
-          <w:tab w:val="left" w:pos="1440"/>
-          <w:tab w:val="left" w:pos="1670"/>
-        </w:tabs>
-        <w:spacing w:after="0" w:line="240" w:lineRule="auto"/>
-        <w:jc w:val="thaiDistribute"/>
-        <w:rPr>
-          <w:rFonts w:ascii="TH Sarabun New" w:hAnsi="TH Sarabun New" w:cs="TH Sarabun New"/>
-          <w:b/>
-          <w:bCs/>
-          <w:sz w:val="32"/>
-          <w:szCs w:val="32"/>
-        </w:rPr>
-      </w:pPr>
-      <w:r>
-        <w:rPr>
-          <w:rFonts w:ascii="TH Sarabun New" w:hAnsi="TH Sarabun New" w:cs="TH Sarabun New"/>
-          <w:b/>
-          <w:bCs/>
-          <w:sz w:val="32"/>
-          <w:szCs w:val="32"/>
-        </w:rPr>
-        <w:tab/>
-      </w:r>
-      <w:r>
-        <w:rPr>
-          <w:rFonts w:ascii="TH Sarabun New" w:hAnsi="TH Sarabun New" w:cs="TH Sarabun New"/>
-          <w:b/>
-          <w:bCs/>
-          <w:sz w:val="32"/>
-          <w:szCs w:val="32"/>
-        </w:rPr>
-        <w:t>2.</w:t>
-      </w:r>
-      <w:r>
-        <w:rPr>
-          <w:rFonts w:ascii="TH Sarabun New" w:hAnsi="TH Sarabun New" w:cs="TH Sarabun New"/>
-          <w:b/>
-          <w:bCs/>
-          <w:sz w:val="32"/>
-          <w:szCs w:val="32"/>
-        </w:rPr>
-        <w:t>4</w:t>
-      </w:r>
-      <w:r>
-        <w:rPr>
-          <w:rFonts w:ascii="TH Sarabun New" w:hAnsi="TH Sarabun New" w:cs="TH Sarabun New"/>
-          <w:b/>
-          <w:bCs/>
-          <w:sz w:val="32"/>
-          <w:szCs w:val="32"/>
-        </w:rPr>
-        <w:t xml:space="preserve"> </w:t>
-      </w:r>
-      <w:r>
-        <w:rPr>
-          <w:rFonts w:ascii="TH Sarabun New" w:hAnsi="TH Sarabun New" w:cs="TH Sarabun New"/>
-          <w:b/>
-          <w:bCs/>
-          <w:sz w:val="32"/>
-          <w:szCs w:val="32"/>
-          <w:cs/>
-        </w:rPr>
-        <w:t>ความสำคัญของการสื่อสารและการสนับสนุนทางอารมณ์</w:t>
-      </w:r>
-    </w:p>
-    <w:p>
-      <w:pPr>
-        <w:tabs>
-          <w:tab w:val="left" w:pos="907"/>
-          <w:tab w:val="left" w:pos="1166"/>
-          <w:tab w:val="left" w:pos="1440"/>
-          <w:tab w:val="left" w:pos="1670"/>
-        </w:tabs>
-        <w:spacing w:after="0" w:line="240" w:lineRule="auto"/>
-        <w:jc w:val="thaiDistribute"/>
-        <w:rPr>
-          <w:rFonts w:ascii="TH Sarabun New" w:hAnsi="TH Sarabun New" w:cs="TH Sarabun New"/>
-          <w:sz w:val="32"/>
-          <w:szCs w:val="32"/>
-        </w:rPr>
-      </w:pPr>
-      <w:r>
-        <w:rPr>
-          <w:rFonts w:ascii="TH Sarabun New" w:hAnsi="TH Sarabun New" w:cs="TH Sarabun New"/>
-          <w:sz w:val="32"/>
-          <w:szCs w:val="32"/>
-          <w:cs/>
-        </w:rPr>
-        <w:tab/>
-      </w:r>
-      <w:r>
-        <w:rPr>
-          <w:rFonts w:ascii="TH Sarabun New" w:hAnsi="TH Sarabun New" w:cs="TH Sarabun New"/>
-          <w:sz w:val="32"/>
-          <w:szCs w:val="32"/>
-          <w:cs/>
-        </w:rPr>
-        <w:tab/>
-      </w:r>
-      <w:r>
-        <w:rPr>
-          <w:rFonts w:ascii="TH Sarabun New" w:hAnsi="TH Sarabun New" w:cs="TH Sarabun New"/>
-          <w:sz w:val="32"/>
-          <w:szCs w:val="32"/>
-          <w:cs/>
-        </w:rPr>
-        <w:t xml:space="preserve">แม้วัยรุ่นจะเผชิญปัญหาทางอารมณ์ในสัดส่วนสูง แต่กลับมีแนวโน้มไม่ขอความช่วยเหลือ </w:t>
-      </w:r>
-      <w:r>
-        <w:rPr>
-          <w:rFonts w:ascii="TH Sarabun New" w:hAnsi="TH Sarabun New" w:cs="TH Sarabun New"/>
-          <w:sz w:val="32"/>
-          <w:szCs w:val="32"/>
-        </w:rPr>
-        <w:t xml:space="preserve">Barrow </w:t>
-      </w:r>
-      <w:r>
-        <w:rPr>
-          <w:rFonts w:ascii="TH Sarabun New" w:hAnsi="TH Sarabun New" w:cs="TH Sarabun New"/>
-          <w:sz w:val="32"/>
-          <w:szCs w:val="32"/>
-          <w:cs/>
-        </w:rPr>
-        <w:t xml:space="preserve">และ </w:t>
-      </w:r>
-      <w:r>
-        <w:rPr>
-          <w:rFonts w:ascii="TH Sarabun New" w:hAnsi="TH Sarabun New" w:cs="TH Sarabun New"/>
-          <w:sz w:val="32"/>
-          <w:szCs w:val="32"/>
-        </w:rPr>
-        <w:t xml:space="preserve">Thomas (2022) </w:t>
-      </w:r>
-      <w:r>
-        <w:rPr>
-          <w:rFonts w:ascii="TH Sarabun New" w:hAnsi="TH Sarabun New" w:cs="TH Sarabun New"/>
-          <w:sz w:val="32"/>
-          <w:szCs w:val="32"/>
-          <w:cs/>
-        </w:rPr>
-        <w:t xml:space="preserve">ได้ทบทวนวรรณกรรมอย่างเป็นระบบจากงานวิจัย </w:t>
-      </w:r>
-      <w:r>
-        <w:rPr>
-          <w:rFonts w:ascii="TH Sarabun New" w:hAnsi="TH Sarabun New" w:cs="TH Sarabun New"/>
-          <w:sz w:val="32"/>
-          <w:szCs w:val="32"/>
-        </w:rPr>
-        <w:t xml:space="preserve">12 </w:t>
-      </w:r>
-      <w:r>
-        <w:rPr>
-          <w:rFonts w:ascii="TH Sarabun New" w:hAnsi="TH Sarabun New" w:cs="TH Sarabun New"/>
-          <w:sz w:val="32"/>
-          <w:szCs w:val="32"/>
-          <w:cs/>
-        </w:rPr>
-        <w:t xml:space="preserve">เรื่อง และสรุปอุปสรรคต่อการขอความช่วยเหลือของวัยรุ่นออกเป็น </w:t>
-      </w:r>
-      <w:r>
-        <w:rPr>
-          <w:rFonts w:ascii="TH Sarabun New" w:hAnsi="TH Sarabun New" w:cs="TH Sarabun New"/>
-          <w:sz w:val="32"/>
-          <w:szCs w:val="32"/>
-        </w:rPr>
-        <w:t xml:space="preserve">4 </w:t>
-      </w:r>
-      <w:r>
-        <w:rPr>
-          <w:rFonts w:ascii="TH Sarabun New" w:hAnsi="TH Sarabun New" w:cs="TH Sarabun New"/>
-          <w:sz w:val="32"/>
-          <w:szCs w:val="32"/>
-          <w:cs/>
-        </w:rPr>
-        <w:t xml:space="preserve">กลุ่ม ได้แก่ การตีตรา อุปสรรคเชิงปฏิบัติ ทัศนคติและการรับรู้เชิงลบ และอุปสรรคด้านความรู้ความเข้าใจ ส่วนปัจจัยที่ช่วยส่งเสริมการขอความช่วยเหลือมี </w:t>
-      </w:r>
-      <w:r>
-        <w:rPr>
-          <w:rFonts w:ascii="TH Sarabun New" w:hAnsi="TH Sarabun New" w:cs="TH Sarabun New"/>
-          <w:sz w:val="32"/>
-          <w:szCs w:val="32"/>
-        </w:rPr>
-        <w:t xml:space="preserve">2 </w:t>
-      </w:r>
-      <w:r>
-        <w:rPr>
-          <w:rFonts w:ascii="TH Sarabun New" w:hAnsi="TH Sarabun New" w:cs="TH Sarabun New"/>
-          <w:sz w:val="32"/>
-          <w:szCs w:val="32"/>
-          <w:cs/>
-        </w:rPr>
-        <w:t>กลุ่ม คือ ความรอบรู้ด้านสุขภาพจิต และปัจจัยด้านสุขภาวะและชุมชน</w:t>
-      </w:r>
-    </w:p>
-    <w:p>
-      <w:pPr>
-        <w:tabs>
-          <w:tab w:val="left" w:pos="907"/>
-          <w:tab w:val="left" w:pos="1166"/>
-          <w:tab w:val="left" w:pos="1440"/>
-          <w:tab w:val="left" w:pos="1670"/>
-        </w:tabs>
-        <w:spacing w:after="0" w:line="240" w:lineRule="auto"/>
-        <w:jc w:val="thaiDistribute"/>
-        <w:rPr>
-          <w:rFonts w:ascii="TH Sarabun New" w:hAnsi="TH Sarabun New" w:cs="TH Sarabun New"/>
-          <w:sz w:val="32"/>
-          <w:szCs w:val="32"/>
-        </w:rPr>
-      </w:pPr>
-      <w:r>
-        <w:rPr>
-          <w:rFonts w:ascii="TH Sarabun New" w:hAnsi="TH Sarabun New" w:cs="TH Sarabun New"/>
-          <w:sz w:val="32"/>
-          <w:szCs w:val="32"/>
-        </w:rPr>
-        <w:tab/>
-      </w:r>
-      <w:r>
-        <w:rPr>
-          <w:rFonts w:ascii="TH Sarabun New" w:hAnsi="TH Sarabun New" w:cs="TH Sarabun New"/>
-          <w:sz w:val="32"/>
-          <w:szCs w:val="32"/>
-        </w:rPr>
-        <w:t xml:space="preserve">Beukema, de Winter, Korevaar, Hofstra </w:t>
-      </w:r>
-      <w:r>
-        <w:rPr>
-          <w:rFonts w:ascii="TH Sarabun New" w:hAnsi="TH Sarabun New" w:cs="TH Sarabun New"/>
-          <w:sz w:val="32"/>
-          <w:szCs w:val="32"/>
-          <w:cs/>
-        </w:rPr>
-        <w:t xml:space="preserve">และ </w:t>
-      </w:r>
-      <w:r>
-        <w:rPr>
-          <w:rFonts w:ascii="TH Sarabun New" w:hAnsi="TH Sarabun New" w:cs="TH Sarabun New"/>
-          <w:sz w:val="32"/>
-          <w:szCs w:val="32"/>
-        </w:rPr>
-        <w:t xml:space="preserve">Reijneveld (2024) </w:t>
-      </w:r>
-      <w:r>
-        <w:rPr>
-          <w:rFonts w:ascii="TH Sarabun New" w:hAnsi="TH Sarabun New" w:cs="TH Sarabun New"/>
-          <w:sz w:val="32"/>
-          <w:szCs w:val="32"/>
-          <w:cs/>
-        </w:rPr>
-        <w:t xml:space="preserve">ได้ศึกษาประเด็นนี้ในบริบทของโรงเรียนโดยเฉพาะ ด้วยข้อมูลจากการศึกษาระยะยาวของวัยรุ่นชาวดัตช์อายุ </w:t>
-      </w:r>
-      <w:r>
-        <w:rPr>
-          <w:rFonts w:ascii="TH Sarabun New" w:hAnsi="TH Sarabun New" w:cs="TH Sarabun New"/>
-          <w:sz w:val="32"/>
-          <w:szCs w:val="32"/>
-        </w:rPr>
-        <w:t xml:space="preserve">12–16 </w:t>
-      </w:r>
-      <w:r>
-        <w:rPr>
-          <w:rFonts w:ascii="TH Sarabun New" w:hAnsi="TH Sarabun New" w:cs="TH Sarabun New"/>
-          <w:sz w:val="32"/>
-          <w:szCs w:val="32"/>
-          <w:cs/>
-        </w:rPr>
-        <w:t xml:space="preserve">ปี จำนวน </w:t>
-      </w:r>
-      <w:r>
-        <w:rPr>
-          <w:rFonts w:ascii="TH Sarabun New" w:hAnsi="TH Sarabun New" w:cs="TH Sarabun New"/>
-          <w:sz w:val="32"/>
-          <w:szCs w:val="32"/>
-        </w:rPr>
-        <w:t xml:space="preserve">956 </w:t>
-      </w:r>
-      <w:r>
-        <w:rPr>
-          <w:rFonts w:ascii="TH Sarabun New" w:hAnsi="TH Sarabun New" w:cs="TH Sarabun New"/>
-          <w:sz w:val="32"/>
-          <w:szCs w:val="32"/>
-          <w:cs/>
-        </w:rPr>
-        <w:t>คน ผลการศึกษาชี้ให้เห็นบทบาทของ</w:t>
-      </w:r>
-      <w:r>
-        <w:rPr>
-          <w:rFonts w:ascii="TH Sarabun New" w:hAnsi="TH Sarabun New" w:cs="TH Sarabun New"/>
-          <w:sz w:val="32"/>
-          <w:szCs w:val="32"/>
-        </w:rPr>
-        <w:t xml:space="preserve"> </w:t>
-      </w:r>
-      <w:r>
-        <w:rPr>
-          <w:rFonts w:ascii="TH Sarabun New" w:hAnsi="TH Sarabun New" w:cs="TH Sarabun New"/>
-          <w:b/>
-          <w:bCs/>
-          <w:sz w:val="32"/>
-          <w:szCs w:val="32"/>
-          <w:cs/>
-        </w:rPr>
-        <w:t>ความต้องการพึ่งพาตนเอง (</w:t>
-      </w:r>
-      <w:r>
-        <w:rPr>
-          <w:rFonts w:ascii="TH Sarabun New" w:hAnsi="TH Sarabun New" w:cs="TH Sarabun New"/>
-          <w:b/>
-          <w:bCs/>
-          <w:sz w:val="32"/>
-          <w:szCs w:val="32"/>
-        </w:rPr>
-        <w:t>self-reliance)</w:t>
-      </w:r>
-      <w:r>
-        <w:rPr>
-          <w:rFonts w:ascii="TH Sarabun New" w:hAnsi="TH Sarabun New" w:cs="TH Sarabun New"/>
-          <w:sz w:val="32"/>
-          <w:szCs w:val="32"/>
-        </w:rPr>
-        <w:t xml:space="preserve"> </w:t>
-      </w:r>
-      <w:r>
-        <w:rPr>
-          <w:rFonts w:ascii="TH Sarabun New" w:hAnsi="TH Sarabun New" w:cs="TH Sarabun New"/>
-          <w:sz w:val="32"/>
-          <w:szCs w:val="32"/>
-          <w:cs/>
-        </w:rPr>
-        <w:t>และ</w:t>
-      </w:r>
-      <w:r>
-        <w:rPr>
-          <w:rFonts w:ascii="TH Sarabun New" w:hAnsi="TH Sarabun New" w:cs="TH Sarabun New"/>
-          <w:sz w:val="32"/>
-          <w:szCs w:val="32"/>
-        </w:rPr>
-        <w:t xml:space="preserve"> </w:t>
-      </w:r>
-      <w:r>
-        <w:rPr>
-          <w:rFonts w:ascii="TH Sarabun New" w:hAnsi="TH Sarabun New" w:cs="TH Sarabun New"/>
-          <w:b/>
-          <w:bCs/>
-          <w:sz w:val="32"/>
-          <w:szCs w:val="32"/>
-          <w:cs/>
-        </w:rPr>
-        <w:t>การตีตราต่อการขอความช่วยเหลือ</w:t>
-      </w:r>
-      <w:r>
-        <w:rPr>
-          <w:rFonts w:ascii="TH Sarabun New" w:hAnsi="TH Sarabun New" w:cs="TH Sarabun New"/>
-          <w:sz w:val="32"/>
-          <w:szCs w:val="32"/>
-        </w:rPr>
-        <w:t xml:space="preserve"> </w:t>
-      </w:r>
-      <w:r>
-        <w:rPr>
-          <w:rFonts w:ascii="TH Sarabun New" w:hAnsi="TH Sarabun New" w:cs="TH Sarabun New"/>
-          <w:sz w:val="32"/>
-          <w:szCs w:val="32"/>
-          <w:cs/>
-        </w:rPr>
-        <w:t>ในฐานะอุปสรรคต่อการเข้าถึงการสนับสนุนในโรงเรียน</w:t>
-      </w:r>
-    </w:p>
-    <w:p>
-      <w:pPr>
-        <w:tabs>
-          <w:tab w:val="left" w:pos="907"/>
-          <w:tab w:val="left" w:pos="1166"/>
-          <w:tab w:val="left" w:pos="1440"/>
-          <w:tab w:val="left" w:pos="1670"/>
-        </w:tabs>
-        <w:spacing w:after="0" w:line="240" w:lineRule="auto"/>
-        <w:jc w:val="thaiDistribute"/>
-        <w:rPr>
-          <w:rFonts w:ascii="TH Sarabun New" w:hAnsi="TH Sarabun New" w:cs="TH Sarabun New"/>
-          <w:sz w:val="32"/>
-          <w:szCs w:val="32"/>
-        </w:rPr>
-      </w:pPr>
-      <w:r>
-        <w:rPr>
-          <w:rFonts w:ascii="TH Sarabun New" w:hAnsi="TH Sarabun New" w:cs="TH Sarabun New"/>
-          <w:sz w:val="32"/>
-          <w:szCs w:val="32"/>
-          <w:cs/>
-        </w:rPr>
-        <w:tab/>
-      </w:r>
-      <w:r>
-        <w:rPr>
-          <w:rFonts w:ascii="TH Sarabun New" w:hAnsi="TH Sarabun New" w:cs="TH Sarabun New"/>
-          <w:sz w:val="32"/>
-          <w:szCs w:val="32"/>
-          <w:cs/>
-        </w:rPr>
-        <w:t xml:space="preserve">ข้อค้นพบเหล่านี้อธิบายพฤติกรรมของตัวละคร </w:t>
-      </w:r>
-      <w:r>
-        <w:rPr>
-          <w:rFonts w:ascii="TH Sarabun New" w:hAnsi="TH Sarabun New" w:cs="TH Sarabun New"/>
-          <w:sz w:val="32"/>
-          <w:szCs w:val="32"/>
-        </w:rPr>
-        <w:t xml:space="preserve">Kay </w:t>
-      </w:r>
-      <w:r>
-        <w:rPr>
-          <w:rFonts w:ascii="TH Sarabun New" w:hAnsi="TH Sarabun New" w:cs="TH Sarabun New"/>
-          <w:sz w:val="32"/>
-          <w:szCs w:val="32"/>
-          <w:cs/>
-        </w:rPr>
         <w:t>ได้โดยตรง คือความรู้สึกว่าตนควรจัดการปัญหาด้วยตนเองและความกลัวว่าการเปิดเผยปัญหาจะกลายเป็นภาระของผู้อื่น และยังชี้ให้เห็นว่าบทบาทของ "เพื่อน" ในการรับฟัง เป็นกลไกทางสังคมที่มีความสำคัญ ซึ่งเป็นประเด็นที่โครงงานนี้ต้องการสื่อสารกับกลุ่มเป้าหมายโดยตรง</w:t>
       </w:r>
     </w:p>
@@ -8424,7 +8425,6 @@
           <w:sz w:val="32"/>
           <w:szCs w:val="32"/>
         </w:rPr>
-        <w:lastRenderedPageBreak/>
         <w:tab/>
       </w:r>
       <w:r>
@@ -8951,7 +8951,17 @@
           <w:szCs w:val="32"/>
           <w:cs/>
         </w:rPr>
-        <w:t>ซึ่งออกแบบเพื่อกระตุ้นการไตร่ตรองเกี่ยวกับสุขภาพจิตของนักศึกษา โดยใช้กลยุทธ์การเล่าเรื่องที่คณะผู้วิจัยเรียกว่า "ความไม่สบายใจเชิงบวก" (</w:t>
+        <w:t>ซึ่งออกแบบเพื่อกระตุ้นการไตร่ตรองเกี่ยวกับสุขภาพจิตของนักศึกษา โดยใช้กลยุทธ์</w:t>
+      </w:r>
+      <w:r>
+        <w:rPr>
+          <w:rFonts w:ascii="TH Sarabun New" w:hAnsi="TH Sarabun New" w:cs="TH Sarabun New"/>
+          <w:sz w:val="32"/>
+          <w:szCs w:val="32"/>
+          <w:cs/>
+        </w:rPr>
+        <w:lastRenderedPageBreak/>
+        <w:t>การเล่าเรื่องที่คณะผู้วิจัยเรียกว่า "ความไม่สบายใจเชิงบวก" (</w:t>
       </w:r>
       <w:r>
         <w:rPr>
@@ -9105,226 +9115,765 @@
           <w:szCs w:val="32"/>
           <w:cs/>
         </w:rPr>
+        <w:t xml:space="preserve">หลักฐานที่สนับสนุนแนวทางนี้มาจากงานของ </w:t>
+      </w:r>
+      <w:r>
+        <w:rPr>
+          <w:rFonts w:ascii="TH Sarabun New" w:hAnsi="TH Sarabun New" w:cs="TH Sarabun New"/>
+          <w:sz w:val="32"/>
+          <w:szCs w:val="32"/>
+        </w:rPr>
+        <w:t xml:space="preserve">Scholl, Pandrea </w:t>
+      </w:r>
+      <w:r>
+        <w:rPr>
+          <w:rFonts w:ascii="TH Sarabun New" w:hAnsi="TH Sarabun New" w:cs="TH Sarabun New"/>
+          <w:sz w:val="32"/>
+          <w:szCs w:val="32"/>
+          <w:cs/>
+        </w:rPr>
+        <w:t xml:space="preserve">และ </w:t>
+      </w:r>
+      <w:r>
+        <w:rPr>
+          <w:rFonts w:ascii="TH Sarabun New" w:hAnsi="TH Sarabun New" w:cs="TH Sarabun New"/>
+          <w:sz w:val="32"/>
+          <w:szCs w:val="32"/>
+        </w:rPr>
+        <w:t xml:space="preserve">van Enschot (2022) </w:t>
+      </w:r>
+      <w:r>
+        <w:rPr>
+          <w:rFonts w:ascii="TH Sarabun New" w:hAnsi="TH Sarabun New" w:cs="TH Sarabun New"/>
+          <w:sz w:val="32"/>
+          <w:szCs w:val="32"/>
+          <w:cs/>
+        </w:rPr>
+        <w:t>ซึ่งเปรียบเทียบเรื่องเล่าเกี่ยวกับภาวะซึมเศร้าแบบดั้งเดิม (ไม่มีตัวเลือก) กับแบบเชิงโต้ตอบ (มีตัวเลือก) ในการทดลองสองครั้ง ผลการทดลองครั้งแรก (</w:t>
+      </w:r>
+      <w:r>
+        <w:rPr>
+          <w:rFonts w:ascii="TH Sarabun New" w:hAnsi="TH Sarabun New" w:cs="TH Sarabun New"/>
+          <w:sz w:val="32"/>
+          <w:szCs w:val="32"/>
+        </w:rPr>
+        <w:t xml:space="preserve">N = 216) </w:t>
+      </w:r>
+      <w:r>
+        <w:rPr>
+          <w:rFonts w:ascii="TH Sarabun New" w:hAnsi="TH Sarabun New" w:cs="TH Sarabun New"/>
+          <w:b/>
+          <w:bCs/>
+          <w:sz w:val="32"/>
+          <w:szCs w:val="32"/>
+          <w:cs/>
+        </w:rPr>
+        <w:t>ไม่พบ</w:t>
+      </w:r>
+      <w:r>
+        <w:rPr>
+          <w:rFonts w:ascii="TH Sarabun New" w:hAnsi="TH Sarabun New" w:cs="TH Sarabun New"/>
+          <w:sz w:val="32"/>
+          <w:szCs w:val="32"/>
+        </w:rPr>
+        <w:t xml:space="preserve"> </w:t>
+      </w:r>
+      <w:r>
+        <w:rPr>
+          <w:rFonts w:ascii="TH Sarabun New" w:hAnsi="TH Sarabun New" w:cs="TH Sarabun New"/>
+          <w:sz w:val="32"/>
+          <w:szCs w:val="32"/>
+          <w:cs/>
+        </w:rPr>
+        <w:t>ผลของการมีตัวเลือกต่อการเรียนรู้เชิงปัญญา แรงจูงใจภายใน การรู้สึกเป็นอันหนึ่งอันเดียวกับตัวละคร หรือการถูกดึงเข้าสู่โลกของเรื่อง</w:t>
+      </w:r>
+    </w:p>
+    <w:p>
+      <w:pPr>
+        <w:tabs>
+          <w:tab w:val="left" w:pos="907"/>
+          <w:tab w:val="left" w:pos="1166"/>
+          <w:tab w:val="left" w:pos="1440"/>
+          <w:tab w:val="left" w:pos="1670"/>
+        </w:tabs>
+        <w:spacing w:after="0" w:line="240" w:lineRule="auto"/>
+        <w:jc w:val="thaiDistribute"/>
+        <w:rPr>
+          <w:rFonts w:ascii="TH Sarabun New" w:hAnsi="TH Sarabun New" w:cs="TH Sarabun New"/>
+          <w:sz w:val="32"/>
+          <w:szCs w:val="32"/>
+        </w:rPr>
+      </w:pPr>
+      <w:r>
+        <w:rPr>
+          <w:rFonts w:ascii="TH Sarabun New" w:hAnsi="TH Sarabun New" w:cs="TH Sarabun New"/>
+          <w:sz w:val="32"/>
+          <w:szCs w:val="32"/>
+          <w:cs/>
+        </w:rPr>
+        <w:tab/>
+      </w:r>
+      <w:r>
+        <w:rPr>
+          <w:rFonts w:ascii="TH Sarabun New" w:hAnsi="TH Sarabun New" w:cs="TH Sarabun New"/>
+          <w:sz w:val="32"/>
+          <w:szCs w:val="32"/>
+          <w:cs/>
+        </w:rPr>
+        <w:t>อย่างไรก็ตาม หลังจากคณะผู้วิจัยปรับปรุงให้เนื้อหาการเรียนรู้ฝังอยู่ในเรื่องได้ดีขึ้นและทำให้ตัวเลือกมีความหมายมากขึ้น การทดลองครั้งที่สอง (</w:t>
+      </w:r>
+      <w:r>
+        <w:rPr>
+          <w:rFonts w:ascii="TH Sarabun New" w:hAnsi="TH Sarabun New" w:cs="TH Sarabun New"/>
+          <w:sz w:val="32"/>
+          <w:szCs w:val="32"/>
+        </w:rPr>
+        <w:t xml:space="preserve">N = 155) </w:t>
+      </w:r>
+      <w:r>
+        <w:rPr>
+          <w:rFonts w:ascii="TH Sarabun New" w:hAnsi="TH Sarabun New" w:cs="TH Sarabun New"/>
+          <w:sz w:val="32"/>
+          <w:szCs w:val="32"/>
+          <w:cs/>
+        </w:rPr>
+        <w:t>พบว่าการมีตัวเลือกส่งผลเชิงบวกต่อการเรียนรู้เชิงเปลี่ยนแปลง (</w:t>
+      </w:r>
+      <w:r>
+        <w:rPr>
+          <w:rFonts w:ascii="TH Sarabun New" w:hAnsi="TH Sarabun New" w:cs="TH Sarabun New"/>
+          <w:sz w:val="32"/>
+          <w:szCs w:val="32"/>
+        </w:rPr>
+        <w:t xml:space="preserve">transformative learning) </w:t>
+      </w:r>
+      <w:r>
+        <w:rPr>
+          <w:rFonts w:ascii="TH Sarabun New" w:hAnsi="TH Sarabun New" w:cs="TH Sarabun New"/>
+          <w:sz w:val="32"/>
+          <w:szCs w:val="32"/>
+          <w:cs/>
+        </w:rPr>
+        <w:t>โดยมีการรู้สึกเป็นอันหนึ่งอันเดียวกับตัวละครเป็นตัวแปรส่งผ่าน</w:t>
+      </w:r>
+    </w:p>
+    <w:p>
+      <w:pPr>
+        <w:tabs>
+          <w:tab w:val="left" w:pos="907"/>
+          <w:tab w:val="left" w:pos="1166"/>
+          <w:tab w:val="left" w:pos="1440"/>
+          <w:tab w:val="left" w:pos="1670"/>
+        </w:tabs>
+        <w:spacing w:after="0" w:line="240" w:lineRule="auto"/>
+        <w:jc w:val="thaiDistribute"/>
+        <w:rPr>
+          <w:rFonts w:ascii="TH Sarabun New" w:hAnsi="TH Sarabun New" w:cs="TH Sarabun New"/>
+          <w:sz w:val="32"/>
+          <w:szCs w:val="32"/>
+        </w:rPr>
+      </w:pPr>
+      <w:r>
+        <w:rPr>
+          <w:rFonts w:ascii="TH Sarabun New" w:hAnsi="TH Sarabun New" w:cs="TH Sarabun New"/>
+          <w:sz w:val="32"/>
+          <w:szCs w:val="32"/>
+          <w:cs/>
+        </w:rPr>
+        <w:tab/>
+      </w:r>
+      <w:r>
+        <w:rPr>
+          <w:rFonts w:ascii="TH Sarabun New" w:hAnsi="TH Sarabun New" w:cs="TH Sarabun New"/>
+          <w:sz w:val="32"/>
+          <w:szCs w:val="32"/>
+          <w:cs/>
+        </w:rPr>
+        <w:t>ข้อค้นพบนี้เป็นบทเรียนสำคัญที่สุดสำหรับการออกแบบระบบตัวเลือกของโครงงาน คือ</w:t>
+      </w:r>
+      <w:r>
+        <w:rPr>
+          <w:rFonts w:ascii="TH Sarabun New" w:hAnsi="TH Sarabun New" w:cs="TH Sarabun New"/>
+          <w:sz w:val="32"/>
+          <w:szCs w:val="32"/>
+        </w:rPr>
+        <w:t xml:space="preserve"> </w:t>
+      </w:r>
+      <w:r>
+        <w:rPr>
+          <w:rFonts w:ascii="TH Sarabun New" w:hAnsi="TH Sarabun New" w:cs="TH Sarabun New"/>
+          <w:b/>
+          <w:bCs/>
+          <w:sz w:val="32"/>
+          <w:szCs w:val="32"/>
+          <w:cs/>
+        </w:rPr>
+        <w:t>การมีตัวเลือกอยู่ในเกมไม่เพียงพอ ตัวเลือกต้องมีความหมายและเชื่อมโยงกับสาระที่ต้องการสื่อสารอย่างแท้จริง</w:t>
+      </w:r>
+      <w:r>
+        <w:rPr>
+          <w:rFonts w:ascii="TH Sarabun New" w:hAnsi="TH Sarabun New" w:cs="TH Sarabun New"/>
+          <w:sz w:val="32"/>
+          <w:szCs w:val="32"/>
+        </w:rPr>
+        <w:t xml:space="preserve"> </w:t>
+      </w:r>
+      <w:r>
+        <w:rPr>
+          <w:rFonts w:ascii="TH Sarabun New" w:hAnsi="TH Sarabun New" w:cs="TH Sarabun New"/>
+          <w:sz w:val="32"/>
+          <w:szCs w:val="32"/>
+          <w:cs/>
+        </w:rPr>
+        <w:t xml:space="preserve">จึงจะเกิดผล ซึ่งสอดคล้องกับข้อค้นพบของ </w:t>
+      </w:r>
+      <w:r>
+        <w:rPr>
+          <w:rFonts w:ascii="TH Sarabun New" w:hAnsi="TH Sarabun New" w:cs="TH Sarabun New"/>
+          <w:sz w:val="32"/>
+          <w:szCs w:val="32"/>
+        </w:rPr>
+        <w:t xml:space="preserve">Carstensdóttir </w:t>
+      </w:r>
+      <w:r>
+        <w:rPr>
+          <w:rFonts w:ascii="TH Sarabun New" w:hAnsi="TH Sarabun New" w:cs="TH Sarabun New"/>
+          <w:sz w:val="32"/>
+          <w:szCs w:val="32"/>
+          <w:cs/>
+        </w:rPr>
+        <w:t>และคณะ (</w:t>
+      </w:r>
+      <w:r>
+        <w:rPr>
+          <w:rFonts w:ascii="TH Sarabun New" w:hAnsi="TH Sarabun New" w:cs="TH Sarabun New"/>
+          <w:sz w:val="32"/>
+          <w:szCs w:val="32"/>
+        </w:rPr>
+        <w:t xml:space="preserve">2021) </w:t>
+      </w:r>
+      <w:r>
+        <w:rPr>
+          <w:rFonts w:ascii="TH Sarabun New" w:hAnsi="TH Sarabun New" w:cs="TH Sarabun New"/>
+          <w:sz w:val="32"/>
+          <w:szCs w:val="32"/>
+          <w:cs/>
+        </w:rPr>
+        <w:t>เกี่ยวกับความซับซ้อนของการรับรู้ความรู้สึกมีส่วนร่วม</w:t>
+      </w:r>
+    </w:p>
+    <w:p>
+      <w:pPr>
+        <w:tabs>
+          <w:tab w:val="left" w:pos="907"/>
+          <w:tab w:val="left" w:pos="1166"/>
+          <w:tab w:val="left" w:pos="1440"/>
+          <w:tab w:val="left" w:pos="1670"/>
+        </w:tabs>
+        <w:spacing w:after="0" w:line="240" w:lineRule="auto"/>
+        <w:jc w:val="thaiDistribute"/>
+        <w:rPr>
+          <w:rFonts w:ascii="TH Sarabun New" w:hAnsi="TH Sarabun New" w:cs="TH Sarabun New"/>
+          <w:sz w:val="32"/>
+          <w:szCs w:val="32"/>
+        </w:rPr>
+      </w:pPr>
+    </w:p>
+    <w:p>
+      <w:pPr>
+        <w:tabs>
+          <w:tab w:val="left" w:pos="907"/>
+          <w:tab w:val="left" w:pos="1166"/>
+          <w:tab w:val="left" w:pos="1440"/>
+          <w:tab w:val="left" w:pos="1670"/>
+        </w:tabs>
+        <w:spacing w:after="0" w:line="240" w:lineRule="auto"/>
+        <w:jc w:val="thaiDistribute"/>
+        <w:rPr>
+          <w:rFonts w:ascii="TH Sarabun New" w:hAnsi="TH Sarabun New" w:cs="TH Sarabun New"/>
+          <w:b/>
+          <w:bCs/>
+          <w:sz w:val="32"/>
+          <w:szCs w:val="32"/>
+        </w:rPr>
+      </w:pPr>
+      <w:r>
+        <w:rPr>
+          <w:rFonts w:ascii="TH Sarabun New" w:hAnsi="TH Sarabun New" w:cs="TH Sarabun New"/>
+          <w:b/>
+          <w:bCs/>
+          <w:sz w:val="32"/>
+          <w:szCs w:val="32"/>
+        </w:rPr>
+        <w:tab/>
+      </w:r>
+      <w:r>
+        <w:rPr>
+          <w:rFonts w:ascii="TH Sarabun New" w:hAnsi="TH Sarabun New" w:cs="TH Sarabun New"/>
+          <w:b/>
+          <w:bCs/>
+          <w:sz w:val="32"/>
+          <w:szCs w:val="32"/>
+        </w:rPr>
+        <w:t xml:space="preserve">3.4 </w:t>
+      </w:r>
+      <w:r>
+        <w:rPr>
+          <w:rFonts w:ascii="TH Sarabun New" w:hAnsi="TH Sarabun New" w:cs="TH Sarabun New"/>
+          <w:b/>
+          <w:bCs/>
+          <w:sz w:val="32"/>
+          <w:szCs w:val="32"/>
+          <w:cs/>
+        </w:rPr>
+        <w:t xml:space="preserve">ระบบ </w:t>
+      </w:r>
+      <w:r>
+        <w:rPr>
+          <w:rFonts w:ascii="TH Sarabun New" w:hAnsi="TH Sarabun New" w:cs="TH Sarabun New"/>
+          <w:b/>
+          <w:bCs/>
+          <w:sz w:val="32"/>
+          <w:szCs w:val="32"/>
+        </w:rPr>
+        <w:t xml:space="preserve">Emotional Weight </w:t>
+      </w:r>
+      <w:r>
+        <w:rPr>
+          <w:rFonts w:ascii="TH Sarabun New" w:hAnsi="TH Sarabun New" w:cs="TH Sarabun New"/>
+          <w:b/>
+          <w:bCs/>
+          <w:sz w:val="32"/>
+          <w:szCs w:val="32"/>
+          <w:cs/>
+        </w:rPr>
+        <w:t>และการแสดงสภาวะทางอารมณ์</w:t>
+      </w:r>
+    </w:p>
+    <w:p>
+      <w:pPr>
+        <w:tabs>
+          <w:tab w:val="left" w:pos="907"/>
+          <w:tab w:val="left" w:pos="1166"/>
+          <w:tab w:val="left" w:pos="1440"/>
+          <w:tab w:val="left" w:pos="1670"/>
+        </w:tabs>
+        <w:spacing w:after="0" w:line="240" w:lineRule="auto"/>
+        <w:jc w:val="thaiDistribute"/>
+        <w:rPr>
+          <w:rFonts w:ascii="TH Sarabun New" w:hAnsi="TH Sarabun New" w:cs="TH Sarabun New"/>
+          <w:sz w:val="32"/>
+          <w:szCs w:val="32"/>
+        </w:rPr>
+      </w:pPr>
+      <w:r>
+        <w:rPr>
+          <w:rFonts w:ascii="TH Sarabun New" w:hAnsi="TH Sarabun New" w:cs="TH Sarabun New"/>
+          <w:sz w:val="32"/>
+          <w:szCs w:val="32"/>
+          <w:cs/>
+        </w:rPr>
+        <w:tab/>
+      </w:r>
+      <w:r>
+        <w:rPr>
+          <w:rFonts w:ascii="TH Sarabun New" w:hAnsi="TH Sarabun New" w:cs="TH Sarabun New"/>
+          <w:sz w:val="32"/>
+          <w:szCs w:val="32"/>
+          <w:cs/>
+        </w:rPr>
+        <w:tab/>
+      </w:r>
+      <w:r>
+        <w:rPr>
+          <w:rFonts w:ascii="TH Sarabun New" w:hAnsi="TH Sarabun New" w:cs="TH Sarabun New"/>
+          <w:sz w:val="32"/>
+          <w:szCs w:val="32"/>
+          <w:cs/>
+        </w:rPr>
+        <w:t xml:space="preserve">ระบบ </w:t>
+      </w:r>
+      <w:r>
+        <w:rPr>
+          <w:rFonts w:ascii="TH Sarabun New" w:hAnsi="TH Sarabun New" w:cs="TH Sarabun New"/>
+          <w:sz w:val="32"/>
+          <w:szCs w:val="32"/>
+        </w:rPr>
+        <w:t xml:space="preserve">Emotional Weight </w:t>
+      </w:r>
+      <w:r>
+        <w:rPr>
+          <w:rFonts w:ascii="TH Sarabun New" w:hAnsi="TH Sarabun New" w:cs="TH Sarabun New"/>
+          <w:sz w:val="32"/>
+          <w:szCs w:val="32"/>
+          <w:cs/>
+        </w:rPr>
+        <w:t xml:space="preserve">คือค่าสถานะภายในที่แทนปริมาณความกดดันทางอารมณ์ที่ตัวละครกำลังแบกรับ แบ่งออกเป็น </w:t>
+      </w:r>
+      <w:r>
+        <w:rPr>
+          <w:rFonts w:ascii="TH Sarabun New" w:hAnsi="TH Sarabun New" w:cs="TH Sarabun New"/>
+          <w:sz w:val="32"/>
+          <w:szCs w:val="32"/>
+        </w:rPr>
+        <w:t xml:space="preserve">4 </w:t>
+      </w:r>
+      <w:r>
+        <w:rPr>
+          <w:rFonts w:ascii="TH Sarabun New" w:hAnsi="TH Sarabun New" w:cs="TH Sarabun New"/>
+          <w:sz w:val="32"/>
+          <w:szCs w:val="32"/>
+          <w:cs/>
+        </w:rPr>
+        <w:t xml:space="preserve">ระดับ ได้แก่ </w:t>
+      </w:r>
+      <w:r>
+        <w:rPr>
+          <w:rFonts w:ascii="TH Sarabun New" w:hAnsi="TH Sarabun New" w:cs="TH Sarabun New"/>
+          <w:sz w:val="32"/>
+          <w:szCs w:val="32"/>
+        </w:rPr>
+        <w:t xml:space="preserve">Low, Medium, High </w:t>
+      </w:r>
+      <w:r>
+        <w:rPr>
+          <w:rFonts w:ascii="TH Sarabun New" w:hAnsi="TH Sarabun New" w:cs="TH Sarabun New"/>
+          <w:sz w:val="32"/>
+          <w:szCs w:val="32"/>
+          <w:cs/>
+        </w:rPr>
+        <w:t xml:space="preserve">และ </w:t>
+      </w:r>
+      <w:r>
+        <w:rPr>
+          <w:rFonts w:ascii="TH Sarabun New" w:hAnsi="TH Sarabun New" w:cs="TH Sarabun New"/>
+          <w:sz w:val="32"/>
+          <w:szCs w:val="32"/>
+        </w:rPr>
+        <w:t xml:space="preserve">Critical </w:t>
+      </w:r>
+      <w:r>
+        <w:rPr>
+          <w:rFonts w:ascii="TH Sarabun New" w:hAnsi="TH Sarabun New" w:cs="TH Sarabun New"/>
+          <w:sz w:val="32"/>
+          <w:szCs w:val="32"/>
+          <w:cs/>
+        </w:rPr>
+        <w:t>โดยระดับที่สูงขึ้นจะส่งผลให้จำนวนตัวเลือกที่ใช้ได้ลดลง ข้อความปรากฏช้าลง และบรรยากาศโดยรวมเงียบลง</w:t>
+      </w:r>
+    </w:p>
+    <w:p>
+      <w:pPr>
+        <w:tabs>
+          <w:tab w:val="left" w:pos="907"/>
+          <w:tab w:val="left" w:pos="1166"/>
+          <w:tab w:val="left" w:pos="1440"/>
+          <w:tab w:val="left" w:pos="1670"/>
+        </w:tabs>
+        <w:spacing w:after="0" w:line="240" w:lineRule="auto"/>
+        <w:jc w:val="thaiDistribute"/>
+        <w:rPr>
+          <w:rFonts w:ascii="TH Sarabun New" w:hAnsi="TH Sarabun New" w:cs="TH Sarabun New"/>
+          <w:sz w:val="32"/>
+          <w:szCs w:val="32"/>
+        </w:rPr>
+      </w:pPr>
+      <w:r>
+        <w:rPr>
+          <w:rFonts w:ascii="TH Sarabun New" w:hAnsi="TH Sarabun New" w:cs="TH Sarabun New"/>
+          <w:sz w:val="32"/>
+          <w:szCs w:val="32"/>
+          <w:cs/>
+        </w:rPr>
+        <w:tab/>
+      </w:r>
+      <w:r>
+        <w:rPr>
+          <w:rFonts w:ascii="TH Sarabun New" w:hAnsi="TH Sarabun New" w:cs="TH Sarabun New"/>
+          <w:sz w:val="32"/>
+          <w:szCs w:val="32"/>
+          <w:cs/>
+        </w:rPr>
+        <w:t>ระบบนี้มิได้ทำหน้าที่วัดสุขภาพจิตของบุคคลจริง แต่เป็นกลไกเชิงการเล่าเรื่องที่แปลงข้อค้นพบทางจิตวิทยาให้กลายเป็นกฎของเกมที่ผู้เล่นสัมผัสได้ กล่าวคือ เมื่อผู้เล่นพบว่าตนเองมีตัวเลือกให้เลือกน้อยลงเรื่อย ๆ ผู้เล่นจะรับรู้ข้อจำกัดนั้นด้วยตนเอง แทนที่จะถูกบอกผ่านข้อความบรรยาย</w:t>
+      </w:r>
+    </w:p>
+    <w:p>
+      <w:pPr>
+        <w:tabs>
+          <w:tab w:val="left" w:pos="907"/>
+          <w:tab w:val="left" w:pos="1166"/>
+          <w:tab w:val="left" w:pos="1440"/>
+          <w:tab w:val="left" w:pos="1670"/>
+        </w:tabs>
+        <w:spacing w:after="0" w:line="240" w:lineRule="auto"/>
+        <w:jc w:val="thaiDistribute"/>
+        <w:rPr>
+          <w:rFonts w:ascii="TH Sarabun New" w:hAnsi="TH Sarabun New" w:cs="TH Sarabun New"/>
+          <w:sz w:val="32"/>
+          <w:szCs w:val="32"/>
+        </w:rPr>
+      </w:pPr>
+      <w:r>
+        <w:rPr>
+          <w:rFonts w:ascii="TH Sarabun New" w:hAnsi="TH Sarabun New" w:cs="TH Sarabun New"/>
+          <w:sz w:val="32"/>
+          <w:szCs w:val="32"/>
+          <w:cs/>
+        </w:rPr>
+        <w:tab/>
+      </w:r>
+      <w:r>
+        <w:rPr>
+          <w:rFonts w:ascii="TH Sarabun New" w:hAnsi="TH Sarabun New" w:cs="TH Sarabun New"/>
+          <w:sz w:val="32"/>
+          <w:szCs w:val="32"/>
+          <w:cs/>
+        </w:rPr>
+        <w:t xml:space="preserve">การออกแบบให้ตัวเลือกลดลงตามระดับความกดดัน เป็นการนำแนวคิดเรื่องคลังกลยุทธ์ที่จำกัดของ </w:t>
+      </w:r>
+      <w:r>
+        <w:rPr>
+          <w:rFonts w:ascii="TH Sarabun New" w:hAnsi="TH Sarabun New" w:cs="TH Sarabun New"/>
+          <w:sz w:val="32"/>
+          <w:szCs w:val="32"/>
+        </w:rPr>
+        <w:t xml:space="preserve">Fombouchet </w:t>
+      </w:r>
+      <w:r>
+        <w:rPr>
+          <w:rFonts w:ascii="TH Sarabun New" w:hAnsi="TH Sarabun New" w:cs="TH Sarabun New"/>
+          <w:sz w:val="32"/>
+          <w:szCs w:val="32"/>
+          <w:cs/>
+        </w:rPr>
+        <w:t>และคณะ (</w:t>
+      </w:r>
+      <w:r>
+        <w:rPr>
+          <w:rFonts w:ascii="TH Sarabun New" w:hAnsi="TH Sarabun New" w:cs="TH Sarabun New"/>
+          <w:sz w:val="32"/>
+          <w:szCs w:val="32"/>
+        </w:rPr>
+        <w:t xml:space="preserve">2023) </w:t>
+      </w:r>
+      <w:r>
+        <w:rPr>
+          <w:rFonts w:ascii="TH Sarabun New" w:hAnsi="TH Sarabun New" w:cs="TH Sarabun New"/>
+          <w:sz w:val="32"/>
+          <w:szCs w:val="32"/>
+          <w:cs/>
+        </w:rPr>
+        <w:t xml:space="preserve">มาแปลงเป็นกลไกโดยตรง ขณะที่การให้ปฏิสัมพันธ์ที่ได้รับการสนับสนุนช่วยลดน้ำหนักทางอารมณ์ สะท้อนข้อค้นพบของ </w:t>
+      </w:r>
+      <w:r>
+        <w:rPr>
+          <w:rFonts w:ascii="TH Sarabun New" w:hAnsi="TH Sarabun New" w:cs="TH Sarabun New"/>
+          <w:sz w:val="32"/>
+          <w:szCs w:val="32"/>
+        </w:rPr>
+        <w:t xml:space="preserve">Wylie, De France </w:t>
+      </w:r>
+      <w:r>
+        <w:rPr>
+          <w:rFonts w:ascii="TH Sarabun New" w:hAnsi="TH Sarabun New" w:cs="TH Sarabun New"/>
+          <w:sz w:val="32"/>
+          <w:szCs w:val="32"/>
+          <w:cs/>
+        </w:rPr>
+        <w:t xml:space="preserve">และ </w:t>
+      </w:r>
+      <w:r>
+        <w:rPr>
+          <w:rFonts w:ascii="TH Sarabun New" w:hAnsi="TH Sarabun New" w:cs="TH Sarabun New"/>
+          <w:sz w:val="32"/>
+          <w:szCs w:val="32"/>
+        </w:rPr>
+        <w:t xml:space="preserve">Hollenstein (2023) </w:t>
+      </w:r>
+      <w:r>
+        <w:rPr>
+          <w:rFonts w:ascii="TH Sarabun New" w:hAnsi="TH Sarabun New" w:cs="TH Sarabun New"/>
+          <w:sz w:val="32"/>
+          <w:szCs w:val="32"/>
+          <w:cs/>
+        </w:rPr>
+        <w:t>ที่พบว่าความใกล้ชิดกับผู้อื่นสัมพันธ์กับการเก็บกดที่ลดลง</w:t>
+      </w:r>
+    </w:p>
+    <w:p>
+      <w:pPr>
+        <w:tabs>
+          <w:tab w:val="left" w:pos="907"/>
+          <w:tab w:val="left" w:pos="1166"/>
+          <w:tab w:val="left" w:pos="1440"/>
+          <w:tab w:val="left" w:pos="1670"/>
+        </w:tabs>
+        <w:spacing w:after="0" w:line="240" w:lineRule="auto"/>
+        <w:jc w:val="thaiDistribute"/>
+        <w:rPr>
+          <w:rFonts w:ascii="TH Sarabun New" w:hAnsi="TH Sarabun New" w:cs="TH Sarabun New"/>
+          <w:sz w:val="32"/>
+          <w:szCs w:val="32"/>
+        </w:rPr>
+      </w:pPr>
+    </w:p>
+    <w:p>
+      <w:pPr>
+        <w:tabs>
+          <w:tab w:val="left" w:pos="907"/>
+          <w:tab w:val="left" w:pos="1166"/>
+          <w:tab w:val="left" w:pos="1440"/>
+          <w:tab w:val="left" w:pos="1670"/>
+        </w:tabs>
+        <w:spacing w:after="0" w:line="240" w:lineRule="auto"/>
+        <w:jc w:val="thaiDistribute"/>
+        <w:rPr>
+          <w:rFonts w:ascii="TH Sarabun New" w:hAnsi="TH Sarabun New" w:cs="TH Sarabun New"/>
+          <w:b/>
+          <w:bCs/>
+          <w:sz w:val="32"/>
+          <w:szCs w:val="32"/>
+        </w:rPr>
+      </w:pPr>
+      <w:r>
+        <w:rPr>
+          <w:rFonts w:ascii="TH Sarabun New" w:hAnsi="TH Sarabun New" w:cs="TH Sarabun New"/>
+          <w:b/>
+          <w:bCs/>
+          <w:sz w:val="32"/>
+          <w:szCs w:val="32"/>
+        </w:rPr>
         <w:lastRenderedPageBreak/>
-        <w:t xml:space="preserve">หลักฐานที่สนับสนุนแนวทางนี้มาจากงานของ </w:t>
-      </w:r>
-      <w:r>
-        <w:rPr>
-          <w:rFonts w:ascii="TH Sarabun New" w:hAnsi="TH Sarabun New" w:cs="TH Sarabun New"/>
-          <w:sz w:val="32"/>
-          <w:szCs w:val="32"/>
-        </w:rPr>
-        <w:t xml:space="preserve">Scholl, Pandrea </w:t>
-      </w:r>
-      <w:r>
-        <w:rPr>
-          <w:rFonts w:ascii="TH Sarabun New" w:hAnsi="TH Sarabun New" w:cs="TH Sarabun New"/>
-          <w:sz w:val="32"/>
-          <w:szCs w:val="32"/>
-          <w:cs/>
-        </w:rPr>
-        <w:t xml:space="preserve">และ </w:t>
-      </w:r>
-      <w:r>
-        <w:rPr>
-          <w:rFonts w:ascii="TH Sarabun New" w:hAnsi="TH Sarabun New" w:cs="TH Sarabun New"/>
-          <w:sz w:val="32"/>
-          <w:szCs w:val="32"/>
-        </w:rPr>
-        <w:t xml:space="preserve">van Enschot (2022) </w:t>
-      </w:r>
-      <w:r>
-        <w:rPr>
-          <w:rFonts w:ascii="TH Sarabun New" w:hAnsi="TH Sarabun New" w:cs="TH Sarabun New"/>
-          <w:sz w:val="32"/>
-          <w:szCs w:val="32"/>
-          <w:cs/>
-        </w:rPr>
-        <w:t>ซึ่งเปรียบเทียบเรื่องเล่าเกี่ยวกับภาวะซึมเศร้าแบบดั้งเดิม (ไม่มีตัวเลือก) กับแบบเชิงโต้ตอบ (มีตัวเลือก) ในการทดลองสองครั้ง ผลการทดลองครั้งแรก (</w:t>
-      </w:r>
-      <w:r>
-        <w:rPr>
-          <w:rFonts w:ascii="TH Sarabun New" w:hAnsi="TH Sarabun New" w:cs="TH Sarabun New"/>
-          <w:sz w:val="32"/>
-          <w:szCs w:val="32"/>
-        </w:rPr>
-        <w:t xml:space="preserve">N = 216) </w:t>
-      </w:r>
-      <w:r>
-        <w:rPr>
-          <w:rFonts w:ascii="TH Sarabun New" w:hAnsi="TH Sarabun New" w:cs="TH Sarabun New"/>
-          <w:b/>
-          <w:bCs/>
-          <w:sz w:val="32"/>
-          <w:szCs w:val="32"/>
-          <w:cs/>
-        </w:rPr>
-        <w:t>ไม่พบ</w:t>
-      </w:r>
-      <w:r>
-        <w:rPr>
-          <w:rFonts w:ascii="TH Sarabun New" w:hAnsi="TH Sarabun New" w:cs="TH Sarabun New"/>
-          <w:sz w:val="32"/>
-          <w:szCs w:val="32"/>
-        </w:rPr>
-        <w:t xml:space="preserve"> </w:t>
-      </w:r>
-      <w:r>
-        <w:rPr>
-          <w:rFonts w:ascii="TH Sarabun New" w:hAnsi="TH Sarabun New" w:cs="TH Sarabun New"/>
-          <w:sz w:val="32"/>
-          <w:szCs w:val="32"/>
-          <w:cs/>
-        </w:rPr>
-        <w:t>ผลของการมีตัวเลือกต่อการเรียนรู้เชิงปัญญา แรงจูงใจภายใน การรู้สึกเป็นอันหนึ่งอันเดียวกับตัวละคร หรือการถูกดึงเข้าสู่โลกของเรื่อง</w:t>
-      </w:r>
-    </w:p>
-    <w:p>
-      <w:pPr>
-        <w:tabs>
-          <w:tab w:val="left" w:pos="907"/>
-          <w:tab w:val="left" w:pos="1166"/>
-          <w:tab w:val="left" w:pos="1440"/>
-          <w:tab w:val="left" w:pos="1670"/>
-        </w:tabs>
-        <w:spacing w:after="0" w:line="240" w:lineRule="auto"/>
-        <w:jc w:val="thaiDistribute"/>
-        <w:rPr>
-          <w:rFonts w:ascii="TH Sarabun New" w:hAnsi="TH Sarabun New" w:cs="TH Sarabun New"/>
-          <w:sz w:val="32"/>
-          <w:szCs w:val="32"/>
-        </w:rPr>
-      </w:pPr>
-      <w:r>
-        <w:rPr>
-          <w:rFonts w:ascii="TH Sarabun New" w:hAnsi="TH Sarabun New" w:cs="TH Sarabun New"/>
-          <w:sz w:val="32"/>
-          <w:szCs w:val="32"/>
-          <w:cs/>
-        </w:rPr>
-        <w:tab/>
-      </w:r>
-      <w:r>
-        <w:rPr>
-          <w:rFonts w:ascii="TH Sarabun New" w:hAnsi="TH Sarabun New" w:cs="TH Sarabun New"/>
-          <w:sz w:val="32"/>
-          <w:szCs w:val="32"/>
-          <w:cs/>
-        </w:rPr>
-        <w:t>อย่างไรก็ตาม หลังจากคณะผู้วิจัยปรับปรุงให้เนื้อหาการเรียนรู้ฝังอยู่ในเรื่องได้ดีขึ้นและทำให้ตัวเลือกมีความหมายมากขึ้น การทดลองครั้งที่สอง (</w:t>
-      </w:r>
-      <w:r>
-        <w:rPr>
-          <w:rFonts w:ascii="TH Sarabun New" w:hAnsi="TH Sarabun New" w:cs="TH Sarabun New"/>
-          <w:sz w:val="32"/>
-          <w:szCs w:val="32"/>
-        </w:rPr>
-        <w:t xml:space="preserve">N = 155) </w:t>
-      </w:r>
-      <w:r>
-        <w:rPr>
-          <w:rFonts w:ascii="TH Sarabun New" w:hAnsi="TH Sarabun New" w:cs="TH Sarabun New"/>
-          <w:sz w:val="32"/>
-          <w:szCs w:val="32"/>
-          <w:cs/>
-        </w:rPr>
-        <w:t>พบว่าการมีตัวเลือกส่งผลเชิงบวกต่อการเรียนรู้เชิงเปลี่ยนแปลง (</w:t>
-      </w:r>
-      <w:r>
-        <w:rPr>
-          <w:rFonts w:ascii="TH Sarabun New" w:hAnsi="TH Sarabun New" w:cs="TH Sarabun New"/>
-          <w:sz w:val="32"/>
-          <w:szCs w:val="32"/>
-        </w:rPr>
-        <w:t xml:space="preserve">transformative learning) </w:t>
-      </w:r>
-      <w:r>
-        <w:rPr>
-          <w:rFonts w:ascii="TH Sarabun New" w:hAnsi="TH Sarabun New" w:cs="TH Sarabun New"/>
-          <w:sz w:val="32"/>
-          <w:szCs w:val="32"/>
-          <w:cs/>
-        </w:rPr>
-        <w:t>โดยมีการรู้สึกเป็นอันหนึ่งอันเดียวกับตัวละครเป็นตัวแปรส่งผ่าน</w:t>
-      </w:r>
-    </w:p>
-    <w:p>
-      <w:pPr>
-        <w:tabs>
-          <w:tab w:val="left" w:pos="907"/>
-          <w:tab w:val="left" w:pos="1166"/>
-          <w:tab w:val="left" w:pos="1440"/>
-          <w:tab w:val="left" w:pos="1670"/>
-        </w:tabs>
-        <w:spacing w:after="0" w:line="240" w:lineRule="auto"/>
-        <w:jc w:val="thaiDistribute"/>
-        <w:rPr>
-          <w:rFonts w:ascii="TH Sarabun New" w:hAnsi="TH Sarabun New" w:cs="TH Sarabun New"/>
-          <w:sz w:val="32"/>
-          <w:szCs w:val="32"/>
-        </w:rPr>
-      </w:pPr>
-      <w:r>
-        <w:rPr>
-          <w:rFonts w:ascii="TH Sarabun New" w:hAnsi="TH Sarabun New" w:cs="TH Sarabun New"/>
-          <w:sz w:val="32"/>
-          <w:szCs w:val="32"/>
-          <w:cs/>
-        </w:rPr>
-        <w:tab/>
-      </w:r>
-      <w:r>
-        <w:rPr>
-          <w:rFonts w:ascii="TH Sarabun New" w:hAnsi="TH Sarabun New" w:cs="TH Sarabun New"/>
-          <w:sz w:val="32"/>
-          <w:szCs w:val="32"/>
-          <w:cs/>
-        </w:rPr>
-        <w:t>ข้อค้นพบนี้เป็นบทเรียนสำคัญที่สุดสำหรับการออกแบบระบบตัวเลือกของโครงงาน คือ</w:t>
-      </w:r>
-      <w:r>
-        <w:rPr>
-          <w:rFonts w:ascii="TH Sarabun New" w:hAnsi="TH Sarabun New" w:cs="TH Sarabun New"/>
-          <w:sz w:val="32"/>
-          <w:szCs w:val="32"/>
-        </w:rPr>
-        <w:t xml:space="preserve"> </w:t>
-      </w:r>
-      <w:r>
-        <w:rPr>
-          <w:rFonts w:ascii="TH Sarabun New" w:hAnsi="TH Sarabun New" w:cs="TH Sarabun New"/>
-          <w:b/>
-          <w:bCs/>
-          <w:sz w:val="32"/>
-          <w:szCs w:val="32"/>
-          <w:cs/>
-        </w:rPr>
-        <w:t>การมีตัวเลือกอยู่ในเกมไม่เพียงพอ ตัวเลือกต้องมีความหมายและเชื่อมโยงกับสาระที่ต้องการสื่อสารอย่างแท้จริง</w:t>
-      </w:r>
-      <w:r>
-        <w:rPr>
-          <w:rFonts w:ascii="TH Sarabun New" w:hAnsi="TH Sarabun New" w:cs="TH Sarabun New"/>
-          <w:sz w:val="32"/>
-          <w:szCs w:val="32"/>
-        </w:rPr>
-        <w:t xml:space="preserve"> </w:t>
-      </w:r>
-      <w:r>
-        <w:rPr>
-          <w:rFonts w:ascii="TH Sarabun New" w:hAnsi="TH Sarabun New" w:cs="TH Sarabun New"/>
-          <w:sz w:val="32"/>
-          <w:szCs w:val="32"/>
-          <w:cs/>
-        </w:rPr>
-        <w:t xml:space="preserve">จึงจะเกิดผล ซึ่งสอดคล้องกับข้อค้นพบของ </w:t>
-      </w:r>
-      <w:r>
-        <w:rPr>
-          <w:rFonts w:ascii="TH Sarabun New" w:hAnsi="TH Sarabun New" w:cs="TH Sarabun New"/>
-          <w:sz w:val="32"/>
-          <w:szCs w:val="32"/>
-        </w:rPr>
-        <w:t xml:space="preserve">Carstensdóttir </w:t>
+        <w:tab/>
+      </w:r>
+      <w:r>
+        <w:rPr>
+          <w:rFonts w:ascii="TH Sarabun New" w:hAnsi="TH Sarabun New" w:cs="TH Sarabun New"/>
+          <w:b/>
+          <w:bCs/>
+          <w:sz w:val="32"/>
+          <w:szCs w:val="32"/>
+        </w:rPr>
+        <w:t xml:space="preserve">3.5 </w:t>
+      </w:r>
+      <w:r>
+        <w:rPr>
+          <w:rFonts w:ascii="TH Sarabun New" w:hAnsi="TH Sarabun New" w:cs="TH Sarabun New"/>
+          <w:b/>
+          <w:bCs/>
+          <w:sz w:val="32"/>
+          <w:szCs w:val="32"/>
+          <w:cs/>
+        </w:rPr>
+        <w:t xml:space="preserve">การออกแบบ </w:t>
+      </w:r>
+      <w:r>
+        <w:rPr>
+          <w:rFonts w:ascii="TH Sarabun New" w:hAnsi="TH Sarabun New" w:cs="TH Sarabun New"/>
+          <w:b/>
+          <w:bCs/>
+          <w:sz w:val="32"/>
+          <w:szCs w:val="32"/>
+        </w:rPr>
+        <w:t xml:space="preserve">User Interface (UI) </w:t>
+      </w:r>
+      <w:r>
+        <w:rPr>
+          <w:rFonts w:ascii="TH Sarabun New" w:hAnsi="TH Sarabun New" w:cs="TH Sarabun New"/>
+          <w:b/>
+          <w:bCs/>
+          <w:sz w:val="32"/>
+          <w:szCs w:val="32"/>
+          <w:cs/>
+        </w:rPr>
+        <w:t>เพื่อสื่อสารอารมณ์</w:t>
+      </w:r>
+    </w:p>
+    <w:p>
+      <w:pPr>
+        <w:tabs>
+          <w:tab w:val="left" w:pos="907"/>
+          <w:tab w:val="left" w:pos="1166"/>
+          <w:tab w:val="left" w:pos="1440"/>
+          <w:tab w:val="left" w:pos="1670"/>
+        </w:tabs>
+        <w:spacing w:after="0" w:line="240" w:lineRule="auto"/>
+        <w:jc w:val="thaiDistribute"/>
+        <w:rPr>
+          <w:rFonts w:ascii="TH Sarabun New" w:hAnsi="TH Sarabun New" w:cs="TH Sarabun New"/>
+          <w:sz w:val="32"/>
+          <w:szCs w:val="32"/>
+        </w:rPr>
+      </w:pPr>
+      <w:r>
+        <w:rPr>
+          <w:rFonts w:ascii="TH Sarabun New" w:hAnsi="TH Sarabun New" w:cs="TH Sarabun New"/>
+          <w:sz w:val="32"/>
+          <w:szCs w:val="32"/>
+          <w:cs/>
+        </w:rPr>
+        <w:tab/>
+      </w:r>
+      <w:r>
+        <w:rPr>
+          <w:rFonts w:ascii="TH Sarabun New" w:hAnsi="TH Sarabun New" w:cs="TH Sarabun New"/>
+          <w:sz w:val="32"/>
+          <w:szCs w:val="32"/>
+          <w:cs/>
+        </w:rPr>
+        <w:tab/>
+      </w:r>
+      <w:r>
+        <w:rPr>
+          <w:rFonts w:ascii="TH Sarabun New" w:hAnsi="TH Sarabun New" w:cs="TH Sarabun New"/>
+          <w:sz w:val="32"/>
+          <w:szCs w:val="32"/>
+          <w:cs/>
+        </w:rPr>
+        <w:t>ส่วนต่อประสานผู้ใช้ในเกมทำหน้าที่มากกว่าการแสดงข้อความ โดยถูกใช้เป็นช่องทางสื่อสารสภาวะภายในของตัวละคร เช่น ความเร็วในการแสดงข้อความ จำนวนตัวเลือกที่ปรากฏ และความอิ่มตัวของสีในหน้าจอ</w:t>
+      </w:r>
+    </w:p>
+    <w:p>
+      <w:pPr>
+        <w:tabs>
+          <w:tab w:val="left" w:pos="907"/>
+          <w:tab w:val="left" w:pos="1166"/>
+          <w:tab w:val="left" w:pos="1440"/>
+          <w:tab w:val="left" w:pos="1670"/>
+        </w:tabs>
+        <w:spacing w:after="0" w:line="240" w:lineRule="auto"/>
+        <w:jc w:val="thaiDistribute"/>
+        <w:rPr>
+          <w:rFonts w:ascii="TH Sarabun New" w:hAnsi="TH Sarabun New" w:cs="TH Sarabun New"/>
+          <w:sz w:val="32"/>
+          <w:szCs w:val="32"/>
+        </w:rPr>
+      </w:pPr>
+      <w:r>
+        <w:rPr>
+          <w:rFonts w:ascii="TH Sarabun New" w:hAnsi="TH Sarabun New" w:cs="TH Sarabun New"/>
+          <w:sz w:val="32"/>
+          <w:szCs w:val="32"/>
+          <w:cs/>
+        </w:rPr>
+        <w:tab/>
+      </w:r>
+      <w:r>
+        <w:rPr>
+          <w:rFonts w:ascii="TH Sarabun New" w:hAnsi="TH Sarabun New" w:cs="TH Sarabun New"/>
+          <w:sz w:val="32"/>
+          <w:szCs w:val="32"/>
+          <w:cs/>
+        </w:rPr>
+        <w:t xml:space="preserve">แนวคิดการใช้ส่วนต่อประสานเป็นส่วนหนึ่งของการเล่าเรื่องนี้ตรงกับข้อสรุปของ </w:t>
+      </w:r>
+      <w:r>
+        <w:rPr>
+          <w:rFonts w:ascii="TH Sarabun New" w:hAnsi="TH Sarabun New" w:cs="TH Sarabun New"/>
+          <w:sz w:val="32"/>
+          <w:szCs w:val="32"/>
+        </w:rPr>
+        <w:t xml:space="preserve">Camingue </w:t>
       </w:r>
       <w:r>
         <w:rPr>
@@ -9350,556 +9899,7 @@
           <w:szCs w:val="32"/>
           <w:cs/>
         </w:rPr>
-        <w:t>เกี่ยวกับความซับซ้อนของการรับรู้ความรู้สึกมีส่วนร่วม</w:t>
-      </w:r>
-    </w:p>
-    <w:p>
-      <w:pPr>
-        <w:tabs>
-          <w:tab w:val="left" w:pos="907"/>
-          <w:tab w:val="left" w:pos="1166"/>
-          <w:tab w:val="left" w:pos="1440"/>
-          <w:tab w:val="left" w:pos="1670"/>
-        </w:tabs>
-        <w:spacing w:after="0" w:line="240" w:lineRule="auto"/>
-        <w:jc w:val="thaiDistribute"/>
-        <w:rPr>
-          <w:rFonts w:ascii="TH Sarabun New" w:hAnsi="TH Sarabun New" w:cs="TH Sarabun New" w:hint="cs"/>
-          <w:sz w:val="32"/>
-          <w:szCs w:val="32"/>
-        </w:rPr>
-      </w:pPr>
-    </w:p>
-    <w:p>
-      <w:pPr>
-        <w:tabs>
-          <w:tab w:val="left" w:pos="907"/>
-          <w:tab w:val="left" w:pos="1166"/>
-          <w:tab w:val="left" w:pos="1440"/>
-          <w:tab w:val="left" w:pos="1670"/>
-        </w:tabs>
-        <w:spacing w:after="0" w:line="240" w:lineRule="auto"/>
-        <w:jc w:val="thaiDistribute"/>
-        <w:rPr>
-          <w:rFonts w:ascii="TH Sarabun New" w:hAnsi="TH Sarabun New" w:cs="TH Sarabun New"/>
-          <w:b/>
-          <w:bCs/>
-          <w:sz w:val="32"/>
-          <w:szCs w:val="32"/>
-        </w:rPr>
-      </w:pPr>
-      <w:r>
-        <w:rPr>
-          <w:rFonts w:ascii="TH Sarabun New" w:hAnsi="TH Sarabun New" w:cs="TH Sarabun New"/>
-          <w:b/>
-          <w:bCs/>
-          <w:sz w:val="32"/>
-          <w:szCs w:val="32"/>
-        </w:rPr>
-        <w:tab/>
-      </w:r>
-      <w:r>
-        <w:rPr>
-          <w:rFonts w:ascii="TH Sarabun New" w:hAnsi="TH Sarabun New" w:cs="TH Sarabun New"/>
-          <w:b/>
-          <w:bCs/>
-          <w:sz w:val="32"/>
-          <w:szCs w:val="32"/>
-        </w:rPr>
-        <w:t xml:space="preserve">3.4 </w:t>
-      </w:r>
-      <w:r>
-        <w:rPr>
-          <w:rFonts w:ascii="TH Sarabun New" w:hAnsi="TH Sarabun New" w:cs="TH Sarabun New"/>
-          <w:b/>
-          <w:bCs/>
-          <w:sz w:val="32"/>
-          <w:szCs w:val="32"/>
-          <w:cs/>
-        </w:rPr>
-        <w:t xml:space="preserve">ระบบ </w:t>
-      </w:r>
-      <w:r>
-        <w:rPr>
-          <w:rFonts w:ascii="TH Sarabun New" w:hAnsi="TH Sarabun New" w:cs="TH Sarabun New"/>
-          <w:b/>
-          <w:bCs/>
-          <w:sz w:val="32"/>
-          <w:szCs w:val="32"/>
-        </w:rPr>
-        <w:t xml:space="preserve">Emotional Weight </w:t>
-      </w:r>
-      <w:r>
-        <w:rPr>
-          <w:rFonts w:ascii="TH Sarabun New" w:hAnsi="TH Sarabun New" w:cs="TH Sarabun New"/>
-          <w:b/>
-          <w:bCs/>
-          <w:sz w:val="32"/>
-          <w:szCs w:val="32"/>
-          <w:cs/>
-        </w:rPr>
-        <w:t>และการแสดงสภาวะทางอารมณ์</w:t>
-      </w:r>
-    </w:p>
-    <w:p>
-      <w:pPr>
-        <w:tabs>
-          <w:tab w:val="left" w:pos="907"/>
-          <w:tab w:val="left" w:pos="1166"/>
-          <w:tab w:val="left" w:pos="1440"/>
-          <w:tab w:val="left" w:pos="1670"/>
-        </w:tabs>
-        <w:spacing w:after="0" w:line="240" w:lineRule="auto"/>
-        <w:jc w:val="thaiDistribute"/>
-        <w:rPr>
-          <w:rFonts w:ascii="TH Sarabun New" w:hAnsi="TH Sarabun New" w:cs="TH Sarabun New"/>
-          <w:sz w:val="32"/>
-          <w:szCs w:val="32"/>
-        </w:rPr>
-      </w:pPr>
-      <w:r>
-        <w:rPr>
-          <w:rFonts w:ascii="TH Sarabun New" w:hAnsi="TH Sarabun New" w:cs="TH Sarabun New"/>
-          <w:sz w:val="32"/>
-          <w:szCs w:val="32"/>
-          <w:cs/>
-        </w:rPr>
-        <w:tab/>
-      </w:r>
-      <w:r>
-        <w:rPr>
-          <w:rFonts w:ascii="TH Sarabun New" w:hAnsi="TH Sarabun New" w:cs="TH Sarabun New"/>
-          <w:sz w:val="32"/>
-          <w:szCs w:val="32"/>
-          <w:cs/>
-        </w:rPr>
-        <w:tab/>
-      </w:r>
-      <w:r>
-        <w:rPr>
-          <w:rFonts w:ascii="TH Sarabun New" w:hAnsi="TH Sarabun New" w:cs="TH Sarabun New"/>
-          <w:sz w:val="32"/>
-          <w:szCs w:val="32"/>
-          <w:cs/>
-        </w:rPr>
-        <w:t xml:space="preserve">ระบบ </w:t>
-      </w:r>
-      <w:r>
-        <w:rPr>
-          <w:rFonts w:ascii="TH Sarabun New" w:hAnsi="TH Sarabun New" w:cs="TH Sarabun New"/>
-          <w:sz w:val="32"/>
-          <w:szCs w:val="32"/>
-        </w:rPr>
-        <w:t xml:space="preserve">Emotional Weight </w:t>
-      </w:r>
-      <w:r>
-        <w:rPr>
-          <w:rFonts w:ascii="TH Sarabun New" w:hAnsi="TH Sarabun New" w:cs="TH Sarabun New"/>
-          <w:sz w:val="32"/>
-          <w:szCs w:val="32"/>
-          <w:cs/>
-        </w:rPr>
-        <w:t xml:space="preserve">คือค่าสถานะภายในที่แทนปริมาณความกดดันทางอารมณ์ที่ตัวละครกำลังแบกรับ แบ่งออกเป็น </w:t>
-      </w:r>
-      <w:r>
-        <w:rPr>
-          <w:rFonts w:ascii="TH Sarabun New" w:hAnsi="TH Sarabun New" w:cs="TH Sarabun New"/>
-          <w:sz w:val="32"/>
-          <w:szCs w:val="32"/>
-        </w:rPr>
-        <w:t xml:space="preserve">4 </w:t>
-      </w:r>
-      <w:r>
-        <w:rPr>
-          <w:rFonts w:ascii="TH Sarabun New" w:hAnsi="TH Sarabun New" w:cs="TH Sarabun New"/>
-          <w:sz w:val="32"/>
-          <w:szCs w:val="32"/>
-          <w:cs/>
-        </w:rPr>
-        <w:t xml:space="preserve">ระดับ ได้แก่ </w:t>
-      </w:r>
-      <w:r>
-        <w:rPr>
-          <w:rFonts w:ascii="TH Sarabun New" w:hAnsi="TH Sarabun New" w:cs="TH Sarabun New"/>
-          <w:sz w:val="32"/>
-          <w:szCs w:val="32"/>
-        </w:rPr>
-        <w:t xml:space="preserve">Low, Medium, High </w:t>
-      </w:r>
-      <w:r>
-        <w:rPr>
-          <w:rFonts w:ascii="TH Sarabun New" w:hAnsi="TH Sarabun New" w:cs="TH Sarabun New"/>
-          <w:sz w:val="32"/>
-          <w:szCs w:val="32"/>
-          <w:cs/>
-        </w:rPr>
-        <w:t xml:space="preserve">และ </w:t>
-      </w:r>
-      <w:r>
-        <w:rPr>
-          <w:rFonts w:ascii="TH Sarabun New" w:hAnsi="TH Sarabun New" w:cs="TH Sarabun New"/>
-          <w:sz w:val="32"/>
-          <w:szCs w:val="32"/>
-        </w:rPr>
-        <w:t xml:space="preserve">Critical </w:t>
-      </w:r>
-      <w:r>
-        <w:rPr>
-          <w:rFonts w:ascii="TH Sarabun New" w:hAnsi="TH Sarabun New" w:cs="TH Sarabun New"/>
-          <w:sz w:val="32"/>
-          <w:szCs w:val="32"/>
-          <w:cs/>
-        </w:rPr>
-        <w:t>โดยระดับที่สูงขึ้นจะส่งผลให้จำนวนตัวเลือกที่ใช้ได้ลดลง ข้อความปรากฏช้าลง และบรรยากาศโดยรวมเงียบลง</w:t>
-      </w:r>
-    </w:p>
-    <w:p>
-      <w:pPr>
-        <w:tabs>
-          <w:tab w:val="left" w:pos="907"/>
-          <w:tab w:val="left" w:pos="1166"/>
-          <w:tab w:val="left" w:pos="1440"/>
-          <w:tab w:val="left" w:pos="1670"/>
-        </w:tabs>
-        <w:spacing w:after="0" w:line="240" w:lineRule="auto"/>
-        <w:jc w:val="thaiDistribute"/>
-        <w:rPr>
-          <w:rFonts w:ascii="TH Sarabun New" w:hAnsi="TH Sarabun New" w:cs="TH Sarabun New"/>
-          <w:sz w:val="32"/>
-          <w:szCs w:val="32"/>
-        </w:rPr>
-      </w:pPr>
-      <w:r>
-        <w:rPr>
-          <w:rFonts w:ascii="TH Sarabun New" w:hAnsi="TH Sarabun New" w:cs="TH Sarabun New"/>
-          <w:sz w:val="32"/>
-          <w:szCs w:val="32"/>
-          <w:cs/>
-        </w:rPr>
-        <w:tab/>
-      </w:r>
-      <w:r>
-        <w:rPr>
-          <w:rFonts w:ascii="TH Sarabun New" w:hAnsi="TH Sarabun New" w:cs="TH Sarabun New"/>
-          <w:sz w:val="32"/>
-          <w:szCs w:val="32"/>
-          <w:cs/>
-        </w:rPr>
-        <w:t>ระบบนี้มิได้ทำหน้าที่วัดสุขภาพจิตของบุคคลจริง แต่เป็นกลไกเชิงการเล่าเรื่องที่แปลงข้อค้นพบทางจิตวิทยาให้กลายเป็นกฎของเกมที่ผู้เล่นสัมผัสได้ กล่าวคือ เมื่อผู้เล่นพบว่าตนเองมีตัวเลือกให้เลือกน้อยลงเรื่อย ๆ ผู้เล่นจะรับรู้ข้อจำกัดนั้นด้วยตนเอง แทนที่จะถูกบอกผ่านข้อความบรรยาย</w:t>
-      </w:r>
-    </w:p>
-    <w:p>
-      <w:pPr>
-        <w:tabs>
-          <w:tab w:val="left" w:pos="907"/>
-          <w:tab w:val="left" w:pos="1166"/>
-          <w:tab w:val="left" w:pos="1440"/>
-          <w:tab w:val="left" w:pos="1670"/>
-        </w:tabs>
-        <w:spacing w:after="0" w:line="240" w:lineRule="auto"/>
-        <w:jc w:val="thaiDistribute"/>
-        <w:rPr>
-          <w:rFonts w:ascii="TH Sarabun New" w:hAnsi="TH Sarabun New" w:cs="TH Sarabun New"/>
-          <w:sz w:val="32"/>
-          <w:szCs w:val="32"/>
-        </w:rPr>
-      </w:pPr>
-      <w:r>
-        <w:rPr>
-          <w:rFonts w:ascii="TH Sarabun New" w:hAnsi="TH Sarabun New" w:cs="TH Sarabun New"/>
-          <w:sz w:val="32"/>
-          <w:szCs w:val="32"/>
-          <w:cs/>
-        </w:rPr>
-        <w:tab/>
-      </w:r>
-      <w:r>
-        <w:rPr>
-          <w:rFonts w:ascii="TH Sarabun New" w:hAnsi="TH Sarabun New" w:cs="TH Sarabun New"/>
-          <w:sz w:val="32"/>
-          <w:szCs w:val="32"/>
-          <w:cs/>
-        </w:rPr>
-        <w:t xml:space="preserve">การออกแบบให้ตัวเลือกลดลงตามระดับความกดดัน เป็นการนำแนวคิดเรื่องคลังกลยุทธ์ที่จำกัดของ </w:t>
-      </w:r>
-      <w:r>
-        <w:rPr>
-          <w:rFonts w:ascii="TH Sarabun New" w:hAnsi="TH Sarabun New" w:cs="TH Sarabun New"/>
-          <w:sz w:val="32"/>
-          <w:szCs w:val="32"/>
-        </w:rPr>
-        <w:t xml:space="preserve">Fombouchet </w:t>
-      </w:r>
-      <w:r>
-        <w:rPr>
-          <w:rFonts w:ascii="TH Sarabun New" w:hAnsi="TH Sarabun New" w:cs="TH Sarabun New"/>
-          <w:sz w:val="32"/>
-          <w:szCs w:val="32"/>
-          <w:cs/>
-        </w:rPr>
-        <w:t>และคณะ (</w:t>
-      </w:r>
-      <w:r>
-        <w:rPr>
-          <w:rFonts w:ascii="TH Sarabun New" w:hAnsi="TH Sarabun New" w:cs="TH Sarabun New"/>
-          <w:sz w:val="32"/>
-          <w:szCs w:val="32"/>
-        </w:rPr>
-        <w:t xml:space="preserve">2023) </w:t>
-      </w:r>
-      <w:r>
-        <w:rPr>
-          <w:rFonts w:ascii="TH Sarabun New" w:hAnsi="TH Sarabun New" w:cs="TH Sarabun New"/>
-          <w:sz w:val="32"/>
-          <w:szCs w:val="32"/>
-          <w:cs/>
-        </w:rPr>
-        <w:t xml:space="preserve">มาแปลงเป็นกลไกโดยตรง ขณะที่การให้ปฏิสัมพันธ์ที่ได้รับการสนับสนุนช่วยลดน้ำหนักทางอารมณ์ สะท้อนข้อค้นพบของ </w:t>
-      </w:r>
-      <w:r>
-        <w:rPr>
-          <w:rFonts w:ascii="TH Sarabun New" w:hAnsi="TH Sarabun New" w:cs="TH Sarabun New"/>
-          <w:sz w:val="32"/>
-          <w:szCs w:val="32"/>
-        </w:rPr>
-        <w:t xml:space="preserve">Wylie, De France </w:t>
-      </w:r>
-      <w:r>
-        <w:rPr>
-          <w:rFonts w:ascii="TH Sarabun New" w:hAnsi="TH Sarabun New" w:cs="TH Sarabun New"/>
-          <w:sz w:val="32"/>
-          <w:szCs w:val="32"/>
-          <w:cs/>
-        </w:rPr>
-        <w:t xml:space="preserve">และ </w:t>
-      </w:r>
-      <w:r>
-        <w:rPr>
-          <w:rFonts w:ascii="TH Sarabun New" w:hAnsi="TH Sarabun New" w:cs="TH Sarabun New"/>
-          <w:sz w:val="32"/>
-          <w:szCs w:val="32"/>
-        </w:rPr>
-        <w:t xml:space="preserve">Hollenstein (2023) </w:t>
-      </w:r>
-      <w:r>
-        <w:rPr>
-          <w:rFonts w:ascii="TH Sarabun New" w:hAnsi="TH Sarabun New" w:cs="TH Sarabun New"/>
-          <w:sz w:val="32"/>
-          <w:szCs w:val="32"/>
-          <w:cs/>
-        </w:rPr>
-        <w:t>ที่พบว่าความใกล้ชิดกับผู้อื่นสัมพันธ์กับการเก็บกดที่ลดลง</w:t>
-      </w:r>
-    </w:p>
-    <w:p>
-      <w:pPr>
-        <w:tabs>
-          <w:tab w:val="left" w:pos="907"/>
-          <w:tab w:val="left" w:pos="1166"/>
-          <w:tab w:val="left" w:pos="1440"/>
-          <w:tab w:val="left" w:pos="1670"/>
-        </w:tabs>
-        <w:spacing w:after="0" w:line="240" w:lineRule="auto"/>
-        <w:jc w:val="thaiDistribute"/>
-        <w:rPr>
-          <w:rFonts w:ascii="TH Sarabun New" w:hAnsi="TH Sarabun New" w:cs="TH Sarabun New"/>
-          <w:sz w:val="32"/>
-          <w:szCs w:val="32"/>
-        </w:rPr>
-      </w:pPr>
-    </w:p>
-    <w:p>
-      <w:pPr>
-        <w:tabs>
-          <w:tab w:val="left" w:pos="907"/>
-          <w:tab w:val="left" w:pos="1166"/>
-          <w:tab w:val="left" w:pos="1440"/>
-          <w:tab w:val="left" w:pos="1670"/>
-        </w:tabs>
-        <w:spacing w:after="0" w:line="240" w:lineRule="auto"/>
-        <w:jc w:val="thaiDistribute"/>
-        <w:rPr>
-          <w:rFonts w:ascii="TH Sarabun New" w:hAnsi="TH Sarabun New" w:cs="TH Sarabun New"/>
-          <w:b/>
-          <w:bCs/>
-          <w:sz w:val="32"/>
-          <w:szCs w:val="32"/>
-        </w:rPr>
-      </w:pPr>
-      <w:r>
-        <w:rPr>
-          <w:rFonts w:ascii="TH Sarabun New" w:hAnsi="TH Sarabun New" w:cs="TH Sarabun New"/>
-          <w:b/>
-          <w:bCs/>
-          <w:sz w:val="32"/>
-          <w:szCs w:val="32"/>
-        </w:rPr>
-        <w:tab/>
-      </w:r>
-      <w:r>
-        <w:rPr>
-          <w:rFonts w:ascii="TH Sarabun New" w:hAnsi="TH Sarabun New" w:cs="TH Sarabun New"/>
-          <w:b/>
-          <w:bCs/>
-          <w:sz w:val="32"/>
-          <w:szCs w:val="32"/>
-        </w:rPr>
-        <w:t xml:space="preserve">3.5 </w:t>
-      </w:r>
-      <w:r>
-        <w:rPr>
-          <w:rFonts w:ascii="TH Sarabun New" w:hAnsi="TH Sarabun New" w:cs="TH Sarabun New"/>
-          <w:b/>
-          <w:bCs/>
-          <w:sz w:val="32"/>
-          <w:szCs w:val="32"/>
-          <w:cs/>
-        </w:rPr>
-        <w:t xml:space="preserve">การออกแบบ </w:t>
-      </w:r>
-      <w:r>
-        <w:rPr>
-          <w:rFonts w:ascii="TH Sarabun New" w:hAnsi="TH Sarabun New" w:cs="TH Sarabun New"/>
-          <w:b/>
-          <w:bCs/>
-          <w:sz w:val="32"/>
-          <w:szCs w:val="32"/>
-        </w:rPr>
-        <w:t xml:space="preserve">User Interface (UI) </w:t>
-      </w:r>
-      <w:r>
-        <w:rPr>
-          <w:rFonts w:ascii="TH Sarabun New" w:hAnsi="TH Sarabun New" w:cs="TH Sarabun New"/>
-          <w:b/>
-          <w:bCs/>
-          <w:sz w:val="32"/>
-          <w:szCs w:val="32"/>
-          <w:cs/>
-        </w:rPr>
-        <w:t>เพื่อสื่อสารอารมณ์</w:t>
-      </w:r>
-    </w:p>
-    <w:p>
-      <w:pPr>
-        <w:tabs>
-          <w:tab w:val="left" w:pos="907"/>
-          <w:tab w:val="left" w:pos="1166"/>
-          <w:tab w:val="left" w:pos="1440"/>
-          <w:tab w:val="left" w:pos="1670"/>
-        </w:tabs>
-        <w:spacing w:after="0" w:line="240" w:lineRule="auto"/>
-        <w:jc w:val="thaiDistribute"/>
-        <w:rPr>
-          <w:rFonts w:ascii="TH Sarabun New" w:hAnsi="TH Sarabun New" w:cs="TH Sarabun New"/>
-          <w:sz w:val="32"/>
-          <w:szCs w:val="32"/>
-        </w:rPr>
-      </w:pPr>
-      <w:r>
-        <w:rPr>
-          <w:rFonts w:ascii="TH Sarabun New" w:hAnsi="TH Sarabun New" w:cs="TH Sarabun New"/>
-          <w:sz w:val="32"/>
-          <w:szCs w:val="32"/>
-          <w:cs/>
-        </w:rPr>
-        <w:tab/>
-      </w:r>
-      <w:r>
-        <w:rPr>
-          <w:rFonts w:ascii="TH Sarabun New" w:hAnsi="TH Sarabun New" w:cs="TH Sarabun New"/>
-          <w:sz w:val="32"/>
-          <w:szCs w:val="32"/>
-          <w:cs/>
-        </w:rPr>
-        <w:tab/>
-      </w:r>
-      <w:r>
-        <w:rPr>
-          <w:rFonts w:ascii="TH Sarabun New" w:hAnsi="TH Sarabun New" w:cs="TH Sarabun New"/>
-          <w:sz w:val="32"/>
-          <w:szCs w:val="32"/>
-          <w:cs/>
-        </w:rPr>
-        <w:t>ส่วนต่อประสานผู้ใช้ในเกมทำหน้าที่มากกว่าการแสดงข้อความ โดยถูกใช้เป็นช่องทางสื่อสารสภาวะภายในของตัวละคร เช่น ความเร็วในการแสดงข้อความ จำนวนตัวเลือกที่ปรากฏ และความอิ่มตัวของสีในหน้าจอ</w:t>
-      </w:r>
-    </w:p>
-    <w:p>
-      <w:pPr>
-        <w:tabs>
-          <w:tab w:val="left" w:pos="907"/>
-          <w:tab w:val="left" w:pos="1166"/>
-          <w:tab w:val="left" w:pos="1440"/>
-          <w:tab w:val="left" w:pos="1670"/>
-        </w:tabs>
-        <w:spacing w:after="0" w:line="240" w:lineRule="auto"/>
-        <w:jc w:val="thaiDistribute"/>
-        <w:rPr>
-          <w:rFonts w:ascii="TH Sarabun New" w:hAnsi="TH Sarabun New" w:cs="TH Sarabun New"/>
-          <w:sz w:val="32"/>
-          <w:szCs w:val="32"/>
-        </w:rPr>
-      </w:pPr>
-      <w:r>
-        <w:rPr>
-          <w:rFonts w:ascii="TH Sarabun New" w:hAnsi="TH Sarabun New" w:cs="TH Sarabun New"/>
-          <w:sz w:val="32"/>
-          <w:szCs w:val="32"/>
-          <w:cs/>
-        </w:rPr>
-        <w:tab/>
-      </w:r>
-      <w:r>
-        <w:rPr>
-          <w:rFonts w:ascii="TH Sarabun New" w:hAnsi="TH Sarabun New" w:cs="TH Sarabun New"/>
-          <w:sz w:val="32"/>
-          <w:szCs w:val="32"/>
-          <w:cs/>
-        </w:rPr>
-        <w:t xml:space="preserve">แนวคิดการใช้ส่วนต่อประสานเป็นส่วนหนึ่งของการเล่าเรื่องนี้ตรงกับข้อสรุปของ </w:t>
-      </w:r>
-      <w:r>
-        <w:rPr>
-          <w:rFonts w:ascii="TH Sarabun New" w:hAnsi="TH Sarabun New" w:cs="TH Sarabun New"/>
-          <w:sz w:val="32"/>
-          <w:szCs w:val="32"/>
-        </w:rPr>
-        <w:t xml:space="preserve">Camingue </w:t>
-      </w:r>
-      <w:r>
-        <w:rPr>
-          <w:rFonts w:ascii="TH Sarabun New" w:hAnsi="TH Sarabun New" w:cs="TH Sarabun New"/>
-          <w:sz w:val="32"/>
-          <w:szCs w:val="32"/>
-          <w:cs/>
-        </w:rPr>
-        <w:t>และคณะ (</w:t>
-      </w:r>
-      <w:r>
-        <w:rPr>
-          <w:rFonts w:ascii="TH Sarabun New" w:hAnsi="TH Sarabun New" w:cs="TH Sarabun New"/>
-          <w:sz w:val="32"/>
-          <w:szCs w:val="32"/>
-        </w:rPr>
-        <w:t xml:space="preserve">2021) </w:t>
-      </w:r>
-      <w:r>
-        <w:rPr>
-          <w:rFonts w:ascii="TH Sarabun New" w:hAnsi="TH Sarabun New" w:cs="TH Sarabun New"/>
-          <w:sz w:val="32"/>
-          <w:szCs w:val="32"/>
-          <w:cs/>
-        </w:rPr>
-        <w:t>ที่ว่าองค์ประกอบด้านการโต้ตอบเป็นคุณลักษณะที่แยกไม่ออกจากการ</w:t>
-      </w:r>
-      <w:r>
-        <w:rPr>
-          <w:rFonts w:ascii="TH Sarabun New" w:hAnsi="TH Sarabun New" w:cs="TH Sarabun New"/>
-          <w:sz w:val="32"/>
-          <w:szCs w:val="32"/>
-          <w:cs/>
-        </w:rPr>
-        <w:lastRenderedPageBreak/>
-        <w:t>นิยามวิชวลโนเวล มิใช่เพียงเปลือกนอกที่ห่อหุ้มเนื้อเรื่อง การเปลี่ยนแปลงของส่วนต่อประสานจึงถือเป็นการเล่าเรื่องรูปแบบหนึ่ง</w:t>
+        <w:t>ที่ว่าองค์ประกอบด้านการโต้ตอบเป็นคุณลักษณะที่แยกไม่ออกจากการนิยามวิชวลโนเวล มิใช่เพียงเปลือกนอกที่ห่อหุ้มเนื้อเรื่อง การเปลี่ยนแปลงของส่วนต่อประสานจึงถือเป็นการเล่าเรื่องรูปแบบหนึ่ง</w:t>
       </w:r>
     </w:p>
     <w:p>
@@ -10524,20 +10524,38 @@
         <w:jc w:val="thaiDistribute"/>
         <w:rPr>
           <w:rFonts w:ascii="TH Sarabun New" w:hAnsi="TH Sarabun New" w:cs="TH Sarabun New"/>
-          <w:b/>
-          <w:bCs/>
-          <w:sz w:val="32"/>
-          <w:szCs w:val="32"/>
-        </w:rPr>
-      </w:pPr>
-      <w:r>
-        <w:rPr>
-          <w:rFonts w:ascii="TH Sarabun New" w:hAnsi="TH Sarabun New" w:cs="TH Sarabun New"/>
-          <w:b/>
-          <w:bCs/>
-          <w:sz w:val="32"/>
-          <w:szCs w:val="32"/>
-        </w:rPr>
+          <w:sz w:val="32"/>
+          <w:szCs w:val="32"/>
+        </w:rPr>
+      </w:pPr>
+    </w:p>
+    <w:p>
+      <w:pPr>
+        <w:tabs>
+          <w:tab w:val="left" w:pos="907"/>
+          <w:tab w:val="left" w:pos="1166"/>
+          <w:tab w:val="left" w:pos="1440"/>
+          <w:tab w:val="left" w:pos="1670"/>
+        </w:tabs>
+        <w:spacing w:after="0" w:line="240" w:lineRule="auto"/>
+        <w:jc w:val="thaiDistribute"/>
+        <w:rPr>
+          <w:rFonts w:ascii="TH Sarabun New" w:hAnsi="TH Sarabun New" w:cs="TH Sarabun New"/>
+          <w:b/>
+          <w:bCs/>
+          <w:sz w:val="32"/>
+          <w:szCs w:val="32"/>
+        </w:rPr>
+      </w:pPr>
+      <w:r>
+        <w:rPr>
+          <w:rFonts w:ascii="TH Sarabun New" w:hAnsi="TH Sarabun New" w:cs="TH Sarabun New"/>
+          <w:b/>
+          <w:bCs/>
+          <w:sz w:val="32"/>
+          <w:szCs w:val="32"/>
+        </w:rPr>
+        <w:lastRenderedPageBreak/>
         <w:tab/>
       </w:r>
       <w:r>
@@ -11241,6 +11259,7 @@
           <w:sz w:val="32"/>
           <w:szCs w:val="32"/>
         </w:rPr>
+        <w:lastRenderedPageBreak/>
         <w:t xml:space="preserve">5. </w:t>
       </w:r>
       <w:r>
@@ -11266,96 +11285,96 @@
         <w:spacing w:after="0" w:line="240" w:lineRule="auto"/>
         <w:jc w:val="thaiDistribute"/>
         <w:rPr>
+          <w:rFonts w:ascii="TH Sarabun New" w:hAnsi="TH Sarabun New" w:cs="TH Sarabun New"/>
+          <w:b/>
+          <w:bCs/>
+          <w:sz w:val="32"/>
+          <w:szCs w:val="32"/>
+        </w:rPr>
+      </w:pPr>
+      <w:r>
+        <w:rPr>
+          <w:rFonts w:ascii="TH Sarabun New" w:hAnsi="TH Sarabun New" w:cs="TH Sarabun New"/>
+          <w:b/>
+          <w:bCs/>
+          <w:sz w:val="32"/>
+          <w:szCs w:val="32"/>
+        </w:rPr>
+        <w:tab/>
+      </w:r>
+      <w:r>
+        <w:rPr>
+          <w:rFonts w:ascii="TH Sarabun New" w:hAnsi="TH Sarabun New" w:cs="TH Sarabun New"/>
+          <w:b/>
+          <w:bCs/>
+          <w:sz w:val="32"/>
+          <w:szCs w:val="32"/>
+        </w:rPr>
+        <w:t xml:space="preserve">5.1 </w:t>
+      </w:r>
+      <w:r>
+        <w:rPr>
+          <w:rFonts w:ascii="TH Sarabun New" w:hAnsi="TH Sarabun New" w:cs="TH Sarabun New"/>
+          <w:b/>
+          <w:bCs/>
+          <w:sz w:val="32"/>
+          <w:szCs w:val="32"/>
+          <w:cs/>
+        </w:rPr>
+        <w:t xml:space="preserve">โปรแกรม </w:t>
+      </w:r>
+      <w:r>
+        <w:rPr>
+          <w:rFonts w:ascii="TH Sarabun New" w:hAnsi="TH Sarabun New" w:cs="TH Sarabun New"/>
+          <w:b/>
+          <w:bCs/>
+          <w:sz w:val="32"/>
+          <w:szCs w:val="32"/>
+        </w:rPr>
+        <w:t>Godot Engine</w:t>
+      </w:r>
+      <w:r>
+        <w:rPr>
+          <w:rFonts w:ascii="TH Sarabun New" w:hAnsi="TH Sarabun New" w:cs="TH Sarabun New"/>
+          <w:b/>
+          <w:bCs/>
+          <w:sz w:val="32"/>
+          <w:szCs w:val="32"/>
+        </w:rPr>
+        <w:t xml:space="preserve"> </w:t>
+      </w:r>
+      <w:r>
+        <w:rPr>
           <w:rFonts w:ascii="TH Sarabun New" w:hAnsi="TH Sarabun New" w:cs="TH Sarabun New" w:hint="cs"/>
           <w:b/>
           <w:bCs/>
           <w:sz w:val="32"/>
           <w:szCs w:val="32"/>
-        </w:rPr>
-      </w:pPr>
-      <w:r>
-        <w:rPr>
-          <w:rFonts w:ascii="TH Sarabun New" w:hAnsi="TH Sarabun New" w:cs="TH Sarabun New"/>
-          <w:b/>
-          <w:bCs/>
-          <w:sz w:val="32"/>
-          <w:szCs w:val="32"/>
-        </w:rPr>
-        <w:tab/>
-      </w:r>
-      <w:r>
-        <w:rPr>
-          <w:rFonts w:ascii="TH Sarabun New" w:hAnsi="TH Sarabun New" w:cs="TH Sarabun New"/>
-          <w:b/>
-          <w:bCs/>
-          <w:sz w:val="32"/>
-          <w:szCs w:val="32"/>
-        </w:rPr>
-        <w:t xml:space="preserve">5.1 </w:t>
-      </w:r>
-      <w:r>
-        <w:rPr>
-          <w:rFonts w:ascii="TH Sarabun New" w:hAnsi="TH Sarabun New" w:cs="TH Sarabun New"/>
-          <w:b/>
-          <w:bCs/>
-          <w:sz w:val="32"/>
-          <w:szCs w:val="32"/>
-          <w:cs/>
-        </w:rPr>
-        <w:t xml:space="preserve">โปรแกรม </w:t>
-      </w:r>
-      <w:r>
-        <w:rPr>
-          <w:rFonts w:ascii="TH Sarabun New" w:hAnsi="TH Sarabun New" w:cs="TH Sarabun New"/>
-          <w:b/>
-          <w:bCs/>
-          <w:sz w:val="32"/>
-          <w:szCs w:val="32"/>
-        </w:rPr>
-        <w:t>Godot Engine</w:t>
-      </w:r>
-      <w:r>
-        <w:rPr>
-          <w:rFonts w:ascii="TH Sarabun New" w:hAnsi="TH Sarabun New" w:cs="TH Sarabun New"/>
-          <w:b/>
-          <w:bCs/>
-          <w:sz w:val="32"/>
-          <w:szCs w:val="32"/>
+          <w:cs/>
+        </w:rPr>
+        <w:t xml:space="preserve">และ ภาษา </w:t>
+      </w:r>
+      <w:r>
+        <w:rPr>
+          <w:rFonts w:ascii="TH Sarabun New" w:hAnsi="TH Sarabun New" w:cs="TH Sarabun New"/>
+          <w:b/>
+          <w:bCs/>
+          <w:sz w:val="32"/>
+          <w:szCs w:val="32"/>
+        </w:rPr>
+        <w:t>GDScript</w:t>
+      </w:r>
+      <w:r>
+        <w:rPr>
+          <w:rFonts w:ascii="TH Sarabun New" w:hAnsi="TH Sarabun New" w:cs="TH Sarabun New" w:hint="cs"/>
+          <w:b/>
+          <w:bCs/>
+          <w:sz w:val="32"/>
+          <w:szCs w:val="32"/>
+          <w:cs/>
         </w:rPr>
         <w:t xml:space="preserve"> </w:t>
       </w:r>
-      <w:r>
-        <w:rPr>
-          <w:rFonts w:ascii="TH Sarabun New" w:hAnsi="TH Sarabun New" w:cs="TH Sarabun New" w:hint="cs"/>
-          <w:b/>
-          <w:bCs/>
-          <w:sz w:val="32"/>
-          <w:szCs w:val="32"/>
-          <w:cs/>
-        </w:rPr>
-        <w:t xml:space="preserve">และ ภาษา </w:t>
-      </w:r>
-      <w:r>
-        <w:rPr>
-          <w:rFonts w:ascii="TH Sarabun New" w:hAnsi="TH Sarabun New" w:cs="TH Sarabun New"/>
-          <w:b/>
-          <w:bCs/>
-          <w:sz w:val="32"/>
-          <w:szCs w:val="32"/>
-        </w:rPr>
-        <w:t>GDScript</w:t>
-      </w:r>
-      <w:r>
-        <w:rPr>
-          <w:rFonts w:ascii="TH Sarabun New" w:hAnsi="TH Sarabun New" w:cs="TH Sarabun New" w:hint="cs"/>
-          <w:b/>
-          <w:bCs/>
-          <w:sz w:val="32"/>
-          <w:szCs w:val="32"/>
-          <w:cs/>
-        </w:rPr>
-        <w:t xml:space="preserve"> </w:t>
-      </w:r>
     </w:p>
     <w:p>
       <w:pPr>
@@ -11472,17 +11491,7 @@
           <w:szCs w:val="32"/>
           <w:cs/>
         </w:rPr>
-        <w:t>เหมาะสมกับโครงงานระดับนักเรียน ได้แก่ การเปิดให้ใช้งานได้โดยไม่มีค่าใช้จ่ายและไม่มีเงื่อนไขส่วนแบ่งรายได้ ขนาดโปรแกรมที่เล็ก ระบบฉากและโหนดที่เข้าใจได้ง่าย และการรองรับการส่งออกไฟล์ไปยังหลาย</w:t>
-      </w:r>
-      <w:r>
-        <w:rPr>
-          <w:rFonts w:ascii="TH Sarabun New" w:hAnsi="TH Sarabun New" w:cs="TH Sarabun New"/>
-          <w:sz w:val="32"/>
-          <w:szCs w:val="32"/>
-          <w:cs/>
-        </w:rPr>
-        <w:lastRenderedPageBreak/>
-        <w:t xml:space="preserve">แพลตฟอร์ม ซึ่งสะดวกต่อการนำไปให้กลุ่มตัวอย่างทดลองเล่น โครงงานนี้ใช้ </w:t>
+        <w:t xml:space="preserve">เหมาะสมกับโครงงานระดับนักเรียน ได้แก่ การเปิดให้ใช้งานได้โดยไม่มีค่าใช้จ่ายและไม่มีเงื่อนไขส่วนแบ่งรายได้ ขนาดโปรแกรมที่เล็ก ระบบฉากและโหนดที่เข้าใจได้ง่าย และการรองรับการส่งออกไฟล์ไปยังหลายแพลตฟอร์ม ซึ่งสะดวกต่อการนำไปให้กลุ่มตัวอย่างทดลองเล่น โครงงานนี้ใช้ </w:t>
       </w:r>
       <w:r>
         <w:rPr>
@@ -12157,6 +12166,7 @@
           <w:sz w:val="32"/>
           <w:szCs w:val="32"/>
         </w:rPr>
+        <w:lastRenderedPageBreak/>
         <w:tab/>
       </w:r>
       <w:r>
@@ -12282,38 +12292,20 @@
         <w:jc w:val="thaiDistribute"/>
         <w:rPr>
           <w:rFonts w:ascii="TH Sarabun New" w:hAnsi="TH Sarabun New" w:cs="TH Sarabun New"/>
-          <w:sz w:val="32"/>
-          <w:szCs w:val="32"/>
-        </w:rPr>
-      </w:pPr>
-    </w:p>
-    <w:p>
-      <w:pPr>
-        <w:tabs>
-          <w:tab w:val="left" w:pos="907"/>
-          <w:tab w:val="left" w:pos="1166"/>
-          <w:tab w:val="left" w:pos="1440"/>
-          <w:tab w:val="left" w:pos="1670"/>
-        </w:tabs>
-        <w:spacing w:after="0" w:line="240" w:lineRule="auto"/>
-        <w:jc w:val="thaiDistribute"/>
-        <w:rPr>
-          <w:rFonts w:ascii="TH Sarabun New" w:hAnsi="TH Sarabun New" w:cs="TH Sarabun New"/>
-          <w:b/>
-          <w:bCs/>
-          <w:sz w:val="32"/>
-          <w:szCs w:val="32"/>
-        </w:rPr>
-      </w:pPr>
-      <w:r>
-        <w:rPr>
-          <w:rFonts w:ascii="TH Sarabun New" w:hAnsi="TH Sarabun New" w:cs="TH Sarabun New"/>
-          <w:b/>
-          <w:bCs/>
-          <w:sz w:val="32"/>
-          <w:szCs w:val="32"/>
-        </w:rPr>
-        <w:lastRenderedPageBreak/>
+          <w:b/>
+          <w:bCs/>
+          <w:sz w:val="32"/>
+          <w:szCs w:val="32"/>
+        </w:rPr>
+      </w:pPr>
+      <w:r>
+        <w:rPr>
+          <w:rFonts w:ascii="TH Sarabun New" w:hAnsi="TH Sarabun New" w:cs="TH Sarabun New"/>
+          <w:b/>
+          <w:bCs/>
+          <w:sz w:val="32"/>
+          <w:szCs w:val="32"/>
+        </w:rPr>
         <w:tab/>
       </w:r>
       <w:r>
@@ -13027,7 +13019,16 @@
           <w:sz w:val="32"/>
           <w:szCs w:val="32"/>
         </w:rPr>
-        <w:t xml:space="preserve">Untitled Illness </w:t>
+        <w:t xml:space="preserve">Untitled </w:t>
+      </w:r>
+      <w:r>
+        <w:rPr>
+          <w:rFonts w:ascii="TH Sarabun New" w:hAnsi="TH Sarabun New" w:cs="TH Sarabun New"/>
+          <w:sz w:val="32"/>
+          <w:szCs w:val="32"/>
+        </w:rPr>
+        <w:lastRenderedPageBreak/>
+        <w:t xml:space="preserve">Illness </w:t>
       </w:r>
       <w:r>
         <w:rPr>
@@ -13137,276 +13138,259 @@
           <w:szCs w:val="32"/>
           <w:cs/>
         </w:rPr>
+        <w:tab/>
+      </w:r>
+      <w:r>
+        <w:rPr>
+          <w:rFonts w:ascii="TH Sarabun New" w:hAnsi="TH Sarabun New" w:cs="TH Sarabun New"/>
+          <w:b/>
+          <w:bCs/>
+          <w:sz w:val="32"/>
+          <w:szCs w:val="32"/>
+          <w:cs/>
+        </w:rPr>
+        <w:t>ประการที่สาม</w:t>
+      </w:r>
+      <w:r>
+        <w:rPr>
+          <w:rFonts w:ascii="TH Sarabun New" w:hAnsi="TH Sarabun New" w:cs="TH Sarabun New"/>
+          <w:sz w:val="32"/>
+          <w:szCs w:val="32"/>
+        </w:rPr>
+        <w:t xml:space="preserve"> </w:t>
+      </w:r>
+      <w:r>
+        <w:rPr>
+          <w:rFonts w:ascii="TH Sarabun New" w:hAnsi="TH Sarabun New" w:cs="TH Sarabun New"/>
+          <w:sz w:val="32"/>
+          <w:szCs w:val="32"/>
+          <w:cs/>
+        </w:rPr>
+        <w:t>โครงงานนี้เชื่อมโยงข้อค้นพบด้านการกำกับอารมณ์ในวัยรุ่น (</w:t>
+      </w:r>
+      <w:r>
+        <w:rPr>
+          <w:rFonts w:ascii="TH Sarabun New" w:hAnsi="TH Sarabun New" w:cs="TH Sarabun New"/>
+          <w:sz w:val="32"/>
+          <w:szCs w:val="32"/>
+        </w:rPr>
+        <w:t xml:space="preserve">Fombouchet et al., 2023; Wylie, De France, &amp; Hollenstein, 2023) </w:t>
+      </w:r>
+      <w:r>
+        <w:rPr>
+          <w:rFonts w:ascii="TH Sarabun New" w:hAnsi="TH Sarabun New" w:cs="TH Sarabun New"/>
+          <w:sz w:val="32"/>
+          <w:szCs w:val="32"/>
+          <w:cs/>
+        </w:rPr>
+        <w:t xml:space="preserve">เข้ากับกลไกของเกมโดยตรงผ่านระบบ </w:t>
+      </w:r>
+      <w:r>
+        <w:rPr>
+          <w:rFonts w:ascii="TH Sarabun New" w:hAnsi="TH Sarabun New" w:cs="TH Sarabun New"/>
+          <w:sz w:val="32"/>
+          <w:szCs w:val="32"/>
+        </w:rPr>
+        <w:t xml:space="preserve">Emotional Weight </w:t>
+      </w:r>
+      <w:r>
+        <w:rPr>
+          <w:rFonts w:ascii="TH Sarabun New" w:hAnsi="TH Sarabun New" w:cs="TH Sarabun New"/>
+          <w:sz w:val="32"/>
+          <w:szCs w:val="32"/>
+          <w:cs/>
+        </w:rPr>
+        <w:t>โดยเฉพาะการแปลงแนวคิดเรื่อง "คลังกลยุทธ์ที่จำกัด" ให้กลายเป็นกฎของเกมที่ลดจำนวนตัวเลือกลง แทนที่จะเป็นเพียงเนื้อหาในบทสนทนา</w:t>
+      </w:r>
+    </w:p>
+    <w:p>
+      <w:pPr>
+        <w:tabs>
+          <w:tab w:val="left" w:pos="907"/>
+          <w:tab w:val="left" w:pos="1166"/>
+          <w:tab w:val="left" w:pos="1440"/>
+          <w:tab w:val="left" w:pos="1670"/>
+        </w:tabs>
+        <w:spacing w:after="0" w:line="240" w:lineRule="auto"/>
+        <w:jc w:val="thaiDistribute"/>
+        <w:rPr>
+          <w:rFonts w:ascii="TH Sarabun New" w:hAnsi="TH Sarabun New" w:cs="TH Sarabun New"/>
+          <w:sz w:val="32"/>
+          <w:szCs w:val="32"/>
+        </w:rPr>
+      </w:pPr>
+      <w:r>
+        <w:rPr>
+          <w:rFonts w:ascii="TH Sarabun New" w:hAnsi="TH Sarabun New" w:cs="TH Sarabun New"/>
+          <w:b/>
+          <w:bCs/>
+          <w:sz w:val="32"/>
+          <w:szCs w:val="32"/>
+          <w:cs/>
+        </w:rPr>
+        <w:tab/>
+      </w:r>
+      <w:r>
+        <w:rPr>
+          <w:rFonts w:ascii="TH Sarabun New" w:hAnsi="TH Sarabun New" w:cs="TH Sarabun New"/>
+          <w:b/>
+          <w:bCs/>
+          <w:sz w:val="32"/>
+          <w:szCs w:val="32"/>
+          <w:cs/>
+        </w:rPr>
+        <w:t>ประการที่สี่</w:t>
+      </w:r>
+      <w:r>
+        <w:rPr>
+          <w:rFonts w:ascii="TH Sarabun New" w:hAnsi="TH Sarabun New" w:cs="TH Sarabun New"/>
+          <w:sz w:val="32"/>
+          <w:szCs w:val="32"/>
+        </w:rPr>
+        <w:t xml:space="preserve"> </w:t>
+      </w:r>
+      <w:r>
+        <w:rPr>
+          <w:rFonts w:ascii="TH Sarabun New" w:hAnsi="TH Sarabun New" w:cs="TH Sarabun New"/>
+          <w:sz w:val="32"/>
+          <w:szCs w:val="32"/>
+          <w:cs/>
+        </w:rPr>
+        <w:t xml:space="preserve">ข้อจำกัดที่ต้องยอมรับมีอย่างน้อยสองประการ ประการหนึ่ง </w:t>
+      </w:r>
+      <w:r>
+        <w:rPr>
+          <w:rFonts w:ascii="TH Sarabun New" w:hAnsi="TH Sarabun New" w:cs="TH Sarabun New"/>
+          <w:sz w:val="32"/>
+          <w:szCs w:val="32"/>
+        </w:rPr>
+        <w:t xml:space="preserve">Li </w:t>
+      </w:r>
+      <w:r>
+        <w:rPr>
+          <w:rFonts w:ascii="TH Sarabun New" w:hAnsi="TH Sarabun New" w:cs="TH Sarabun New"/>
+          <w:sz w:val="32"/>
+          <w:szCs w:val="32"/>
+          <w:cs/>
+        </w:rPr>
+        <w:t xml:space="preserve">และ </w:t>
+      </w:r>
+      <w:r>
+        <w:rPr>
+          <w:rFonts w:ascii="TH Sarabun New" w:hAnsi="TH Sarabun New" w:cs="TH Sarabun New"/>
+          <w:sz w:val="32"/>
+          <w:szCs w:val="32"/>
+        </w:rPr>
+        <w:t xml:space="preserve">van Berlo (2025) </w:t>
+      </w:r>
+      <w:r>
+        <w:rPr>
+          <w:rFonts w:ascii="TH Sarabun New" w:hAnsi="TH Sarabun New" w:cs="TH Sarabun New"/>
+          <w:sz w:val="32"/>
+          <w:szCs w:val="32"/>
+          <w:cs/>
+        </w:rPr>
+        <w:t xml:space="preserve">พบว่าความเห็นอกเห็นใจที่เพิ่มขึ้นไม่ได้นำไปสู่การลดอคติแฝงเสมอไป อีกประการหนึ่ง </w:t>
+      </w:r>
+      <w:r>
+        <w:rPr>
+          <w:rFonts w:ascii="TH Sarabun New" w:hAnsi="TH Sarabun New" w:cs="TH Sarabun New"/>
+          <w:sz w:val="32"/>
+          <w:szCs w:val="32"/>
+        </w:rPr>
+        <w:t xml:space="preserve">Scholl </w:t>
+      </w:r>
+      <w:r>
+        <w:rPr>
+          <w:rFonts w:ascii="TH Sarabun New" w:hAnsi="TH Sarabun New" w:cs="TH Sarabun New"/>
+          <w:sz w:val="32"/>
+          <w:szCs w:val="32"/>
+          <w:cs/>
+        </w:rPr>
+        <w:t>และคณะ (</w:t>
+      </w:r>
+      <w:r>
+        <w:rPr>
+          <w:rFonts w:ascii="TH Sarabun New" w:hAnsi="TH Sarabun New" w:cs="TH Sarabun New"/>
+          <w:sz w:val="32"/>
+          <w:szCs w:val="32"/>
+        </w:rPr>
+        <w:t xml:space="preserve">2022) </w:t>
+      </w:r>
+      <w:r>
+        <w:rPr>
+          <w:rFonts w:ascii="TH Sarabun New" w:hAnsi="TH Sarabun New" w:cs="TH Sarabun New"/>
+          <w:sz w:val="32"/>
+          <w:szCs w:val="32"/>
+          <w:cs/>
+        </w:rPr>
+        <w:t xml:space="preserve">พบว่าเมื่อตัวเลือกไม่ถูกออกแบบให้มีความหมายเพียงพอ การมีตัวเลือกก็ไม่ให้ผลใด ๆ ดังนั้นการตั้งเป้าหมายของโครงงานจึงควรอยู่ที่การกระตุ้นการสะท้อนความคิดและการตระหนักรู้ มากกว่าการอ้างว่าสามารถเปลี่ยนทัศนคติของผู้เล่นได้อย่างถาวร ซึ่งสอดคล้องกับขอบเขตที่กำหนดไว้ในบทที่ </w:t>
+      </w:r>
+      <w:r>
+        <w:rPr>
+          <w:rFonts w:ascii="TH Sarabun New" w:hAnsi="TH Sarabun New" w:cs="TH Sarabun New"/>
+          <w:sz w:val="32"/>
+          <w:szCs w:val="32"/>
+        </w:rPr>
+        <w:t>1</w:t>
+      </w:r>
+    </w:p>
+    <w:p>
+      <w:pPr>
+        <w:tabs>
+          <w:tab w:val="left" w:pos="907"/>
+          <w:tab w:val="left" w:pos="1166"/>
+          <w:tab w:val="left" w:pos="1440"/>
+          <w:tab w:val="left" w:pos="1670"/>
+        </w:tabs>
+        <w:spacing w:after="0" w:line="240" w:lineRule="auto"/>
+        <w:jc w:val="thaiDistribute"/>
+        <w:rPr>
+          <w:rFonts w:ascii="TH Sarabun New" w:hAnsi="TH Sarabun New" w:cs="TH Sarabun New"/>
+          <w:sz w:val="32"/>
+          <w:szCs w:val="32"/>
+          <w:cs/>
+        </w:rPr>
+      </w:pPr>
+      <w:r>
+        <w:rPr>
+          <w:rFonts w:ascii="TH Sarabun New" w:hAnsi="TH Sarabun New" w:cs="TH Sarabun New"/>
+          <w:sz w:val="32"/>
+          <w:szCs w:val="32"/>
+          <w:cs/>
+        </w:rPr>
+        <w:br w:type="page"/>
+      </w:r>
+    </w:p>
+    <w:p>
+      <w:pPr>
+        <w:tabs>
+          <w:tab w:val="left" w:pos="907"/>
+          <w:tab w:val="left" w:pos="1166"/>
+          <w:tab w:val="left" w:pos="1440"/>
+          <w:tab w:val="left" w:pos="1670"/>
+        </w:tabs>
+        <w:spacing w:after="0" w:line="240" w:lineRule="auto"/>
+        <w:jc w:val="thaiDistribute"/>
+        <w:rPr>
+          <w:rFonts w:ascii="TH Sarabun New" w:hAnsi="TH Sarabun New" w:cs="TH Sarabun New"/>
+          <w:b/>
+          <w:bCs/>
+          <w:color w:val="EE0000"/>
+          <w:sz w:val="32"/>
+          <w:szCs w:val="32"/>
+        </w:rPr>
+      </w:pPr>
+      <w:r>
+        <w:rPr>
+          <w:rFonts w:ascii="TH Sarabun New" w:hAnsi="TH Sarabun New" w:cs="TH Sarabun New"/>
+          <w:b/>
+          <w:bCs/>
+          <w:sz w:val="32"/>
+          <w:szCs w:val="32"/>
+          <w:cs/>
+        </w:rPr>
         <w:lastRenderedPageBreak/>
-        <w:tab/>
-      </w:r>
-      <w:r>
-        <w:rPr>
-          <w:rFonts w:ascii="TH Sarabun New" w:hAnsi="TH Sarabun New" w:cs="TH Sarabun New"/>
-          <w:b/>
-          <w:bCs/>
-          <w:sz w:val="32"/>
-          <w:szCs w:val="32"/>
-          <w:cs/>
-        </w:rPr>
-        <w:t>ประการที่สาม</w:t>
-      </w:r>
-      <w:r>
-        <w:rPr>
-          <w:rFonts w:ascii="TH Sarabun New" w:hAnsi="TH Sarabun New" w:cs="TH Sarabun New"/>
-          <w:sz w:val="32"/>
-          <w:szCs w:val="32"/>
-        </w:rPr>
-        <w:t xml:space="preserve"> </w:t>
-      </w:r>
-      <w:r>
-        <w:rPr>
-          <w:rFonts w:ascii="TH Sarabun New" w:hAnsi="TH Sarabun New" w:cs="TH Sarabun New"/>
-          <w:sz w:val="32"/>
-          <w:szCs w:val="32"/>
-          <w:cs/>
-        </w:rPr>
-        <w:t>โครงงานนี้เชื่อมโยงข้อค้นพบด้านการกำกับอารมณ์ในวัยรุ่น (</w:t>
-      </w:r>
-      <w:r>
-        <w:rPr>
-          <w:rFonts w:ascii="TH Sarabun New" w:hAnsi="TH Sarabun New" w:cs="TH Sarabun New"/>
-          <w:sz w:val="32"/>
-          <w:szCs w:val="32"/>
-        </w:rPr>
-        <w:t xml:space="preserve">Fombouchet et al., 2023; Wylie, De France, &amp; Hollenstein, 2023) </w:t>
-      </w:r>
-      <w:r>
-        <w:rPr>
-          <w:rFonts w:ascii="TH Sarabun New" w:hAnsi="TH Sarabun New" w:cs="TH Sarabun New"/>
-          <w:sz w:val="32"/>
-          <w:szCs w:val="32"/>
-          <w:cs/>
-        </w:rPr>
-        <w:t xml:space="preserve">เข้ากับกลไกของเกมโดยตรงผ่านระบบ </w:t>
-      </w:r>
-      <w:r>
-        <w:rPr>
-          <w:rFonts w:ascii="TH Sarabun New" w:hAnsi="TH Sarabun New" w:cs="TH Sarabun New"/>
-          <w:sz w:val="32"/>
-          <w:szCs w:val="32"/>
-        </w:rPr>
-        <w:t xml:space="preserve">Emotional Weight </w:t>
-      </w:r>
-      <w:r>
-        <w:rPr>
-          <w:rFonts w:ascii="TH Sarabun New" w:hAnsi="TH Sarabun New" w:cs="TH Sarabun New"/>
-          <w:sz w:val="32"/>
-          <w:szCs w:val="32"/>
-          <w:cs/>
-        </w:rPr>
-        <w:t>โดยเฉพาะการแปลงแนวคิดเรื่อง "คลังกลยุทธ์ที่จำกัด" ให้กลายเป็นกฎของเกมที่ลดจำนวนตัวเลือกลง แทนที่จะเป็นเพียงเนื้อหาในบทสนทนา</w:t>
-      </w:r>
-    </w:p>
-    <w:p>
-      <w:pPr>
-        <w:tabs>
-          <w:tab w:val="left" w:pos="907"/>
-          <w:tab w:val="left" w:pos="1166"/>
-          <w:tab w:val="left" w:pos="1440"/>
-          <w:tab w:val="left" w:pos="1670"/>
-        </w:tabs>
-        <w:spacing w:after="0" w:line="240" w:lineRule="auto"/>
-        <w:jc w:val="thaiDistribute"/>
-        <w:rPr>
-          <w:rFonts w:ascii="TH Sarabun New" w:hAnsi="TH Sarabun New" w:cs="TH Sarabun New"/>
-          <w:sz w:val="32"/>
-          <w:szCs w:val="32"/>
-        </w:rPr>
-      </w:pPr>
-      <w:r>
-        <w:rPr>
-          <w:rFonts w:ascii="TH Sarabun New" w:hAnsi="TH Sarabun New" w:cs="TH Sarabun New"/>
-          <w:b/>
-          <w:bCs/>
-          <w:sz w:val="32"/>
-          <w:szCs w:val="32"/>
-          <w:cs/>
-        </w:rPr>
-        <w:tab/>
-      </w:r>
-      <w:r>
-        <w:rPr>
-          <w:rFonts w:ascii="TH Sarabun New" w:hAnsi="TH Sarabun New" w:cs="TH Sarabun New"/>
-          <w:b/>
-          <w:bCs/>
-          <w:sz w:val="32"/>
-          <w:szCs w:val="32"/>
-          <w:cs/>
-        </w:rPr>
-        <w:t>ประการที่สี่</w:t>
-      </w:r>
-      <w:r>
-        <w:rPr>
-          <w:rFonts w:ascii="TH Sarabun New" w:hAnsi="TH Sarabun New" w:cs="TH Sarabun New"/>
-          <w:sz w:val="32"/>
-          <w:szCs w:val="32"/>
-        </w:rPr>
-        <w:t xml:space="preserve"> </w:t>
-      </w:r>
-      <w:r>
-        <w:rPr>
-          <w:rFonts w:ascii="TH Sarabun New" w:hAnsi="TH Sarabun New" w:cs="TH Sarabun New"/>
-          <w:sz w:val="32"/>
-          <w:szCs w:val="32"/>
-          <w:cs/>
-        </w:rPr>
-        <w:t xml:space="preserve">ข้อจำกัดที่ต้องยอมรับมีอย่างน้อยสองประการ ประการหนึ่ง </w:t>
-      </w:r>
-      <w:r>
-        <w:rPr>
-          <w:rFonts w:ascii="TH Sarabun New" w:hAnsi="TH Sarabun New" w:cs="TH Sarabun New"/>
-          <w:sz w:val="32"/>
-          <w:szCs w:val="32"/>
-        </w:rPr>
-        <w:t xml:space="preserve">Li </w:t>
-      </w:r>
-      <w:r>
-        <w:rPr>
-          <w:rFonts w:ascii="TH Sarabun New" w:hAnsi="TH Sarabun New" w:cs="TH Sarabun New"/>
-          <w:sz w:val="32"/>
-          <w:szCs w:val="32"/>
-          <w:cs/>
-        </w:rPr>
-        <w:t xml:space="preserve">และ </w:t>
-      </w:r>
-      <w:r>
-        <w:rPr>
-          <w:rFonts w:ascii="TH Sarabun New" w:hAnsi="TH Sarabun New" w:cs="TH Sarabun New"/>
-          <w:sz w:val="32"/>
-          <w:szCs w:val="32"/>
-        </w:rPr>
-        <w:t xml:space="preserve">van Berlo (2025) </w:t>
-      </w:r>
-      <w:r>
-        <w:rPr>
-          <w:rFonts w:ascii="TH Sarabun New" w:hAnsi="TH Sarabun New" w:cs="TH Sarabun New"/>
-          <w:sz w:val="32"/>
-          <w:szCs w:val="32"/>
-          <w:cs/>
-        </w:rPr>
-        <w:t xml:space="preserve">พบว่าความเห็นอกเห็นใจที่เพิ่มขึ้นไม่ได้นำไปสู่การลดอคติแฝงเสมอไป อีกประการหนึ่ง </w:t>
-      </w:r>
-      <w:r>
-        <w:rPr>
-          <w:rFonts w:ascii="TH Sarabun New" w:hAnsi="TH Sarabun New" w:cs="TH Sarabun New"/>
-          <w:sz w:val="32"/>
-          <w:szCs w:val="32"/>
-        </w:rPr>
-        <w:t xml:space="preserve">Scholl </w:t>
-      </w:r>
-      <w:r>
-        <w:rPr>
-          <w:rFonts w:ascii="TH Sarabun New" w:hAnsi="TH Sarabun New" w:cs="TH Sarabun New"/>
-          <w:sz w:val="32"/>
-          <w:szCs w:val="32"/>
-          <w:cs/>
-        </w:rPr>
-        <w:t>และคณะ (</w:t>
-      </w:r>
-      <w:r>
-        <w:rPr>
-          <w:rFonts w:ascii="TH Sarabun New" w:hAnsi="TH Sarabun New" w:cs="TH Sarabun New"/>
-          <w:sz w:val="32"/>
-          <w:szCs w:val="32"/>
-        </w:rPr>
-        <w:t xml:space="preserve">2022) </w:t>
-      </w:r>
-      <w:r>
-        <w:rPr>
-          <w:rFonts w:ascii="TH Sarabun New" w:hAnsi="TH Sarabun New" w:cs="TH Sarabun New"/>
-          <w:sz w:val="32"/>
-          <w:szCs w:val="32"/>
-          <w:cs/>
-        </w:rPr>
-        <w:t xml:space="preserve">พบว่าเมื่อตัวเลือกไม่ถูกออกแบบให้มีความหมายเพียงพอ การมีตัวเลือกก็ไม่ให้ผลใด ๆ ดังนั้นการตั้งเป้าหมายของโครงงานจึงควรอยู่ที่การกระตุ้นการสะท้อนความคิดและการตระหนักรู้ มากกว่าการอ้างว่าสามารถเปลี่ยนทัศนคติของผู้เล่นได้อย่างถาวร ซึ่งสอดคล้องกับขอบเขตที่กำหนดไว้ในบทที่ </w:t>
-      </w:r>
-      <w:r>
-        <w:rPr>
-          <w:rFonts w:ascii="TH Sarabun New" w:hAnsi="TH Sarabun New" w:cs="TH Sarabun New"/>
-          <w:sz w:val="32"/>
-          <w:szCs w:val="32"/>
-        </w:rPr>
-        <w:t>1</w:t>
-      </w:r>
-    </w:p>
-    <w:p>
-      <w:pPr>
-        <w:tabs>
-          <w:tab w:val="left" w:pos="907"/>
-          <w:tab w:val="left" w:pos="1166"/>
-          <w:tab w:val="left" w:pos="1440"/>
-          <w:tab w:val="left" w:pos="1670"/>
-        </w:tabs>
-        <w:spacing w:after="0" w:line="240" w:lineRule="auto"/>
-        <w:jc w:val="thaiDistribute"/>
-        <w:rPr>
-          <w:rFonts w:ascii="TH Sarabun New" w:hAnsi="TH Sarabun New" w:cs="TH Sarabun New"/>
-          <w:sz w:val="32"/>
-          <w:szCs w:val="32"/>
-          <w:cs/>
-        </w:rPr>
-      </w:pPr>
-      <w:r>
-        <w:rPr>
-          <w:rFonts w:ascii="TH Sarabun New" w:hAnsi="TH Sarabun New" w:cs="TH Sarabun New"/>
-          <w:sz w:val="32"/>
-          <w:szCs w:val="32"/>
-          <w:cs/>
-        </w:rPr>
-        <w:br w:type="page"/>
-      </w:r>
-    </w:p>
-    <w:p>
-      <w:pPr>
-        <w:tabs>
-          <w:tab w:val="left" w:pos="907"/>
-          <w:tab w:val="left" w:pos="1166"/>
-          <w:tab w:val="left" w:pos="1440"/>
-          <w:tab w:val="left" w:pos="1670"/>
-        </w:tabs>
-        <w:spacing w:after="0" w:line="240" w:lineRule="auto"/>
-        <w:jc w:val="thaiDistribute"/>
-        <w:rPr>
-          <w:rFonts w:ascii="TH Sarabun New" w:hAnsi="TH Sarabun New" w:cs="TH Sarabun New"/>
-          <w:sz w:val="32"/>
-          <w:szCs w:val="32"/>
-        </w:rPr>
-      </w:pPr>
-    </w:p>
-    <w:p>
-      <w:pPr>
-        <w:tabs>
-          <w:tab w:val="left" w:pos="907"/>
-          <w:tab w:val="left" w:pos="1166"/>
-          <w:tab w:val="left" w:pos="1440"/>
-          <w:tab w:val="left" w:pos="1670"/>
-        </w:tabs>
-        <w:spacing w:after="0" w:line="240" w:lineRule="auto"/>
-        <w:jc w:val="thaiDistribute"/>
-        <w:rPr>
-          <w:rFonts w:ascii="TH Sarabun New" w:hAnsi="TH Sarabun New" w:cs="TH Sarabun New"/>
-          <w:b/>
-          <w:bCs/>
-          <w:color w:val="EE0000"/>
-          <w:sz w:val="32"/>
-          <w:szCs w:val="32"/>
-        </w:rPr>
-      </w:pPr>
-      <w:r>
-        <w:rPr>
-          <w:rFonts w:ascii="TH Sarabun New" w:hAnsi="TH Sarabun New" w:cs="TH Sarabun New"/>
-          <w:b/>
-          <w:bCs/>
-          <w:sz w:val="32"/>
-          <w:szCs w:val="32"/>
-          <w:cs/>
-        </w:rPr>
         <w:t>อ้างอิง</w:t>
       </w:r>
       <w:r>
@@ -14036,7 +14020,6 @@
           <w:sz w:val="32"/>
           <w:szCs w:val="32"/>
         </w:rPr>
-        <w:lastRenderedPageBreak/>
         <w:t xml:space="preserve">Godot Engine. (n.d.). </w:t>
       </w:r>
       <w:r>
@@ -14091,6 +14074,7 @@
           <w:sz w:val="32"/>
           <w:szCs w:val="32"/>
         </w:rPr>
+        <w:lastRenderedPageBreak/>
         <w:t xml:space="preserve">Li, S. J., &amp; van Berlo, Z. M. C. (2025). Video games for good: Active perspective-taking fosters empathy and reduces implicit bias toward gendered violence victims. </w:t>
       </w:r>
       <w:r>
@@ -14512,8 +14496,16 @@
           <w:sz w:val="32"/>
           <w:szCs w:val="32"/>
         </w:rPr>
+        <w:t xml:space="preserve">Warsinsky, S., Schmidt-Kraepelin, M., Rank, S., Thiebes, S., &amp; Sunyaev, A. (2021). Conceptual ambiguity surrounding gamification and serious games in health care: </w:t>
+      </w:r>
+      <w:r>
+        <w:rPr>
+          <w:rFonts w:ascii="TH Sarabun New" w:hAnsi="TH Sarabun New" w:cs="TH Sarabun New"/>
+          <w:sz w:val="32"/>
+          <w:szCs w:val="32"/>
+        </w:rPr>
         <w:lastRenderedPageBreak/>
-        <w:t xml:space="preserve">Warsinsky, S., Schmidt-Kraepelin, M., Rank, S., Thiebes, S., &amp; Sunyaev, A. (2021). Conceptual ambiguity surrounding gamification and serious games in health care: Literature review and development of game-based intervention reporting guidelines (GAMING). </w:t>
+        <w:t xml:space="preserve">Literature review and development of game-based intervention reporting guidelines (GAMING). </w:t>
       </w:r>
       <w:r>
         <w:rPr>
@@ -15684,6 +15676,7 @@
   <w:style w:type="character" w:default="1" w:styleId="DefaultParagraphFont">
     <w:name w:val="Default Paragraph Font"/>
     <w:uiPriority w:val="1"/>
+    <w:semiHidden/>
     <w:unhideWhenUsed/>
   </w:style>
   <w:style w:type="table" w:default="1" w:styleId="TableNormal">

--- a/การเขียนเรียงความขั้นสูง.docx
+++ b/การเขียนเรียงความขั้นสูง.docx
@@ -457,17 +457,7 @@
           <w:szCs w:val="32"/>
           <w:cs/>
         </w:rPr>
-        <w:t>นายกฤษฎ์ติกุณ    วงษ์นิล</w:t>
-      </w:r>
-      <w:r>
-        <w:rPr>
-          <w:rFonts w:ascii="TH Sarabun New" w:hAnsi="TH Sarabun New" w:cs="TH Sarabun New"/>
-          <w:noProof w:val="0"/>
-          <w:sz w:val="32"/>
-          <w:szCs w:val="32"/>
-          <w:cs/>
-        </w:rPr>
-        <w:tab/>
+        <w:t>นายกฤษฎ์ติกุณ</w:t>
       </w:r>
       <w:r>
         <w:rPr>
@@ -477,6 +467,36 @@
           <w:szCs w:val="32"/>
           <w:cs/>
         </w:rPr>
+        <w:t xml:space="preserve">      </w:t>
+      </w:r>
+      <w:r>
+        <w:rPr>
+          <w:rFonts w:ascii="TH Sarabun New" w:hAnsi="TH Sarabun New" w:cs="TH Sarabun New" w:hint="cs"/>
+          <w:noProof w:val="0"/>
+          <w:sz w:val="32"/>
+          <w:szCs w:val="32"/>
+          <w:cs/>
+        </w:rPr>
+        <w:t>วงษ์นิล</w:t>
+      </w:r>
+      <w:r>
+        <w:rPr>
+          <w:rFonts w:ascii="TH Sarabun New" w:hAnsi="TH Sarabun New" w:cs="TH Sarabun New"/>
+          <w:noProof w:val="0"/>
+          <w:sz w:val="32"/>
+          <w:szCs w:val="32"/>
+          <w:cs/>
+        </w:rPr>
+        <w:tab/>
+      </w:r>
+      <w:r>
+        <w:rPr>
+          <w:rFonts w:ascii="TH Sarabun New" w:hAnsi="TH Sarabun New" w:cs="TH Sarabun New" w:hint="cs"/>
+          <w:noProof w:val="0"/>
+          <w:sz w:val="32"/>
+          <w:szCs w:val="32"/>
+          <w:cs/>
+        </w:rPr>
         <w:t xml:space="preserve">เลขที่ </w:t>
       </w:r>
       <w:r>
@@ -530,7 +550,7 @@
           <w:szCs w:val="32"/>
           <w:cs/>
         </w:rPr>
-        <w:t xml:space="preserve">   </w:t>
+        <w:t xml:space="preserve">      </w:t>
       </w:r>
       <w:r>
         <w:rPr>
@@ -540,7 +560,7 @@
           <w:szCs w:val="32"/>
           <w:cs/>
         </w:rPr>
-        <w:t xml:space="preserve"> ลี้กุล</w:t>
+        <w:t>ลี้กุล</w:t>
       </w:r>
       <w:r>
         <w:rPr>
@@ -595,7 +615,7 @@
           <w:cs/>
         </w:rPr>
         <w:tab/>
-        <w:t xml:space="preserve">นายณัฐชนน </w:t>
+        <w:t>นายณัฐชนน</w:t>
       </w:r>
       <w:r>
         <w:rPr>
@@ -605,7 +625,7 @@
           <w:szCs w:val="32"/>
           <w:cs/>
         </w:rPr>
-        <w:t xml:space="preserve">   </w:t>
+        <w:t xml:space="preserve">      </w:t>
       </w:r>
       <w:r>
         <w:rPr>
@@ -670,7 +690,7 @@
           <w:cs/>
         </w:rPr>
         <w:tab/>
-        <w:t xml:space="preserve">นายบวรวิชญ์ </w:t>
+        <w:t>นายบวรวิชญ์</w:t>
       </w:r>
       <w:r>
         <w:rPr>
@@ -680,7 +700,7 @@
           <w:szCs w:val="32"/>
           <w:cs/>
         </w:rPr>
-        <w:t xml:space="preserve">   </w:t>
+        <w:t xml:space="preserve">      </w:t>
       </w:r>
       <w:r>
         <w:rPr>
@@ -772,7 +792,7 @@
           <w:szCs w:val="32"/>
           <w:cs/>
         </w:rPr>
-        <w:t xml:space="preserve">   </w:t>
+        <w:t xml:space="preserve">      </w:t>
       </w:r>
       <w:r>
         <w:rPr>
@@ -782,7 +802,7 @@
           <w:szCs w:val="32"/>
           <w:cs/>
         </w:rPr>
-        <w:t xml:space="preserve"> เกษมพิณ</w:t>
+        <w:t>เกษมพิณ</w:t>
       </w:r>
       <w:r>
         <w:rPr>
@@ -910,57 +930,22 @@
         <w:spacing w:after="0" w:line="240" w:lineRule="auto"/>
         <w:jc w:val="center"/>
         <w:rPr>
-          <w:rFonts w:ascii="TH Sarabun New" w:hAnsi="TH Sarabun New" w:cs="TH Sarabun New"/>
-          <w:noProof w:val="0"/>
-          <w:sz w:val="32"/>
-          <w:szCs w:val="32"/>
-        </w:rPr>
-      </w:pPr>
-      <w:r>
-        <w:rPr>
-          <w:rFonts w:ascii="TH Sarabun New" w:hAnsi="TH Sarabun New" w:cs="TH Sarabun New"/>
-          <w:noProof w:val="0"/>
-          <w:sz w:val="32"/>
-          <w:szCs w:val="32"/>
-          <w:cs/>
-        </w:rPr>
-        <w:t xml:space="preserve">มิสพรทิพย์ </w:t>
-      </w:r>
-      <w:r>
-        <w:rPr>
           <w:rFonts w:ascii="TH Sarabun New" w:hAnsi="TH Sarabun New" w:cs="TH Sarabun New" w:hint="cs"/>
           <w:noProof w:val="0"/>
           <w:sz w:val="32"/>
           <w:szCs w:val="32"/>
           <w:cs/>
         </w:rPr>
-        <w:t xml:space="preserve">   สังเกต</w:t>
-      </w:r>
-    </w:p>
-    <w:p>
-      <w:pPr>
-        <w:tabs>
-          <w:tab w:val="left" w:pos="1440"/>
-          <w:tab w:val="left" w:pos="5490"/>
-        </w:tabs>
-        <w:spacing w:after="0" w:line="240" w:lineRule="auto"/>
-        <w:jc w:val="center"/>
+      </w:pPr>
+      <w:r>
         <w:rPr>
           <w:rFonts w:ascii="TH Sarabun New" w:hAnsi="TH Sarabun New" w:cs="TH Sarabun New"/>
           <w:noProof w:val="0"/>
           <w:sz w:val="32"/>
           <w:szCs w:val="32"/>
-        </w:rPr>
-      </w:pPr>
-      <w:r>
-        <w:rPr>
-          <w:rFonts w:ascii="TH Sarabun New" w:hAnsi="TH Sarabun New" w:cs="TH Sarabun New"/>
-          <w:noProof w:val="0"/>
-          <w:sz w:val="32"/>
-          <w:szCs w:val="32"/>
-          <w:cs/>
-        </w:rPr>
-        <w:t>มิสสุภาณี</w:t>
+          <w:cs/>
+        </w:rPr>
+        <w:t>มิสพรทิพย์</w:t>
       </w:r>
       <w:r>
         <w:rPr>
@@ -970,43 +955,7 @@
           <w:szCs w:val="32"/>
           <w:cs/>
         </w:rPr>
-        <w:t xml:space="preserve">   </w:t>
-      </w:r>
-      <w:r>
-        <w:rPr>
-          <w:rFonts w:ascii="TH Sarabun New" w:hAnsi="TH Sarabun New" w:cs="TH Sarabun New"/>
-          <w:noProof w:val="0"/>
-          <w:sz w:val="32"/>
-          <w:szCs w:val="32"/>
-          <w:cs/>
-        </w:rPr>
-        <w:t xml:space="preserve"> สุภาพ</w:t>
-      </w:r>
-    </w:p>
-    <w:p>
-      <w:pPr>
-        <w:tabs>
-          <w:tab w:val="left" w:pos="1440"/>
-          <w:tab w:val="left" w:pos="5490"/>
-        </w:tabs>
-        <w:spacing w:after="0" w:line="240" w:lineRule="auto"/>
-        <w:jc w:val="center"/>
-        <w:rPr>
-          <w:rFonts w:ascii="TH Sarabun New" w:hAnsi="TH Sarabun New" w:cs="TH Sarabun New"/>
-          <w:noProof w:val="0"/>
-          <w:sz w:val="32"/>
-          <w:szCs w:val="32"/>
-        </w:rPr>
-      </w:pPr>
-      <w:r>
-        <w:rPr>
-          <w:rFonts w:ascii="TH Sarabun New" w:hAnsi="TH Sarabun New" w:cs="TH Sarabun New"/>
-          <w:noProof w:val="0"/>
-          <w:sz w:val="32"/>
-          <w:szCs w:val="32"/>
-          <w:cs/>
-        </w:rPr>
-        <w:t>มิสพัฒนี</w:t>
+        <w:t xml:space="preserve">      </w:t>
       </w:r>
       <w:r>
         <w:rPr>
@@ -1016,17 +965,109 @@
           <w:szCs w:val="32"/>
           <w:cs/>
         </w:rPr>
-        <w:t xml:space="preserve">   </w:t>
-      </w:r>
-      <w:r>
-        <w:rPr>
-          <w:rFonts w:ascii="TH Sarabun New" w:hAnsi="TH Sarabun New" w:cs="TH Sarabun New"/>
+        <w:t>สังเกต</w:t>
+      </w:r>
+      <w:r>
+        <w:rPr>
+          <w:rFonts w:ascii="TH Sarabun New" w:hAnsi="TH Sarabun New" w:cs="TH Sarabun New" w:hint="cs"/>
           <w:noProof w:val="0"/>
           <w:sz w:val="32"/>
           <w:szCs w:val="32"/>
           <w:cs/>
         </w:rPr>
-        <w:t xml:space="preserve"> สกุลช่างเสนาะ</w:t>
+        <w:t>ุ</w:t>
+      </w:r>
+    </w:p>
+    <w:p>
+      <w:pPr>
+        <w:tabs>
+          <w:tab w:val="left" w:pos="1440"/>
+          <w:tab w:val="left" w:pos="5490"/>
+        </w:tabs>
+        <w:spacing w:after="0" w:line="240" w:lineRule="auto"/>
+        <w:jc w:val="center"/>
+        <w:rPr>
+          <w:rFonts w:ascii="TH Sarabun New" w:hAnsi="TH Sarabun New" w:cs="TH Sarabun New"/>
+          <w:noProof w:val="0"/>
+          <w:sz w:val="32"/>
+          <w:szCs w:val="32"/>
+        </w:rPr>
+      </w:pPr>
+      <w:r>
+        <w:rPr>
+          <w:rFonts w:ascii="TH Sarabun New" w:hAnsi="TH Sarabun New" w:cs="TH Sarabun New"/>
+          <w:noProof w:val="0"/>
+          <w:sz w:val="32"/>
+          <w:szCs w:val="32"/>
+          <w:cs/>
+        </w:rPr>
+        <w:t>มิสสุภาณี</w:t>
+      </w:r>
+      <w:r>
+        <w:rPr>
+          <w:rFonts w:ascii="TH Sarabun New" w:hAnsi="TH Sarabun New" w:cs="TH Sarabun New" w:hint="cs"/>
+          <w:noProof w:val="0"/>
+          <w:sz w:val="32"/>
+          <w:szCs w:val="32"/>
+          <w:cs/>
+        </w:rPr>
+        <w:t xml:space="preserve">      </w:t>
+      </w:r>
+      <w:r>
+        <w:rPr>
+          <w:rFonts w:ascii="TH Sarabun New" w:hAnsi="TH Sarabun New" w:cs="TH Sarabun New"/>
+          <w:noProof w:val="0"/>
+          <w:sz w:val="32"/>
+          <w:szCs w:val="32"/>
+          <w:cs/>
+        </w:rPr>
+        <w:t>สุภาพ</w:t>
+      </w:r>
+    </w:p>
+    <w:p>
+      <w:pPr>
+        <w:tabs>
+          <w:tab w:val="left" w:pos="1440"/>
+          <w:tab w:val="left" w:pos="5490"/>
+        </w:tabs>
+        <w:spacing w:after="0" w:line="240" w:lineRule="auto"/>
+        <w:jc w:val="center"/>
+        <w:rPr>
+          <w:rFonts w:ascii="TH Sarabun New" w:hAnsi="TH Sarabun New" w:cs="TH Sarabun New"/>
+          <w:noProof w:val="0"/>
+          <w:sz w:val="32"/>
+          <w:szCs w:val="32"/>
+        </w:rPr>
+      </w:pPr>
+      <w:r>
+        <w:rPr>
+          <w:rFonts w:ascii="TH Sarabun New" w:hAnsi="TH Sarabun New" w:cs="TH Sarabun New"/>
+          <w:noProof w:val="0"/>
+          <w:sz w:val="32"/>
+          <w:szCs w:val="32"/>
+          <w:cs/>
+        </w:rPr>
+        <w:t>มิสพัฒนี</w:t>
+      </w:r>
+      <w:r>
+        <w:rPr>
+          <w:rFonts w:ascii="TH Sarabun New" w:hAnsi="TH Sarabun New" w:cs="TH Sarabun New" w:hint="cs"/>
+          <w:noProof w:val="0"/>
+          <w:sz w:val="32"/>
+          <w:szCs w:val="32"/>
+          <w:cs/>
+        </w:rPr>
+        <w:t xml:space="preserve">      </w:t>
+      </w:r>
+      <w:r>
+        <w:rPr>
+          <w:rFonts w:ascii="TH Sarabun New" w:hAnsi="TH Sarabun New" w:cs="TH Sarabun New"/>
+          <w:noProof w:val="0"/>
+          <w:sz w:val="32"/>
+          <w:szCs w:val="32"/>
+          <w:cs/>
+        </w:rPr>
+        <w:t>สกุลช่างเสนาะ</w:t>
       </w:r>
     </w:p>
     <w:p>
